--- a/доп материалы/пробные варианты/ekonomika_variant_2.docx
+++ b/доп материалы/пробные варианты/ekonomika_variant_2.docx
@@ -4,320 +4,510 @@
   <w:body>
     <w:p>
       <w:pPr>
-        <w:jc w:val="center"/>
+        <w:widowControl/>
+        <w:spacing w:line="240" w:lineRule="auto" w:after="120"/>
+        <w:jc w:val="left"/>
       </w:pPr>
       <w:r>
         <w:rPr>
+          <w:rFonts w:ascii="Times New Roman" w:hAnsi="Times New Roman" w:eastAsia="Times New Roman"/>
           <w:b/>
-          <w:color w:val="2975E5"/>
-          <w:sz w:val="32"/>
+          <w:color w:val="181A1F"/>
+          <w:sz w:val="28"/>
         </w:rPr>
-        <w:t>ЕГЭ ПО ОБЩЕСТВОЗНАНИЮ — 2026</w:t>
+        <w:t>Тематический пробный вариант № 2. Экономика</w:t>
       </w:r>
     </w:p>
     <w:p>
       <w:pPr>
-        <w:jc w:val="center"/>
+        <w:widowControl/>
+        <w:spacing w:line="240" w:lineRule="auto" w:after="140"/>
+        <w:jc w:val="left"/>
       </w:pPr>
       <w:r>
         <w:rPr>
-          <w:b/>
-          <w:sz w:val="30"/>
+          <w:rFonts w:ascii="Times New Roman" w:hAnsi="Times New Roman" w:eastAsia="Times New Roman"/>
+          <w:color w:val="181A1F"/>
+          <w:sz w:val="28"/>
         </w:rPr>
-        <w:t>Тематический пробный вариант № 2</w:t>
-        <w:br/>
-        <w:t>Экономика</w:t>
-      </w:r>
-    </w:p>
-    <w:p>
-      <w:r>
         <w:t>25 заданий • максимальный первичный балл — 58 • рекомендуемое время — 3 часа 30 минут</w:t>
       </w:r>
     </w:p>
     <w:p>
+      <w:pPr>
+        <w:pStyle w:val="Heading1"/>
+        <w:keepNext/>
+        <w:widowControl/>
+        <w:spacing w:line="240" w:lineRule="auto" w:after="60" w:before="160"/>
+      </w:pPr>
       <w:r>
         <w:rPr>
-          <w:i/>
+          <w:rFonts w:ascii="Times New Roman" w:hAnsi="Times New Roman" w:eastAsia="Times New Roman"/>
+          <w:b/>
+          <w:color w:val="181A1F"/>
+          <w:sz w:val="28"/>
         </w:rPr>
-        <w:t>Все задания относятся к указанному разделу; фиксированные тематические номера заменены равноценными по максимальному баллу.</w:t>
-      </w:r>
-    </w:p>
-    <w:p>
-      <w:pPr>
-        <w:pStyle w:val="Heading1"/>
-      </w:pPr>
-      <w:r>
         <w:t>Часть 1</w:t>
       </w:r>
     </w:p>
     <w:p>
+      <w:pPr>
+        <w:widowControl/>
+        <w:spacing w:line="240" w:lineRule="auto" w:after="0"/>
+      </w:pPr>
       <w:r>
+        <w:rPr>
+          <w:rFonts w:ascii="Times New Roman" w:hAnsi="Times New Roman" w:eastAsia="Times New Roman"/>
+          <w:color w:val="181A1F"/>
+          <w:sz w:val="28"/>
+        </w:rPr>
         <w:t>Ответами к заданиям 1–16 являются последовательности цифр. Запишите ответ без пробелов и дополнительных символов.</w:t>
       </w:r>
     </w:p>
     <w:p>
+      <w:pPr>
+        <w:keepNext/>
+        <w:widowControl/>
+        <w:spacing w:line="240" w:lineRule="auto" w:after="0" w:before="120"/>
+      </w:pPr>
       <w:r>
         <w:rPr>
+          <w:rFonts w:ascii="Times New Roman" w:hAnsi="Times New Roman" w:eastAsia="Times New Roman"/>
           <w:b/>
-          <w:sz w:val="24"/>
+          <w:color w:val="181A1F"/>
+          <w:sz w:val="28"/>
         </w:rPr>
         <w:t>1.</w:t>
       </w:r>
     </w:p>
     <w:p>
+      <w:pPr>
+        <w:widowControl/>
+        <w:spacing w:line="240" w:lineRule="auto" w:after="0"/>
+      </w:pPr>
       <w:r>
         <w:rPr>
+          <w:rFonts w:ascii="Times New Roman" w:hAnsi="Times New Roman" w:eastAsia="Times New Roman"/>
           <w:b w:val="0"/>
           <w:i w:val="0"/>
+          <w:color w:val="181A1F"/>
+          <w:sz w:val="28"/>
         </w:rPr>
         <w:t xml:space="preserve">Ниже приведён перечень характеристик. Все они, за исключением двух, относятся к внутреннему валовому продукту (ВВП). </w:t>
       </w:r>
     </w:p>
     <w:p>
+      <w:pPr>
+        <w:widowControl/>
+        <w:spacing w:line="240" w:lineRule="auto" w:after="0"/>
+      </w:pPr>
       <w:r>
         <w:rPr>
+          <w:rFonts w:ascii="Times New Roman" w:hAnsi="Times New Roman" w:eastAsia="Times New Roman"/>
           <w:b w:val="0"/>
           <w:i w:val="0"/>
+          <w:color w:val="181A1F"/>
+          <w:sz w:val="28"/>
         </w:rPr>
         <w:t>1) макроэкономический показатель;</w:t>
       </w:r>
     </w:p>
     <w:p>
+      <w:pPr>
+        <w:widowControl/>
+        <w:spacing w:line="240" w:lineRule="auto" w:after="0"/>
+      </w:pPr>
       <w:r>
         <w:rPr>
+          <w:rFonts w:ascii="Times New Roman" w:hAnsi="Times New Roman" w:eastAsia="Times New Roman"/>
           <w:b w:val="0"/>
           <w:i w:val="0"/>
+          <w:color w:val="181A1F"/>
+          <w:sz w:val="28"/>
         </w:rPr>
         <w:t>2) отражение рыночной стоимости всех конечных товаров и услуг;</w:t>
       </w:r>
     </w:p>
     <w:p>
+      <w:pPr>
+        <w:widowControl/>
+        <w:spacing w:line="240" w:lineRule="auto" w:after="0"/>
+      </w:pPr>
       <w:r>
         <w:rPr>
+          <w:rFonts w:ascii="Times New Roman" w:hAnsi="Times New Roman" w:eastAsia="Times New Roman"/>
           <w:b w:val="0"/>
           <w:i w:val="0"/>
+          <w:color w:val="181A1F"/>
+          <w:sz w:val="28"/>
         </w:rPr>
         <w:t>3) критерий экономической стратификации;</w:t>
       </w:r>
     </w:p>
     <w:p>
+      <w:pPr>
+        <w:widowControl/>
+        <w:spacing w:line="240" w:lineRule="auto" w:after="0"/>
+      </w:pPr>
       <w:r>
         <w:rPr>
+          <w:rFonts w:ascii="Times New Roman" w:hAnsi="Times New Roman" w:eastAsia="Times New Roman"/>
           <w:b w:val="0"/>
           <w:i w:val="0"/>
+          <w:color w:val="181A1F"/>
+          <w:sz w:val="28"/>
         </w:rPr>
         <w:t>4) блага, произведённые за год во всех отраслях экономики на территории государства;</w:t>
       </w:r>
     </w:p>
     <w:p>
+      <w:pPr>
+        <w:widowControl/>
+        <w:spacing w:line="240" w:lineRule="auto" w:after="0"/>
+      </w:pPr>
       <w:r>
         <w:rPr>
+          <w:rFonts w:ascii="Times New Roman" w:hAnsi="Times New Roman" w:eastAsia="Times New Roman"/>
           <w:b w:val="0"/>
           <w:i w:val="0"/>
+          <w:color w:val="181A1F"/>
+          <w:sz w:val="28"/>
         </w:rPr>
         <w:t>5) общая сумма денежных поступлений в бюджет государства;</w:t>
       </w:r>
     </w:p>
     <w:p>
+      <w:pPr>
+        <w:widowControl/>
+        <w:spacing w:line="240" w:lineRule="auto" w:after="0"/>
+      </w:pPr>
       <w:r>
         <w:rPr>
+          <w:rFonts w:ascii="Times New Roman" w:hAnsi="Times New Roman" w:eastAsia="Times New Roman"/>
           <w:b w:val="0"/>
           <w:i w:val="0"/>
+          <w:color w:val="181A1F"/>
+          <w:sz w:val="28"/>
         </w:rPr>
         <w:t>6) расчёт на душу населения.</w:t>
       </w:r>
     </w:p>
     <w:p>
+      <w:pPr>
+        <w:widowControl/>
+        <w:spacing w:line="240" w:lineRule="auto" w:after="0"/>
+      </w:pPr>
       <w:r>
         <w:rPr>
+          <w:rFonts w:ascii="Times New Roman" w:hAnsi="Times New Roman" w:eastAsia="Times New Roman"/>
           <w:b w:val="0"/>
           <w:i w:val="0"/>
+          <w:color w:val="181A1F"/>
+          <w:sz w:val="28"/>
         </w:rPr>
         <w:t>Найдите две характеристики, «выпадающие» из общего ряда, и запишите в таблицу цифры, под которыми они указаны.</w:t>
       </w:r>
     </w:p>
     <w:p>
-      <w:r>
-        <w:t>Ответ: ______________________________</w:t>
-      </w:r>
-    </w:p>
-    <w:p>
+      <w:pPr>
+        <w:keepNext/>
+        <w:widowControl/>
+        <w:spacing w:line="240" w:lineRule="auto" w:after="0" w:before="120"/>
+      </w:pPr>
       <w:r>
         <w:rPr>
+          <w:rFonts w:ascii="Times New Roman" w:hAnsi="Times New Roman" w:eastAsia="Times New Roman"/>
           <w:b/>
-          <w:sz w:val="24"/>
+          <w:color w:val="181A1F"/>
+          <w:sz w:val="28"/>
         </w:rPr>
         <w:t>2.</w:t>
       </w:r>
     </w:p>
     <w:p>
+      <w:pPr>
+        <w:widowControl/>
+        <w:spacing w:line="240" w:lineRule="auto" w:after="0"/>
+      </w:pPr>
       <w:r>
         <w:rPr>
+          <w:rFonts w:ascii="Times New Roman" w:hAnsi="Times New Roman" w:eastAsia="Times New Roman"/>
           <w:b w:val="0"/>
           <w:i w:val="0"/>
+          <w:color w:val="181A1F"/>
+          <w:sz w:val="28"/>
         </w:rPr>
         <w:t>В городке Z электроэнергию, отопление, подачу воды в дома жителей осуществляет одна компания, другие производители не представлены. Выберите из приведённого ниже списка характеристики данного рынка и запишите цифры, под которыми они указаны.</w:t>
       </w:r>
     </w:p>
     <w:p>
+      <w:pPr>
+        <w:widowControl/>
+        <w:spacing w:line="240" w:lineRule="auto" w:after="0"/>
+      </w:pPr>
       <w:r>
         <w:rPr>
+          <w:rFonts w:ascii="Times New Roman" w:hAnsi="Times New Roman" w:eastAsia="Times New Roman"/>
           <w:b w:val="0"/>
           <w:i w:val="0"/>
+          <w:color w:val="181A1F"/>
+          <w:sz w:val="28"/>
         </w:rPr>
         <w:t>1) рынок средств производства</w:t>
       </w:r>
     </w:p>
     <w:p>
+      <w:pPr>
+        <w:widowControl/>
+        <w:spacing w:line="240" w:lineRule="auto" w:after="0"/>
+      </w:pPr>
       <w:r>
         <w:rPr>
+          <w:rFonts w:ascii="Times New Roman" w:hAnsi="Times New Roman" w:eastAsia="Times New Roman"/>
           <w:b w:val="0"/>
           <w:i w:val="0"/>
+          <w:color w:val="181A1F"/>
+          <w:sz w:val="28"/>
         </w:rPr>
         <w:t>2) чистая конкуренция</w:t>
       </w:r>
     </w:p>
     <w:p>
+      <w:pPr>
+        <w:widowControl/>
+        <w:spacing w:line="240" w:lineRule="auto" w:after="0"/>
+      </w:pPr>
       <w:r>
         <w:rPr>
+          <w:rFonts w:ascii="Times New Roman" w:hAnsi="Times New Roman" w:eastAsia="Times New Roman"/>
           <w:b w:val="0"/>
           <w:i w:val="0"/>
+          <w:color w:val="181A1F"/>
+          <w:sz w:val="28"/>
         </w:rPr>
         <w:t>3) местный рынок</w:t>
       </w:r>
     </w:p>
     <w:p>
+      <w:pPr>
+        <w:widowControl/>
+        <w:spacing w:line="240" w:lineRule="auto" w:after="0"/>
+      </w:pPr>
       <w:r>
         <w:rPr>
+          <w:rFonts w:ascii="Times New Roman" w:hAnsi="Times New Roman" w:eastAsia="Times New Roman"/>
           <w:b w:val="0"/>
           <w:i w:val="0"/>
+          <w:color w:val="181A1F"/>
+          <w:sz w:val="28"/>
         </w:rPr>
         <w:t>4) рыночный дефицит</w:t>
       </w:r>
     </w:p>
     <w:p>
+      <w:pPr>
+        <w:widowControl/>
+        <w:spacing w:line="240" w:lineRule="auto" w:after="0"/>
+      </w:pPr>
       <w:r>
         <w:rPr>
+          <w:rFonts w:ascii="Times New Roman" w:hAnsi="Times New Roman" w:eastAsia="Times New Roman"/>
           <w:b w:val="0"/>
           <w:i w:val="0"/>
+          <w:color w:val="181A1F"/>
+          <w:sz w:val="28"/>
         </w:rPr>
         <w:t>5) монополия</w:t>
       </w:r>
     </w:p>
     <w:p>
+      <w:pPr>
+        <w:widowControl/>
+        <w:spacing w:line="240" w:lineRule="auto" w:after="0"/>
+      </w:pPr>
       <w:r>
         <w:rPr>
+          <w:rFonts w:ascii="Times New Roman" w:hAnsi="Times New Roman" w:eastAsia="Times New Roman"/>
           <w:b w:val="0"/>
           <w:i w:val="0"/>
+          <w:color w:val="181A1F"/>
+          <w:sz w:val="28"/>
         </w:rPr>
         <w:t>6) рынок услуг</w:t>
       </w:r>
     </w:p>
     <w:p>
-      <w:r>
-        <w:t>Ответ: ______________________________</w:t>
-      </w:r>
-    </w:p>
-    <w:p>
+      <w:pPr>
+        <w:keepNext/>
+        <w:widowControl/>
+        <w:spacing w:line="240" w:lineRule="auto" w:after="0" w:before="120"/>
+      </w:pPr>
       <w:r>
         <w:rPr>
+          <w:rFonts w:ascii="Times New Roman" w:hAnsi="Times New Roman" w:eastAsia="Times New Roman"/>
           <w:b/>
-          <w:sz w:val="24"/>
+          <w:color w:val="181A1F"/>
+          <w:sz w:val="28"/>
         </w:rPr>
         <w:t>3.</w:t>
       </w:r>
     </w:p>
     <w:p>
+      <w:pPr>
+        <w:widowControl/>
+        <w:spacing w:line="240" w:lineRule="auto" w:after="0"/>
+      </w:pPr>
       <w:r>
         <w:rPr>
+          <w:rFonts w:ascii="Times New Roman" w:hAnsi="Times New Roman" w:eastAsia="Times New Roman"/>
           <w:b w:val="0"/>
           <w:i w:val="0"/>
+          <w:color w:val="181A1F"/>
+          <w:sz w:val="28"/>
         </w:rPr>
         <w:t>Ниже приведён перечень признаков. Все они, за исключением двух, характеризуют рынок монополистической конкуренции.</w:t>
       </w:r>
     </w:p>
     <w:p>
+      <w:pPr>
+        <w:widowControl/>
+        <w:spacing w:line="240" w:lineRule="auto" w:after="0"/>
+      </w:pPr>
       <w:r>
         <w:rPr>
+          <w:rFonts w:ascii="Times New Roman" w:hAnsi="Times New Roman" w:eastAsia="Times New Roman"/>
           <w:b w:val="0"/>
           <w:i w:val="0"/>
+          <w:color w:val="181A1F"/>
+          <w:sz w:val="28"/>
         </w:rPr>
         <w:t>1) существует множество мелких фирм;</w:t>
       </w:r>
     </w:p>
     <w:p>
+      <w:pPr>
+        <w:widowControl/>
+        <w:spacing w:line="240" w:lineRule="auto" w:after="0"/>
+      </w:pPr>
       <w:r>
         <w:rPr>
+          <w:rFonts w:ascii="Times New Roman" w:hAnsi="Times New Roman" w:eastAsia="Times New Roman"/>
           <w:b w:val="0"/>
           <w:i w:val="0"/>
+          <w:color w:val="181A1F"/>
+          <w:sz w:val="28"/>
         </w:rPr>
         <w:t>2) фирмы выпускают схожие (но не идентичные) товары;</w:t>
       </w:r>
     </w:p>
     <w:p>
+      <w:pPr>
+        <w:widowControl/>
+        <w:spacing w:line="240" w:lineRule="auto" w:after="0"/>
+      </w:pPr>
       <w:r>
         <w:rPr>
+          <w:rFonts w:ascii="Times New Roman" w:hAnsi="Times New Roman" w:eastAsia="Times New Roman"/>
           <w:b w:val="0"/>
           <w:i w:val="0"/>
+          <w:color w:val="181A1F"/>
+          <w:sz w:val="28"/>
         </w:rPr>
         <w:t>3) существуют высокие барьеры для входа в отрасль;</w:t>
       </w:r>
     </w:p>
     <w:p>
+      <w:pPr>
+        <w:widowControl/>
+        <w:spacing w:line="240" w:lineRule="auto" w:after="0"/>
+      </w:pPr>
       <w:r>
         <w:rPr>
+          <w:rFonts w:ascii="Times New Roman" w:hAnsi="Times New Roman" w:eastAsia="Times New Roman"/>
           <w:b w:val="0"/>
           <w:i w:val="0"/>
+          <w:color w:val="181A1F"/>
+          <w:sz w:val="28"/>
         </w:rPr>
         <w:t>4) цены на товары устанавливаются по принципу ценового лидерства;</w:t>
       </w:r>
     </w:p>
     <w:p>
+      <w:pPr>
+        <w:widowControl/>
+        <w:spacing w:line="240" w:lineRule="auto" w:after="0"/>
+      </w:pPr>
       <w:r>
         <w:rPr>
+          <w:rFonts w:ascii="Times New Roman" w:hAnsi="Times New Roman" w:eastAsia="Times New Roman"/>
           <w:b w:val="0"/>
           <w:i w:val="0"/>
+          <w:color w:val="181A1F"/>
+          <w:sz w:val="28"/>
         </w:rPr>
         <w:t>5) фирмы имеют возможность отчасти контролировать цены на продукцию;</w:t>
       </w:r>
     </w:p>
     <w:p>
+      <w:pPr>
+        <w:widowControl/>
+        <w:spacing w:line="240" w:lineRule="auto" w:after="0"/>
+      </w:pPr>
       <w:r>
         <w:rPr>
+          <w:rFonts w:ascii="Times New Roman" w:hAnsi="Times New Roman" w:eastAsia="Times New Roman"/>
           <w:b w:val="0"/>
           <w:i w:val="0"/>
+          <w:color w:val="181A1F"/>
+          <w:sz w:val="28"/>
         </w:rPr>
         <w:t>6) каждая фирма обладает относительно небольшой долей всего рынка.</w:t>
       </w:r>
     </w:p>
     <w:p>
+      <w:pPr>
+        <w:widowControl/>
+        <w:spacing w:line="240" w:lineRule="auto" w:after="0"/>
+      </w:pPr>
       <w:r>
         <w:rPr>
+          <w:rFonts w:ascii="Times New Roman" w:hAnsi="Times New Roman" w:eastAsia="Times New Roman"/>
           <w:b w:val="0"/>
           <w:i w:val="0"/>
+          <w:color w:val="181A1F"/>
+          <w:sz w:val="28"/>
         </w:rPr>
         <w:t>Найдите два признака, «выпадающих» из общего ряда, и запишите в таблицу цифры, под которыми они указаны.</w:t>
       </w:r>
     </w:p>
     <w:p>
-      <w:r>
-        <w:t>Ответ: ______________________________</w:t>
-      </w:r>
-    </w:p>
-    <w:p>
+      <w:pPr>
+        <w:keepNext/>
+        <w:widowControl/>
+        <w:spacing w:line="240" w:lineRule="auto" w:after="0" w:before="120"/>
+      </w:pPr>
       <w:r>
         <w:rPr>
+          <w:rFonts w:ascii="Times New Roman" w:hAnsi="Times New Roman" w:eastAsia="Times New Roman"/>
           <w:b/>
-          <w:sz w:val="24"/>
+          <w:color w:val="181A1F"/>
+          <w:sz w:val="28"/>
         </w:rPr>
         <w:t>4.</w:t>
       </w:r>
     </w:p>
     <w:p>
+      <w:pPr>
+        <w:widowControl/>
+        <w:spacing w:line="240" w:lineRule="auto" w:after="0"/>
+      </w:pPr>
       <w:r>
         <w:rPr>
+          <w:rFonts w:ascii="Times New Roman" w:hAnsi="Times New Roman" w:eastAsia="Times New Roman"/>
           <w:b w:val="0"/>
           <w:i w:val="0"/>
+          <w:color w:val="181A1F"/>
+          <w:sz w:val="28"/>
         </w:rPr>
         <w:t>Установите соответствие между примерами и видами налогов и сборов в РФ (в соответствии с Налоговым кодексом РФ): к каждой позиции, данной в первом столбце, подберите соответствующую позицию из второго столбца.</w:t>
       </w:r>
@@ -326,6 +516,7 @@
       <w:tblPr>
         <w:tblStyle w:val="TableGrid"/>
         <w:tblW w:type="auto" w:w="0"/>
+        <w:tblLayout w:type="autofit"/>
         <w:tblLook w:firstColumn="1" w:firstRow="1" w:lastColumn="0" w:lastRow="0" w:noHBand="0" w:noVBand="1" w:val="04A0"/>
       </w:tblPr>
       <w:tblGrid>
@@ -338,7 +529,16 @@
             <w:tcW w:type="dxa" w:w="5128"/>
           </w:tcPr>
           <w:p>
+            <w:pPr>
+              <w:spacing w:after="0" w:line="240" w:lineRule="auto"/>
+            </w:pPr>
             <w:r>
+              <w:rPr>
+                <w:rFonts w:ascii="Times New Roman" w:hAnsi="Times New Roman" w:eastAsia="Times New Roman"/>
+                <w:b/>
+                <w:color w:val="181A1F"/>
+                <w:sz w:val="28"/>
+              </w:rPr>
               <w:t>ПРИМЕРЫ</w:t>
             </w:r>
           </w:p>
@@ -348,7 +548,16 @@
             <w:tcW w:type="dxa" w:w="5128"/>
           </w:tcPr>
           <w:p>
+            <w:pPr>
+              <w:spacing w:after="0" w:line="240" w:lineRule="auto"/>
+            </w:pPr>
             <w:r>
+              <w:rPr>
+                <w:rFonts w:ascii="Times New Roman" w:hAnsi="Times New Roman" w:eastAsia="Times New Roman"/>
+                <w:b/>
+                <w:color w:val="181A1F"/>
+                <w:sz w:val="28"/>
+              </w:rPr>
               <w:t>ВИДЫ НАЛОГОВ И СБОРОВ В РФ</w:t>
             </w:r>
           </w:p>
@@ -360,8 +569,24 @@
             <w:tcW w:type="dxa" w:w="5128"/>
           </w:tcPr>
           <w:p>
+            <w:pPr>
+              <w:spacing w:after="0" w:line="240" w:lineRule="auto"/>
+            </w:pPr>
             <w:r>
-              <w:t>А) налог на имущество организацийБ) акцизыВ) транспортный налогГ) государственная пошлинаД) налог на добычу полезных ископаемых</w:t>
+              <w:rPr>
+                <w:rFonts w:ascii="Times New Roman" w:hAnsi="Times New Roman" w:eastAsia="Times New Roman"/>
+                <w:color w:val="181A1F"/>
+                <w:sz w:val="28"/>
+              </w:rPr>
+              <w:t>А) налог на имущество организаций</w:t>
+              <w:br/>
+              <w:t>Б) акцизы</w:t>
+              <w:br/>
+              <w:t>В) транспортный налог</w:t>
+              <w:br/>
+              <w:t>Г) государственная пошлина</w:t>
+              <w:br/>
+              <w:t>Д) налог на добычу полезных ископаемых</w:t>
             </w:r>
           </w:p>
         </w:tc>
@@ -370,18 +595,35 @@
             <w:tcW w:type="dxa" w:w="5128"/>
           </w:tcPr>
           <w:p>
+            <w:pPr>
+              <w:spacing w:after="0" w:line="240" w:lineRule="auto"/>
+            </w:pPr>
             <w:r>
-              <w:t>1) региональные2) федеральные</w:t>
+              <w:rPr>
+                <w:rFonts w:ascii="Times New Roman" w:hAnsi="Times New Roman" w:eastAsia="Times New Roman"/>
+                <w:color w:val="181A1F"/>
+                <w:sz w:val="28"/>
+              </w:rPr>
+              <w:t>1) региональные</w:t>
+              <w:br/>
+              <w:t>2) федеральные</w:t>
             </w:r>
           </w:p>
         </w:tc>
       </w:tr>
     </w:tbl>
     <w:p>
+      <w:pPr>
+        <w:widowControl/>
+        <w:spacing w:line="240" w:lineRule="auto" w:after="0"/>
+      </w:pPr>
       <w:r>
         <w:rPr>
+          <w:rFonts w:ascii="Times New Roman" w:hAnsi="Times New Roman" w:eastAsia="Times New Roman"/>
           <w:b w:val="0"/>
           <w:i w:val="0"/>
+          <w:color w:val="181A1F"/>
+          <w:sz w:val="28"/>
         </w:rPr>
         <w:t>Запишите в ответ цифры, расположив их в порядке, соответствующем буквам:</w:t>
       </w:r>
@@ -390,6 +632,7 @@
       <w:tblPr>
         <w:tblStyle w:val="TableGrid"/>
         <w:tblW w:type="auto" w:w="0"/>
+        <w:tblLayout w:type="autofit"/>
         <w:tblLook w:firstColumn="1" w:firstRow="1" w:lastColumn="0" w:lastRow="0" w:noHBand="0" w:noVBand="1" w:val="04A0"/>
       </w:tblPr>
       <w:tblGrid>
@@ -405,7 +648,16 @@
             <w:tcW w:type="dxa" w:w="2051"/>
           </w:tcPr>
           <w:p>
+            <w:pPr>
+              <w:spacing w:after="0" w:line="240" w:lineRule="auto"/>
+            </w:pPr>
             <w:r>
+              <w:rPr>
+                <w:rFonts w:ascii="Times New Roman" w:hAnsi="Times New Roman" w:eastAsia="Times New Roman"/>
+                <w:b/>
+                <w:color w:val="181A1F"/>
+                <w:sz w:val="28"/>
+              </w:rPr>
               <w:t>А</w:t>
             </w:r>
           </w:p>
@@ -415,7 +667,16 @@
             <w:tcW w:type="dxa" w:w="2051"/>
           </w:tcPr>
           <w:p>
+            <w:pPr>
+              <w:spacing w:after="0" w:line="240" w:lineRule="auto"/>
+            </w:pPr>
             <w:r>
+              <w:rPr>
+                <w:rFonts w:ascii="Times New Roman" w:hAnsi="Times New Roman" w:eastAsia="Times New Roman"/>
+                <w:b/>
+                <w:color w:val="181A1F"/>
+                <w:sz w:val="28"/>
+              </w:rPr>
               <w:t>Б</w:t>
             </w:r>
           </w:p>
@@ -425,7 +686,16 @@
             <w:tcW w:type="dxa" w:w="2051"/>
           </w:tcPr>
           <w:p>
+            <w:pPr>
+              <w:spacing w:after="0" w:line="240" w:lineRule="auto"/>
+            </w:pPr>
             <w:r>
+              <w:rPr>
+                <w:rFonts w:ascii="Times New Roman" w:hAnsi="Times New Roman" w:eastAsia="Times New Roman"/>
+                <w:b/>
+                <w:color w:val="181A1F"/>
+                <w:sz w:val="28"/>
+              </w:rPr>
               <w:t>В</w:t>
             </w:r>
           </w:p>
@@ -435,7 +705,16 @@
             <w:tcW w:type="dxa" w:w="2051"/>
           </w:tcPr>
           <w:p>
+            <w:pPr>
+              <w:spacing w:after="0" w:line="240" w:lineRule="auto"/>
+            </w:pPr>
             <w:r>
+              <w:rPr>
+                <w:rFonts w:ascii="Times New Roman" w:hAnsi="Times New Roman" w:eastAsia="Times New Roman"/>
+                <w:b/>
+                <w:color w:val="181A1F"/>
+                <w:sz w:val="28"/>
+              </w:rPr>
               <w:t>Г</w:t>
             </w:r>
           </w:p>
@@ -445,7 +724,16 @@
             <w:tcW w:type="dxa" w:w="2051"/>
           </w:tcPr>
           <w:p>
+            <w:pPr>
+              <w:spacing w:after="0" w:line="240" w:lineRule="auto"/>
+            </w:pPr>
             <w:r>
+              <w:rPr>
+                <w:rFonts w:ascii="Times New Roman" w:hAnsi="Times New Roman" w:eastAsia="Times New Roman"/>
+                <w:b/>
+                <w:color w:val="181A1F"/>
+                <w:sz w:val="28"/>
+              </w:rPr>
               <w:t>Д</w:t>
             </w:r>
           </w:p>
@@ -457,7 +745,16 @@
             <w:tcW w:type="dxa" w:w="2051"/>
           </w:tcPr>
           <w:p>
-            <w:r/>
+            <w:pPr>
+              <w:spacing w:after="0" w:line="240" w:lineRule="auto"/>
+            </w:pPr>
+            <w:r>
+              <w:rPr>
+                <w:rFonts w:ascii="Times New Roman" w:hAnsi="Times New Roman" w:eastAsia="Times New Roman"/>
+                <w:color w:val="181A1F"/>
+                <w:sz w:val="28"/>
+              </w:rPr>
+            </w:r>
           </w:p>
         </w:tc>
         <w:tc>
@@ -465,7 +762,16 @@
             <w:tcW w:type="dxa" w:w="2051"/>
           </w:tcPr>
           <w:p>
-            <w:r/>
+            <w:pPr>
+              <w:spacing w:after="0" w:line="240" w:lineRule="auto"/>
+            </w:pPr>
+            <w:r>
+              <w:rPr>
+                <w:rFonts w:ascii="Times New Roman" w:hAnsi="Times New Roman" w:eastAsia="Times New Roman"/>
+                <w:color w:val="181A1F"/>
+                <w:sz w:val="28"/>
+              </w:rPr>
+            </w:r>
           </w:p>
         </w:tc>
         <w:tc>
@@ -473,7 +779,16 @@
             <w:tcW w:type="dxa" w:w="2051"/>
           </w:tcPr>
           <w:p>
-            <w:r/>
+            <w:pPr>
+              <w:spacing w:after="0" w:line="240" w:lineRule="auto"/>
+            </w:pPr>
+            <w:r>
+              <w:rPr>
+                <w:rFonts w:ascii="Times New Roman" w:hAnsi="Times New Roman" w:eastAsia="Times New Roman"/>
+                <w:color w:val="181A1F"/>
+                <w:sz w:val="28"/>
+              </w:rPr>
+            </w:r>
           </w:p>
         </w:tc>
         <w:tc>
@@ -481,7 +796,16 @@
             <w:tcW w:type="dxa" w:w="2051"/>
           </w:tcPr>
           <w:p>
-            <w:r/>
+            <w:pPr>
+              <w:spacing w:after="0" w:line="240" w:lineRule="auto"/>
+            </w:pPr>
+            <w:r>
+              <w:rPr>
+                <w:rFonts w:ascii="Times New Roman" w:hAnsi="Times New Roman" w:eastAsia="Times New Roman"/>
+                <w:color w:val="181A1F"/>
+                <w:sz w:val="28"/>
+              </w:rPr>
+            </w:r>
           </w:p>
         </w:tc>
         <w:tc>
@@ -489,107 +813,176 @@
             <w:tcW w:type="dxa" w:w="2051"/>
           </w:tcPr>
           <w:p>
-            <w:r/>
+            <w:pPr>
+              <w:spacing w:after="0" w:line="240" w:lineRule="auto"/>
+            </w:pPr>
+            <w:r>
+              <w:rPr>
+                <w:rFonts w:ascii="Times New Roman" w:hAnsi="Times New Roman" w:eastAsia="Times New Roman"/>
+                <w:color w:val="181A1F"/>
+                <w:sz w:val="28"/>
+              </w:rPr>
+            </w:r>
           </w:p>
         </w:tc>
       </w:tr>
     </w:tbl>
     <w:p>
-      <w:r>
-        <w:t>Ответ: ______________________________</w:t>
-      </w:r>
-    </w:p>
-    <w:p>
+      <w:pPr>
+        <w:keepNext/>
+        <w:widowControl/>
+        <w:spacing w:line="240" w:lineRule="auto" w:after="0" w:before="120"/>
+      </w:pPr>
       <w:r>
         <w:rPr>
+          <w:rFonts w:ascii="Times New Roman" w:hAnsi="Times New Roman" w:eastAsia="Times New Roman"/>
           <w:b/>
-          <w:sz w:val="24"/>
+          <w:color w:val="181A1F"/>
+          <w:sz w:val="28"/>
         </w:rPr>
         <w:t>5.</w:t>
       </w:r>
     </w:p>
     <w:p>
+      <w:pPr>
+        <w:widowControl/>
+        <w:spacing w:line="240" w:lineRule="auto" w:after="0"/>
+      </w:pPr>
       <w:r>
         <w:rPr>
+          <w:rFonts w:ascii="Times New Roman" w:hAnsi="Times New Roman" w:eastAsia="Times New Roman"/>
           <w:b w:val="0"/>
           <w:i w:val="0"/>
+          <w:color w:val="181A1F"/>
+          <w:sz w:val="28"/>
         </w:rPr>
         <w:t>Государство проводит политику поддержки отечественного производителя. В компании Z принято стратегическое решение об открытии нового направления по производству бытовой техники. Найдите в приведённом ниже списке подтверждения того, что речь идёт об интенсивном экономическом росте национальной экономики. Запишите цифры, под которыми они указаны.</w:t>
       </w:r>
     </w:p>
     <w:p>
+      <w:pPr>
+        <w:widowControl/>
+        <w:spacing w:line="240" w:lineRule="auto" w:after="0"/>
+      </w:pPr>
       <w:r>
         <w:rPr>
+          <w:rFonts w:ascii="Times New Roman" w:hAnsi="Times New Roman" w:eastAsia="Times New Roman"/>
           <w:b w:val="0"/>
           <w:i w:val="0"/>
+          <w:color w:val="181A1F"/>
+          <w:sz w:val="28"/>
         </w:rPr>
         <w:t>1) используются современные цифровые технологии</w:t>
       </w:r>
     </w:p>
     <w:p>
+      <w:pPr>
+        <w:widowControl/>
+        <w:spacing w:line="240" w:lineRule="auto" w:after="0"/>
+      </w:pPr>
       <w:r>
         <w:rPr>
+          <w:rFonts w:ascii="Times New Roman" w:hAnsi="Times New Roman" w:eastAsia="Times New Roman"/>
           <w:b w:val="0"/>
           <w:i w:val="0"/>
+          <w:color w:val="181A1F"/>
+          <w:sz w:val="28"/>
         </w:rPr>
         <w:t>2) приобретена партия оборудования прошлого поколения</w:t>
       </w:r>
     </w:p>
     <w:p>
+      <w:pPr>
+        <w:widowControl/>
+        <w:spacing w:line="240" w:lineRule="auto" w:after="0"/>
+      </w:pPr>
       <w:r>
         <w:rPr>
+          <w:rFonts w:ascii="Times New Roman" w:hAnsi="Times New Roman" w:eastAsia="Times New Roman"/>
           <w:b w:val="0"/>
           <w:i w:val="0"/>
+          <w:color w:val="181A1F"/>
+          <w:sz w:val="28"/>
         </w:rPr>
         <w:t>3) осуществляются инвестиции в инновационные разработки</w:t>
       </w:r>
     </w:p>
     <w:p>
+      <w:pPr>
+        <w:widowControl/>
+        <w:spacing w:line="240" w:lineRule="auto" w:after="0"/>
+      </w:pPr>
       <w:r>
         <w:rPr>
+          <w:rFonts w:ascii="Times New Roman" w:hAnsi="Times New Roman" w:eastAsia="Times New Roman"/>
           <w:b w:val="0"/>
           <w:i w:val="0"/>
+          <w:color w:val="181A1F"/>
+          <w:sz w:val="28"/>
         </w:rPr>
         <w:t>4) происходит повышение квалификации работников</w:t>
       </w:r>
     </w:p>
     <w:p>
+      <w:pPr>
+        <w:widowControl/>
+        <w:spacing w:line="240" w:lineRule="auto" w:after="0"/>
+      </w:pPr>
       <w:r>
         <w:rPr>
+          <w:rFonts w:ascii="Times New Roman" w:hAnsi="Times New Roman" w:eastAsia="Times New Roman"/>
           <w:b w:val="0"/>
           <w:i w:val="0"/>
+          <w:color w:val="181A1F"/>
+          <w:sz w:val="28"/>
         </w:rPr>
         <w:t>5) повышается производительность труда</w:t>
       </w:r>
     </w:p>
     <w:p>
+      <w:pPr>
+        <w:widowControl/>
+        <w:spacing w:line="240" w:lineRule="auto" w:after="0"/>
+      </w:pPr>
       <w:r>
         <w:rPr>
+          <w:rFonts w:ascii="Times New Roman" w:hAnsi="Times New Roman" w:eastAsia="Times New Roman"/>
           <w:b w:val="0"/>
           <w:i w:val="0"/>
+          <w:color w:val="181A1F"/>
+          <w:sz w:val="28"/>
         </w:rPr>
         <w:t>6) масштабы производства увеличены за счёт открытия новых цехов</w:t>
       </w:r>
     </w:p>
     <w:p>
-      <w:r>
-        <w:t>Ответ: ______________________________</w:t>
-      </w:r>
-    </w:p>
-    <w:p>
+      <w:pPr>
+        <w:keepNext/>
+        <w:widowControl/>
+        <w:spacing w:line="240" w:lineRule="auto" w:after="0" w:before="120"/>
+      </w:pPr>
       <w:r>
         <w:rPr>
+          <w:rFonts w:ascii="Times New Roman" w:hAnsi="Times New Roman" w:eastAsia="Times New Roman"/>
           <w:b/>
-          <w:sz w:val="24"/>
+          <w:color w:val="181A1F"/>
+          <w:sz w:val="28"/>
         </w:rPr>
         <w:t>6.</w:t>
       </w:r>
     </w:p>
     <w:p>
+      <w:pPr>
+        <w:widowControl/>
+        <w:spacing w:line="240" w:lineRule="auto" w:after="0"/>
+      </w:pPr>
       <w:r>
         <w:rPr>
+          <w:rFonts w:ascii="Times New Roman" w:hAnsi="Times New Roman" w:eastAsia="Times New Roman"/>
           <w:b w:val="0"/>
           <w:i w:val="0"/>
+          <w:color w:val="181A1F"/>
+          <w:sz w:val="28"/>
         </w:rPr>
         <w:t>Установите соответствие между примерами и видами налогов и сборов согласно Налоговому кодексу Российской Федерации: к каждой позиции, данной в первом столбце, подберите соответствующую позицию из второго столбца.</w:t>
       </w:r>
@@ -598,6 +991,7 @@
       <w:tblPr>
         <w:tblStyle w:val="TableGrid"/>
         <w:tblW w:type="auto" w:w="0"/>
+        <w:tblLayout w:type="autofit"/>
         <w:tblLook w:firstColumn="1" w:firstRow="1" w:lastColumn="0" w:lastRow="0" w:noHBand="0" w:noVBand="1" w:val="04A0"/>
       </w:tblPr>
       <w:tblGrid>
@@ -610,7 +1004,16 @@
             <w:tcW w:type="dxa" w:w="5128"/>
           </w:tcPr>
           <w:p>
+            <w:pPr>
+              <w:spacing w:after="0" w:line="240" w:lineRule="auto"/>
+            </w:pPr>
             <w:r>
+              <w:rPr>
+                <w:rFonts w:ascii="Times New Roman" w:hAnsi="Times New Roman" w:eastAsia="Times New Roman"/>
+                <w:b/>
+                <w:color w:val="181A1F"/>
+                <w:sz w:val="28"/>
+              </w:rPr>
               <w:t>ПРИМЕРЫ</w:t>
             </w:r>
           </w:p>
@@ -620,7 +1023,16 @@
             <w:tcW w:type="dxa" w:w="5128"/>
           </w:tcPr>
           <w:p>
+            <w:pPr>
+              <w:spacing w:after="0" w:line="240" w:lineRule="auto"/>
+            </w:pPr>
             <w:r>
+              <w:rPr>
+                <w:rFonts w:ascii="Times New Roman" w:hAnsi="Times New Roman" w:eastAsia="Times New Roman"/>
+                <w:b/>
+                <w:color w:val="181A1F"/>
+                <w:sz w:val="28"/>
+              </w:rPr>
               <w:t>ВИДЫ НАЛОГОВ И СБОРОВ В РОССИЙСКОЙ ФЕДЕРАЦИИ</w:t>
             </w:r>
           </w:p>
@@ -632,8 +1044,24 @@
             <w:tcW w:type="dxa" w:w="5128"/>
           </w:tcPr>
           <w:p>
+            <w:pPr>
+              <w:spacing w:after="0" w:line="240" w:lineRule="auto"/>
+            </w:pPr>
             <w:r>
-              <w:t>А) налог на сверхприбыльБ) туристический налог В) торговый сборГ) налог на имущество организацийД) транспортный налог</w:t>
+              <w:rPr>
+                <w:rFonts w:ascii="Times New Roman" w:hAnsi="Times New Roman" w:eastAsia="Times New Roman"/>
+                <w:color w:val="181A1F"/>
+                <w:sz w:val="28"/>
+              </w:rPr>
+              <w:t>А) налог на сверхприбыль</w:t>
+              <w:br/>
+              <w:t xml:space="preserve">Б) туристический налог </w:t>
+              <w:br/>
+              <w:t>В) торговый сбор</w:t>
+              <w:br/>
+              <w:t>Г) налог на имущество организаций</w:t>
+              <w:br/>
+              <w:t>Д) транспортный налог</w:t>
             </w:r>
           </w:p>
         </w:tc>
@@ -642,18 +1070,37 @@
             <w:tcW w:type="dxa" w:w="5128"/>
           </w:tcPr>
           <w:p>
+            <w:pPr>
+              <w:spacing w:after="0" w:line="240" w:lineRule="auto"/>
+            </w:pPr>
             <w:r>
-              <w:t>1) федеральные 2) региональные3) местные</w:t>
+              <w:rPr>
+                <w:rFonts w:ascii="Times New Roman" w:hAnsi="Times New Roman" w:eastAsia="Times New Roman"/>
+                <w:color w:val="181A1F"/>
+                <w:sz w:val="28"/>
+              </w:rPr>
+              <w:t xml:space="preserve">1) федеральные </w:t>
+              <w:br/>
+              <w:t>2) региональные</w:t>
+              <w:br/>
+              <w:t>3) местные</w:t>
             </w:r>
           </w:p>
         </w:tc>
       </w:tr>
     </w:tbl>
     <w:p>
+      <w:pPr>
+        <w:widowControl/>
+        <w:spacing w:line="240" w:lineRule="auto" w:after="0"/>
+      </w:pPr>
       <w:r>
         <w:rPr>
+          <w:rFonts w:ascii="Times New Roman" w:hAnsi="Times New Roman" w:eastAsia="Times New Roman"/>
           <w:b w:val="0"/>
           <w:i w:val="0"/>
+          <w:color w:val="181A1F"/>
+          <w:sz w:val="28"/>
         </w:rPr>
         <w:t>Запишите в ответ цифры, расположив их в порядке, соответствующем буквам:</w:t>
       </w:r>
@@ -662,6 +1109,7 @@
       <w:tblPr>
         <w:tblStyle w:val="TableGrid"/>
         <w:tblW w:type="auto" w:w="0"/>
+        <w:tblLayout w:type="autofit"/>
         <w:tblLook w:firstColumn="1" w:firstRow="1" w:lastColumn="0" w:lastRow="0" w:noHBand="0" w:noVBand="1" w:val="04A0"/>
       </w:tblPr>
       <w:tblGrid>
@@ -677,7 +1125,16 @@
             <w:tcW w:type="dxa" w:w="2051"/>
           </w:tcPr>
           <w:p>
+            <w:pPr>
+              <w:spacing w:after="0" w:line="240" w:lineRule="auto"/>
+            </w:pPr>
             <w:r>
+              <w:rPr>
+                <w:rFonts w:ascii="Times New Roman" w:hAnsi="Times New Roman" w:eastAsia="Times New Roman"/>
+                <w:b/>
+                <w:color w:val="181A1F"/>
+                <w:sz w:val="28"/>
+              </w:rPr>
               <w:t>A</w:t>
             </w:r>
           </w:p>
@@ -687,7 +1144,16 @@
             <w:tcW w:type="dxa" w:w="2051"/>
           </w:tcPr>
           <w:p>
+            <w:pPr>
+              <w:spacing w:after="0" w:line="240" w:lineRule="auto"/>
+            </w:pPr>
             <w:r>
+              <w:rPr>
+                <w:rFonts w:ascii="Times New Roman" w:hAnsi="Times New Roman" w:eastAsia="Times New Roman"/>
+                <w:b/>
+                <w:color w:val="181A1F"/>
+                <w:sz w:val="28"/>
+              </w:rPr>
               <w:t>Б</w:t>
             </w:r>
           </w:p>
@@ -697,7 +1163,16 @@
             <w:tcW w:type="dxa" w:w="2051"/>
           </w:tcPr>
           <w:p>
+            <w:pPr>
+              <w:spacing w:after="0" w:line="240" w:lineRule="auto"/>
+            </w:pPr>
             <w:r>
+              <w:rPr>
+                <w:rFonts w:ascii="Times New Roman" w:hAnsi="Times New Roman" w:eastAsia="Times New Roman"/>
+                <w:b/>
+                <w:color w:val="181A1F"/>
+                <w:sz w:val="28"/>
+              </w:rPr>
               <w:t>В</w:t>
             </w:r>
           </w:p>
@@ -707,7 +1182,16 @@
             <w:tcW w:type="dxa" w:w="2051"/>
           </w:tcPr>
           <w:p>
+            <w:pPr>
+              <w:spacing w:after="0" w:line="240" w:lineRule="auto"/>
+            </w:pPr>
             <w:r>
+              <w:rPr>
+                <w:rFonts w:ascii="Times New Roman" w:hAnsi="Times New Roman" w:eastAsia="Times New Roman"/>
+                <w:b/>
+                <w:color w:val="181A1F"/>
+                <w:sz w:val="28"/>
+              </w:rPr>
               <w:t>Г</w:t>
             </w:r>
           </w:p>
@@ -717,7 +1201,16 @@
             <w:tcW w:type="dxa" w:w="2051"/>
           </w:tcPr>
           <w:p>
+            <w:pPr>
+              <w:spacing w:after="0" w:line="240" w:lineRule="auto"/>
+            </w:pPr>
             <w:r>
+              <w:rPr>
+                <w:rFonts w:ascii="Times New Roman" w:hAnsi="Times New Roman" w:eastAsia="Times New Roman"/>
+                <w:b/>
+                <w:color w:val="181A1F"/>
+                <w:sz w:val="28"/>
+              </w:rPr>
               <w:t>Д</w:t>
             </w:r>
           </w:p>
@@ -729,7 +1222,16 @@
             <w:tcW w:type="dxa" w:w="2051"/>
           </w:tcPr>
           <w:p>
-            <w:r/>
+            <w:pPr>
+              <w:spacing w:after="0" w:line="240" w:lineRule="auto"/>
+            </w:pPr>
+            <w:r>
+              <w:rPr>
+                <w:rFonts w:ascii="Times New Roman" w:hAnsi="Times New Roman" w:eastAsia="Times New Roman"/>
+                <w:color w:val="181A1F"/>
+                <w:sz w:val="28"/>
+              </w:rPr>
+            </w:r>
           </w:p>
         </w:tc>
         <w:tc>
@@ -737,7 +1239,16 @@
             <w:tcW w:type="dxa" w:w="2051"/>
           </w:tcPr>
           <w:p>
-            <w:r/>
+            <w:pPr>
+              <w:spacing w:after="0" w:line="240" w:lineRule="auto"/>
+            </w:pPr>
+            <w:r>
+              <w:rPr>
+                <w:rFonts w:ascii="Times New Roman" w:hAnsi="Times New Roman" w:eastAsia="Times New Roman"/>
+                <w:color w:val="181A1F"/>
+                <w:sz w:val="28"/>
+              </w:rPr>
+            </w:r>
           </w:p>
         </w:tc>
         <w:tc>
@@ -745,7 +1256,16 @@
             <w:tcW w:type="dxa" w:w="2051"/>
           </w:tcPr>
           <w:p>
-            <w:r/>
+            <w:pPr>
+              <w:spacing w:after="0" w:line="240" w:lineRule="auto"/>
+            </w:pPr>
+            <w:r>
+              <w:rPr>
+                <w:rFonts w:ascii="Times New Roman" w:hAnsi="Times New Roman" w:eastAsia="Times New Roman"/>
+                <w:color w:val="181A1F"/>
+                <w:sz w:val="28"/>
+              </w:rPr>
+            </w:r>
           </w:p>
         </w:tc>
         <w:tc>
@@ -753,7 +1273,16 @@
             <w:tcW w:type="dxa" w:w="2051"/>
           </w:tcPr>
           <w:p>
-            <w:r/>
+            <w:pPr>
+              <w:spacing w:after="0" w:line="240" w:lineRule="auto"/>
+            </w:pPr>
+            <w:r>
+              <w:rPr>
+                <w:rFonts w:ascii="Times New Roman" w:hAnsi="Times New Roman" w:eastAsia="Times New Roman"/>
+                <w:color w:val="181A1F"/>
+                <w:sz w:val="28"/>
+              </w:rPr>
+            </w:r>
           </w:p>
         </w:tc>
         <w:tc>
@@ -761,107 +1290,176 @@
             <w:tcW w:type="dxa" w:w="2051"/>
           </w:tcPr>
           <w:p>
-            <w:r/>
+            <w:pPr>
+              <w:spacing w:after="0" w:line="240" w:lineRule="auto"/>
+            </w:pPr>
+            <w:r>
+              <w:rPr>
+                <w:rFonts w:ascii="Times New Roman" w:hAnsi="Times New Roman" w:eastAsia="Times New Roman"/>
+                <w:color w:val="181A1F"/>
+                <w:sz w:val="28"/>
+              </w:rPr>
+            </w:r>
           </w:p>
         </w:tc>
       </w:tr>
     </w:tbl>
     <w:p>
-      <w:r>
-        <w:t>Ответ: ______________________________</w:t>
-      </w:r>
-    </w:p>
-    <w:p>
+      <w:pPr>
+        <w:keepNext/>
+        <w:widowControl/>
+        <w:spacing w:line="240" w:lineRule="auto" w:after="0" w:before="120"/>
+      </w:pPr>
       <w:r>
         <w:rPr>
+          <w:rFonts w:ascii="Times New Roman" w:hAnsi="Times New Roman" w:eastAsia="Times New Roman"/>
           <w:b/>
-          <w:sz w:val="24"/>
+          <w:color w:val="181A1F"/>
+          <w:sz w:val="28"/>
         </w:rPr>
         <w:t>7.</w:t>
       </w:r>
     </w:p>
     <w:p>
+      <w:pPr>
+        <w:widowControl/>
+        <w:spacing w:line="240" w:lineRule="auto" w:after="0"/>
+      </w:pPr>
       <w:r>
         <w:rPr>
+          <w:rFonts w:ascii="Times New Roman" w:hAnsi="Times New Roman" w:eastAsia="Times New Roman"/>
           <w:b w:val="0"/>
           <w:i w:val="0"/>
+          <w:color w:val="181A1F"/>
+          <w:sz w:val="28"/>
         </w:rPr>
         <w:t>Представьте, что Вы помогаете учителю оформить презентацию к уроку обществознания по теме «Многообразие конкурентных рынков». Один из слайдов называется «Совершенная (чистая) конкуренция». Что из перечисленного необходимо включить в этот слайд? Запишите цифры, под которыми указаны эти признаки.</w:t>
       </w:r>
     </w:p>
     <w:p>
+      <w:pPr>
+        <w:widowControl/>
+        <w:spacing w:line="240" w:lineRule="auto" w:after="0"/>
+      </w:pPr>
       <w:r>
         <w:rPr>
+          <w:rFonts w:ascii="Times New Roman" w:hAnsi="Times New Roman" w:eastAsia="Times New Roman"/>
           <w:b w:val="0"/>
           <w:i w:val="0"/>
+          <w:color w:val="181A1F"/>
+          <w:sz w:val="28"/>
         </w:rPr>
         <w:t>1) Рыночная структура, при которой на рынке присутствует единственный продавец уникального продукта.</w:t>
       </w:r>
     </w:p>
     <w:p>
+      <w:pPr>
+        <w:widowControl/>
+        <w:spacing w:line="240" w:lineRule="auto" w:after="0"/>
+      </w:pPr>
       <w:r>
         <w:rPr>
+          <w:rFonts w:ascii="Times New Roman" w:hAnsi="Times New Roman" w:eastAsia="Times New Roman"/>
           <w:b w:val="0"/>
           <w:i w:val="0"/>
+          <w:color w:val="181A1F"/>
+          <w:sz w:val="28"/>
         </w:rPr>
         <w:t>2) Барьеры, препятствующие выходу на такой рынок, практически отсутствуют.</w:t>
       </w:r>
     </w:p>
     <w:p>
+      <w:pPr>
+        <w:widowControl/>
+        <w:spacing w:line="240" w:lineRule="auto" w:after="0"/>
+      </w:pPr>
       <w:r>
         <w:rPr>
+          <w:rFonts w:ascii="Times New Roman" w:hAnsi="Times New Roman" w:eastAsia="Times New Roman"/>
           <w:b w:val="0"/>
           <w:i w:val="0"/>
+          <w:color w:val="181A1F"/>
+          <w:sz w:val="28"/>
         </w:rPr>
         <w:t>3) Никто из участников рынка не располагает информацией больше, чем все остальные.</w:t>
       </w:r>
     </w:p>
     <w:p>
+      <w:pPr>
+        <w:widowControl/>
+        <w:spacing w:line="240" w:lineRule="auto" w:after="0"/>
+      </w:pPr>
       <w:r>
         <w:rPr>
+          <w:rFonts w:ascii="Times New Roman" w:hAnsi="Times New Roman" w:eastAsia="Times New Roman"/>
           <w:b w:val="0"/>
           <w:i w:val="0"/>
+          <w:color w:val="181A1F"/>
+          <w:sz w:val="28"/>
         </w:rPr>
         <w:t>4) Множество разных фирм производят одинаковую продукцию, не имея возможности контролировать цену на неё.</w:t>
       </w:r>
     </w:p>
     <w:p>
+      <w:pPr>
+        <w:widowControl/>
+        <w:spacing w:line="240" w:lineRule="auto" w:after="0"/>
+      </w:pPr>
       <w:r>
         <w:rPr>
+          <w:rFonts w:ascii="Times New Roman" w:hAnsi="Times New Roman" w:eastAsia="Times New Roman"/>
           <w:b w:val="0"/>
           <w:i w:val="0"/>
+          <w:color w:val="181A1F"/>
+          <w:sz w:val="28"/>
         </w:rPr>
         <w:t>5) Рыночная структура, при которой рынок поделён несколькими крупными фирмами.</w:t>
       </w:r>
     </w:p>
     <w:p>
+      <w:pPr>
+        <w:widowControl/>
+        <w:spacing w:line="240" w:lineRule="auto" w:after="0"/>
+      </w:pPr>
       <w:r>
         <w:rPr>
+          <w:rFonts w:ascii="Times New Roman" w:hAnsi="Times New Roman" w:eastAsia="Times New Roman"/>
           <w:b w:val="0"/>
           <w:i w:val="0"/>
+          <w:color w:val="181A1F"/>
+          <w:sz w:val="28"/>
         </w:rPr>
         <w:t>6) В условиях такой рыночной структуры барьером выхода на рынок является огромный стартовый капитал, необходимый для производства данного товара.</w:t>
       </w:r>
     </w:p>
     <w:p>
-      <w:r>
-        <w:t>Ответ: ______________________________</w:t>
-      </w:r>
-    </w:p>
-    <w:p>
+      <w:pPr>
+        <w:keepNext/>
+        <w:widowControl/>
+        <w:spacing w:line="240" w:lineRule="auto" w:after="0" w:before="120"/>
+      </w:pPr>
       <w:r>
         <w:rPr>
+          <w:rFonts w:ascii="Times New Roman" w:hAnsi="Times New Roman" w:eastAsia="Times New Roman"/>
           <w:b/>
-          <w:sz w:val="24"/>
+          <w:color w:val="181A1F"/>
+          <w:sz w:val="28"/>
         </w:rPr>
         <w:t>8.</w:t>
       </w:r>
     </w:p>
     <w:p>
+      <w:pPr>
+        <w:widowControl/>
+        <w:spacing w:line="240" w:lineRule="auto" w:after="0"/>
+      </w:pPr>
       <w:r>
         <w:rPr>
+          <w:rFonts w:ascii="Times New Roman" w:hAnsi="Times New Roman" w:eastAsia="Times New Roman"/>
           <w:b w:val="0"/>
           <w:i w:val="0"/>
+          <w:color w:val="181A1F"/>
+          <w:sz w:val="28"/>
         </w:rPr>
         <w:t>Установите соответствие между примерами и функциями государства в рыночной экономике: к каждой позиции, данной в первом столбце, подберите соответствующую позицию из второго столбца.</w:t>
       </w:r>
@@ -870,6 +1468,7 @@
       <w:tblPr>
         <w:tblStyle w:val="TableGrid"/>
         <w:tblW w:type="auto" w:w="0"/>
+        <w:tblLayout w:type="autofit"/>
         <w:tblLook w:firstColumn="1" w:firstRow="1" w:lastColumn="0" w:lastRow="0" w:noHBand="0" w:noVBand="1" w:val="04A0"/>
       </w:tblPr>
       <w:tblGrid>
@@ -882,7 +1481,16 @@
             <w:tcW w:type="dxa" w:w="5128"/>
           </w:tcPr>
           <w:p>
+            <w:pPr>
+              <w:spacing w:after="0" w:line="240" w:lineRule="auto"/>
+            </w:pPr>
             <w:r>
+              <w:rPr>
+                <w:rFonts w:ascii="Times New Roman" w:hAnsi="Times New Roman" w:eastAsia="Times New Roman"/>
+                <w:b/>
+                <w:color w:val="181A1F"/>
+                <w:sz w:val="28"/>
+              </w:rPr>
               <w:t>ПРИМЕРЫ</w:t>
             </w:r>
           </w:p>
@@ -892,7 +1500,16 @@
             <w:tcW w:type="dxa" w:w="5128"/>
           </w:tcPr>
           <w:p>
+            <w:pPr>
+              <w:spacing w:after="0" w:line="240" w:lineRule="auto"/>
+            </w:pPr>
             <w:r>
+              <w:rPr>
+                <w:rFonts w:ascii="Times New Roman" w:hAnsi="Times New Roman" w:eastAsia="Times New Roman"/>
+                <w:b/>
+                <w:color w:val="181A1F"/>
+                <w:sz w:val="28"/>
+              </w:rPr>
               <w:t>ФУНКЦИИ ГОСУДАРСТВА В РЫНОЧНОЙ ЭКОНОМИКЕ</w:t>
             </w:r>
           </w:p>
@@ -904,8 +1521,24 @@
             <w:tcW w:type="dxa" w:w="5128"/>
           </w:tcPr>
           <w:p>
+            <w:pPr>
+              <w:spacing w:after="0" w:line="240" w:lineRule="auto"/>
+            </w:pPr>
             <w:r>
-              <w:t>А) правовое обеспечение хозяйственной деятельностиБ) борьба с монополизацией экономикиВ) организация работы городского транспортаГ) установление таможенных пошлинД) государственное финансирование строительства диагностических медицинских центров</w:t>
+              <w:rPr>
+                <w:rFonts w:ascii="Times New Roman" w:hAnsi="Times New Roman" w:eastAsia="Times New Roman"/>
+                <w:color w:val="181A1F"/>
+                <w:sz w:val="28"/>
+              </w:rPr>
+              <w:t>А) правовое обеспечение хозяйственной деятельности</w:t>
+              <w:br/>
+              <w:t>Б) борьба с монополизацией экономики</w:t>
+              <w:br/>
+              <w:t>В) организация работы городского транспорта</w:t>
+              <w:br/>
+              <w:t>Г) установление таможенных пошлин</w:t>
+              <w:br/>
+              <w:t>Д) государственное финансирование строительства диагностических медицинских центров</w:t>
             </w:r>
           </w:p>
         </w:tc>
@@ -914,18 +1547,35 @@
             <w:tcW w:type="dxa" w:w="5128"/>
           </w:tcPr>
           <w:p>
+            <w:pPr>
+              <w:spacing w:after="0" w:line="240" w:lineRule="auto"/>
+            </w:pPr>
             <w:r>
-              <w:t>1) производство общественных благ2) регулирование экономических отношений</w:t>
+              <w:rPr>
+                <w:rFonts w:ascii="Times New Roman" w:hAnsi="Times New Roman" w:eastAsia="Times New Roman"/>
+                <w:color w:val="181A1F"/>
+                <w:sz w:val="28"/>
+              </w:rPr>
+              <w:t>1) производство общественных благ</w:t>
+              <w:br/>
+              <w:t>2) регулирование экономических отношений</w:t>
             </w:r>
           </w:p>
         </w:tc>
       </w:tr>
     </w:tbl>
     <w:p>
+      <w:pPr>
+        <w:widowControl/>
+        <w:spacing w:line="240" w:lineRule="auto" w:after="0"/>
+      </w:pPr>
       <w:r>
         <w:rPr>
+          <w:rFonts w:ascii="Times New Roman" w:hAnsi="Times New Roman" w:eastAsia="Times New Roman"/>
           <w:b w:val="0"/>
           <w:i w:val="0"/>
+          <w:color w:val="181A1F"/>
+          <w:sz w:val="28"/>
         </w:rPr>
         <w:t>Запишите в ответ цифры, расположив их в порядке, соответствующем буквам:</w:t>
       </w:r>
@@ -934,6 +1584,7 @@
       <w:tblPr>
         <w:tblStyle w:val="TableGrid"/>
         <w:tblW w:type="auto" w:w="0"/>
+        <w:tblLayout w:type="autofit"/>
         <w:tblLook w:firstColumn="1" w:firstRow="1" w:lastColumn="0" w:lastRow="0" w:noHBand="0" w:noVBand="1" w:val="04A0"/>
       </w:tblPr>
       <w:tblGrid>
@@ -949,7 +1600,16 @@
             <w:tcW w:type="dxa" w:w="2051"/>
           </w:tcPr>
           <w:p>
+            <w:pPr>
+              <w:spacing w:after="0" w:line="240" w:lineRule="auto"/>
+            </w:pPr>
             <w:r>
+              <w:rPr>
+                <w:rFonts w:ascii="Times New Roman" w:hAnsi="Times New Roman" w:eastAsia="Times New Roman"/>
+                <w:b/>
+                <w:color w:val="181A1F"/>
+                <w:sz w:val="28"/>
+              </w:rPr>
               <w:t>A</w:t>
             </w:r>
           </w:p>
@@ -959,7 +1619,16 @@
             <w:tcW w:type="dxa" w:w="2051"/>
           </w:tcPr>
           <w:p>
+            <w:pPr>
+              <w:spacing w:after="0" w:line="240" w:lineRule="auto"/>
+            </w:pPr>
             <w:r>
+              <w:rPr>
+                <w:rFonts w:ascii="Times New Roman" w:hAnsi="Times New Roman" w:eastAsia="Times New Roman"/>
+                <w:b/>
+                <w:color w:val="181A1F"/>
+                <w:sz w:val="28"/>
+              </w:rPr>
               <w:t>Б</w:t>
             </w:r>
           </w:p>
@@ -969,7 +1638,16 @@
             <w:tcW w:type="dxa" w:w="2051"/>
           </w:tcPr>
           <w:p>
+            <w:pPr>
+              <w:spacing w:after="0" w:line="240" w:lineRule="auto"/>
+            </w:pPr>
             <w:r>
+              <w:rPr>
+                <w:rFonts w:ascii="Times New Roman" w:hAnsi="Times New Roman" w:eastAsia="Times New Roman"/>
+                <w:b/>
+                <w:color w:val="181A1F"/>
+                <w:sz w:val="28"/>
+              </w:rPr>
               <w:t>В</w:t>
             </w:r>
           </w:p>
@@ -979,7 +1657,16 @@
             <w:tcW w:type="dxa" w:w="2051"/>
           </w:tcPr>
           <w:p>
+            <w:pPr>
+              <w:spacing w:after="0" w:line="240" w:lineRule="auto"/>
+            </w:pPr>
             <w:r>
+              <w:rPr>
+                <w:rFonts w:ascii="Times New Roman" w:hAnsi="Times New Roman" w:eastAsia="Times New Roman"/>
+                <w:b/>
+                <w:color w:val="181A1F"/>
+                <w:sz w:val="28"/>
+              </w:rPr>
               <w:t>Г</w:t>
             </w:r>
           </w:p>
@@ -989,7 +1676,16 @@
             <w:tcW w:type="dxa" w:w="2051"/>
           </w:tcPr>
           <w:p>
+            <w:pPr>
+              <w:spacing w:after="0" w:line="240" w:lineRule="auto"/>
+            </w:pPr>
             <w:r>
+              <w:rPr>
+                <w:rFonts w:ascii="Times New Roman" w:hAnsi="Times New Roman" w:eastAsia="Times New Roman"/>
+                <w:b/>
+                <w:color w:val="181A1F"/>
+                <w:sz w:val="28"/>
+              </w:rPr>
               <w:t>Д</w:t>
             </w:r>
           </w:p>
@@ -1001,7 +1697,16 @@
             <w:tcW w:type="dxa" w:w="2051"/>
           </w:tcPr>
           <w:p>
-            <w:r/>
+            <w:pPr>
+              <w:spacing w:after="0" w:line="240" w:lineRule="auto"/>
+            </w:pPr>
+            <w:r>
+              <w:rPr>
+                <w:rFonts w:ascii="Times New Roman" w:hAnsi="Times New Roman" w:eastAsia="Times New Roman"/>
+                <w:color w:val="181A1F"/>
+                <w:sz w:val="28"/>
+              </w:rPr>
+            </w:r>
           </w:p>
         </w:tc>
         <w:tc>
@@ -1009,7 +1714,16 @@
             <w:tcW w:type="dxa" w:w="2051"/>
           </w:tcPr>
           <w:p>
-            <w:r/>
+            <w:pPr>
+              <w:spacing w:after="0" w:line="240" w:lineRule="auto"/>
+            </w:pPr>
+            <w:r>
+              <w:rPr>
+                <w:rFonts w:ascii="Times New Roman" w:hAnsi="Times New Roman" w:eastAsia="Times New Roman"/>
+                <w:color w:val="181A1F"/>
+                <w:sz w:val="28"/>
+              </w:rPr>
+            </w:r>
           </w:p>
         </w:tc>
         <w:tc>
@@ -1017,7 +1731,16 @@
             <w:tcW w:type="dxa" w:w="2051"/>
           </w:tcPr>
           <w:p>
-            <w:r/>
+            <w:pPr>
+              <w:spacing w:after="0" w:line="240" w:lineRule="auto"/>
+            </w:pPr>
+            <w:r>
+              <w:rPr>
+                <w:rFonts w:ascii="Times New Roman" w:hAnsi="Times New Roman" w:eastAsia="Times New Roman"/>
+                <w:color w:val="181A1F"/>
+                <w:sz w:val="28"/>
+              </w:rPr>
+            </w:r>
           </w:p>
         </w:tc>
         <w:tc>
@@ -1025,7 +1748,16 @@
             <w:tcW w:type="dxa" w:w="2051"/>
           </w:tcPr>
           <w:p>
-            <w:r/>
+            <w:pPr>
+              <w:spacing w:after="0" w:line="240" w:lineRule="auto"/>
+            </w:pPr>
+            <w:r>
+              <w:rPr>
+                <w:rFonts w:ascii="Times New Roman" w:hAnsi="Times New Roman" w:eastAsia="Times New Roman"/>
+                <w:color w:val="181A1F"/>
+                <w:sz w:val="28"/>
+              </w:rPr>
+            </w:r>
           </w:p>
         </w:tc>
         <w:tc>
@@ -1033,121 +1765,202 @@
             <w:tcW w:type="dxa" w:w="2051"/>
           </w:tcPr>
           <w:p>
-            <w:r/>
+            <w:pPr>
+              <w:spacing w:after="0" w:line="240" w:lineRule="auto"/>
+            </w:pPr>
+            <w:r>
+              <w:rPr>
+                <w:rFonts w:ascii="Times New Roman" w:hAnsi="Times New Roman" w:eastAsia="Times New Roman"/>
+                <w:color w:val="181A1F"/>
+                <w:sz w:val="28"/>
+              </w:rPr>
+            </w:r>
           </w:p>
         </w:tc>
       </w:tr>
     </w:tbl>
     <w:p>
-      <w:r>
-        <w:t>Ответ: ______________________________</w:t>
-      </w:r>
-    </w:p>
-    <w:p>
+      <w:pPr>
+        <w:keepNext/>
+        <w:widowControl/>
+        <w:spacing w:line="240" w:lineRule="auto" w:after="0" w:before="120"/>
+      </w:pPr>
       <w:r>
         <w:rPr>
+          <w:rFonts w:ascii="Times New Roman" w:hAnsi="Times New Roman" w:eastAsia="Times New Roman"/>
           <w:b/>
-          <w:sz w:val="24"/>
+          <w:color w:val="181A1F"/>
+          <w:sz w:val="28"/>
         </w:rPr>
         <w:t>9.</w:t>
       </w:r>
     </w:p>
     <w:p>
+      <w:pPr>
+        <w:widowControl/>
+        <w:spacing w:line="240" w:lineRule="auto" w:after="0"/>
+      </w:pPr>
       <w:r>
         <w:rPr>
+          <w:rFonts w:ascii="Times New Roman" w:hAnsi="Times New Roman" w:eastAsia="Times New Roman"/>
           <w:b w:val="0"/>
           <w:i w:val="0"/>
+          <w:color w:val="181A1F"/>
+          <w:sz w:val="28"/>
         </w:rPr>
         <w:t>Ниже приведён перечень функций. Все они, за исключением двух, относятся к функциям центрального банка.</w:t>
       </w:r>
     </w:p>
     <w:p>
+      <w:pPr>
+        <w:widowControl/>
+        <w:spacing w:line="240" w:lineRule="auto" w:after="0"/>
+      </w:pPr>
       <w:r>
         <w:rPr>
+          <w:rFonts w:ascii="Times New Roman" w:hAnsi="Times New Roman" w:eastAsia="Times New Roman"/>
           <w:b w:val="0"/>
           <w:i w:val="0"/>
+          <w:color w:val="181A1F"/>
+          <w:sz w:val="28"/>
         </w:rPr>
         <w:t xml:space="preserve">1) эмиссия денег; </w:t>
       </w:r>
       <w:r>
+        <w:rPr>
+          <w:rFonts w:ascii="Times New Roman" w:hAnsi="Times New Roman" w:eastAsia="Times New Roman"/>
+          <w:color w:val="181A1F"/>
+          <w:sz w:val="28"/>
+        </w:rPr>
         <w:br/>
       </w:r>
       <w:r>
         <w:rPr>
+          <w:rFonts w:ascii="Times New Roman" w:hAnsi="Times New Roman" w:eastAsia="Times New Roman"/>
           <w:b w:val="0"/>
           <w:i w:val="0"/>
+          <w:color w:val="181A1F"/>
+          <w:sz w:val="28"/>
         </w:rPr>
         <w:t xml:space="preserve">2) лицензирование финансовых организаций; </w:t>
       </w:r>
       <w:r>
+        <w:rPr>
+          <w:rFonts w:ascii="Times New Roman" w:hAnsi="Times New Roman" w:eastAsia="Times New Roman"/>
+          <w:color w:val="181A1F"/>
+          <w:sz w:val="28"/>
+        </w:rPr>
         <w:br/>
       </w:r>
       <w:r>
         <w:rPr>
+          <w:rFonts w:ascii="Times New Roman" w:hAnsi="Times New Roman" w:eastAsia="Times New Roman"/>
           <w:b w:val="0"/>
           <w:i w:val="0"/>
+          <w:color w:val="181A1F"/>
+          <w:sz w:val="28"/>
         </w:rPr>
         <w:t xml:space="preserve">3) установление учётной ставки; </w:t>
       </w:r>
       <w:r>
+        <w:rPr>
+          <w:rFonts w:ascii="Times New Roman" w:hAnsi="Times New Roman" w:eastAsia="Times New Roman"/>
+          <w:color w:val="181A1F"/>
+          <w:sz w:val="28"/>
+        </w:rPr>
         <w:br/>
       </w:r>
       <w:r>
         <w:rPr>
+          <w:rFonts w:ascii="Times New Roman" w:hAnsi="Times New Roman" w:eastAsia="Times New Roman"/>
           <w:b w:val="0"/>
           <w:i w:val="0"/>
+          <w:color w:val="181A1F"/>
+          <w:sz w:val="28"/>
         </w:rPr>
         <w:t xml:space="preserve">4) принятие государственного бюджета; </w:t>
       </w:r>
       <w:r>
+        <w:rPr>
+          <w:rFonts w:ascii="Times New Roman" w:hAnsi="Times New Roman" w:eastAsia="Times New Roman"/>
+          <w:color w:val="181A1F"/>
+          <w:sz w:val="28"/>
+        </w:rPr>
         <w:br/>
       </w:r>
       <w:r>
         <w:rPr>
+          <w:rFonts w:ascii="Times New Roman" w:hAnsi="Times New Roman" w:eastAsia="Times New Roman"/>
           <w:b w:val="0"/>
           <w:i w:val="0"/>
+          <w:color w:val="181A1F"/>
+          <w:sz w:val="28"/>
         </w:rPr>
         <w:t xml:space="preserve">5) открытие депозитов; </w:t>
       </w:r>
       <w:r>
+        <w:rPr>
+          <w:rFonts w:ascii="Times New Roman" w:hAnsi="Times New Roman" w:eastAsia="Times New Roman"/>
+          <w:color w:val="181A1F"/>
+          <w:sz w:val="28"/>
+        </w:rPr>
         <w:br/>
       </w:r>
       <w:r>
         <w:rPr>
+          <w:rFonts w:ascii="Times New Roman" w:hAnsi="Times New Roman" w:eastAsia="Times New Roman"/>
           <w:b w:val="0"/>
           <w:i w:val="0"/>
+          <w:color w:val="181A1F"/>
+          <w:sz w:val="28"/>
         </w:rPr>
         <w:t>6) обеспечение расчётов правительства.</w:t>
       </w:r>
     </w:p>
     <w:p>
+      <w:pPr>
+        <w:widowControl/>
+        <w:spacing w:line="240" w:lineRule="auto" w:after="0"/>
+      </w:pPr>
       <w:r>
         <w:rPr>
+          <w:rFonts w:ascii="Times New Roman" w:hAnsi="Times New Roman" w:eastAsia="Times New Roman"/>
           <w:b w:val="0"/>
           <w:i w:val="0"/>
+          <w:color w:val="181A1F"/>
+          <w:sz w:val="28"/>
         </w:rPr>
         <w:t>Найдите две функции, «выпадающие» из общего ряда, и запишите в таблицу цифры, под которыми они указаны.</w:t>
       </w:r>
     </w:p>
     <w:p>
-      <w:r>
-        <w:t>Ответ: ______________________________</w:t>
-      </w:r>
-    </w:p>
-    <w:p>
+      <w:pPr>
+        <w:keepNext/>
+        <w:widowControl/>
+        <w:spacing w:line="240" w:lineRule="auto" w:after="0" w:before="120"/>
+      </w:pPr>
       <w:r>
         <w:rPr>
+          <w:rFonts w:ascii="Times New Roman" w:hAnsi="Times New Roman" w:eastAsia="Times New Roman"/>
           <w:b/>
-          <w:sz w:val="24"/>
+          <w:color w:val="181A1F"/>
+          <w:sz w:val="28"/>
         </w:rPr>
         <w:t>10.</w:t>
       </w:r>
     </w:p>
     <w:p>
+      <w:pPr>
+        <w:widowControl/>
+        <w:spacing w:line="240" w:lineRule="auto" w:after="0"/>
+      </w:pPr>
       <w:r>
         <w:rPr>
+          <w:rFonts w:ascii="Times New Roman" w:hAnsi="Times New Roman" w:eastAsia="Times New Roman"/>
           <w:b w:val="0"/>
           <w:i w:val="0"/>
+          <w:color w:val="181A1F"/>
+          <w:sz w:val="28"/>
         </w:rPr>
         <w:t>Установите соответствие между примерами и группами доходов в Российской Федерации: к каждой позиции, данной в первом столбце, подберите соответствующую позицию из второго столбца.</w:t>
       </w:r>
@@ -1156,6 +1969,7 @@
       <w:tblPr>
         <w:tblStyle w:val="TableGrid"/>
         <w:tblW w:type="auto" w:w="0"/>
+        <w:tblLayout w:type="autofit"/>
         <w:tblLook w:firstColumn="1" w:firstRow="1" w:lastColumn="0" w:lastRow="0" w:noHBand="0" w:noVBand="1" w:val="04A0"/>
       </w:tblPr>
       <w:tblGrid>
@@ -1168,7 +1982,16 @@
             <w:tcW w:type="dxa" w:w="5128"/>
           </w:tcPr>
           <w:p>
+            <w:pPr>
+              <w:spacing w:after="0" w:line="240" w:lineRule="auto"/>
+            </w:pPr>
             <w:r>
+              <w:rPr>
+                <w:rFonts w:ascii="Times New Roman" w:hAnsi="Times New Roman" w:eastAsia="Times New Roman"/>
+                <w:b/>
+                <w:color w:val="181A1F"/>
+                <w:sz w:val="28"/>
+              </w:rPr>
               <w:t>ПРИМЕРЫ</w:t>
             </w:r>
           </w:p>
@@ -1178,7 +2001,16 @@
             <w:tcW w:type="dxa" w:w="5128"/>
           </w:tcPr>
           <w:p>
+            <w:pPr>
+              <w:spacing w:after="0" w:line="240" w:lineRule="auto"/>
+            </w:pPr>
             <w:r>
+              <w:rPr>
+                <w:rFonts w:ascii="Times New Roman" w:hAnsi="Times New Roman" w:eastAsia="Times New Roman"/>
+                <w:b/>
+                <w:color w:val="181A1F"/>
+                <w:sz w:val="28"/>
+              </w:rPr>
               <w:t>ГРУППЫ ДОХОДОВ</w:t>
             </w:r>
           </w:p>
@@ -1190,8 +2022,22 @@
             <w:tcW w:type="dxa" w:w="5128"/>
           </w:tcPr>
           <w:p>
+            <w:pPr>
+              <w:spacing w:after="0" w:line="240" w:lineRule="auto"/>
+            </w:pPr>
             <w:r>
-              <w:t>A) сдельная заработная платаБ) процент по вкладуB) алименты на содержание несовершеннолетнего ребёнка, получаемые налогоплательщикомГ) страховая пенсияД) вознаграждение донору за сданную кровь</w:t>
+              <w:rPr>
+                <w:rFonts w:ascii="Times New Roman" w:hAnsi="Times New Roman" w:eastAsia="Times New Roman"/>
+                <w:color w:val="181A1F"/>
+                <w:sz w:val="28"/>
+              </w:rPr>
+              <w:t>A) сдельная заработная плата</w:t>
+              <w:br/>
+              <w:t>Б) процент по вкладуB) алименты на содержание несовершеннолетнего ребёнка, получаемые налогоплательщиком</w:t>
+              <w:br/>
+              <w:t>Г) страховая пенсия</w:t>
+              <w:br/>
+              <w:t>Д) вознаграждение донору за сданную кровь</w:t>
             </w:r>
           </w:p>
         </w:tc>
@@ -1200,18 +2046,35 @@
             <w:tcW w:type="dxa" w:w="5128"/>
           </w:tcPr>
           <w:p>
+            <w:pPr>
+              <w:spacing w:after="0" w:line="240" w:lineRule="auto"/>
+            </w:pPr>
             <w:r>
-              <w:t>1) подлежащие налогообложению2) не подлежащие налогообложению</w:t>
+              <w:rPr>
+                <w:rFonts w:ascii="Times New Roman" w:hAnsi="Times New Roman" w:eastAsia="Times New Roman"/>
+                <w:color w:val="181A1F"/>
+                <w:sz w:val="28"/>
+              </w:rPr>
+              <w:t>1) подлежащие налогообложению</w:t>
+              <w:br/>
+              <w:t>2) не подлежащие налогообложению</w:t>
             </w:r>
           </w:p>
         </w:tc>
       </w:tr>
     </w:tbl>
     <w:p>
+      <w:pPr>
+        <w:widowControl/>
+        <w:spacing w:line="240" w:lineRule="auto" w:after="0"/>
+      </w:pPr>
       <w:r>
         <w:rPr>
+          <w:rFonts w:ascii="Times New Roman" w:hAnsi="Times New Roman" w:eastAsia="Times New Roman"/>
           <w:b w:val="0"/>
           <w:i w:val="0"/>
+          <w:color w:val="181A1F"/>
+          <w:sz w:val="28"/>
         </w:rPr>
         <w:t>Запишите в ответ цифры, расположив их в порядке, соответствующем буквам:</w:t>
       </w:r>
@@ -1220,6 +2083,7 @@
       <w:tblPr>
         <w:tblStyle w:val="TableGrid"/>
         <w:tblW w:type="auto" w:w="0"/>
+        <w:tblLayout w:type="autofit"/>
         <w:tblLook w:firstColumn="1" w:firstRow="1" w:lastColumn="0" w:lastRow="0" w:noHBand="0" w:noVBand="1" w:val="04A0"/>
       </w:tblPr>
       <w:tblGrid>
@@ -1235,7 +2099,16 @@
             <w:tcW w:type="dxa" w:w="2051"/>
           </w:tcPr>
           <w:p>
+            <w:pPr>
+              <w:spacing w:after="0" w:line="240" w:lineRule="auto"/>
+            </w:pPr>
             <w:r>
+              <w:rPr>
+                <w:rFonts w:ascii="Times New Roman" w:hAnsi="Times New Roman" w:eastAsia="Times New Roman"/>
+                <w:b/>
+                <w:color w:val="181A1F"/>
+                <w:sz w:val="28"/>
+              </w:rPr>
               <w:t>A</w:t>
             </w:r>
           </w:p>
@@ -1245,7 +2118,16 @@
             <w:tcW w:type="dxa" w:w="2051"/>
           </w:tcPr>
           <w:p>
+            <w:pPr>
+              <w:spacing w:after="0" w:line="240" w:lineRule="auto"/>
+            </w:pPr>
             <w:r>
+              <w:rPr>
+                <w:rFonts w:ascii="Times New Roman" w:hAnsi="Times New Roman" w:eastAsia="Times New Roman"/>
+                <w:b/>
+                <w:color w:val="181A1F"/>
+                <w:sz w:val="28"/>
+              </w:rPr>
               <w:t>Б</w:t>
             </w:r>
           </w:p>
@@ -1255,7 +2137,16 @@
             <w:tcW w:type="dxa" w:w="2051"/>
           </w:tcPr>
           <w:p>
+            <w:pPr>
+              <w:spacing w:after="0" w:line="240" w:lineRule="auto"/>
+            </w:pPr>
             <w:r>
+              <w:rPr>
+                <w:rFonts w:ascii="Times New Roman" w:hAnsi="Times New Roman" w:eastAsia="Times New Roman"/>
+                <w:b/>
+                <w:color w:val="181A1F"/>
+                <w:sz w:val="28"/>
+              </w:rPr>
               <w:t>В</w:t>
             </w:r>
           </w:p>
@@ -1265,7 +2156,16 @@
             <w:tcW w:type="dxa" w:w="2051"/>
           </w:tcPr>
           <w:p>
+            <w:pPr>
+              <w:spacing w:after="0" w:line="240" w:lineRule="auto"/>
+            </w:pPr>
             <w:r>
+              <w:rPr>
+                <w:rFonts w:ascii="Times New Roman" w:hAnsi="Times New Roman" w:eastAsia="Times New Roman"/>
+                <w:b/>
+                <w:color w:val="181A1F"/>
+                <w:sz w:val="28"/>
+              </w:rPr>
               <w:t>Г</w:t>
             </w:r>
           </w:p>
@@ -1275,7 +2175,16 @@
             <w:tcW w:type="dxa" w:w="2051"/>
           </w:tcPr>
           <w:p>
+            <w:pPr>
+              <w:spacing w:after="0" w:line="240" w:lineRule="auto"/>
+            </w:pPr>
             <w:r>
+              <w:rPr>
+                <w:rFonts w:ascii="Times New Roman" w:hAnsi="Times New Roman" w:eastAsia="Times New Roman"/>
+                <w:b/>
+                <w:color w:val="181A1F"/>
+                <w:sz w:val="28"/>
+              </w:rPr>
               <w:t>Д</w:t>
             </w:r>
           </w:p>
@@ -1287,7 +2196,16 @@
             <w:tcW w:type="dxa" w:w="2051"/>
           </w:tcPr>
           <w:p>
-            <w:r/>
+            <w:pPr>
+              <w:spacing w:after="0" w:line="240" w:lineRule="auto"/>
+            </w:pPr>
+            <w:r>
+              <w:rPr>
+                <w:rFonts w:ascii="Times New Roman" w:hAnsi="Times New Roman" w:eastAsia="Times New Roman"/>
+                <w:color w:val="181A1F"/>
+                <w:sz w:val="28"/>
+              </w:rPr>
+            </w:r>
           </w:p>
         </w:tc>
         <w:tc>
@@ -1295,7 +2213,16 @@
             <w:tcW w:type="dxa" w:w="2051"/>
           </w:tcPr>
           <w:p>
-            <w:r/>
+            <w:pPr>
+              <w:spacing w:after="0" w:line="240" w:lineRule="auto"/>
+            </w:pPr>
+            <w:r>
+              <w:rPr>
+                <w:rFonts w:ascii="Times New Roman" w:hAnsi="Times New Roman" w:eastAsia="Times New Roman"/>
+                <w:color w:val="181A1F"/>
+                <w:sz w:val="28"/>
+              </w:rPr>
+            </w:r>
           </w:p>
         </w:tc>
         <w:tc>
@@ -1303,7 +2230,16 @@
             <w:tcW w:type="dxa" w:w="2051"/>
           </w:tcPr>
           <w:p>
-            <w:r/>
+            <w:pPr>
+              <w:spacing w:after="0" w:line="240" w:lineRule="auto"/>
+            </w:pPr>
+            <w:r>
+              <w:rPr>
+                <w:rFonts w:ascii="Times New Roman" w:hAnsi="Times New Roman" w:eastAsia="Times New Roman"/>
+                <w:color w:val="181A1F"/>
+                <w:sz w:val="28"/>
+              </w:rPr>
+            </w:r>
           </w:p>
         </w:tc>
         <w:tc>
@@ -1311,7 +2247,16 @@
             <w:tcW w:type="dxa" w:w="2051"/>
           </w:tcPr>
           <w:p>
-            <w:r/>
+            <w:pPr>
+              <w:spacing w:after="0" w:line="240" w:lineRule="auto"/>
+            </w:pPr>
+            <w:r>
+              <w:rPr>
+                <w:rFonts w:ascii="Times New Roman" w:hAnsi="Times New Roman" w:eastAsia="Times New Roman"/>
+                <w:color w:val="181A1F"/>
+                <w:sz w:val="28"/>
+              </w:rPr>
+            </w:r>
           </w:p>
         </w:tc>
         <w:tc>
@@ -1319,739 +2264,1225 @@
             <w:tcW w:type="dxa" w:w="2051"/>
           </w:tcPr>
           <w:p>
-            <w:r/>
+            <w:pPr>
+              <w:spacing w:after="0" w:line="240" w:lineRule="auto"/>
+            </w:pPr>
+            <w:r>
+              <w:rPr>
+                <w:rFonts w:ascii="Times New Roman" w:hAnsi="Times New Roman" w:eastAsia="Times New Roman"/>
+                <w:color w:val="181A1F"/>
+                <w:sz w:val="28"/>
+              </w:rPr>
+            </w:r>
           </w:p>
         </w:tc>
       </w:tr>
     </w:tbl>
     <w:p>
-      <w:r>
-        <w:t>Ответ: ______________________________</w:t>
-      </w:r>
-    </w:p>
-    <w:p>
+      <w:pPr>
+        <w:keepNext/>
+        <w:widowControl/>
+        <w:spacing w:line="240" w:lineRule="auto" w:after="0" w:before="120"/>
+      </w:pPr>
       <w:r>
         <w:rPr>
+          <w:rFonts w:ascii="Times New Roman" w:hAnsi="Times New Roman" w:eastAsia="Times New Roman"/>
           <w:b/>
-          <w:sz w:val="24"/>
+          <w:color w:val="181A1F"/>
+          <w:sz w:val="28"/>
         </w:rPr>
         <w:t>11.</w:t>
       </w:r>
     </w:p>
     <w:p>
+      <w:pPr>
+        <w:widowControl/>
+        <w:spacing w:line="240" w:lineRule="auto" w:after="0"/>
+      </w:pPr>
       <w:r>
         <w:rPr>
+          <w:rFonts w:ascii="Times New Roman" w:hAnsi="Times New Roman" w:eastAsia="Times New Roman"/>
           <w:b w:val="0"/>
           <w:i w:val="0"/>
+          <w:color w:val="181A1F"/>
+          <w:sz w:val="28"/>
         </w:rPr>
         <w:t>Выберите верные суждения о факторах производства и запишите цифры, под которыми они указаны.</w:t>
       </w:r>
     </w:p>
     <w:p>
+      <w:pPr>
+        <w:widowControl/>
+        <w:spacing w:line="240" w:lineRule="auto" w:after="0"/>
+      </w:pPr>
       <w:r>
         <w:rPr>
+          <w:rFonts w:ascii="Times New Roman" w:hAnsi="Times New Roman" w:eastAsia="Times New Roman"/>
           <w:b w:val="0"/>
           <w:i w:val="0"/>
+          <w:color w:val="181A1F"/>
+          <w:sz w:val="28"/>
         </w:rPr>
         <w:t xml:space="preserve">1) Все виды природных ресурсов, имеющихся на планете и пригодных для производства жизненных благ, определяют содержание такого фактора производства, как капитал. </w:t>
       </w:r>
     </w:p>
     <w:p>
+      <w:pPr>
+        <w:widowControl/>
+        <w:spacing w:line="240" w:lineRule="auto" w:after="0"/>
+      </w:pPr>
       <w:r>
         <w:rPr>
+          <w:rFonts w:ascii="Times New Roman" w:hAnsi="Times New Roman" w:eastAsia="Times New Roman"/>
           <w:b w:val="0"/>
           <w:i w:val="0"/>
+          <w:color w:val="181A1F"/>
+          <w:sz w:val="28"/>
         </w:rPr>
         <w:t xml:space="preserve">2) Доход от труда как фактора производства называют заработной платой. </w:t>
       </w:r>
     </w:p>
     <w:p>
+      <w:pPr>
+        <w:widowControl/>
+        <w:spacing w:line="240" w:lineRule="auto" w:after="0"/>
+      </w:pPr>
       <w:r>
         <w:rPr>
+          <w:rFonts w:ascii="Times New Roman" w:hAnsi="Times New Roman" w:eastAsia="Times New Roman"/>
           <w:b w:val="0"/>
           <w:i w:val="0"/>
+          <w:color w:val="181A1F"/>
+          <w:sz w:val="28"/>
         </w:rPr>
         <w:t xml:space="preserve">3) Предпринимательскими способностями называют особые способности человека правильно оценить спрос, скоординировать использование ресурсов и принять на себя риск потери вложенных в дело средств. </w:t>
       </w:r>
     </w:p>
     <w:p>
+      <w:pPr>
+        <w:widowControl/>
+        <w:spacing w:line="240" w:lineRule="auto" w:after="0"/>
+      </w:pPr>
       <w:r>
         <w:rPr>
+          <w:rFonts w:ascii="Times New Roman" w:hAnsi="Times New Roman" w:eastAsia="Times New Roman"/>
           <w:b w:val="0"/>
           <w:i w:val="0"/>
+          <w:color w:val="181A1F"/>
+          <w:sz w:val="28"/>
         </w:rPr>
         <w:t xml:space="preserve">4) Доход от капитала как фактора производства — земельная рента. </w:t>
       </w:r>
     </w:p>
     <w:p>
+      <w:pPr>
+        <w:widowControl/>
+        <w:spacing w:line="240" w:lineRule="auto" w:after="0"/>
+      </w:pPr>
       <w:r>
         <w:rPr>
+          <w:rFonts w:ascii="Times New Roman" w:hAnsi="Times New Roman" w:eastAsia="Times New Roman"/>
           <w:b w:val="0"/>
           <w:i w:val="0"/>
+          <w:color w:val="181A1F"/>
+          <w:sz w:val="28"/>
         </w:rPr>
         <w:t xml:space="preserve">5) Доход от земли как фактора производства называется прибылью. </w:t>
       </w:r>
     </w:p>
     <w:p>
-      <w:r>
-        <w:t>Ответ: ______________________________</w:t>
-      </w:r>
-    </w:p>
-    <w:p>
+      <w:pPr>
+        <w:keepNext/>
+        <w:widowControl/>
+        <w:spacing w:line="240" w:lineRule="auto" w:after="0" w:before="120"/>
+      </w:pPr>
       <w:r>
         <w:rPr>
+          <w:rFonts w:ascii="Times New Roman" w:hAnsi="Times New Roman" w:eastAsia="Times New Roman"/>
           <w:b/>
-          <w:sz w:val="24"/>
+          <w:color w:val="181A1F"/>
+          <w:sz w:val="28"/>
         </w:rPr>
         <w:t>12.</w:t>
       </w:r>
     </w:p>
     <w:p>
+      <w:pPr>
+        <w:widowControl/>
+        <w:spacing w:line="240" w:lineRule="auto" w:after="0"/>
+      </w:pPr>
       <w:r>
         <w:rPr>
+          <w:rFonts w:ascii="Times New Roman" w:hAnsi="Times New Roman" w:eastAsia="Times New Roman"/>
           <w:b w:val="0"/>
           <w:i w:val="0"/>
+          <w:color w:val="181A1F"/>
+          <w:sz w:val="28"/>
         </w:rPr>
         <w:t>Ниже приведён перечень функций, выполняемых банками. Все они, за исключением двух, относятся к сфере деятельности коммерческих банков.</w:t>
       </w:r>
     </w:p>
     <w:p>
+      <w:pPr>
+        <w:widowControl/>
+        <w:spacing w:line="240" w:lineRule="auto" w:after="0"/>
+      </w:pPr>
       <w:r>
         <w:rPr>
+          <w:rFonts w:ascii="Times New Roman" w:hAnsi="Times New Roman" w:eastAsia="Times New Roman"/>
           <w:b w:val="0"/>
           <w:i w:val="0"/>
+          <w:color w:val="181A1F"/>
+          <w:sz w:val="28"/>
         </w:rPr>
         <w:t xml:space="preserve">1) установление ключевой (учётной) ставки процента; </w:t>
       </w:r>
     </w:p>
     <w:p>
+      <w:pPr>
+        <w:widowControl/>
+        <w:spacing w:line="240" w:lineRule="auto" w:after="0"/>
+      </w:pPr>
       <w:r>
         <w:rPr>
+          <w:rFonts w:ascii="Times New Roman" w:hAnsi="Times New Roman" w:eastAsia="Times New Roman"/>
           <w:b w:val="0"/>
           <w:i w:val="0"/>
+          <w:color w:val="181A1F"/>
+          <w:sz w:val="28"/>
         </w:rPr>
         <w:t xml:space="preserve">2) покупка и продажа валюты; </w:t>
       </w:r>
     </w:p>
     <w:p>
+      <w:pPr>
+        <w:widowControl/>
+        <w:spacing w:line="240" w:lineRule="auto" w:after="0"/>
+      </w:pPr>
       <w:r>
         <w:rPr>
+          <w:rFonts w:ascii="Times New Roman" w:hAnsi="Times New Roman" w:eastAsia="Times New Roman"/>
           <w:b w:val="0"/>
           <w:i w:val="0"/>
+          <w:color w:val="181A1F"/>
+          <w:sz w:val="28"/>
         </w:rPr>
         <w:t xml:space="preserve">3) продажа дорожных чеков; </w:t>
       </w:r>
     </w:p>
     <w:p>
+      <w:pPr>
+        <w:widowControl/>
+        <w:spacing w:line="240" w:lineRule="auto" w:after="0"/>
+      </w:pPr>
       <w:r>
         <w:rPr>
+          <w:rFonts w:ascii="Times New Roman" w:hAnsi="Times New Roman" w:eastAsia="Times New Roman"/>
           <w:b w:val="0"/>
           <w:i w:val="0"/>
+          <w:color w:val="181A1F"/>
+          <w:sz w:val="28"/>
         </w:rPr>
         <w:t xml:space="preserve">4) обслуживание счетов фирм; </w:t>
       </w:r>
     </w:p>
     <w:p>
+      <w:pPr>
+        <w:widowControl/>
+        <w:spacing w:line="240" w:lineRule="auto" w:after="0"/>
+      </w:pPr>
       <w:r>
         <w:rPr>
+          <w:rFonts w:ascii="Times New Roman" w:hAnsi="Times New Roman" w:eastAsia="Times New Roman"/>
           <w:b w:val="0"/>
           <w:i w:val="0"/>
+          <w:color w:val="181A1F"/>
+          <w:sz w:val="28"/>
         </w:rPr>
         <w:t xml:space="preserve">5) осуществление эмиссии денег; </w:t>
       </w:r>
     </w:p>
     <w:p>
+      <w:pPr>
+        <w:widowControl/>
+        <w:spacing w:line="240" w:lineRule="auto" w:after="0"/>
+      </w:pPr>
       <w:r>
         <w:rPr>
+          <w:rFonts w:ascii="Times New Roman" w:hAnsi="Times New Roman" w:eastAsia="Times New Roman"/>
           <w:b w:val="0"/>
           <w:i w:val="0"/>
+          <w:color w:val="181A1F"/>
+          <w:sz w:val="28"/>
         </w:rPr>
         <w:t>6) открытие и обслуживание депозитов граждан.</w:t>
       </w:r>
     </w:p>
     <w:p>
+      <w:pPr>
+        <w:widowControl/>
+        <w:spacing w:line="240" w:lineRule="auto" w:after="0"/>
+      </w:pPr>
       <w:r>
         <w:rPr>
+          <w:rFonts w:ascii="Times New Roman" w:hAnsi="Times New Roman" w:eastAsia="Times New Roman"/>
           <w:b w:val="0"/>
           <w:i w:val="0"/>
+          <w:color w:val="181A1F"/>
+          <w:sz w:val="28"/>
         </w:rPr>
         <w:t>Найдите две функции, «выпадающие» из общего ряда, и запишите в таблицу цифры, под которыми они указаны.</w:t>
       </w:r>
     </w:p>
     <w:p>
-      <w:r>
-        <w:t>Ответ: ______________________________</w:t>
-      </w:r>
-    </w:p>
-    <w:p>
+      <w:pPr>
+        <w:keepNext/>
+        <w:widowControl/>
+        <w:spacing w:line="240" w:lineRule="auto" w:after="0" w:before="120"/>
+      </w:pPr>
       <w:r>
         <w:rPr>
+          <w:rFonts w:ascii="Times New Roman" w:hAnsi="Times New Roman" w:eastAsia="Times New Roman"/>
           <w:b/>
-          <w:sz w:val="24"/>
+          <w:color w:val="181A1F"/>
+          <w:sz w:val="28"/>
         </w:rPr>
         <w:t>13.</w:t>
       </w:r>
     </w:p>
     <w:p>
+      <w:pPr>
+        <w:widowControl/>
+        <w:spacing w:line="240" w:lineRule="auto" w:after="0"/>
+      </w:pPr>
       <w:r>
         <w:rPr>
+          <w:rFonts w:ascii="Times New Roman" w:hAnsi="Times New Roman" w:eastAsia="Times New Roman"/>
           <w:b w:val="0"/>
           <w:i w:val="0"/>
+          <w:color w:val="181A1F"/>
+          <w:sz w:val="28"/>
         </w:rPr>
         <w:t>В стране Z сократилось предложение джинсовой одежды на соответствующем рынке. Какие из перечисленных факторов могут вызвать такое изменение? Запишите цифры, под которыми они указаны.</w:t>
       </w:r>
     </w:p>
     <w:p>
+      <w:pPr>
+        <w:widowControl/>
+        <w:spacing w:line="240" w:lineRule="auto" w:after="0"/>
+      </w:pPr>
       <w:r>
         <w:rPr>
+          <w:rFonts w:ascii="Times New Roman" w:hAnsi="Times New Roman" w:eastAsia="Times New Roman"/>
           <w:b w:val="0"/>
           <w:i w:val="0"/>
+          <w:color w:val="181A1F"/>
+          <w:sz w:val="28"/>
         </w:rPr>
         <w:t>1) снижение издержек производства</w:t>
       </w:r>
     </w:p>
     <w:p>
+      <w:pPr>
+        <w:widowControl/>
+        <w:spacing w:line="240" w:lineRule="auto" w:after="0"/>
+      </w:pPr>
       <w:r>
         <w:rPr>
+          <w:rFonts w:ascii="Times New Roman" w:hAnsi="Times New Roman" w:eastAsia="Times New Roman"/>
           <w:b w:val="0"/>
           <w:i w:val="0"/>
+          <w:color w:val="181A1F"/>
+          <w:sz w:val="28"/>
         </w:rPr>
         <w:t>2) появление моды на джинсовую одежду</w:t>
       </w:r>
     </w:p>
     <w:p>
+      <w:pPr>
+        <w:widowControl/>
+        <w:spacing w:line="240" w:lineRule="auto" w:after="0"/>
+      </w:pPr>
       <w:r>
         <w:rPr>
+          <w:rFonts w:ascii="Times New Roman" w:hAnsi="Times New Roman" w:eastAsia="Times New Roman"/>
           <w:b w:val="0"/>
           <w:i w:val="0"/>
+          <w:color w:val="181A1F"/>
+          <w:sz w:val="28"/>
         </w:rPr>
         <w:t xml:space="preserve">3) уменьшение количества продавцов джинсовой одежды на рынке </w:t>
       </w:r>
     </w:p>
     <w:p>
+      <w:pPr>
+        <w:widowControl/>
+        <w:spacing w:line="240" w:lineRule="auto" w:after="0"/>
+      </w:pPr>
       <w:r>
         <w:rPr>
+          <w:rFonts w:ascii="Times New Roman" w:hAnsi="Times New Roman" w:eastAsia="Times New Roman"/>
           <w:b w:val="0"/>
           <w:i w:val="0"/>
+          <w:color w:val="181A1F"/>
+          <w:sz w:val="28"/>
         </w:rPr>
         <w:t xml:space="preserve">4) использование нового высокопроизводительного оборудования </w:t>
       </w:r>
     </w:p>
     <w:p>
+      <w:pPr>
+        <w:widowControl/>
+        <w:spacing w:line="240" w:lineRule="auto" w:after="0"/>
+      </w:pPr>
       <w:r>
         <w:rPr>
+          <w:rFonts w:ascii="Times New Roman" w:hAnsi="Times New Roman" w:eastAsia="Times New Roman"/>
           <w:b w:val="0"/>
           <w:i w:val="0"/>
+          <w:color w:val="181A1F"/>
+          <w:sz w:val="28"/>
         </w:rPr>
         <w:t>5) рост стоимости джинсовой ткани</w:t>
       </w:r>
     </w:p>
     <w:p>
-      <w:r>
-        <w:t>Ответ: ______________________________</w:t>
-      </w:r>
-    </w:p>
-    <w:p>
+      <w:pPr>
+        <w:keepNext/>
+        <w:widowControl/>
+        <w:spacing w:line="240" w:lineRule="auto" w:after="0" w:before="120"/>
+      </w:pPr>
       <w:r>
         <w:rPr>
+          <w:rFonts w:ascii="Times New Roman" w:hAnsi="Times New Roman" w:eastAsia="Times New Roman"/>
           <w:b/>
-          <w:sz w:val="24"/>
+          <w:color w:val="181A1F"/>
+          <w:sz w:val="28"/>
         </w:rPr>
         <w:t>14.</w:t>
       </w:r>
     </w:p>
     <w:p>
+      <w:pPr>
+        <w:widowControl/>
+        <w:spacing w:line="240" w:lineRule="auto" w:after="0"/>
+      </w:pPr>
       <w:r>
         <w:rPr>
+          <w:rFonts w:ascii="Times New Roman" w:hAnsi="Times New Roman" w:eastAsia="Times New Roman"/>
           <w:b w:val="0"/>
           <w:i w:val="0"/>
+          <w:color w:val="181A1F"/>
+          <w:sz w:val="28"/>
         </w:rPr>
         <w:t>Представьте, что Вы помогаете учителю оформить презентацию к уроку обществознания по теме «Налоговая система в Российской Федерации». Один из слайдов называется «Федеральные налоги и сборы». Что из перечисленного Вы включили бы в этот слайд? Запишите цифры, под которыми указаны федеральные налоги и сборы.</w:t>
       </w:r>
     </w:p>
     <w:p>
+      <w:pPr>
+        <w:widowControl/>
+        <w:spacing w:line="240" w:lineRule="auto" w:after="0"/>
+      </w:pPr>
       <w:r>
         <w:rPr>
+          <w:rFonts w:ascii="Times New Roman" w:hAnsi="Times New Roman" w:eastAsia="Times New Roman"/>
           <w:b w:val="0"/>
           <w:i w:val="0"/>
+          <w:color w:val="181A1F"/>
+          <w:sz w:val="28"/>
         </w:rPr>
         <w:t>1) налог на добавленную стоимость</w:t>
       </w:r>
     </w:p>
     <w:p>
+      <w:pPr>
+        <w:widowControl/>
+        <w:spacing w:line="240" w:lineRule="auto" w:after="0"/>
+      </w:pPr>
       <w:r>
         <w:rPr>
+          <w:rFonts w:ascii="Times New Roman" w:hAnsi="Times New Roman" w:eastAsia="Times New Roman"/>
           <w:b w:val="0"/>
           <w:i w:val="0"/>
+          <w:color w:val="181A1F"/>
+          <w:sz w:val="28"/>
         </w:rPr>
         <w:t>2) земельный налог</w:t>
       </w:r>
     </w:p>
     <w:p>
+      <w:pPr>
+        <w:widowControl/>
+        <w:spacing w:line="240" w:lineRule="auto" w:after="0"/>
+      </w:pPr>
       <w:r>
         <w:rPr>
+          <w:rFonts w:ascii="Times New Roman" w:hAnsi="Times New Roman" w:eastAsia="Times New Roman"/>
           <w:b w:val="0"/>
           <w:i w:val="0"/>
+          <w:color w:val="181A1F"/>
+          <w:sz w:val="28"/>
         </w:rPr>
         <w:t>3) налог на прибыль организации</w:t>
       </w:r>
     </w:p>
     <w:p>
+      <w:pPr>
+        <w:widowControl/>
+        <w:spacing w:line="240" w:lineRule="auto" w:after="0"/>
+      </w:pPr>
       <w:r>
         <w:rPr>
+          <w:rFonts w:ascii="Times New Roman" w:hAnsi="Times New Roman" w:eastAsia="Times New Roman"/>
           <w:b w:val="0"/>
           <w:i w:val="0"/>
+          <w:color w:val="181A1F"/>
+          <w:sz w:val="28"/>
         </w:rPr>
         <w:t>4) налог на имущество физических лиц</w:t>
       </w:r>
     </w:p>
     <w:p>
+      <w:pPr>
+        <w:widowControl/>
+        <w:spacing w:line="240" w:lineRule="auto" w:after="0"/>
+      </w:pPr>
       <w:r>
         <w:rPr>
+          <w:rFonts w:ascii="Times New Roman" w:hAnsi="Times New Roman" w:eastAsia="Times New Roman"/>
           <w:b w:val="0"/>
           <w:i w:val="0"/>
+          <w:color w:val="181A1F"/>
+          <w:sz w:val="28"/>
         </w:rPr>
         <w:t>5) акцизы</w:t>
       </w:r>
     </w:p>
     <w:p>
+      <w:pPr>
+        <w:widowControl/>
+        <w:spacing w:line="240" w:lineRule="auto" w:after="0"/>
+      </w:pPr>
       <w:r>
         <w:rPr>
+          <w:rFonts w:ascii="Times New Roman" w:hAnsi="Times New Roman" w:eastAsia="Times New Roman"/>
           <w:b w:val="0"/>
           <w:i w:val="0"/>
+          <w:color w:val="181A1F"/>
+          <w:sz w:val="28"/>
         </w:rPr>
         <w:t>6) водный налог</w:t>
       </w:r>
     </w:p>
     <w:p>
-      <w:r>
-        <w:t>Ответ: ______________________________</w:t>
-      </w:r>
-    </w:p>
-    <w:p>
+      <w:pPr>
+        <w:keepNext/>
+        <w:widowControl/>
+        <w:spacing w:line="240" w:lineRule="auto" w:after="0" w:before="120"/>
+      </w:pPr>
       <w:r>
         <w:rPr>
+          <w:rFonts w:ascii="Times New Roman" w:hAnsi="Times New Roman" w:eastAsia="Times New Roman"/>
           <w:b/>
-          <w:sz w:val="24"/>
+          <w:color w:val="181A1F"/>
+          <w:sz w:val="28"/>
         </w:rPr>
         <w:t>15.</w:t>
       </w:r>
     </w:p>
     <w:p>
+      <w:pPr>
+        <w:widowControl/>
+        <w:spacing w:line="240" w:lineRule="auto" w:after="0"/>
+      </w:pPr>
       <w:r>
         <w:rPr>
+          <w:rFonts w:ascii="Times New Roman" w:hAnsi="Times New Roman" w:eastAsia="Times New Roman"/>
           <w:b w:val="0"/>
           <w:i w:val="0"/>
+          <w:color w:val="181A1F"/>
+          <w:sz w:val="28"/>
         </w:rPr>
         <w:t>Выберите верные суждения о ценных бумагах и запишите цифры, под которыми они указаны.</w:t>
       </w:r>
     </w:p>
     <w:p>
+      <w:pPr>
+        <w:widowControl/>
+        <w:spacing w:line="240" w:lineRule="auto" w:after="0"/>
+      </w:pPr>
       <w:r>
         <w:rPr>
+          <w:rFonts w:ascii="Times New Roman" w:hAnsi="Times New Roman" w:eastAsia="Times New Roman"/>
           <w:b w:val="0"/>
           <w:i w:val="0"/>
+          <w:color w:val="181A1F"/>
+          <w:sz w:val="28"/>
         </w:rPr>
         <w:t>1) Различают ценные бумаги именные и на предъявителя.</w:t>
       </w:r>
     </w:p>
     <w:p>
+      <w:pPr>
+        <w:widowControl/>
+        <w:spacing w:line="240" w:lineRule="auto" w:after="0"/>
+      </w:pPr>
       <w:r>
         <w:rPr>
+          <w:rFonts w:ascii="Times New Roman" w:hAnsi="Times New Roman" w:eastAsia="Times New Roman"/>
           <w:b w:val="0"/>
           <w:i w:val="0"/>
+          <w:color w:val="181A1F"/>
+          <w:sz w:val="28"/>
         </w:rPr>
         <w:t>2) Вексель представляет собой свидетельство о денежном вкладе в банке с обязательством банка о возврате этого вклада и процентов по нему через установленный срок.</w:t>
       </w:r>
     </w:p>
     <w:p>
+      <w:pPr>
+        <w:widowControl/>
+        <w:spacing w:line="240" w:lineRule="auto" w:after="0"/>
+      </w:pPr>
       <w:r>
         <w:rPr>
+          <w:rFonts w:ascii="Times New Roman" w:hAnsi="Times New Roman" w:eastAsia="Times New Roman"/>
           <w:b w:val="0"/>
           <w:i w:val="0"/>
+          <w:color w:val="181A1F"/>
+          <w:sz w:val="28"/>
         </w:rPr>
         <w:t>3) B соответствии с ГК РФ ценной бумагой называют любой документ, выпускаемый государством.</w:t>
       </w:r>
     </w:p>
     <w:p>
+      <w:pPr>
+        <w:widowControl/>
+        <w:spacing w:line="240" w:lineRule="auto" w:after="0"/>
+      </w:pPr>
       <w:r>
         <w:rPr>
+          <w:rFonts w:ascii="Times New Roman" w:hAnsi="Times New Roman" w:eastAsia="Times New Roman"/>
           <w:b w:val="0"/>
           <w:i w:val="0"/>
+          <w:color w:val="181A1F"/>
+          <w:sz w:val="28"/>
         </w:rPr>
         <w:t>4) Ценная бумага, удостоверяющая владение долей в капитале предприятия и дающая права на получение части прибыли предприятия, называется акцией.</w:t>
       </w:r>
     </w:p>
     <w:p>
+      <w:pPr>
+        <w:widowControl/>
+        <w:spacing w:line="240" w:lineRule="auto" w:after="0"/>
+      </w:pPr>
       <w:r>
         <w:rPr>
+          <w:rFonts w:ascii="Times New Roman" w:hAnsi="Times New Roman" w:eastAsia="Times New Roman"/>
           <w:b w:val="0"/>
           <w:i w:val="0"/>
+          <w:color w:val="181A1F"/>
+          <w:sz w:val="28"/>
         </w:rPr>
         <w:t>5) Облигация даёт владельцу право требовать её погашения в установленные сроки.</w:t>
       </w:r>
     </w:p>
     <w:p>
-      <w:r>
-        <w:t>Ответ: ______________________________</w:t>
-      </w:r>
-    </w:p>
-    <w:p>
+      <w:pPr>
+        <w:keepNext/>
+        <w:widowControl/>
+        <w:spacing w:line="240" w:lineRule="auto" w:after="0" w:before="120"/>
+      </w:pPr>
       <w:r>
         <w:rPr>
+          <w:rFonts w:ascii="Times New Roman" w:hAnsi="Times New Roman" w:eastAsia="Times New Roman"/>
           <w:b/>
-          <w:sz w:val="24"/>
+          <w:color w:val="181A1F"/>
+          <w:sz w:val="28"/>
         </w:rPr>
         <w:t>16.</w:t>
       </w:r>
     </w:p>
     <w:p>
+      <w:pPr>
+        <w:widowControl/>
+        <w:spacing w:line="240" w:lineRule="auto" w:after="0"/>
+      </w:pPr>
       <w:r>
         <w:rPr>
+          <w:rFonts w:ascii="Times New Roman" w:hAnsi="Times New Roman" w:eastAsia="Times New Roman"/>
           <w:b w:val="0"/>
           <w:i w:val="0"/>
+          <w:color w:val="181A1F"/>
+          <w:sz w:val="28"/>
         </w:rPr>
         <w:t>В городе мебель для кафе, кондитерских и пекарен поставляют множество фирм. Они предлагают дифференцированную продукцию и отчасти имеют возможности контролировать цены на неё. Найдите в приведённом списке характеристики данного рынка и запишите цифры,</w:t>
       </w:r>
     </w:p>
     <w:p>
+      <w:pPr>
+        <w:widowControl/>
+        <w:spacing w:line="240" w:lineRule="auto" w:after="0"/>
+      </w:pPr>
       <w:r>
         <w:rPr>
+          <w:rFonts w:ascii="Times New Roman" w:hAnsi="Times New Roman" w:eastAsia="Times New Roman"/>
           <w:b w:val="0"/>
           <w:i w:val="0"/>
+          <w:color w:val="181A1F"/>
+          <w:sz w:val="28"/>
         </w:rPr>
         <w:t>под которыми они указаны.</w:t>
       </w:r>
     </w:p>
     <w:p>
+      <w:pPr>
+        <w:widowControl/>
+        <w:spacing w:line="240" w:lineRule="auto" w:after="0"/>
+      </w:pPr>
       <w:r>
         <w:rPr>
+          <w:rFonts w:ascii="Times New Roman" w:hAnsi="Times New Roman" w:eastAsia="Times New Roman"/>
           <w:b w:val="0"/>
           <w:i w:val="0"/>
+          <w:color w:val="181A1F"/>
+          <w:sz w:val="28"/>
         </w:rPr>
         <w:t>1) рынок товаров</w:t>
       </w:r>
     </w:p>
     <w:p>
+      <w:pPr>
+        <w:widowControl/>
+        <w:spacing w:line="240" w:lineRule="auto" w:after="0"/>
+      </w:pPr>
       <w:r>
         <w:rPr>
+          <w:rFonts w:ascii="Times New Roman" w:hAnsi="Times New Roman" w:eastAsia="Times New Roman"/>
           <w:b w:val="0"/>
           <w:i w:val="0"/>
+          <w:color w:val="181A1F"/>
+          <w:sz w:val="28"/>
         </w:rPr>
         <w:t>2) местный рынок</w:t>
       </w:r>
     </w:p>
     <w:p>
+      <w:pPr>
+        <w:widowControl/>
+        <w:spacing w:line="240" w:lineRule="auto" w:after="0"/>
+      </w:pPr>
       <w:r>
         <w:rPr>
+          <w:rFonts w:ascii="Times New Roman" w:hAnsi="Times New Roman" w:eastAsia="Times New Roman"/>
           <w:b w:val="0"/>
           <w:i w:val="0"/>
+          <w:color w:val="181A1F"/>
+          <w:sz w:val="28"/>
         </w:rPr>
         <w:t>3) монополия</w:t>
       </w:r>
     </w:p>
     <w:p>
+      <w:pPr>
+        <w:widowControl/>
+        <w:spacing w:line="240" w:lineRule="auto" w:after="0"/>
+      </w:pPr>
       <w:r>
         <w:rPr>
+          <w:rFonts w:ascii="Times New Roman" w:hAnsi="Times New Roman" w:eastAsia="Times New Roman"/>
           <w:b w:val="0"/>
           <w:i w:val="0"/>
+          <w:color w:val="181A1F"/>
+          <w:sz w:val="28"/>
         </w:rPr>
         <w:t>4) рынок информации</w:t>
       </w:r>
     </w:p>
     <w:p>
+      <w:pPr>
+        <w:widowControl/>
+        <w:spacing w:line="240" w:lineRule="auto" w:after="0"/>
+      </w:pPr>
       <w:r>
         <w:rPr>
+          <w:rFonts w:ascii="Times New Roman" w:hAnsi="Times New Roman" w:eastAsia="Times New Roman"/>
           <w:b w:val="0"/>
           <w:i w:val="0"/>
+          <w:color w:val="181A1F"/>
+          <w:sz w:val="28"/>
         </w:rPr>
         <w:t>5) дефицит товаров</w:t>
       </w:r>
     </w:p>
     <w:p>
+      <w:pPr>
+        <w:widowControl/>
+        <w:spacing w:line="240" w:lineRule="auto" w:after="0"/>
+      </w:pPr>
       <w:r>
         <w:rPr>
+          <w:rFonts w:ascii="Times New Roman" w:hAnsi="Times New Roman" w:eastAsia="Times New Roman"/>
           <w:b w:val="0"/>
           <w:i w:val="0"/>
+          <w:color w:val="181A1F"/>
+          <w:sz w:val="28"/>
         </w:rPr>
         <w:t>6) монополистическая конкуренция</w:t>
       </w:r>
     </w:p>
     <w:p>
+      <w:pPr>
+        <w:widowControl/>
+        <w:spacing w:line="240" w:lineRule="auto" w:after="0"/>
+      </w:pPr>
       <w:r>
-        <w:t>Ответ: ______________________________</w:t>
-      </w:r>
-    </w:p>
-    <w:p>
-      <w:r>
+        <w:rPr>
+          <w:rFonts w:ascii="Times New Roman" w:hAnsi="Times New Roman" w:eastAsia="Times New Roman"/>
+          <w:color w:val="181A1F"/>
+          <w:sz w:val="28"/>
+        </w:rPr>
         <w:br w:type="page"/>
       </w:r>
     </w:p>
     <w:p>
       <w:pPr>
         <w:pStyle w:val="Heading1"/>
+        <w:keepNext/>
+        <w:widowControl/>
+        <w:spacing w:line="240" w:lineRule="auto" w:after="60" w:before="160"/>
       </w:pPr>
       <w:r>
+        <w:rPr>
+          <w:rFonts w:ascii="Times New Roman" w:hAnsi="Times New Roman" w:eastAsia="Times New Roman"/>
+          <w:b/>
+          <w:color w:val="181A1F"/>
+          <w:sz w:val="28"/>
+        </w:rPr>
         <w:t>Часть 2</w:t>
       </w:r>
     </w:p>
     <w:p>
+      <w:pPr>
+        <w:widowControl/>
+        <w:spacing w:line="240" w:lineRule="auto" w:after="0"/>
+      </w:pPr>
       <w:r>
+        <w:rPr>
+          <w:rFonts w:ascii="Times New Roman" w:hAnsi="Times New Roman" w:eastAsia="Times New Roman"/>
+          <w:color w:val="181A1F"/>
+          <w:sz w:val="28"/>
+        </w:rPr>
         <w:t>Для заданий 17–25 запишите полный развёрнутый ответ. Каждый вопрос самодостаточен и тематически соответствует варианту.</w:t>
       </w:r>
     </w:p>
     <w:p>
+      <w:pPr>
+        <w:keepNext/>
+        <w:widowControl/>
+        <w:spacing w:line="240" w:lineRule="auto" w:after="0" w:before="120"/>
+      </w:pPr>
       <w:r>
         <w:rPr>
+          <w:rFonts w:ascii="Times New Roman" w:hAnsi="Times New Roman" w:eastAsia="Times New Roman"/>
           <w:b/>
-          <w:sz w:val="24"/>
+          <w:color w:val="181A1F"/>
+          <w:sz w:val="28"/>
         </w:rPr>
         <w:t>17.</w:t>
       </w:r>
     </w:p>
     <w:p>
+      <w:pPr>
+        <w:widowControl/>
+        <w:spacing w:line="240" w:lineRule="auto" w:after="0"/>
+      </w:pPr>
       <w:r>
         <w:rPr>
+          <w:rFonts w:ascii="Times New Roman" w:hAnsi="Times New Roman" w:eastAsia="Times New Roman"/>
           <w:b w:val="0"/>
           <w:i w:val="0"/>
+          <w:color w:val="181A1F"/>
+          <w:sz w:val="28"/>
         </w:rPr>
         <w:t>Какие два показателя экономического благосостояния рассмотрены в тексте? Что, по мнению автора, является основой материального благополучия населения? Что автор называет достатком?</w:t>
       </w:r>
     </w:p>
     <w:p>
+      <w:pPr>
+        <w:widowControl/>
+        <w:spacing w:line="240" w:lineRule="auto" w:after="0"/>
+      </w:pPr>
       <w:r>
         <w:rPr>
+          <w:rFonts w:ascii="Times New Roman" w:hAnsi="Times New Roman" w:eastAsia="Times New Roman"/>
           <w:b w:val="0"/>
           <w:i w:val="0"/>
+          <w:color w:val="181A1F"/>
+          <w:sz w:val="28"/>
         </w:rPr>
         <w:t>Переход к рыночным отношениям повлек значительные изменения в регулировании доходов, которые в первую очередь и определяют благосостояние людей. Прежде всего, уменьшилась роль государства в этой области, расширилась самостоятельность регионов и предприятий, а также повысилась значимость рыночных регуляторов…</w:t>
       </w:r>
     </w:p>
     <w:p>
+      <w:pPr>
+        <w:widowControl/>
+        <w:spacing w:line="240" w:lineRule="auto" w:after="0"/>
+      </w:pPr>
       <w:r>
         <w:rPr>
+          <w:rFonts w:ascii="Times New Roman" w:hAnsi="Times New Roman" w:eastAsia="Times New Roman"/>
           <w:b w:val="0"/>
           <w:i w:val="0"/>
+          <w:color w:val="181A1F"/>
+          <w:sz w:val="28"/>
         </w:rPr>
         <w:t>Качество жизни зависит от множества факторов, начиная от места проживания человека и заканчивая общей социально-экономической и экологической ситуацией, а также состоянием политических дел в стране. На качество жизни в той или иной степени могут влиять демографическая ситуация, жилищно-бытовые и производственные условия, объём и качество потребительских товаров и т.д. Все наиболее значимые факторы можно объединить в группы: экономические, социальные, экологические и научно-технические факторы.</w:t>
       </w:r>
     </w:p>
     <w:p>
+      <w:pPr>
+        <w:widowControl/>
+        <w:spacing w:line="240" w:lineRule="auto" w:after="0"/>
+      </w:pPr>
       <w:r>
         <w:rPr>
+          <w:rFonts w:ascii="Times New Roman" w:hAnsi="Times New Roman" w:eastAsia="Times New Roman"/>
           <w:b w:val="0"/>
           <w:i w:val="0"/>
+          <w:color w:val="181A1F"/>
+          <w:sz w:val="28"/>
         </w:rPr>
         <w:t>В зависимости от степени удовлетворения потребностей в экономике принято выделять разные уровни жизни населения: достаток – пользование благами, обеспечивающими всестороннее развитие человека; нормальный уровень – рациональное потребление по научно обоснованным нормам, обеспечивающее человеку восстановление его физических и интеллектуальных сил; бедность – потребление благ на уровне сохранения работоспособности как низшей границы воспроизводства рабочей силы; нищета – потребление минимально допустимого по биологическим критериям набора благ и услуг, которые позволяют лишь поддерживать жизнеспособность человека.</w:t>
       </w:r>
     </w:p>
     <w:p>
+      <w:pPr>
+        <w:widowControl/>
+        <w:spacing w:line="240" w:lineRule="auto" w:after="0"/>
+      </w:pPr>
       <w:r>
         <w:rPr>
+          <w:rFonts w:ascii="Times New Roman" w:hAnsi="Times New Roman" w:eastAsia="Times New Roman"/>
           <w:b w:val="0"/>
           <w:i w:val="0"/>
+          <w:color w:val="181A1F"/>
+          <w:sz w:val="28"/>
         </w:rPr>
         <w:t>Население, адаптируясь к рыночным условиям, использует различные дополнительные источники получения доходов, включая поступления из личных подсобных хозяйств, от предпринимательской деятельности и т.д.</w:t>
       </w:r>
     </w:p>
     <w:p>
+      <w:pPr>
+        <w:widowControl/>
+        <w:spacing w:line="240" w:lineRule="auto" w:after="0"/>
+      </w:pPr>
       <w:r>
         <w:rPr>
+          <w:rFonts w:ascii="Times New Roman" w:hAnsi="Times New Roman" w:eastAsia="Times New Roman"/>
           <w:b w:val="0"/>
           <w:i w:val="0"/>
+          <w:color w:val="181A1F"/>
+          <w:sz w:val="28"/>
         </w:rPr>
         <w:t>В результате меняется структура денежных доходов населения. Основой материального благополучия населения являются денежные доходы.</w:t>
       </w:r>
     </w:p>
     <w:p>
+      <w:pPr>
+        <w:widowControl/>
+        <w:spacing w:line="240" w:lineRule="auto" w:after="0"/>
+      </w:pPr>
       <w:r>
         <w:rPr>
+          <w:rFonts w:ascii="Times New Roman" w:hAnsi="Times New Roman" w:eastAsia="Times New Roman"/>
           <w:b w:val="0"/>
           <w:i w:val="0"/>
+          <w:color w:val="181A1F"/>
+          <w:sz w:val="28"/>
         </w:rPr>
         <w:t>На уровне домохозяйств денежные доходы отдельных их членов накапливаются, определяя материальную основу жизни семьи – бюджет. Объем и структура доходных статей бюджета составляют важнейшую характеристику уровня и качества жизни.</w:t>
       </w:r>
     </w:p>
     <w:p>
+      <w:pPr>
+        <w:widowControl/>
+        <w:spacing w:line="240" w:lineRule="auto" w:after="0"/>
+      </w:pPr>
       <w:r>
         <w:rPr>
+          <w:rFonts w:ascii="Times New Roman" w:hAnsi="Times New Roman" w:eastAsia="Times New Roman"/>
           <w:b w:val="0"/>
           <w:i w:val="0"/>
+          <w:color w:val="181A1F"/>
+          <w:sz w:val="28"/>
         </w:rPr>
         <w:t>(Н.С. Михайлова)</w:t>
       </w:r>
     </w:p>
     <w:p>
+      <w:pPr>
+        <w:widowControl/>
+        <w:spacing w:line="240" w:lineRule="auto" w:after="0"/>
+      </w:pPr>
       <w:r>
+        <w:rPr>
+          <w:rFonts w:ascii="Times New Roman" w:hAnsi="Times New Roman" w:eastAsia="Times New Roman"/>
+          <w:color w:val="181A1F"/>
+          <w:sz w:val="28"/>
+        </w:rPr>
         <w:t>Ответ:</w:t>
       </w:r>
     </w:p>
     <w:p>
-      <w:r>
-        <w:t>__________________________________________________________________________________________</w:t>
-      </w:r>
-    </w:p>
-    <w:p>
-      <w:r>
-        <w:t>__________________________________________________________________________________________</w:t>
-      </w:r>
-    </w:p>
-    <w:p>
-      <w:r>
-        <w:t>__________________________________________________________________________________________</w:t>
-      </w:r>
-    </w:p>
-    <w:p>
+      <w:pPr>
+        <w:keepNext/>
+        <w:widowControl/>
+        <w:spacing w:line="240" w:lineRule="auto" w:after="0" w:before="120"/>
+      </w:pPr>
       <w:r>
         <w:rPr>
+          <w:rFonts w:ascii="Times New Roman" w:hAnsi="Times New Roman" w:eastAsia="Times New Roman"/>
           <w:b/>
-          <w:sz w:val="24"/>
+          <w:color w:val="181A1F"/>
+          <w:sz w:val="28"/>
         </w:rPr>
         <w:t>18.</w:t>
       </w:r>
     </w:p>
     <w:p>
+      <w:pPr>
+        <w:widowControl/>
+        <w:spacing w:line="240" w:lineRule="auto" w:after="0"/>
+      </w:pPr>
       <w:r>
         <w:rPr>
+          <w:rFonts w:ascii="Times New Roman" w:hAnsi="Times New Roman" w:eastAsia="Times New Roman"/>
           <w:b w:val="0"/>
           <w:i w:val="0"/>
+          <w:color w:val="181A1F"/>
+          <w:sz w:val="28"/>
         </w:rPr>
         <w:t>Постиндустриальная теория условно делит всю историю человечества на три большие эпохи, соответствующие обществам доиндустриальному (традиционному), индустриальному и постиндустриальному. В логике этой теории доиндустриальное общество базируется на взаимодействиях индивидов с природой, индустриальное — на взаимодействиях индивидов с преобразованной ими природой, в частности с техникой, искусственно созданными ландшафтами, зданиями и сооружениями, а постиндустриальное общество — на взаимодействиях между индивидами.</w:t>
       </w:r>
     </w:p>
     <w:p>
+      <w:pPr>
+        <w:widowControl/>
+        <w:spacing w:line="240" w:lineRule="auto" w:after="0"/>
+      </w:pPr>
       <w:r>
         <w:rPr>
+          <w:rFonts w:ascii="Times New Roman" w:hAnsi="Times New Roman" w:eastAsia="Times New Roman"/>
           <w:b w:val="0"/>
           <w:i w:val="0"/>
+          <w:color w:val="181A1F"/>
+          <w:sz w:val="28"/>
         </w:rPr>
         <w:t>В доиндустриальном обществе основным типом производственной деятельности является добыча и изготовление продуктов, в индустриальном — последовательная обработка сырья и продуктов для получения окончательного продукта, в постиндустриальном к последовательной обработке добавляется высокий уровень автоматизации производства.</w:t>
       </w:r>
     </w:p>
     <w:p>
+      <w:pPr>
+        <w:widowControl/>
+        <w:spacing w:line="240" w:lineRule="auto" w:after="0"/>
+      </w:pPr>
       <w:r>
         <w:rPr>
+          <w:rFonts w:ascii="Times New Roman" w:hAnsi="Times New Roman" w:eastAsia="Times New Roman"/>
           <w:b w:val="0"/>
           <w:i w:val="0"/>
+          <w:color w:val="181A1F"/>
+          <w:sz w:val="28"/>
         </w:rPr>
         <w:t>Наиболее распространённый тип экономической деятельности в доиндустриальном обществе — натуральное хозяйство или ручное производство продуктов, в индустриальном обществе — крупное машинное производство, а в постиндустриальном обществе — предоставление разнообразных услуг.</w:t>
       </w:r>
     </w:p>
     <w:p>
+      <w:pPr>
+        <w:widowControl/>
+        <w:spacing w:line="240" w:lineRule="auto" w:after="0"/>
+      </w:pPr>
       <w:r>
         <w:rPr>
+          <w:rFonts w:ascii="Times New Roman" w:hAnsi="Times New Roman" w:eastAsia="Times New Roman"/>
           <w:b w:val="0"/>
           <w:i w:val="0"/>
+          <w:color w:val="181A1F"/>
+          <w:sz w:val="28"/>
         </w:rPr>
         <w:t>Каждый последующий этап развития экономики не отменяет, включает предыдущие. Новые экономические уклады всегда формировались внутри предшествующих, то есть производство благ, менее зависимых от природной среды, постепенно обретало товарные формы и становилось всё более значимым в общем объеме валового внутреннего продукта. Переход к следующему этапу экономического развития происходил, когда доля этого нового экономического уклада начинала доминировать. Но предшествующие экономические уклады не исчезали полностью из структуры экономики. Поэтому постиндустриальная экономика включает индустриальные отрасли и сельское хозяйство, обеспечивающие материальную основу развития общества и государства.</w:t>
       </w:r>
     </w:p>
     <w:p>
+      <w:pPr>
+        <w:widowControl/>
+        <w:spacing w:line="240" w:lineRule="auto" w:after="0"/>
+      </w:pPr>
       <w:r>
         <w:rPr>
+          <w:rFonts w:ascii="Times New Roman" w:hAnsi="Times New Roman" w:eastAsia="Times New Roman"/>
           <w:b w:val="0"/>
           <w:i w:val="0"/>
+          <w:color w:val="181A1F"/>
+          <w:sz w:val="28"/>
         </w:rPr>
         <w:t>Но в постиндустриальной экономике решающими условиями достижения успеха становятся информация и знания, высокий уровень автоматизации производства, наукоёмкие технологии, предоставление услуг, среди которых постоянно появляются и развиваются новые, отсутствовавшие на ранних этапах развития общества. Поэтому эти сферы экономики более приоритетны для развития постиндустриального общества, чем сфера материального производства.</w:t>
       </w:r>
     </w:p>
     <w:p>
+      <w:pPr>
+        <w:widowControl/>
+        <w:spacing w:line="240" w:lineRule="auto" w:after="0"/>
+      </w:pPr>
       <w:r>
         <w:rPr>
+          <w:rFonts w:ascii="Times New Roman" w:hAnsi="Times New Roman" w:eastAsia="Times New Roman"/>
           <w:b w:val="0"/>
           <w:i w:val="0"/>
+          <w:color w:val="181A1F"/>
+          <w:sz w:val="28"/>
         </w:rPr>
         <w:t>Постиндустриальное общество, в том числе и через экономическую</w:t>
       </w:r>
     </w:p>
     <w:p>
+      <w:pPr>
+        <w:widowControl/>
+        <w:spacing w:line="240" w:lineRule="auto" w:after="0"/>
+      </w:pPr>
       <w:r>
         <w:rPr>
+          <w:rFonts w:ascii="Times New Roman" w:hAnsi="Times New Roman" w:eastAsia="Times New Roman"/>
           <w:b w:val="0"/>
           <w:i w:val="0"/>
+          <w:color w:val="181A1F"/>
+          <w:sz w:val="28"/>
         </w:rPr>
         <w:t>деятельность, стимулирует и развивает стремление индивидов к саморазвитию, к реализации своих способностей и качеств. (По В.Л. Римскому)</w:t>
       </w:r>
     </w:p>
     <w:p>
+      <w:pPr>
+        <w:widowControl/>
+        <w:spacing w:line="240" w:lineRule="auto" w:after="0"/>
+      </w:pPr>
       <w:r>
         <w:rPr>
+          <w:rFonts w:ascii="Times New Roman" w:hAnsi="Times New Roman" w:eastAsia="Times New Roman"/>
           <w:b w:val="0"/>
           <w:i w:val="0"/>
+          <w:color w:val="181A1F"/>
+          <w:sz w:val="28"/>
         </w:rPr>
         <w:t>В тексте упомянуты ключевые понятия социально-гуманитарных наук.</w:t>
       </w:r>
     </w:p>
     <w:p>
+      <w:pPr>
+        <w:widowControl/>
+        <w:spacing w:line="240" w:lineRule="auto" w:after="0"/>
+      </w:pPr>
       <w:r>
         <w:rPr>
+          <w:rFonts w:ascii="Times New Roman" w:hAnsi="Times New Roman" w:eastAsia="Times New Roman"/>
           <w:b w:val="0"/>
           <w:i w:val="0"/>
+          <w:color w:val="181A1F"/>
+          <w:sz w:val="28"/>
         </w:rPr>
         <w:t>Используя обществоведческие знания,</w:t>
       </w:r>
     </w:p>
     <w:p>
+      <w:pPr>
+        <w:widowControl/>
+        <w:spacing w:line="240" w:lineRule="auto" w:after="0"/>
+      </w:pPr>
       <w:r>
         <w:rPr>
+          <w:rFonts w:ascii="Times New Roman" w:hAnsi="Times New Roman" w:eastAsia="Times New Roman"/>
           <w:b w:val="0"/>
           <w:i w:val="0"/>
+          <w:color w:val="181A1F"/>
+          <w:sz w:val="28"/>
         </w:rPr>
         <w:t>— укажите не менее двух основных характеристик ВВП как макроэкономического показателя;</w:t>
       </w:r>
     </w:p>
     <w:p>
+      <w:pPr>
+        <w:widowControl/>
+        <w:spacing w:line="240" w:lineRule="auto" w:after="0"/>
+      </w:pPr>
       <w:r>
         <w:rPr>
+          <w:rFonts w:ascii="Times New Roman" w:hAnsi="Times New Roman" w:eastAsia="Times New Roman"/>
           <w:b w:val="0"/>
           <w:i w:val="0"/>
+          <w:color w:val="181A1F"/>
+          <w:sz w:val="28"/>
         </w:rPr>
         <w:t>— объясните связь упомянутого автором механизма воздействия постиндустриального общества на индивида через экономическую деятельность с развитием системы дополнительного образования. (Объяснение может быть дано в одном или нескольких распространённых предложениях.)</w:t>
       </w:r>
     </w:p>
     <w:p>
+      <w:pPr>
+        <w:widowControl/>
+        <w:spacing w:line="240" w:lineRule="auto" w:after="0"/>
+      </w:pPr>
       <w:r>
+        <w:rPr>
+          <w:rFonts w:ascii="Times New Roman" w:hAnsi="Times New Roman" w:eastAsia="Times New Roman"/>
+          <w:color w:val="181A1F"/>
+          <w:sz w:val="28"/>
+        </w:rPr>
         <w:t>Ответ:</w:t>
       </w:r>
     </w:p>
     <w:p>
-      <w:r>
-        <w:t>__________________________________________________________________________________________</w:t>
-      </w:r>
-    </w:p>
-    <w:p>
-      <w:r>
-        <w:t>__________________________________________________________________________________________</w:t>
-      </w:r>
-    </w:p>
-    <w:p>
-      <w:r>
-        <w:t>__________________________________________________________________________________________</w:t>
-      </w:r>
-    </w:p>
-    <w:p>
+      <w:pPr>
+        <w:keepNext/>
+        <w:widowControl/>
+        <w:spacing w:line="240" w:lineRule="auto" w:after="0" w:before="120"/>
+      </w:pPr>
       <w:r>
         <w:rPr>
+          <w:rFonts w:ascii="Times New Roman" w:hAnsi="Times New Roman" w:eastAsia="Times New Roman"/>
           <w:b/>
-          <w:sz w:val="24"/>
+          <w:color w:val="181A1F"/>
+          <w:sz w:val="28"/>
         </w:rPr>
         <w:t>19.</w:t>
       </w:r>
     </w:p>
     <w:p>
+      <w:pPr>
+        <w:widowControl/>
+        <w:spacing w:line="240" w:lineRule="auto" w:after="0"/>
+      </w:pPr>
       <w:r>
         <w:rPr>
+          <w:rFonts w:ascii="Times New Roman" w:hAnsi="Times New Roman" w:eastAsia="Times New Roman"/>
           <w:b w:val="0"/>
           <w:i w:val="0"/>
+          <w:color w:val="181A1F"/>
+          <w:sz w:val="28"/>
         </w:rPr>
         <w:t>На графике изображено изменение ситуации на рынке куриного мяса в стране Z. Кривая предложения переместилась из положения S в положение S1 при неизменном спросе D. (На графике Р — цена товара; Q — количество товара).</w:t>
       </w:r>
     </w:p>
     <w:p>
       <w:pPr>
+        <w:widowControl/>
+        <w:spacing w:line="240" w:lineRule="auto" w:after="0"/>
         <w:jc w:val="center"/>
       </w:pPr>
       <w:r>
+        <w:rPr>
+          <w:rFonts w:ascii="Times New Roman" w:hAnsi="Times New Roman" w:eastAsia="Times New Roman"/>
+          <w:color w:val="181A1F"/>
+          <w:sz w:val="28"/>
+        </w:rPr>
         <w:drawing>
           <wp:inline xmlns:a="http://schemas.openxmlformats.org/drawingml/2006/main" xmlns:pic="http://schemas.openxmlformats.org/drawingml/2006/picture">
             <wp:extent cx="5400000" cy="5400000"/>
@@ -2087,198 +3518,265 @@
       </w:r>
     </w:p>
     <w:p>
+      <w:pPr>
+        <w:widowControl/>
+        <w:spacing w:line="240" w:lineRule="auto" w:after="0"/>
+      </w:pPr>
       <w:r>
         <w:rPr>
+          <w:rFonts w:ascii="Times New Roman" w:hAnsi="Times New Roman" w:eastAsia="Times New Roman"/>
           <w:b w:val="0"/>
           <w:i w:val="0"/>
+          <w:color w:val="181A1F"/>
+          <w:sz w:val="28"/>
         </w:rPr>
         <w:t xml:space="preserve">Как изменилась равновесная цена? </w:t>
       </w:r>
     </w:p>
     <w:p>
+      <w:pPr>
+        <w:widowControl/>
+        <w:spacing w:line="240" w:lineRule="auto" w:after="0"/>
+      </w:pPr>
       <w:r>
         <w:rPr>
+          <w:rFonts w:ascii="Times New Roman" w:hAnsi="Times New Roman" w:eastAsia="Times New Roman"/>
           <w:b w:val="0"/>
           <w:i w:val="0"/>
+          <w:color w:val="181A1F"/>
+          <w:sz w:val="28"/>
         </w:rPr>
         <w:t xml:space="preserve">Что могло вызвать изменение предложения? Сначала укажите любое одно обстоятельство (фактор), затем объясните его влияние на предложение (обязательно укажите характер изменения предложения). (Объяснение должно быть дано применительно к рынку, указанному в тексте задания.) </w:t>
       </w:r>
     </w:p>
     <w:p>
+      <w:pPr>
+        <w:widowControl/>
+        <w:spacing w:line="240" w:lineRule="auto" w:after="0"/>
+      </w:pPr>
       <w:r>
         <w:rPr>
+          <w:rFonts w:ascii="Times New Roman" w:hAnsi="Times New Roman" w:eastAsia="Times New Roman"/>
           <w:b w:val="0"/>
           <w:i w:val="0"/>
+          <w:color w:val="181A1F"/>
+          <w:sz w:val="28"/>
         </w:rPr>
         <w:t>Как изменятся спрос и равновесная цена на данном рынке, если при прочих равных условиях в стране Z увеличится численность вегетарианцев?</w:t>
       </w:r>
     </w:p>
     <w:p>
+      <w:pPr>
+        <w:widowControl/>
+        <w:spacing w:line="240" w:lineRule="auto" w:after="0"/>
+      </w:pPr>
       <w:r>
+        <w:rPr>
+          <w:rFonts w:ascii="Times New Roman" w:hAnsi="Times New Roman" w:eastAsia="Times New Roman"/>
+          <w:color w:val="181A1F"/>
+          <w:sz w:val="28"/>
+        </w:rPr>
         <w:t>Ответ:</w:t>
       </w:r>
     </w:p>
     <w:p>
-      <w:r>
-        <w:t>__________________________________________________________________________________________</w:t>
-      </w:r>
-    </w:p>
-    <w:p>
-      <w:r>
-        <w:t>__________________________________________________________________________________________</w:t>
-      </w:r>
-    </w:p>
-    <w:p>
-      <w:r>
-        <w:t>__________________________________________________________________________________________</w:t>
-      </w:r>
-    </w:p>
-    <w:p>
+      <w:pPr>
+        <w:keepNext/>
+        <w:widowControl/>
+        <w:spacing w:line="240" w:lineRule="auto" w:after="0" w:before="120"/>
+      </w:pPr>
       <w:r>
         <w:rPr>
+          <w:rFonts w:ascii="Times New Roman" w:hAnsi="Times New Roman" w:eastAsia="Times New Roman"/>
           <w:b/>
-          <w:sz w:val="24"/>
+          <w:color w:val="181A1F"/>
+          <w:sz w:val="28"/>
         </w:rPr>
         <w:t>20.</w:t>
       </w:r>
     </w:p>
     <w:p>
+      <w:pPr>
+        <w:widowControl/>
+        <w:spacing w:line="240" w:lineRule="auto" w:after="0"/>
+      </w:pPr>
       <w:r>
         <w:rPr>
+          <w:rFonts w:ascii="Times New Roman" w:hAnsi="Times New Roman" w:eastAsia="Times New Roman"/>
           <w:b w:val="0"/>
           <w:i w:val="0"/>
+          <w:color w:val="181A1F"/>
+          <w:sz w:val="28"/>
         </w:rPr>
         <w:t>В популярном ток-шоу обсуждалась тема занятости женщин в сфере общественного производства. В частности, было высказано мнение, что есть сферы деятельности, в которых женский труд в принципе не должен использоваться. Используя обществоведческие знания, приведите по два возможных аргумента сторонников и противников этого мнения. (Каждый аргумент должен быть сформулирован как распространённое предложение.)</w:t>
       </w:r>
     </w:p>
     <w:p>
+      <w:pPr>
+        <w:widowControl/>
+        <w:spacing w:line="240" w:lineRule="auto" w:after="0"/>
+      </w:pPr>
       <w:r>
+        <w:rPr>
+          <w:rFonts w:ascii="Times New Roman" w:hAnsi="Times New Roman" w:eastAsia="Times New Roman"/>
+          <w:color w:val="181A1F"/>
+          <w:sz w:val="28"/>
+        </w:rPr>
         <w:t>Ответ:</w:t>
       </w:r>
     </w:p>
     <w:p>
-      <w:r>
-        <w:t>__________________________________________________________________________________________</w:t>
-      </w:r>
-    </w:p>
-    <w:p>
-      <w:r>
-        <w:t>__________________________________________________________________________________________</w:t>
-      </w:r>
-    </w:p>
-    <w:p>
-      <w:r>
-        <w:t>__________________________________________________________________________________________</w:t>
-      </w:r>
-    </w:p>
-    <w:p>
+      <w:pPr>
+        <w:keepNext/>
+        <w:widowControl/>
+        <w:spacing w:line="240" w:lineRule="auto" w:after="0" w:before="120"/>
+      </w:pPr>
       <w:r>
         <w:rPr>
+          <w:rFonts w:ascii="Times New Roman" w:hAnsi="Times New Roman" w:eastAsia="Times New Roman"/>
           <w:b/>
-          <w:sz w:val="24"/>
+          <w:color w:val="181A1F"/>
+          <w:sz w:val="28"/>
         </w:rPr>
         <w:t>21.</w:t>
       </w:r>
     </w:p>
     <w:p>
+      <w:pPr>
+        <w:widowControl/>
+        <w:spacing w:line="240" w:lineRule="auto" w:after="0"/>
+      </w:pPr>
       <w:r>
         <w:rPr>
+          <w:rFonts w:ascii="Times New Roman" w:hAnsi="Times New Roman" w:eastAsia="Times New Roman"/>
           <w:b w:val="0"/>
           <w:i w:val="0"/>
+          <w:color w:val="181A1F"/>
+          <w:sz w:val="28"/>
         </w:rPr>
         <w:t>Приведите три аргумента, подтверждающих необходимость проведения антимонопольной политики для эффективного функционирования рыночной экономики.(Каждый аргумент должен быть сформулирован как распространенное предложение.)</w:t>
       </w:r>
     </w:p>
     <w:p>
+      <w:pPr>
+        <w:widowControl/>
+        <w:spacing w:line="240" w:lineRule="auto" w:after="0"/>
+      </w:pPr>
       <w:r>
+        <w:rPr>
+          <w:rFonts w:ascii="Times New Roman" w:hAnsi="Times New Roman" w:eastAsia="Times New Roman"/>
+          <w:color w:val="181A1F"/>
+          <w:sz w:val="28"/>
+        </w:rPr>
         <w:t>Ответ:</w:t>
       </w:r>
     </w:p>
     <w:p>
-      <w:r>
-        <w:t>__________________________________________________________________________________________</w:t>
-      </w:r>
-    </w:p>
-    <w:p>
-      <w:r>
-        <w:t>__________________________________________________________________________________________</w:t>
-      </w:r>
-    </w:p>
-    <w:p>
-      <w:r>
-        <w:t>__________________________________________________________________________________________</w:t>
-      </w:r>
-    </w:p>
-    <w:p>
+      <w:pPr>
+        <w:keepNext/>
+        <w:widowControl/>
+        <w:spacing w:line="240" w:lineRule="auto" w:after="0" w:before="120"/>
+      </w:pPr>
       <w:r>
         <w:rPr>
+          <w:rFonts w:ascii="Times New Roman" w:hAnsi="Times New Roman" w:eastAsia="Times New Roman"/>
           <w:b/>
-          <w:sz w:val="24"/>
+          <w:color w:val="181A1F"/>
+          <w:sz w:val="28"/>
         </w:rPr>
         <w:t>22.</w:t>
       </w:r>
     </w:p>
     <w:p>
+      <w:pPr>
+        <w:widowControl/>
+        <w:spacing w:line="240" w:lineRule="auto" w:after="0"/>
+      </w:pPr>
       <w:r>
         <w:rPr>
+          <w:rFonts w:ascii="Times New Roman" w:hAnsi="Times New Roman" w:eastAsia="Times New Roman"/>
           <w:b w:val="0"/>
           <w:i w:val="0"/>
+          <w:color w:val="181A1F"/>
+          <w:sz w:val="28"/>
         </w:rPr>
         <w:t>Используя обществоведческие знания, составьте сложный план,</w:t>
       </w:r>
     </w:p>
     <w:p>
+      <w:pPr>
+        <w:widowControl/>
+        <w:spacing w:line="240" w:lineRule="auto" w:after="0"/>
+      </w:pPr>
       <w:r>
         <w:rPr>
+          <w:rFonts w:ascii="Times New Roman" w:hAnsi="Times New Roman" w:eastAsia="Times New Roman"/>
           <w:b w:val="0"/>
           <w:i w:val="0"/>
+          <w:color w:val="181A1F"/>
+          <w:sz w:val="28"/>
         </w:rPr>
         <w:t>позволяющий раскрыть по существу тему «Мировая торговля». Сложный план должен содержать не менее трёх непосредственно раскрывающих тему по существу пунктов, детализированных в подпунктах. (Количество подпунктов каждого детализированного пункта должно быть не менее трёх, за исключением случаев, когда с точки зрения общественных наук возможны только два подпункта.)</w:t>
       </w:r>
     </w:p>
     <w:p>
+      <w:pPr>
+        <w:widowControl/>
+        <w:spacing w:line="240" w:lineRule="auto" w:after="0"/>
+      </w:pPr>
       <w:r>
+        <w:rPr>
+          <w:rFonts w:ascii="Times New Roman" w:hAnsi="Times New Roman" w:eastAsia="Times New Roman"/>
+          <w:color w:val="181A1F"/>
+          <w:sz w:val="28"/>
+        </w:rPr>
         <w:t>Ответ:</w:t>
       </w:r>
     </w:p>
     <w:p>
-      <w:r>
-        <w:t>__________________________________________________________________________________________</w:t>
-      </w:r>
-    </w:p>
-    <w:p>
-      <w:r>
-        <w:t>__________________________________________________________________________________________</w:t>
-      </w:r>
-    </w:p>
-    <w:p>
-      <w:r>
-        <w:t>__________________________________________________________________________________________</w:t>
-      </w:r>
-    </w:p>
-    <w:p>
+      <w:pPr>
+        <w:keepNext/>
+        <w:widowControl/>
+        <w:spacing w:line="240" w:lineRule="auto" w:after="0" w:before="120"/>
+      </w:pPr>
       <w:r>
         <w:rPr>
+          <w:rFonts w:ascii="Times New Roman" w:hAnsi="Times New Roman" w:eastAsia="Times New Roman"/>
           <w:b/>
-          <w:sz w:val="24"/>
+          <w:color w:val="181A1F"/>
+          <w:sz w:val="28"/>
         </w:rPr>
         <w:t>23.</w:t>
       </w:r>
     </w:p>
     <w:p>
+      <w:pPr>
+        <w:widowControl/>
+        <w:spacing w:line="240" w:lineRule="auto" w:after="0"/>
+      </w:pPr>
       <w:r>
         <w:rPr>
+          <w:rFonts w:ascii="Times New Roman" w:hAnsi="Times New Roman" w:eastAsia="Times New Roman"/>
           <w:b w:val="0"/>
           <w:i w:val="0"/>
+          <w:color w:val="181A1F"/>
+          <w:sz w:val="28"/>
         </w:rPr>
         <w:t>На графике изображено изменение ситуации на рынке проката лодок. Кривая спроса переместилась из положения D в положение D1 при неизменном предложении S. (На графике Р — цена услуг; Q — количество услуг.)</w:t>
       </w:r>
     </w:p>
     <w:p>
       <w:pPr>
+        <w:widowControl/>
+        <w:spacing w:line="240" w:lineRule="auto" w:after="0"/>
         <w:jc w:val="center"/>
       </w:pPr>
       <w:r>
+        <w:rPr>
+          <w:rFonts w:ascii="Times New Roman" w:hAnsi="Times New Roman" w:eastAsia="Times New Roman"/>
+          <w:color w:val="181A1F"/>
+          <w:sz w:val="28"/>
+        </w:rPr>
         <w:drawing>
           <wp:inline xmlns:a="http://schemas.openxmlformats.org/drawingml/2006/main" xmlns:pic="http://schemas.openxmlformats.org/drawingml/2006/picture">
             <wp:extent cx="5400000" cy="5400000"/>
@@ -2314,1367 +3812,256 @@
       </w:r>
     </w:p>
     <w:p>
+      <w:pPr>
+        <w:widowControl/>
+        <w:spacing w:line="240" w:lineRule="auto" w:after="0"/>
+      </w:pPr>
       <w:r>
         <w:rPr>
+          <w:rFonts w:ascii="Times New Roman" w:hAnsi="Times New Roman" w:eastAsia="Times New Roman"/>
           <w:b w:val="0"/>
           <w:i w:val="0"/>
+          <w:color w:val="181A1F"/>
+          <w:sz w:val="28"/>
         </w:rPr>
         <w:t xml:space="preserve">Как изменилась равновесная цена? </w:t>
       </w:r>
     </w:p>
     <w:p>
+      <w:pPr>
+        <w:widowControl/>
+        <w:spacing w:line="240" w:lineRule="auto" w:after="0"/>
+      </w:pPr>
       <w:r>
         <w:rPr>
+          <w:rFonts w:ascii="Times New Roman" w:hAnsi="Times New Roman" w:eastAsia="Times New Roman"/>
           <w:b w:val="0"/>
           <w:i w:val="0"/>
+          <w:color w:val="181A1F"/>
+          <w:sz w:val="28"/>
         </w:rPr>
         <w:t xml:space="preserve">Что могло вызвать изменение спроса? Сначала укажите любое одно обстоятельство (фактор), затем объясните его влияние на спрос (обязательно укажите характер изменения спроса). (Объяснение должно быть дано применительно к рынку, указанному в тексте задания.) </w:t>
       </w:r>
     </w:p>
     <w:p>
+      <w:pPr>
+        <w:widowControl/>
+        <w:spacing w:line="240" w:lineRule="auto" w:after="0"/>
+      </w:pPr>
       <w:r>
         <w:rPr>
+          <w:rFonts w:ascii="Times New Roman" w:hAnsi="Times New Roman" w:eastAsia="Times New Roman"/>
           <w:b w:val="0"/>
           <w:i w:val="0"/>
+          <w:color w:val="181A1F"/>
+          <w:sz w:val="28"/>
         </w:rPr>
         <w:t>Как изменятся предложение и равновесная цена на данном рынке, если при прочих равных условиях ужесточатся требования безопасности к прокату лодок?</w:t>
       </w:r>
     </w:p>
     <w:p>
+      <w:pPr>
+        <w:widowControl/>
+        <w:spacing w:line="240" w:lineRule="auto" w:after="0"/>
+      </w:pPr>
       <w:r>
+        <w:rPr>
+          <w:rFonts w:ascii="Times New Roman" w:hAnsi="Times New Roman" w:eastAsia="Times New Roman"/>
+          <w:color w:val="181A1F"/>
+          <w:sz w:val="28"/>
+        </w:rPr>
         <w:t>Ответ:</w:t>
       </w:r>
     </w:p>
     <w:p>
-      <w:r>
-        <w:t>__________________________________________________________________________________________</w:t>
-      </w:r>
-    </w:p>
-    <w:p>
-      <w:r>
-        <w:t>__________________________________________________________________________________________</w:t>
-      </w:r>
-    </w:p>
-    <w:p>
-      <w:r>
-        <w:t>__________________________________________________________________________________________</w:t>
-      </w:r>
-    </w:p>
-    <w:p>
+      <w:pPr>
+        <w:keepNext/>
+        <w:widowControl/>
+        <w:spacing w:line="240" w:lineRule="auto" w:after="0" w:before="120"/>
+      </w:pPr>
       <w:r>
         <w:rPr>
+          <w:rFonts w:ascii="Times New Roman" w:hAnsi="Times New Roman" w:eastAsia="Times New Roman"/>
           <w:b/>
-          <w:sz w:val="24"/>
+          <w:color w:val="181A1F"/>
+          <w:sz w:val="28"/>
         </w:rPr>
         <w:t>24.</w:t>
       </w:r>
     </w:p>
     <w:p>
+      <w:pPr>
+        <w:widowControl/>
+        <w:spacing w:line="240" w:lineRule="auto" w:after="0"/>
+      </w:pPr>
       <w:r>
         <w:rPr>
+          <w:rFonts w:ascii="Times New Roman" w:hAnsi="Times New Roman" w:eastAsia="Times New Roman"/>
           <w:b w:val="0"/>
           <w:i w:val="0"/>
+          <w:color w:val="181A1F"/>
+          <w:sz w:val="28"/>
         </w:rPr>
         <w:t>Главной движущей силой капиталистической экономики является личный интерес: каждая экономическая единица стремится делать то, что выгоднее всего ей самой. Предприниматели ставят своей целью максимизацию прибылей своих фирм или – как варианта – минимизацию своих убытков. А владельцы материальных ресурсов (собственности) пытаются продать или сдать в аренду эти ресурсы по возможно более высоким ценам. Рабочие также стремятся получить возможно больший доход (удовлетворение) и ищут такую работу, где сочетание заработной платы, социальных благ и условий труда были бы для них наиболее подходящими. В свою очередь потребители, покупая определённый продукт, стараются приобрести его по самой низкой цене. Потребители, кроме того, стремятся сократить расходы и максимизировать полезность продукта. Короче говоря, капитализм предполагает, что личный интерес формирует фундаментальный образ действий различных экономических единиц, когда они реализуют свой свободный выбор. Мотив личного интереса придаёт направление и упорядоченность функционированию экономики, которая без такого интереса оказалась бы чрезвычайно хаотичной…</w:t>
       </w:r>
     </w:p>
     <w:p>
+      <w:pPr>
+        <w:widowControl/>
+        <w:spacing w:line="240" w:lineRule="auto" w:after="0"/>
+      </w:pPr>
       <w:r>
         <w:rPr>
+          <w:rFonts w:ascii="Times New Roman" w:hAnsi="Times New Roman" w:eastAsia="Times New Roman"/>
           <w:b w:val="0"/>
           <w:i w:val="0"/>
+          <w:color w:val="181A1F"/>
+          <w:sz w:val="28"/>
         </w:rPr>
         <w:t>Просто поразительно, какие грандиозные масштабы приняла в обществе специализация. Подавляющее большинство потребителей сами не производят практически никаких товаров и услуг, которые они потребляют, и, напротив, потребляют очень мало или вовсе ничего из того, что они производят… Рабочий на сборочном конвейере, который по 8 часов в день устанавливает стёкла на «Форды», сам может владеть автомобилем «Хонда». Редко какие домохозяйства всерьёз налаживают собственное производство необходимых им пищи, жилья или одежды. Многие фермеры продают молоко со своей фермы местному молочному заводу, а сами покупают масло в местном супермаркете. Общество уже давно усвоило, что самообеспечение порождает неэффективность. «На все руки мастер» может быть весьма яркой личностью, но уж высокой производительностью труда он наверняка не отличается. (К. Макконнелл, С. Брю)</w:t>
       </w:r>
     </w:p>
     <w:p>
+      <w:pPr>
+        <w:widowControl/>
+        <w:spacing w:line="240" w:lineRule="auto" w:after="0"/>
+      </w:pPr>
       <w:r>
         <w:rPr>
+          <w:rFonts w:ascii="Times New Roman" w:hAnsi="Times New Roman" w:eastAsia="Times New Roman"/>
           <w:b w:val="0"/>
           <w:i w:val="0"/>
+          <w:color w:val="181A1F"/>
+          <w:sz w:val="28"/>
         </w:rPr>
         <w:t>Используя текст и обществоведческие знания, дайте три объяснения связи личного интереса и экономической специализации. (Каждый аргумент должен быть сформулирован как распространённое предложение.)</w:t>
       </w:r>
     </w:p>
     <w:p>
+      <w:pPr>
+        <w:widowControl/>
+        <w:spacing w:line="240" w:lineRule="auto" w:after="0"/>
+      </w:pPr>
       <w:r>
+        <w:rPr>
+          <w:rFonts w:ascii="Times New Roman" w:hAnsi="Times New Roman" w:eastAsia="Times New Roman"/>
+          <w:color w:val="181A1F"/>
+          <w:sz w:val="28"/>
+        </w:rPr>
         <w:t>Ответ:</w:t>
       </w:r>
     </w:p>
     <w:p>
-      <w:r>
-        <w:t>__________________________________________________________________________________________</w:t>
-      </w:r>
-    </w:p>
-    <w:p>
-      <w:r>
-        <w:t>__________________________________________________________________________________________</w:t>
-      </w:r>
-    </w:p>
-    <w:p>
-      <w:r>
-        <w:t>__________________________________________________________________________________________</w:t>
-      </w:r>
-    </w:p>
-    <w:p>
-      <w:r>
-        <w:t>__________________________________________________________________________________________</w:t>
-      </w:r>
-    </w:p>
-    <w:p>
-      <w:r>
-        <w:t>__________________________________________________________________________________________</w:t>
-      </w:r>
-    </w:p>
-    <w:p>
+      <w:pPr>
+        <w:keepNext/>
+        <w:widowControl/>
+        <w:spacing w:line="240" w:lineRule="auto" w:after="0" w:before="120"/>
+      </w:pPr>
       <w:r>
         <w:rPr>
+          <w:rFonts w:ascii="Times New Roman" w:hAnsi="Times New Roman" w:eastAsia="Times New Roman"/>
           <w:b/>
-          <w:sz w:val="24"/>
+          <w:color w:val="181A1F"/>
+          <w:sz w:val="28"/>
         </w:rPr>
         <w:t>25.</w:t>
       </w:r>
     </w:p>
     <w:p>
+      <w:pPr>
+        <w:widowControl/>
+        <w:spacing w:line="240" w:lineRule="auto" w:after="0"/>
+      </w:pPr>
       <w:r>
         <w:rPr>
+          <w:rFonts w:ascii="Times New Roman" w:hAnsi="Times New Roman" w:eastAsia="Times New Roman"/>
           <w:b w:val="0"/>
           <w:i w:val="0"/>
+          <w:color w:val="181A1F"/>
+          <w:sz w:val="28"/>
         </w:rPr>
         <w:t>1) Обоснуйте важность постоянного анализа эффективности предприятия. (Обоснование должно быть дано с опорой на обществоведческие знания в нескольких связанных между собой распространённых предложениях, раскрывать причинно-следственные и (или) функциональные связи.)</w:t>
       </w:r>
     </w:p>
     <w:p>
+      <w:pPr>
+        <w:widowControl/>
+        <w:spacing w:line="240" w:lineRule="auto" w:after="0"/>
+      </w:pPr>
       <w:r>
         <w:rPr>
+          <w:rFonts w:ascii="Times New Roman" w:hAnsi="Times New Roman" w:eastAsia="Times New Roman"/>
           <w:b w:val="0"/>
           <w:i w:val="0"/>
+          <w:color w:val="181A1F"/>
+          <w:sz w:val="28"/>
         </w:rPr>
         <w:t>2) Назовите любые три меры повышения эффективности деятельности фирм.</w:t>
       </w:r>
     </w:p>
     <w:p>
+      <w:pPr>
+        <w:widowControl/>
+        <w:spacing w:line="240" w:lineRule="auto" w:after="0"/>
+      </w:pPr>
       <w:r>
         <w:rPr>
+          <w:rFonts w:ascii="Times New Roman" w:hAnsi="Times New Roman" w:eastAsia="Times New Roman"/>
           <w:b w:val="0"/>
           <w:i w:val="0"/>
+          <w:color w:val="181A1F"/>
+          <w:sz w:val="28"/>
         </w:rPr>
         <w:t>3) Проиллюстрируйте осуществление мер, названных в пункте 2), в рамках российской экономики. (Каждый пример должен быть сформулирован развёрнуто.)</w:t>
       </w:r>
     </w:p>
     <w:p>
+      <w:pPr>
+        <w:widowControl/>
+        <w:spacing w:line="240" w:lineRule="auto" w:after="0"/>
+      </w:pPr>
       <w:r>
+        <w:rPr>
+          <w:rFonts w:ascii="Times New Roman" w:hAnsi="Times New Roman" w:eastAsia="Times New Roman"/>
+          <w:color w:val="181A1F"/>
+          <w:sz w:val="28"/>
+        </w:rPr>
         <w:t>Ответ:</w:t>
       </w:r>
     </w:p>
     <w:p>
+      <w:pPr>
+        <w:widowControl/>
+        <w:spacing w:line="240" w:lineRule="auto" w:after="0"/>
+      </w:pPr>
       <w:r>
-        <w:t>__________________________________________________________________________________________</w:t>
-      </w:r>
-    </w:p>
-    <w:p>
-      <w:r>
-        <w:t>__________________________________________________________________________________________</w:t>
-      </w:r>
-    </w:p>
-    <w:p>
-      <w:r>
-        <w:t>__________________________________________________________________________________________</w:t>
-      </w:r>
-    </w:p>
-    <w:p>
-      <w:r>
-        <w:t>__________________________________________________________________________________________</w:t>
-      </w:r>
-    </w:p>
-    <w:p>
-      <w:r>
-        <w:t>__________________________________________________________________________________________</w:t>
-      </w:r>
-    </w:p>
-    <w:p>
-      <w:r>
+        <w:rPr>
+          <w:rFonts w:ascii="Times New Roman" w:hAnsi="Times New Roman" w:eastAsia="Times New Roman"/>
+          <w:color w:val="181A1F"/>
+          <w:sz w:val="28"/>
+        </w:rPr>
         <w:br w:type="page"/>
       </w:r>
     </w:p>
-    <w:p>
-      <w:pPr>
-        <w:pStyle w:val="Heading1"/>
-      </w:pPr>
-      <w:r>
-        <w:t>Ответы и критерии</w:t>
-      </w:r>
-    </w:p>
-    <w:tbl>
-      <w:tblPr>
-        <w:tblStyle w:val="TableGrid"/>
-        <w:tblW w:type="auto" w:w="0"/>
-        <w:tblLook w:firstColumn="1" w:firstRow="1" w:lastColumn="0" w:lastRow="0" w:noHBand="0" w:noVBand="1" w:val="04A0"/>
-      </w:tblPr>
-      <w:tblGrid>
-        <w:gridCol w:w="3419"/>
-        <w:gridCol w:w="3419"/>
-        <w:gridCol w:w="3419"/>
-      </w:tblGrid>
-      <w:tr>
-        <w:tc>
-          <w:tcPr>
-            <w:tcW w:type="dxa" w:w="3419"/>
-            <w:shd w:fill="DCE9FA"/>
-          </w:tcPr>
-          <w:p>
-            <w:r>
-              <w:t>№</w:t>
-            </w:r>
-          </w:p>
-        </w:tc>
-        <w:tc>
-          <w:tcPr>
-            <w:tcW w:type="dxa" w:w="3419"/>
-            <w:shd w:fill="DCE9FA"/>
-          </w:tcPr>
-          <w:p>
-            <w:r>
-              <w:t>Ответ</w:t>
-            </w:r>
-          </w:p>
-        </w:tc>
-        <w:tc>
-          <w:tcPr>
-            <w:tcW w:type="dxa" w:w="3419"/>
-            <w:shd w:fill="DCE9FA"/>
-          </w:tcPr>
-          <w:p>
-            <w:r>
-              <w:t>Макс. балл</w:t>
-            </w:r>
-          </w:p>
-        </w:tc>
-      </w:tr>
-      <w:tr>
-        <w:tc>
-          <w:tcPr>
-            <w:tcW w:type="dxa" w:w="3419"/>
-          </w:tcPr>
-          <w:p>
-            <w:r>
-              <w:t>1</w:t>
-            </w:r>
-          </w:p>
-        </w:tc>
-        <w:tc>
-          <w:tcPr>
-            <w:tcW w:type="dxa" w:w="3419"/>
-          </w:tcPr>
-          <w:p>
-            <w:r>
-              <w:t>35</w:t>
-            </w:r>
-          </w:p>
-        </w:tc>
-        <w:tc>
-          <w:tcPr>
-            <w:tcW w:type="dxa" w:w="3419"/>
-          </w:tcPr>
-          <w:p>
-            <w:r>
-              <w:t>1</w:t>
-            </w:r>
-          </w:p>
-        </w:tc>
-      </w:tr>
-      <w:tr>
-        <w:tc>
-          <w:tcPr>
-            <w:tcW w:type="dxa" w:w="3419"/>
-          </w:tcPr>
-          <w:p>
-            <w:r>
-              <w:t>2</w:t>
-            </w:r>
-          </w:p>
-        </w:tc>
-        <w:tc>
-          <w:tcPr>
-            <w:tcW w:type="dxa" w:w="3419"/>
-          </w:tcPr>
-          <w:p>
-            <w:r>
-              <w:t>356</w:t>
-            </w:r>
-          </w:p>
-        </w:tc>
-        <w:tc>
-          <w:tcPr>
-            <w:tcW w:type="dxa" w:w="3419"/>
-          </w:tcPr>
-          <w:p>
-            <w:r>
-              <w:t>2</w:t>
-            </w:r>
-          </w:p>
-        </w:tc>
-      </w:tr>
-      <w:tr>
-        <w:tc>
-          <w:tcPr>
-            <w:tcW w:type="dxa" w:w="3419"/>
-          </w:tcPr>
-          <w:p>
-            <w:r>
-              <w:t>3</w:t>
-            </w:r>
-          </w:p>
-        </w:tc>
-        <w:tc>
-          <w:tcPr>
-            <w:tcW w:type="dxa" w:w="3419"/>
-          </w:tcPr>
-          <w:p>
-            <w:r>
-              <w:t>34</w:t>
-            </w:r>
-          </w:p>
-        </w:tc>
-        <w:tc>
-          <w:tcPr>
-            <w:tcW w:type="dxa" w:w="3419"/>
-          </w:tcPr>
-          <w:p>
-            <w:r>
-              <w:t>1</w:t>
-            </w:r>
-          </w:p>
-        </w:tc>
-      </w:tr>
-      <w:tr>
-        <w:tc>
-          <w:tcPr>
-            <w:tcW w:type="dxa" w:w="3419"/>
-          </w:tcPr>
-          <w:p>
-            <w:r>
-              <w:t>4</w:t>
-            </w:r>
-          </w:p>
-        </w:tc>
-        <w:tc>
-          <w:tcPr>
-            <w:tcW w:type="dxa" w:w="3419"/>
-          </w:tcPr>
-          <w:p>
-            <w:r>
-              <w:t>12122</w:t>
-            </w:r>
-          </w:p>
-        </w:tc>
-        <w:tc>
-          <w:tcPr>
-            <w:tcW w:type="dxa" w:w="3419"/>
-          </w:tcPr>
-          <w:p>
-            <w:r>
-              <w:t>2</w:t>
-            </w:r>
-          </w:p>
-        </w:tc>
-      </w:tr>
-      <w:tr>
-        <w:tc>
-          <w:tcPr>
-            <w:tcW w:type="dxa" w:w="3419"/>
-          </w:tcPr>
-          <w:p>
-            <w:r>
-              <w:t>5</w:t>
-            </w:r>
-          </w:p>
-        </w:tc>
-        <w:tc>
-          <w:tcPr>
-            <w:tcW w:type="dxa" w:w="3419"/>
-          </w:tcPr>
-          <w:p>
-            <w:r>
-              <w:t>1345</w:t>
-            </w:r>
-          </w:p>
-        </w:tc>
-        <w:tc>
-          <w:tcPr>
-            <w:tcW w:type="dxa" w:w="3419"/>
-          </w:tcPr>
-          <w:p>
-            <w:r>
-              <w:t>2</w:t>
-            </w:r>
-          </w:p>
-        </w:tc>
-      </w:tr>
-      <w:tr>
-        <w:tc>
-          <w:tcPr>
-            <w:tcW w:type="dxa" w:w="3419"/>
-          </w:tcPr>
-          <w:p>
-            <w:r>
-              <w:t>6</w:t>
-            </w:r>
-          </w:p>
-        </w:tc>
-        <w:tc>
-          <w:tcPr>
-            <w:tcW w:type="dxa" w:w="3419"/>
-          </w:tcPr>
-          <w:p>
-            <w:r>
-              <w:t>13322</w:t>
-            </w:r>
-          </w:p>
-        </w:tc>
-        <w:tc>
-          <w:tcPr>
-            <w:tcW w:type="dxa" w:w="3419"/>
-          </w:tcPr>
-          <w:p>
-            <w:r>
-              <w:t>2</w:t>
-            </w:r>
-          </w:p>
-        </w:tc>
-      </w:tr>
-      <w:tr>
-        <w:tc>
-          <w:tcPr>
-            <w:tcW w:type="dxa" w:w="3419"/>
-          </w:tcPr>
-          <w:p>
-            <w:r>
-              <w:t>7</w:t>
-            </w:r>
-          </w:p>
-        </w:tc>
-        <w:tc>
-          <w:tcPr>
-            <w:tcW w:type="dxa" w:w="3419"/>
-          </w:tcPr>
-          <w:p>
-            <w:r>
-              <w:t>234</w:t>
-            </w:r>
-          </w:p>
-        </w:tc>
-        <w:tc>
-          <w:tcPr>
-            <w:tcW w:type="dxa" w:w="3419"/>
-          </w:tcPr>
-          <w:p>
-            <w:r>
-              <w:t>2</w:t>
-            </w:r>
-          </w:p>
-        </w:tc>
-      </w:tr>
-      <w:tr>
-        <w:tc>
-          <w:tcPr>
-            <w:tcW w:type="dxa" w:w="3419"/>
-          </w:tcPr>
-          <w:p>
-            <w:r>
-              <w:t>8</w:t>
-            </w:r>
-          </w:p>
-        </w:tc>
-        <w:tc>
-          <w:tcPr>
-            <w:tcW w:type="dxa" w:w="3419"/>
-          </w:tcPr>
-          <w:p>
-            <w:r>
-              <w:t>22121</w:t>
-            </w:r>
-          </w:p>
-        </w:tc>
-        <w:tc>
-          <w:tcPr>
-            <w:tcW w:type="dxa" w:w="3419"/>
-          </w:tcPr>
-          <w:p>
-            <w:r>
-              <w:t>2</w:t>
-            </w:r>
-          </w:p>
-        </w:tc>
-      </w:tr>
-      <w:tr>
-        <w:tc>
-          <w:tcPr>
-            <w:tcW w:type="dxa" w:w="3419"/>
-          </w:tcPr>
-          <w:p>
-            <w:r>
-              <w:t>9</w:t>
-            </w:r>
-          </w:p>
-        </w:tc>
-        <w:tc>
-          <w:tcPr>
-            <w:tcW w:type="dxa" w:w="3419"/>
-          </w:tcPr>
-          <w:p>
-            <w:r>
-              <w:t>45</w:t>
-            </w:r>
-          </w:p>
-        </w:tc>
-        <w:tc>
-          <w:tcPr>
-            <w:tcW w:type="dxa" w:w="3419"/>
-          </w:tcPr>
-          <w:p>
-            <w:r>
-              <w:t>1</w:t>
-            </w:r>
-          </w:p>
-        </w:tc>
-      </w:tr>
-      <w:tr>
-        <w:tc>
-          <w:tcPr>
-            <w:tcW w:type="dxa" w:w="3419"/>
-          </w:tcPr>
-          <w:p>
-            <w:r>
-              <w:t>10</w:t>
-            </w:r>
-          </w:p>
-        </w:tc>
-        <w:tc>
-          <w:tcPr>
-            <w:tcW w:type="dxa" w:w="3419"/>
-          </w:tcPr>
-          <w:p>
-            <w:r>
-              <w:t>11222</w:t>
-            </w:r>
-          </w:p>
-        </w:tc>
-        <w:tc>
-          <w:tcPr>
-            <w:tcW w:type="dxa" w:w="3419"/>
-          </w:tcPr>
-          <w:p>
-            <w:r>
-              <w:t>2</w:t>
-            </w:r>
-          </w:p>
-        </w:tc>
-      </w:tr>
-      <w:tr>
-        <w:tc>
-          <w:tcPr>
-            <w:tcW w:type="dxa" w:w="3419"/>
-          </w:tcPr>
-          <w:p>
-            <w:r>
-              <w:t>11</w:t>
-            </w:r>
-          </w:p>
-        </w:tc>
-        <w:tc>
-          <w:tcPr>
-            <w:tcW w:type="dxa" w:w="3419"/>
-          </w:tcPr>
-          <w:p>
-            <w:r>
-              <w:t>23</w:t>
-            </w:r>
-          </w:p>
-        </w:tc>
-        <w:tc>
-          <w:tcPr>
-            <w:tcW w:type="dxa" w:w="3419"/>
-          </w:tcPr>
-          <w:p>
-            <w:r>
-              <w:t>2</w:t>
-            </w:r>
-          </w:p>
-        </w:tc>
-      </w:tr>
-      <w:tr>
-        <w:tc>
-          <w:tcPr>
-            <w:tcW w:type="dxa" w:w="3419"/>
-          </w:tcPr>
-          <w:p>
-            <w:r>
-              <w:t>12</w:t>
-            </w:r>
-          </w:p>
-        </w:tc>
-        <w:tc>
-          <w:tcPr>
-            <w:tcW w:type="dxa" w:w="3419"/>
-          </w:tcPr>
-          <w:p>
-            <w:r>
-              <w:t>15</w:t>
-            </w:r>
-          </w:p>
-        </w:tc>
-        <w:tc>
-          <w:tcPr>
-            <w:tcW w:type="dxa" w:w="3419"/>
-          </w:tcPr>
-          <w:p>
-            <w:r>
-              <w:t>1</w:t>
-            </w:r>
-          </w:p>
-        </w:tc>
-      </w:tr>
-      <w:tr>
-        <w:tc>
-          <w:tcPr>
-            <w:tcW w:type="dxa" w:w="3419"/>
-          </w:tcPr>
-          <w:p>
-            <w:r>
-              <w:t>13</w:t>
-            </w:r>
-          </w:p>
-        </w:tc>
-        <w:tc>
-          <w:tcPr>
-            <w:tcW w:type="dxa" w:w="3419"/>
-          </w:tcPr>
-          <w:p>
-            <w:r>
-              <w:t>35</w:t>
-            </w:r>
-          </w:p>
-        </w:tc>
-        <w:tc>
-          <w:tcPr>
-            <w:tcW w:type="dxa" w:w="3419"/>
-          </w:tcPr>
-          <w:p>
-            <w:r>
-              <w:t>2</w:t>
-            </w:r>
-          </w:p>
-        </w:tc>
-      </w:tr>
-      <w:tr>
-        <w:tc>
-          <w:tcPr>
-            <w:tcW w:type="dxa" w:w="3419"/>
-          </w:tcPr>
-          <w:p>
-            <w:r>
-              <w:t>14</w:t>
-            </w:r>
-          </w:p>
-        </w:tc>
-        <w:tc>
-          <w:tcPr>
-            <w:tcW w:type="dxa" w:w="3419"/>
-          </w:tcPr>
-          <w:p>
-            <w:r>
-              <w:t>1356</w:t>
-            </w:r>
-          </w:p>
-        </w:tc>
-        <w:tc>
-          <w:tcPr>
-            <w:tcW w:type="dxa" w:w="3419"/>
-          </w:tcPr>
-          <w:p>
-            <w:r>
-              <w:t>2</w:t>
-            </w:r>
-          </w:p>
-        </w:tc>
-      </w:tr>
-      <w:tr>
-        <w:tc>
-          <w:tcPr>
-            <w:tcW w:type="dxa" w:w="3419"/>
-          </w:tcPr>
-          <w:p>
-            <w:r>
-              <w:t>15</w:t>
-            </w:r>
-          </w:p>
-        </w:tc>
-        <w:tc>
-          <w:tcPr>
-            <w:tcW w:type="dxa" w:w="3419"/>
-          </w:tcPr>
-          <w:p>
-            <w:r>
-              <w:t>145</w:t>
-            </w:r>
-          </w:p>
-        </w:tc>
-        <w:tc>
-          <w:tcPr>
-            <w:tcW w:type="dxa" w:w="3419"/>
-          </w:tcPr>
-          <w:p>
-            <w:r>
-              <w:t>2</w:t>
-            </w:r>
-          </w:p>
-        </w:tc>
-      </w:tr>
-      <w:tr>
-        <w:tc>
-          <w:tcPr>
-            <w:tcW w:type="dxa" w:w="3419"/>
-          </w:tcPr>
-          <w:p>
-            <w:r>
-              <w:t>16</w:t>
-            </w:r>
-          </w:p>
-        </w:tc>
-        <w:tc>
-          <w:tcPr>
-            <w:tcW w:type="dxa" w:w="3419"/>
-          </w:tcPr>
-          <w:p>
-            <w:r>
-              <w:t>126</w:t>
-            </w:r>
-          </w:p>
-        </w:tc>
-        <w:tc>
-          <w:tcPr>
-            <w:tcW w:type="dxa" w:w="3419"/>
-          </w:tcPr>
-          <w:p>
-            <w:r>
-              <w:t>2</w:t>
-            </w:r>
-          </w:p>
-        </w:tc>
-      </w:tr>
-    </w:tbl>
-    <w:p>
-      <w:r>
-        <w:rPr>
-          <w:b/>
-        </w:rPr>
-        <w:t>Задание 17 — до 2 баллов</w:t>
-      </w:r>
-    </w:p>
-    <w:p>
-      <w:r>
-        <w:rPr>
-          <w:b w:val="0"/>
-          <w:i w:val="0"/>
-        </w:rPr>
-        <w:t>1) Качество жизни и уровень жизни;</w:t>
-      </w:r>
-    </w:p>
-    <w:p>
-      <w:r>
-        <w:rPr>
-          <w:b w:val="0"/>
-          <w:i w:val="0"/>
-        </w:rPr>
-        <w:t>2) Основой материального благополучия населения являются денежные доходы;</w:t>
-      </w:r>
-    </w:p>
-    <w:p>
-      <w:r>
-        <w:rPr>
-          <w:b w:val="0"/>
-          <w:i w:val="0"/>
-        </w:rPr>
-        <w:t>3) Достаток – пользование благами, обеспечивающими всестороннее развитие человека.</w:t>
-      </w:r>
-    </w:p>
-    <w:p>
-      <w:r>
-        <w:rPr>
-          <w:b/>
-        </w:rPr>
-        <w:t>Задание 18 — до 2 баллов</w:t>
-      </w:r>
-    </w:p>
-    <w:p>
-      <w:r>
-        <w:rPr>
-          <w:b w:val="0"/>
-          <w:i w:val="0"/>
-        </w:rPr>
-        <w:t>1) Признаки понятия «ВВП»:</w:t>
-      </w:r>
-    </w:p>
-    <w:p>
-      <w:r>
-        <w:rPr>
-          <w:b w:val="0"/>
-          <w:i w:val="0"/>
-        </w:rPr>
-        <w:t>а) включает в себя совокупную стоимость всех конечных товаров и услуг произведенных на территории страны;</w:t>
-      </w:r>
-    </w:p>
-    <w:p>
-      <w:r>
-        <w:rPr>
-          <w:b w:val="0"/>
-          <w:i w:val="0"/>
-        </w:rPr>
-        <w:t>б) учитывает стоимость всех товаров и услуг, вне зависимости от национальной принадлежности производств.</w:t>
-      </w:r>
-    </w:p>
-    <w:p>
-      <w:r>
-        <w:rPr>
-          <w:b w:val="0"/>
-          <w:i w:val="0"/>
-        </w:rPr>
-        <w:t xml:space="preserve">2) Стимулирование и развитие стремления индивидов к саморазвитию, к реализации своих способностей и качеств, усиливается в условиях постиндустриального общества, где экономика требует постоянного обновления знаний и компетенций. Именно эта потребность в непрерывном развитии способствует активному росту системы дополнительного образования, так как она предоставляет людям возможности осваивать новые навыки и оставаться конкурентоспособными на рынке труда. </w:t>
-      </w:r>
-    </w:p>
-    <w:p>
-      <w:r>
-        <w:rPr>
-          <w:b/>
-        </w:rPr>
-        <w:t>Задание 19 — до 3 баллов</w:t>
-      </w:r>
-    </w:p>
-    <w:p>
-      <w:r>
-        <w:rPr>
-          <w:b w:val="0"/>
-          <w:i w:val="0"/>
-        </w:rPr>
-        <w:t>1) Равновесная цена уменьшилась;</w:t>
-      </w:r>
-    </w:p>
-    <w:p>
-      <w:r>
-        <w:rPr>
-          <w:b w:val="0"/>
-          <w:i w:val="0"/>
-        </w:rPr>
-        <w:t>2) Количество производителей (В стране Z появилась новая крупная птицефабрика, что привело к росту предложения на рынке куриного мяса);</w:t>
-      </w:r>
-    </w:p>
-    <w:p>
-      <w:r>
-        <w:rPr>
-          <w:b w:val="0"/>
-          <w:i w:val="0"/>
-        </w:rPr>
-        <w:t>3) Спрос уменьшится, равновесная цена уменьшится.</w:t>
-      </w:r>
-    </w:p>
-    <w:p>
-      <w:r>
-        <w:rPr>
-          <w:b/>
-        </w:rPr>
-        <w:t>Задание 20 — до 3 баллов</w:t>
-      </w:r>
-    </w:p>
-    <w:p>
-      <w:r>
-        <w:rPr>
-          <w:b w:val="0"/>
-          <w:i w:val="0"/>
-        </w:rPr>
-        <w:t>1) Аргументы сторонников:</w:t>
-      </w:r>
-    </w:p>
-    <w:p>
-      <w:r>
-        <w:rPr>
-          <w:b w:val="0"/>
-          <w:i w:val="0"/>
-        </w:rPr>
-        <w:t>а) Некоторые сферы деятельности представляют особую опасность именно для здоровья женщин, в то время как абсолютно безопасны для здоровья мужчин, поэтому в таких сферах труд женщин использоваться не должен;</w:t>
-      </w:r>
-    </w:p>
-    <w:p>
-      <w:r>
-        <w:rPr>
-          <w:b w:val="0"/>
-          <w:i w:val="0"/>
-        </w:rPr>
-        <w:t>б) Некоторые сферы деятельности противоречат какому-либо участию женщин в них из-за религиозных, моральных и других норм  и для того, чтобы не допускать конфликтов на культурной почве в таких сферах применяться труд женщин не должен.</w:t>
-      </w:r>
-    </w:p>
-    <w:p>
-      <w:r>
-        <w:rPr>
-          <w:b w:val="0"/>
-          <w:i w:val="0"/>
-        </w:rPr>
-        <w:t>Аргументы противников:</w:t>
-      </w:r>
-    </w:p>
-    <w:p>
-      <w:r>
-        <w:rPr>
-          <w:b w:val="0"/>
-          <w:i w:val="0"/>
-        </w:rPr>
-        <w:t>а) Не должно существовать каким-либо ограничений для труда женщин, так как это влечёт прямое нарушения их права на труд, а также создает неравенство между мужчинами и женщинами, что недопустимо для современного общества;</w:t>
-      </w:r>
-    </w:p>
-    <w:p>
-      <w:r>
-        <w:rPr>
-          <w:b w:val="0"/>
-          <w:i w:val="0"/>
-        </w:rPr>
-        <w:t>б) Женщины ничем не отличаются по своим возможностям от мужчин, они могут качественно выполнять трудовую функции не хуже противоположного пола, поэтому недопустимо существование ограничений для труда женщин.</w:t>
-      </w:r>
-    </w:p>
-    <w:p>
-      <w:r>
-        <w:rPr>
-          <w:b/>
-        </w:rPr>
-        <w:t>Задание 21 — до 3 баллов</w:t>
-      </w:r>
-    </w:p>
-    <w:p>
-      <w:r>
-        <w:rPr>
-          <w:b w:val="0"/>
-          <w:i w:val="0"/>
-        </w:rPr>
-        <w:t>1) Антимонопольная политика необходима, потому что она предотвращает установление монопольно высоких цен и способствует эффективному распределению ресурсов в экономике. Когда государство ограничивает власть монополий, сохраняется конкуренция, которая стимулирует снижение издержек, повышение качества продукции и устойчивый экономический рост.</w:t>
-      </w:r>
-    </w:p>
-    <w:p>
-      <w:r>
-        <w:rPr>
-          <w:b w:val="0"/>
-          <w:i w:val="0"/>
-        </w:rPr>
-        <w:t>2) Антимонопольная политика нужна для защиты интересов потребителей, поскольку монополии могут завышать цены и снижать качество товаров. Благодаря антимонопольным мерам граждане получают доступ к более широкому выбору качественных товаров по справедливым ценам, что способствует повышению уровня жизни;</w:t>
-      </w:r>
-    </w:p>
-    <w:p>
-      <w:r>
-        <w:rPr>
-          <w:b w:val="0"/>
-          <w:i w:val="0"/>
-        </w:rPr>
-        <w:t>3) Проведение антимонопольной политики необходимо для создания эффективной рыночной экономики, так как именно она обеспечивает свободный вход на рынок новых предприятий, обеспечивая свободу предпринимательства, благодаря чему расширяется производство.</w:t>
-      </w:r>
-    </w:p>
-    <w:p>
-      <w:r>
-        <w:rPr>
-          <w:b/>
-        </w:rPr>
-        <w:t>Задание 22 — до 4 баллов</w:t>
-      </w:r>
-    </w:p>
-    <w:p>
-      <w:r>
-        <w:rPr>
-          <w:b w:val="0"/>
-          <w:i w:val="0"/>
-        </w:rPr>
-        <w:t>1) Субъекты мировой торговли:</w:t>
-      </w:r>
-    </w:p>
-    <w:p>
-      <w:r>
-        <w:rPr>
-          <w:b w:val="0"/>
-          <w:i w:val="0"/>
-        </w:rPr>
-        <w:t>а) международные экономические организации;</w:t>
-      </w:r>
-    </w:p>
-    <w:p>
-      <w:r>
-        <w:rPr>
-          <w:b w:val="0"/>
-          <w:i w:val="0"/>
-        </w:rPr>
-        <w:t>б) национальные хозяйства и их субъекты;</w:t>
-      </w:r>
-    </w:p>
-    <w:p>
-      <w:r>
-        <w:rPr>
-          <w:b w:val="0"/>
-          <w:i w:val="0"/>
-        </w:rPr>
-        <w:t>в) транснациональные корпорации.</w:t>
-      </w:r>
-    </w:p>
-    <w:p>
-      <w:r>
-        <w:rPr>
-          <w:b w:val="0"/>
-          <w:i w:val="0"/>
-        </w:rPr>
-        <w:t xml:space="preserve">2) Показатели международной торговли: </w:t>
-      </w:r>
-    </w:p>
-    <w:p>
-      <w:r>
-        <w:rPr>
-          <w:b w:val="0"/>
-          <w:i w:val="0"/>
-        </w:rPr>
-        <w:t>а) импорт;</w:t>
-      </w:r>
-    </w:p>
-    <w:p>
-      <w:r>
-        <w:rPr>
-          <w:b w:val="0"/>
-          <w:i w:val="0"/>
-        </w:rPr>
-        <w:t>б) экспорт.</w:t>
-      </w:r>
-    </w:p>
-    <w:p>
-      <w:r>
-        <w:rPr>
-          <w:b w:val="0"/>
-          <w:i w:val="0"/>
-        </w:rPr>
-        <w:t>в) внешнеторговый оборот страны.</w:t>
-      </w:r>
-    </w:p>
-    <w:p>
-      <w:r>
-        <w:rPr>
-          <w:b w:val="0"/>
-          <w:i w:val="0"/>
-        </w:rPr>
-        <w:t>3) Внешнеторговая политика государства:</w:t>
-      </w:r>
-    </w:p>
-    <w:p>
-      <w:r>
-        <w:rPr>
-          <w:b w:val="0"/>
-          <w:i w:val="0"/>
-        </w:rPr>
-        <w:t xml:space="preserve">а) протекционизм; </w:t>
-      </w:r>
-    </w:p>
-    <w:p>
-      <w:r>
-        <w:rPr>
-          <w:b w:val="0"/>
-          <w:i w:val="0"/>
-        </w:rPr>
-        <w:t>б) фритредерство;</w:t>
-      </w:r>
-    </w:p>
-    <w:p>
-      <w:r>
-        <w:rPr>
-          <w:b w:val="0"/>
-          <w:i w:val="0"/>
-        </w:rPr>
-        <w:t>в) умеренная торговая политика.</w:t>
-      </w:r>
-    </w:p>
-    <w:p>
-      <w:r>
-        <w:rPr>
-          <w:b w:val="0"/>
-          <w:i w:val="0"/>
-        </w:rPr>
-        <w:t>4) Методы внешнеторговой политики государства:</w:t>
-      </w:r>
-    </w:p>
-    <w:p>
-      <w:r>
-        <w:rPr>
-          <w:b w:val="0"/>
-          <w:i w:val="0"/>
-        </w:rPr>
-        <w:t>а) тарифные;</w:t>
-      </w:r>
-    </w:p>
-    <w:p>
-      <w:r>
-        <w:rPr>
-          <w:b w:val="0"/>
-          <w:i w:val="0"/>
-        </w:rPr>
-        <w:t>б) нетарифные.</w:t>
-      </w:r>
-    </w:p>
-    <w:p>
-      <w:r>
-        <w:rPr>
-          <w:b w:val="0"/>
-          <w:i w:val="0"/>
-        </w:rPr>
-        <w:t>5) Тарифные методы государственного регулирования:</w:t>
-      </w:r>
-    </w:p>
-    <w:p>
-      <w:r>
-        <w:rPr>
-          <w:b w:val="0"/>
-          <w:i w:val="0"/>
-        </w:rPr>
-        <w:t>а) таможенные пошлины;</w:t>
-      </w:r>
-    </w:p>
-    <w:p>
-      <w:r>
-        <w:rPr>
-          <w:b w:val="0"/>
-          <w:i w:val="0"/>
-        </w:rPr>
-        <w:t>б) свободные экономические зоны;</w:t>
-      </w:r>
-    </w:p>
-    <w:p>
-      <w:r>
-        <w:rPr>
-          <w:b w:val="0"/>
-          <w:i w:val="0"/>
-        </w:rPr>
-        <w:t>в) таможенные союзы.</w:t>
-      </w:r>
-    </w:p>
-    <w:p>
-      <w:r>
-        <w:rPr>
-          <w:b w:val="0"/>
-          <w:i w:val="0"/>
-        </w:rPr>
-        <w:t>6) Нетарифные методы государственного регулирования:</w:t>
-      </w:r>
-    </w:p>
-    <w:p>
-      <w:r>
-        <w:rPr>
-          <w:b w:val="0"/>
-          <w:i w:val="0"/>
-        </w:rPr>
-        <w:t>а) квоты;</w:t>
-      </w:r>
-    </w:p>
-    <w:p>
-      <w:r>
-        <w:rPr>
-          <w:b w:val="0"/>
-          <w:i w:val="0"/>
-        </w:rPr>
-        <w:t>б) лицензирование;</w:t>
-      </w:r>
-    </w:p>
-    <w:p>
-      <w:r>
-        <w:rPr>
-          <w:b w:val="0"/>
-          <w:i w:val="0"/>
-        </w:rPr>
-        <w:t>в) эмбарго.</w:t>
-      </w:r>
-    </w:p>
-    <w:p>
-      <w:r>
-        <w:rPr>
-          <w:b w:val="0"/>
-          <w:i w:val="0"/>
-        </w:rPr>
-        <w:t xml:space="preserve">7) Виды мировой торговли: </w:t>
-      </w:r>
-    </w:p>
-    <w:p>
-      <w:r>
-        <w:rPr>
-          <w:b w:val="0"/>
-          <w:i w:val="0"/>
-        </w:rPr>
-        <w:t>а) торговля сырьем;</w:t>
-      </w:r>
-    </w:p>
-    <w:p>
-      <w:r>
-        <w:rPr>
-          <w:b w:val="0"/>
-          <w:i w:val="0"/>
-        </w:rPr>
-        <w:t>б) торговля технологиями;</w:t>
-      </w:r>
-    </w:p>
-    <w:p>
-      <w:r>
-        <w:rPr>
-          <w:b w:val="0"/>
-          <w:i w:val="0"/>
-        </w:rPr>
-        <w:t>в) торговля продукцией сельского хозяйства.</w:t>
-      </w:r>
-    </w:p>
-    <w:p>
-      <w:r>
-        <w:rPr>
-          <w:b w:val="0"/>
-          <w:i w:val="0"/>
-        </w:rPr>
-        <w:t>Обязательные: 1-3, 4/5/6, 7</w:t>
-      </w:r>
-    </w:p>
-    <w:p>
-      <w:r>
-        <w:rPr>
-          <w:b/>
-        </w:rPr>
-        <w:t>Задание 23 — до 3 баллов</w:t>
-      </w:r>
-    </w:p>
-    <w:p>
-      <w:r>
-        <w:rPr>
-          <w:b w:val="0"/>
-          <w:i w:val="0"/>
-        </w:rPr>
-        <w:t>1) Равновесная цена уменьшилась;</w:t>
-      </w:r>
-    </w:p>
-    <w:p>
-      <w:r>
-        <w:rPr>
-          <w:b w:val="0"/>
-          <w:i w:val="0"/>
-        </w:rPr>
-        <w:t>2) Сезонность (С наступлением зимы в стране Z закончился сезон прогулок на воде, в связи с чем спрос на прокат лодок снизился);</w:t>
-      </w:r>
-    </w:p>
-    <w:p>
-      <w:r>
-        <w:rPr>
-          <w:b w:val="0"/>
-          <w:i w:val="0"/>
-        </w:rPr>
-        <w:t>3) Если при прочих равных условиях ужесточатся требования безопасности к прокату лодок, предложение на рынке проката лодок понизится, равновесная цена  увеличится.</w:t>
-      </w:r>
-    </w:p>
-    <w:p>
-      <w:r>
-        <w:rPr>
-          <w:b/>
-        </w:rPr>
-        <w:t>Задание 24 — до 4 баллов</w:t>
-      </w:r>
-    </w:p>
-    <w:p>
-      <w:r>
-        <w:rPr>
-          <w:b w:val="0"/>
-          <w:i w:val="0"/>
-        </w:rPr>
-        <w:t>1) Работники осуществляют повышение своей квалификации в определенной сфере с целью получения большей оплаты труда, то есть углубляют свою специализацию;</w:t>
-      </w:r>
-    </w:p>
-    <w:p>
-      <w:r>
-        <w:rPr>
-          <w:b w:val="0"/>
-          <w:i w:val="0"/>
-        </w:rPr>
-        <w:t>2) Предприниматель, основываясь на личных знаниях и состоянии рынка выбирает ту сферу экономику, в которой будет осуществлять свою деятельность, что и является специализацией;</w:t>
-      </w:r>
-    </w:p>
-    <w:p>
-      <w:r>
-        <w:rPr>
-          <w:b w:val="0"/>
-          <w:i w:val="0"/>
-        </w:rPr>
-        <w:t>3) Инвесторы используют определенные финансовые инструменты, в работе которых разбираются лучше всего, тем самым специализируются на определенном виде активов.</w:t>
-      </w:r>
-    </w:p>
-    <w:p>
-      <w:r>
-        <w:rPr>
-          <w:b/>
-        </w:rPr>
-        <w:t>Задание 25 — до 6 баллов</w:t>
-      </w:r>
-    </w:p>
-    <w:p>
-      <w:r>
-        <w:rPr>
-          <w:b w:val="0"/>
-          <w:i w:val="0"/>
-        </w:rPr>
-        <w:t>1) Важность постоянного анализа эффективности предприятия заключается в том, что именно этот способ позволит предприятию быть максимально эффективным и повышать свою конкурентоспособность, за счет постоянной интенсификации и оптимизации производства. Вместе с этим, экономика, как и общество в целом, находится в постоянной динамике, поэтому необходимо постоянно контролировать деятельность фирмы, чтобы обеспечивать актуальную бизнес-стратегию развития, в соответствии с существующими реалиями.</w:t>
-      </w:r>
-    </w:p>
-    <w:p>
-      <w:r>
-        <w:rPr>
-          <w:b w:val="0"/>
-          <w:i w:val="0"/>
-        </w:rPr>
-        <w:t>2) Меры: внедрение инноваций; оптимизация издержек; маркетинг.</w:t>
-      </w:r>
-    </w:p>
-    <w:p>
-      <w:r>
-        <w:rPr>
-          <w:b w:val="0"/>
-          <w:i w:val="0"/>
-        </w:rPr>
-        <w:t>3) Примеры:</w:t>
-      </w:r>
-    </w:p>
-    <w:p>
-      <w:r>
-        <w:rPr>
-          <w:b w:val="0"/>
-          <w:i w:val="0"/>
-        </w:rPr>
-        <w:t>а) Сеть магазинов «Магнит» стала внедрять на свои торговые точки кассы самообслуживания, что позволяет обслуживать большее количество клиентов за меньшее время, а также позволяет сократить траты на сотрудников;</w:t>
-      </w:r>
-    </w:p>
-    <w:p>
-      <w:r>
-        <w:rPr>
-          <w:b w:val="0"/>
-          <w:i w:val="0"/>
-        </w:rPr>
-        <w:t>б) Авиакомпания «Аэрофлот» переработала систему бортового питания для пассажиров, в том числе, питание перестало предоставляться на самом востребованном маршруте Москва — Санкт-Петербург, что позволило компании сократить затраты и увеличить доходность;</w:t>
-      </w:r>
-    </w:p>
-    <w:p>
-      <w:r>
-        <w:rPr>
-          <w:b w:val="0"/>
-          <w:i w:val="0"/>
-        </w:rPr>
-        <w:t>в) Ресторан «Султан» предоставляет своим клиентам возможность получить карту лояльности, которая позволяет посещать заведение на выгодных условиях, благодаря чему ресторан набрал базу постоянных клиентов и имеет стабильную прибыль.</w:t>
-      </w:r>
-    </w:p>
     <w:sectPr>
-      <w:pgSz w:w="12240" w:h="15840"/>
-      <w:pgMar w:top="964" w:right="850" w:bottom="964" w:left="1134" w:header="720" w:footer="720" w:gutter="0"/>
+      <w:footerReference w:type="default" r:id="rId11"/>
+      <w:pgSz w:w="11906" w:h="16838"/>
+      <w:pgMar w:top="935" w:right="879" w:bottom="879" w:left="992" w:header="397" w:footer="397" w:gutter="0"/>
       <w:cols w:space="720"/>
       <w:docGrid w:linePitch="360"/>
     </w:sectPr>
   </w:body>
 </w:document>
+</file>
+
+<file path=word/footer1.xml><?xml version="1.0" encoding="utf-8"?>
+<w:ftr xmlns:m="http://schemas.openxmlformats.org/officeDocument/2006/math" xmlns:mc="http://schemas.openxmlformats.org/markup-compatibility/2006" xmlns:mo="http://schemas.microsoft.com/office/mac/office/2008/main" xmlns:mv="urn:schemas-microsoft-com:mac:vml" xmlns:o="urn:schemas-microsoft-com:office:office" xmlns:r="http://schemas.openxmlformats.org/officeDocument/2006/relationships" xmlns:v="urn:schemas-microsoft-com:vml" xmlns:w10="urn:schemas-microsoft-com:office:word" xmlns:w14="http://schemas.microsoft.com/office/word/2010/wordml" xmlns:w="http://schemas.openxmlformats.org/wordprocessingml/2006/main" xmlns:wne="http://schemas.microsoft.com/office/word/2006/wordml" xmlns:wp14="http://schemas.microsoft.com/office/word/2010/wordprocessingDrawing" xmlns:wp="http://schemas.openxmlformats.org/drawingml/2006/wordprocessingDrawing" xmlns:wpc="http://schemas.microsoft.com/office/word/2010/wordprocessingCanvas" xmlns:wpg="http://schemas.microsoft.com/office/word/2010/wordprocessingGroup" xmlns:wpi="http://schemas.microsoft.com/office/word/2010/wordprocessingInk" xmlns:wps="http://schemas.microsoft.com/office/word/2010/wordprocessingShape" mc:Ignorable="w14 wp14">
+  <w:p>
+    <w:pPr>
+      <w:pStyle w:val="Footer"/>
+    </w:pPr>
+  </w:p>
+</w:ftr>
 </file>
 
 <file path=word/numbering.xml><?xml version="1.0" encoding="utf-8"?>
@@ -4041,11 +4428,12 @@
     <w:qFormat/>
     <w:rsid w:val="00FC693F"/>
     <w:pPr>
-      <w:spacing w:after="100"/>
+      <w:spacing w:after="0" w:line="240" w:lineRule="auto"/>
     </w:pPr>
     <w:rPr>
-      <w:rFonts w:ascii="Arial" w:hAnsi="Arial"/>
-      <w:sz w:val="22"/>
+      <w:rFonts w:ascii="Times New Roman" w:hAnsi="Times New Roman"/>
+      <w:color w:val="181A1F"/>
+      <w:sz w:val="28"/>
     </w:rPr>
   </w:style>
   <w:style w:type="paragraph" w:styleId="Header">
@@ -4107,10 +4495,10 @@
       <w:outlineLvl w:val="0"/>
     </w:pPr>
     <w:rPr>
-      <w:rFonts w:asciiTheme="majorHAnsi" w:eastAsiaTheme="majorEastAsia" w:hAnsiTheme="majorHAnsi" w:cstheme="majorBidi" w:ascii="Arial" w:hAnsi="Arial"/>
+      <w:rFonts w:asciiTheme="majorHAnsi" w:eastAsiaTheme="majorEastAsia" w:hAnsiTheme="majorHAnsi" w:cstheme="majorBidi" w:ascii="Times New Roman" w:hAnsi="Times New Roman"/>
       <w:b/>
       <w:bCs/>
-      <w:color w:val="365F91" w:themeColor="accent1" w:themeShade="BF"/>
+      <w:color w:val="181A1F"/>
       <w:sz w:val="28"/>
       <w:szCs w:val="28"/>
     </w:rPr>

--- a/доп материалы/пробные варианты/ekonomika_variant_2.docx
+++ b/доп материалы/пробные варианты/ekonomika_variant_2.docx
@@ -4,205 +4,183 @@
   <w:body>
     <w:p>
       <w:pPr>
-        <w:widowControl/>
-        <w:spacing w:line="240" w:lineRule="auto" w:after="120"/>
-        <w:jc w:val="left"/>
+        <w:keepNext/>
+        <w:spacing w:after="60" w:line="240" w:lineRule="auto"/>
+        <w:jc w:val="center"/>
       </w:pPr>
       <w:r>
         <w:rPr>
           <w:rFonts w:ascii="Times New Roman" w:hAnsi="Times New Roman" w:eastAsia="Times New Roman"/>
           <w:b/>
-          <w:color w:val="181A1F"/>
+          <w:i w:val="0"/>
           <w:sz w:val="28"/>
         </w:rPr>
-        <w:t>Тематический пробный вариант № 2. Экономика</w:t>
+        <w:t>Пробный ЕГЭ по обществознанию</w:t>
       </w:r>
     </w:p>
     <w:p>
       <w:pPr>
-        <w:widowControl/>
-        <w:spacing w:line="240" w:lineRule="auto" w:after="140"/>
-        <w:jc w:val="left"/>
-      </w:pPr>
-      <w:r>
-        <w:rPr>
-          <w:rFonts w:ascii="Times New Roman" w:hAnsi="Times New Roman" w:eastAsia="Times New Roman"/>
-          <w:color w:val="181A1F"/>
-          <w:sz w:val="28"/>
-        </w:rPr>
-        <w:t>25 заданий • максимальный первичный балл — 58 • рекомендуемое время — 3 часа 30 минут</w:t>
-      </w:r>
-    </w:p>
-    <w:p>
-      <w:pPr>
-        <w:pStyle w:val="Heading1"/>
-        <w:keepNext/>
-        <w:widowControl/>
-        <w:spacing w:line="240" w:lineRule="auto" w:after="60" w:before="160"/>
-      </w:pPr>
-      <w:r>
-        <w:rPr>
-          <w:rFonts w:ascii="Times New Roman" w:hAnsi="Times New Roman" w:eastAsia="Times New Roman"/>
-          <w:b/>
-          <w:color w:val="181A1F"/>
-          <w:sz w:val="28"/>
-        </w:rPr>
-        <w:t>Часть 1</w:t>
-      </w:r>
-    </w:p>
-    <w:p>
-      <w:pPr>
-        <w:widowControl/>
-        <w:spacing w:line="240" w:lineRule="auto" w:after="0"/>
-      </w:pPr>
-      <w:r>
-        <w:rPr>
-          <w:rFonts w:ascii="Times New Roman" w:hAnsi="Times New Roman" w:eastAsia="Times New Roman"/>
-          <w:color w:val="181A1F"/>
-          <w:sz w:val="28"/>
-        </w:rPr>
-        <w:t>Ответами к заданиям 1–16 являются последовательности цифр. Запишите ответ без пробелов и дополнительных символов.</w:t>
-      </w:r>
-    </w:p>
-    <w:p>
-      <w:pPr>
-        <w:keepNext/>
-        <w:widowControl/>
-        <w:spacing w:line="240" w:lineRule="auto" w:after="0" w:before="120"/>
-      </w:pPr>
-      <w:r>
-        <w:rPr>
-          <w:rFonts w:ascii="Times New Roman" w:hAnsi="Times New Roman" w:eastAsia="Times New Roman"/>
-          <w:b/>
-          <w:color w:val="181A1F"/>
-          <w:sz w:val="28"/>
-        </w:rPr>
-        <w:t>1.</w:t>
-      </w:r>
-    </w:p>
-    <w:p>
-      <w:pPr>
-        <w:widowControl/>
-        <w:spacing w:line="240" w:lineRule="auto" w:after="0"/>
+        <w:keepNext w:val="0"/>
+        <w:spacing w:after="60" w:line="240" w:lineRule="auto"/>
+        <w:jc w:val="center"/>
       </w:pPr>
       <w:r>
         <w:rPr>
           <w:rFonts w:ascii="Times New Roman" w:hAnsi="Times New Roman" w:eastAsia="Times New Roman"/>
           <w:b w:val="0"/>
           <w:i w:val="0"/>
-          <w:color w:val="181A1F"/>
           <w:sz w:val="28"/>
         </w:rPr>
-        <w:t xml:space="preserve">Ниже приведён перечень характеристик. Все они, за исключением двух, относятся к внутреннему валовому продукту (ВВП). </w:t>
+        <w:t>Экономика. Вариант № 2</w:t>
       </w:r>
     </w:p>
     <w:p>
       <w:pPr>
-        <w:widowControl/>
-        <w:spacing w:line="240" w:lineRule="auto" w:after="0"/>
-      </w:pPr>
+        <w:keepNext/>
+        <w:spacing w:after="60" w:line="240" w:lineRule="auto"/>
+        <w:jc w:val="both"/>
+      </w:pPr>
+      <w:r>
+        <w:rPr>
+          <w:rFonts w:ascii="Times New Roman" w:hAnsi="Times New Roman" w:eastAsia="Times New Roman"/>
+          <w:b/>
+          <w:i w:val="0"/>
+          <w:sz w:val="28"/>
+        </w:rPr>
+        <w:t>Первая часть</w:t>
+      </w:r>
+    </w:p>
+    <w:p>
+      <w:pPr>
+        <w:keepNext w:val="0"/>
+        <w:spacing w:after="60" w:line="240" w:lineRule="auto"/>
+        <w:jc w:val="both"/>
+      </w:pPr>
+      <w:r>
+        <w:rPr>
+          <w:rFonts w:ascii="Times New Roman" w:hAnsi="Times New Roman" w:eastAsia="Times New Roman"/>
+          <w:b/>
+          <w:sz w:val="28"/>
+        </w:rPr>
+        <w:t xml:space="preserve">№1 </w:t>
+      </w:r>
       <w:r>
         <w:rPr>
           <w:rFonts w:ascii="Times New Roman" w:hAnsi="Times New Roman" w:eastAsia="Times New Roman"/>
           <w:b w:val="0"/>
           <w:i w:val="0"/>
-          <w:color w:val="181A1F"/>
           <w:sz w:val="28"/>
         </w:rPr>
-        <w:t>1) макроэкономический показатель;</w:t>
+        <w:t>Ниже приведён перечень характеристик. Все они, за исключением двух, относятся к функциям рынка.</w:t>
       </w:r>
     </w:p>
     <w:p>
       <w:pPr>
-        <w:widowControl/>
-        <w:spacing w:line="240" w:lineRule="auto" w:after="0"/>
+        <w:keepNext w:val="0"/>
+        <w:spacing w:after="60" w:line="240" w:lineRule="auto"/>
+        <w:jc w:val="both"/>
       </w:pPr>
       <w:r>
         <w:rPr>
           <w:rFonts w:ascii="Times New Roman" w:hAnsi="Times New Roman" w:eastAsia="Times New Roman"/>
           <w:b w:val="0"/>
           <w:i w:val="0"/>
-          <w:color w:val="181A1F"/>
           <w:sz w:val="28"/>
         </w:rPr>
-        <w:t>2) отражение рыночной стоимости всех конечных товаров и услуг;</w:t>
+        <w:t>1) ценообразования;</w:t>
       </w:r>
     </w:p>
     <w:p>
       <w:pPr>
-        <w:widowControl/>
-        <w:spacing w:line="240" w:lineRule="auto" w:after="0"/>
+        <w:keepNext w:val="0"/>
+        <w:spacing w:after="60" w:line="240" w:lineRule="auto"/>
+        <w:jc w:val="both"/>
       </w:pPr>
       <w:r>
         <w:rPr>
           <w:rFonts w:ascii="Times New Roman" w:hAnsi="Times New Roman" w:eastAsia="Times New Roman"/>
           <w:b w:val="0"/>
           <w:i w:val="0"/>
-          <w:color w:val="181A1F"/>
           <w:sz w:val="28"/>
         </w:rPr>
-        <w:t>3) критерий экономической стратификации;</w:t>
+        <w:t>2) посредническая;</w:t>
       </w:r>
     </w:p>
     <w:p>
       <w:pPr>
-        <w:widowControl/>
-        <w:spacing w:line="240" w:lineRule="auto" w:after="0"/>
+        <w:keepNext w:val="0"/>
+        <w:spacing w:after="60" w:line="240" w:lineRule="auto"/>
+        <w:jc w:val="both"/>
       </w:pPr>
       <w:r>
         <w:rPr>
           <w:rFonts w:ascii="Times New Roman" w:hAnsi="Times New Roman" w:eastAsia="Times New Roman"/>
           <w:b w:val="0"/>
           <w:i w:val="0"/>
-          <w:color w:val="181A1F"/>
           <w:sz w:val="28"/>
         </w:rPr>
-        <w:t>4) блага, произведённые за год во всех отраслях экономики на территории государства;</w:t>
+        <w:t>3) практическая;</w:t>
       </w:r>
     </w:p>
     <w:p>
       <w:pPr>
-        <w:widowControl/>
-        <w:spacing w:line="240" w:lineRule="auto" w:after="0"/>
+        <w:keepNext w:val="0"/>
+        <w:spacing w:after="60" w:line="240" w:lineRule="auto"/>
+        <w:jc w:val="both"/>
       </w:pPr>
       <w:r>
         <w:rPr>
           <w:rFonts w:ascii="Times New Roman" w:hAnsi="Times New Roman" w:eastAsia="Times New Roman"/>
           <w:b w:val="0"/>
           <w:i w:val="0"/>
-          <w:color w:val="181A1F"/>
           <w:sz w:val="28"/>
         </w:rPr>
-        <w:t>5) общая сумма денежных поступлений в бюджет государства;</w:t>
+        <w:t>4) санирующая;</w:t>
       </w:r>
     </w:p>
     <w:p>
       <w:pPr>
-        <w:widowControl/>
-        <w:spacing w:line="240" w:lineRule="auto" w:after="0"/>
+        <w:keepNext w:val="0"/>
+        <w:spacing w:after="60" w:line="240" w:lineRule="auto"/>
+        <w:jc w:val="both"/>
       </w:pPr>
       <w:r>
         <w:rPr>
           <w:rFonts w:ascii="Times New Roman" w:hAnsi="Times New Roman" w:eastAsia="Times New Roman"/>
           <w:b w:val="0"/>
           <w:i w:val="0"/>
-          <w:color w:val="181A1F"/>
           <w:sz w:val="28"/>
         </w:rPr>
-        <w:t>6) расчёт на душу населения.</w:t>
+        <w:t>5) информационная;</w:t>
       </w:r>
     </w:p>
     <w:p>
       <w:pPr>
-        <w:widowControl/>
-        <w:spacing w:line="240" w:lineRule="auto" w:after="0"/>
+        <w:keepNext w:val="0"/>
+        <w:spacing w:after="60" w:line="240" w:lineRule="auto"/>
+        <w:jc w:val="both"/>
       </w:pPr>
       <w:r>
         <w:rPr>
           <w:rFonts w:ascii="Times New Roman" w:hAnsi="Times New Roman" w:eastAsia="Times New Roman"/>
           <w:b w:val="0"/>
           <w:i w:val="0"/>
-          <w:color w:val="181A1F"/>
+          <w:sz w:val="28"/>
+        </w:rPr>
+        <w:t>6) научная.</w:t>
+      </w:r>
+    </w:p>
+    <w:p>
+      <w:pPr>
+        <w:keepNext w:val="0"/>
+        <w:spacing w:after="60" w:line="240" w:lineRule="auto"/>
+        <w:jc w:val="both"/>
+      </w:pPr>
+      <w:r>
+        <w:rPr>
+          <w:rFonts w:ascii="Times New Roman" w:hAnsi="Times New Roman" w:eastAsia="Times New Roman"/>
+          <w:b w:val="0"/>
+          <w:i w:val="0"/>
           <w:sz w:val="28"/>
         </w:rPr>
         <w:t>Найдите две характеристики, «выпадающие» из общего ряда, и запишите в таблицу цифры, под которыми они указаны.</w:t>
@@ -210,306 +188,162 @@
     </w:p>
     <w:p>
       <w:pPr>
-        <w:keepNext/>
-        <w:widowControl/>
-        <w:spacing w:line="240" w:lineRule="auto" w:after="0" w:before="120"/>
-      </w:pPr>
-      <w:r>
-        <w:rPr>
-          <w:rFonts w:ascii="Times New Roman" w:hAnsi="Times New Roman" w:eastAsia="Times New Roman"/>
-          <w:b/>
-          <w:color w:val="181A1F"/>
-          <w:sz w:val="28"/>
-        </w:rPr>
-        <w:t>2.</w:t>
-      </w:r>
-    </w:p>
-    <w:p>
-      <w:pPr>
-        <w:widowControl/>
-        <w:spacing w:line="240" w:lineRule="auto" w:after="0"/>
+        <w:keepNext w:val="0"/>
+        <w:spacing w:after="60" w:line="240" w:lineRule="auto"/>
+        <w:jc w:val="both"/>
       </w:pPr>
       <w:r>
         <w:rPr>
           <w:rFonts w:ascii="Times New Roman" w:hAnsi="Times New Roman" w:eastAsia="Times New Roman"/>
           <w:b w:val="0"/>
           <w:i w:val="0"/>
-          <w:color w:val="181A1F"/>
           <w:sz w:val="28"/>
         </w:rPr>
-        <w:t>В городке Z электроэнергию, отопление, подачу воды в дома жителей осуществляет одна компания, другие производители не представлены. Выберите из приведённого ниже списка характеристики данного рынка и запишите цифры, под которыми они указаны.</w:t>
+        <w:t>Ответ:</w:t>
       </w:r>
     </w:p>
     <w:p>
       <w:pPr>
-        <w:widowControl/>
-        <w:spacing w:line="240" w:lineRule="auto" w:after="0"/>
-      </w:pPr>
+        <w:keepNext w:val="0"/>
+        <w:spacing w:after="60" w:line="240" w:lineRule="auto"/>
+        <w:jc w:val="both"/>
+      </w:pPr>
+      <w:r>
+        <w:rPr>
+          <w:rFonts w:ascii="Times New Roman" w:hAnsi="Times New Roman" w:eastAsia="Times New Roman"/>
+          <w:b/>
+          <w:sz w:val="28"/>
+        </w:rPr>
+        <w:t xml:space="preserve">№2 </w:t>
+      </w:r>
       <w:r>
         <w:rPr>
           <w:rFonts w:ascii="Times New Roman" w:hAnsi="Times New Roman" w:eastAsia="Times New Roman"/>
           <w:b w:val="0"/>
           <w:i w:val="0"/>
-          <w:color w:val="181A1F"/>
           <w:sz w:val="28"/>
         </w:rPr>
-        <w:t>1) рынок средств производства</w:t>
+        <w:t>Выберите верные суждения об обществе и запишите цифры, под которыми они указаны.</w:t>
       </w:r>
     </w:p>
     <w:p>
       <w:pPr>
-        <w:widowControl/>
-        <w:spacing w:line="240" w:lineRule="auto" w:after="0"/>
+        <w:keepNext w:val="0"/>
+        <w:spacing w:after="60" w:line="240" w:lineRule="auto"/>
+        <w:jc w:val="both"/>
       </w:pPr>
       <w:r>
         <w:rPr>
           <w:rFonts w:ascii="Times New Roman" w:hAnsi="Times New Roman" w:eastAsia="Times New Roman"/>
           <w:b w:val="0"/>
           <w:i w:val="0"/>
-          <w:color w:val="181A1F"/>
           <w:sz w:val="28"/>
         </w:rPr>
-        <w:t>2) чистая конкуренция</w:t>
+        <w:t>1) В обществе реализуются функции воспроизводства и социализации человека.</w:t>
       </w:r>
     </w:p>
     <w:p>
       <w:pPr>
-        <w:widowControl/>
-        <w:spacing w:line="240" w:lineRule="auto" w:after="0"/>
+        <w:keepNext w:val="0"/>
+        <w:spacing w:after="60" w:line="240" w:lineRule="auto"/>
+        <w:jc w:val="both"/>
       </w:pPr>
       <w:r>
         <w:rPr>
           <w:rFonts w:ascii="Times New Roman" w:hAnsi="Times New Roman" w:eastAsia="Times New Roman"/>
           <w:b w:val="0"/>
           <w:i w:val="0"/>
-          <w:color w:val="181A1F"/>
           <w:sz w:val="28"/>
         </w:rPr>
-        <w:t>3) местный рынок</w:t>
+        <w:t>2) Общественный прогресс характеризуется деградацией, возвратом к уже отжившим структурам и отношениям.</w:t>
       </w:r>
     </w:p>
     <w:p>
       <w:pPr>
-        <w:widowControl/>
-        <w:spacing w:line="240" w:lineRule="auto" w:after="0"/>
+        <w:keepNext w:val="0"/>
+        <w:spacing w:after="60" w:line="240" w:lineRule="auto"/>
+        <w:jc w:val="both"/>
       </w:pPr>
       <w:r>
         <w:rPr>
           <w:rFonts w:ascii="Times New Roman" w:hAnsi="Times New Roman" w:eastAsia="Times New Roman"/>
           <w:b w:val="0"/>
           <w:i w:val="0"/>
-          <w:color w:val="181A1F"/>
           <w:sz w:val="28"/>
         </w:rPr>
-        <w:t>4) рыночный дефицит</w:t>
+        <w:t>3) Общество представляет собой закрытую систему, не взаимодействующую с внешней средой.</w:t>
       </w:r>
     </w:p>
     <w:p>
       <w:pPr>
-        <w:widowControl/>
-        <w:spacing w:line="240" w:lineRule="auto" w:after="0"/>
+        <w:keepNext w:val="0"/>
+        <w:spacing w:after="60" w:line="240" w:lineRule="auto"/>
+        <w:jc w:val="both"/>
       </w:pPr>
       <w:r>
         <w:rPr>
           <w:rFonts w:ascii="Times New Roman" w:hAnsi="Times New Roman" w:eastAsia="Times New Roman"/>
           <w:b w:val="0"/>
           <w:i w:val="0"/>
-          <w:color w:val="181A1F"/>
           <w:sz w:val="28"/>
         </w:rPr>
-        <w:t>5) монополия</w:t>
+        <w:t>4) Общество является развивающейся динамической системой.</w:t>
       </w:r>
     </w:p>
     <w:p>
       <w:pPr>
-        <w:widowControl/>
-        <w:spacing w:line="240" w:lineRule="auto" w:after="0"/>
+        <w:keepNext w:val="0"/>
+        <w:spacing w:after="60" w:line="240" w:lineRule="auto"/>
+        <w:jc w:val="both"/>
       </w:pPr>
       <w:r>
         <w:rPr>
           <w:rFonts w:ascii="Times New Roman" w:hAnsi="Times New Roman" w:eastAsia="Times New Roman"/>
           <w:b w:val="0"/>
           <w:i w:val="0"/>
-          <w:color w:val="181A1F"/>
           <w:sz w:val="28"/>
         </w:rPr>
-        <w:t>6) рынок услуг</w:t>
+        <w:t>5) В широком смысле под обществом понимают все население Земли, совокупность всех народов и стран.</w:t>
       </w:r>
     </w:p>
     <w:p>
       <w:pPr>
-        <w:keepNext/>
-        <w:widowControl/>
-        <w:spacing w:line="240" w:lineRule="auto" w:after="0" w:before="120"/>
-      </w:pPr>
-      <w:r>
-        <w:rPr>
-          <w:rFonts w:ascii="Times New Roman" w:hAnsi="Times New Roman" w:eastAsia="Times New Roman"/>
-          <w:b/>
-          <w:color w:val="181A1F"/>
-          <w:sz w:val="28"/>
-        </w:rPr>
-        <w:t>3.</w:t>
-      </w:r>
-    </w:p>
-    <w:p>
-      <w:pPr>
-        <w:widowControl/>
-        <w:spacing w:line="240" w:lineRule="auto" w:after="0"/>
+        <w:keepNext w:val="0"/>
+        <w:spacing w:after="60" w:line="240" w:lineRule="auto"/>
+        <w:jc w:val="both"/>
       </w:pPr>
       <w:r>
         <w:rPr>
           <w:rFonts w:ascii="Times New Roman" w:hAnsi="Times New Roman" w:eastAsia="Times New Roman"/>
           <w:b w:val="0"/>
           <w:i w:val="0"/>
-          <w:color w:val="181A1F"/>
           <w:sz w:val="28"/>
         </w:rPr>
-        <w:t>Ниже приведён перечень признаков. Все они, за исключением двух, характеризуют рынок монополистической конкуренции.</w:t>
+        <w:t>Ответ:</w:t>
       </w:r>
     </w:p>
     <w:p>
       <w:pPr>
-        <w:widowControl/>
-        <w:spacing w:line="240" w:lineRule="auto" w:after="0"/>
-      </w:pPr>
+        <w:keepNext w:val="0"/>
+        <w:spacing w:after="60" w:line="240" w:lineRule="auto"/>
+        <w:jc w:val="both"/>
+      </w:pPr>
+      <w:r>
+        <w:rPr>
+          <w:rFonts w:ascii="Times New Roman" w:hAnsi="Times New Roman" w:eastAsia="Times New Roman"/>
+          <w:b/>
+          <w:sz w:val="28"/>
+        </w:rPr>
+        <w:t xml:space="preserve">№3 </w:t>
+      </w:r>
       <w:r>
         <w:rPr>
           <w:rFonts w:ascii="Times New Roman" w:hAnsi="Times New Roman" w:eastAsia="Times New Roman"/>
           <w:b w:val="0"/>
           <w:i w:val="0"/>
-          <w:color w:val="181A1F"/>
           <w:sz w:val="28"/>
         </w:rPr>
-        <w:t>1) существует множество мелких фирм;</w:t>
-      </w:r>
-    </w:p>
-    <w:p>
-      <w:pPr>
-        <w:widowControl/>
-        <w:spacing w:line="240" w:lineRule="auto" w:after="0"/>
-      </w:pPr>
-      <w:r>
-        <w:rPr>
-          <w:rFonts w:ascii="Times New Roman" w:hAnsi="Times New Roman" w:eastAsia="Times New Roman"/>
-          <w:b w:val="0"/>
-          <w:i w:val="0"/>
-          <w:color w:val="181A1F"/>
-          <w:sz w:val="28"/>
-        </w:rPr>
-        <w:t>2) фирмы выпускают схожие (но не идентичные) товары;</w:t>
-      </w:r>
-    </w:p>
-    <w:p>
-      <w:pPr>
-        <w:widowControl/>
-        <w:spacing w:line="240" w:lineRule="auto" w:after="0"/>
-      </w:pPr>
-      <w:r>
-        <w:rPr>
-          <w:rFonts w:ascii="Times New Roman" w:hAnsi="Times New Roman" w:eastAsia="Times New Roman"/>
-          <w:b w:val="0"/>
-          <w:i w:val="0"/>
-          <w:color w:val="181A1F"/>
-          <w:sz w:val="28"/>
-        </w:rPr>
-        <w:t>3) существуют высокие барьеры для входа в отрасль;</w:t>
-      </w:r>
-    </w:p>
-    <w:p>
-      <w:pPr>
-        <w:widowControl/>
-        <w:spacing w:line="240" w:lineRule="auto" w:after="0"/>
-      </w:pPr>
-      <w:r>
-        <w:rPr>
-          <w:rFonts w:ascii="Times New Roman" w:hAnsi="Times New Roman" w:eastAsia="Times New Roman"/>
-          <w:b w:val="0"/>
-          <w:i w:val="0"/>
-          <w:color w:val="181A1F"/>
-          <w:sz w:val="28"/>
-        </w:rPr>
-        <w:t>4) цены на товары устанавливаются по принципу ценового лидерства;</w:t>
-      </w:r>
-    </w:p>
-    <w:p>
-      <w:pPr>
-        <w:widowControl/>
-        <w:spacing w:line="240" w:lineRule="auto" w:after="0"/>
-      </w:pPr>
-      <w:r>
-        <w:rPr>
-          <w:rFonts w:ascii="Times New Roman" w:hAnsi="Times New Roman" w:eastAsia="Times New Roman"/>
-          <w:b w:val="0"/>
-          <w:i w:val="0"/>
-          <w:color w:val="181A1F"/>
-          <w:sz w:val="28"/>
-        </w:rPr>
-        <w:t>5) фирмы имеют возможность отчасти контролировать цены на продукцию;</w:t>
-      </w:r>
-    </w:p>
-    <w:p>
-      <w:pPr>
-        <w:widowControl/>
-        <w:spacing w:line="240" w:lineRule="auto" w:after="0"/>
-      </w:pPr>
-      <w:r>
-        <w:rPr>
-          <w:rFonts w:ascii="Times New Roman" w:hAnsi="Times New Roman" w:eastAsia="Times New Roman"/>
-          <w:b w:val="0"/>
-          <w:i w:val="0"/>
-          <w:color w:val="181A1F"/>
-          <w:sz w:val="28"/>
-        </w:rPr>
-        <w:t>6) каждая фирма обладает относительно небольшой долей всего рынка.</w:t>
-      </w:r>
-    </w:p>
-    <w:p>
-      <w:pPr>
-        <w:widowControl/>
-        <w:spacing w:line="240" w:lineRule="auto" w:after="0"/>
-      </w:pPr>
-      <w:r>
-        <w:rPr>
-          <w:rFonts w:ascii="Times New Roman" w:hAnsi="Times New Roman" w:eastAsia="Times New Roman"/>
-          <w:b w:val="0"/>
-          <w:i w:val="0"/>
-          <w:color w:val="181A1F"/>
-          <w:sz w:val="28"/>
-        </w:rPr>
-        <w:t>Найдите два признака, «выпадающих» из общего ряда, и запишите в таблицу цифры, под которыми они указаны.</w:t>
-      </w:r>
-    </w:p>
-    <w:p>
-      <w:pPr>
-        <w:keepNext/>
-        <w:widowControl/>
-        <w:spacing w:line="240" w:lineRule="auto" w:after="0" w:before="120"/>
-      </w:pPr>
-      <w:r>
-        <w:rPr>
-          <w:rFonts w:ascii="Times New Roman" w:hAnsi="Times New Roman" w:eastAsia="Times New Roman"/>
-          <w:b/>
-          <w:color w:val="181A1F"/>
-          <w:sz w:val="28"/>
-        </w:rPr>
-        <w:t>4.</w:t>
-      </w:r>
-    </w:p>
-    <w:p>
-      <w:pPr>
-        <w:widowControl/>
-        <w:spacing w:line="240" w:lineRule="auto" w:after="0"/>
-      </w:pPr>
-      <w:r>
-        <w:rPr>
-          <w:rFonts w:ascii="Times New Roman" w:hAnsi="Times New Roman" w:eastAsia="Times New Roman"/>
-          <w:b w:val="0"/>
-          <w:i w:val="0"/>
-          <w:color w:val="181A1F"/>
-          <w:sz w:val="28"/>
-        </w:rPr>
-        <w:t>Установите соответствие между примерами и видами налогов и сборов в РФ (в соответствии с Налоговым кодексом РФ): к каждой позиции, данной в первом столбце, подберите соответствующую позицию из второго столбца.</w:t>
+        <w:t>Установите соответствие между формами и уровнями (этапами) познания: к каждой позиции, данной в первом столбце, подберите соответствующую позицию из второго столбца.</w:t>
       </w:r>
     </w:p>
     <w:tbl>
@@ -527,38 +361,52 @@
         <w:tc>
           <w:tcPr>
             <w:tcW w:type="dxa" w:w="5128"/>
+            <w:vAlign w:val="center"/>
+            <w:tcMar>
+              <w:top w:w="80" w:type="dxa"/>
+              <w:start w:w="100" w:type="dxa"/>
+              <w:bottom w:w="80" w:type="dxa"/>
+              <w:end w:w="100" w:type="dxa"/>
+            </w:tcMar>
           </w:tcPr>
           <w:p>
             <w:pPr>
+              <w:keepNext w:val="0"/>
               <w:spacing w:after="0" w:line="240" w:lineRule="auto"/>
+              <w:jc w:val="left"/>
             </w:pPr>
             <w:r>
               <w:rPr>
                 <w:rFonts w:ascii="Times New Roman" w:hAnsi="Times New Roman" w:eastAsia="Times New Roman"/>
-                <w:b/>
-                <w:color w:val="181A1F"/>
                 <w:sz w:val="28"/>
               </w:rPr>
-              <w:t>ПРИМЕРЫ</w:t>
+              <w:t>ФОРМЫ ПОЗНАНИЯ</w:t>
             </w:r>
           </w:p>
         </w:tc>
         <w:tc>
           <w:tcPr>
             <w:tcW w:type="dxa" w:w="5128"/>
+            <w:vAlign w:val="center"/>
+            <w:tcMar>
+              <w:top w:w="80" w:type="dxa"/>
+              <w:start w:w="100" w:type="dxa"/>
+              <w:bottom w:w="80" w:type="dxa"/>
+              <w:end w:w="100" w:type="dxa"/>
+            </w:tcMar>
           </w:tcPr>
           <w:p>
             <w:pPr>
+              <w:keepNext w:val="0"/>
               <w:spacing w:after="0" w:line="240" w:lineRule="auto"/>
+              <w:jc w:val="left"/>
             </w:pPr>
             <w:r>
               <w:rPr>
                 <w:rFonts w:ascii="Times New Roman" w:hAnsi="Times New Roman" w:eastAsia="Times New Roman"/>
-                <w:b/>
-                <w:color w:val="181A1F"/>
                 <w:sz w:val="28"/>
               </w:rPr>
-              <w:t>ВИДЫ НАЛОГОВ И СБОРОВ В РФ</w:t>
+              <w:t>УРОВНИ (ЭТАПЫ) ПОЗНАНИЯ</w:t>
             </w:r>
           </w:p>
         </w:tc>
@@ -567,62 +415,69 @@
         <w:tc>
           <w:tcPr>
             <w:tcW w:type="dxa" w:w="5128"/>
+            <w:vAlign w:val="center"/>
+            <w:tcMar>
+              <w:top w:w="80" w:type="dxa"/>
+              <w:start w:w="100" w:type="dxa"/>
+              <w:bottom w:w="80" w:type="dxa"/>
+              <w:end w:w="100" w:type="dxa"/>
+            </w:tcMar>
           </w:tcPr>
           <w:p>
             <w:pPr>
+              <w:keepNext w:val="0"/>
               <w:spacing w:after="0" w:line="240" w:lineRule="auto"/>
+              <w:jc w:val="left"/>
             </w:pPr>
             <w:r>
               <w:rPr>
                 <w:rFonts w:ascii="Times New Roman" w:hAnsi="Times New Roman" w:eastAsia="Times New Roman"/>
-                <w:color w:val="181A1F"/>
                 <w:sz w:val="28"/>
               </w:rPr>
-              <w:t>А) налог на имущество организаций</w:t>
-              <w:br/>
-              <w:t>Б) акцизы</w:t>
-              <w:br/>
-              <w:t>В) транспортный налог</w:t>
-              <w:br/>
-              <w:t>Г) государственная пошлина</w:t>
-              <w:br/>
-              <w:t>Д) налог на добычу полезных ископаемых</w:t>
+              <w:t>А) ощущение Б) понятие В) восприятие Г) суждение Д) представление</w:t>
             </w:r>
           </w:p>
         </w:tc>
         <w:tc>
           <w:tcPr>
             <w:tcW w:type="dxa" w:w="5128"/>
+            <w:vAlign w:val="center"/>
+            <w:tcMar>
+              <w:top w:w="80" w:type="dxa"/>
+              <w:start w:w="100" w:type="dxa"/>
+              <w:bottom w:w="80" w:type="dxa"/>
+              <w:end w:w="100" w:type="dxa"/>
+            </w:tcMar>
           </w:tcPr>
           <w:p>
             <w:pPr>
+              <w:keepNext w:val="0"/>
               <w:spacing w:after="0" w:line="240" w:lineRule="auto"/>
+              <w:jc w:val="left"/>
             </w:pPr>
             <w:r>
               <w:rPr>
                 <w:rFonts w:ascii="Times New Roman" w:hAnsi="Times New Roman" w:eastAsia="Times New Roman"/>
-                <w:color w:val="181A1F"/>
                 <w:sz w:val="28"/>
               </w:rPr>
-              <w:t>1) региональные</w:t>
-              <w:br/>
-              <w:t>2) федеральные</w:t>
+              <w:t>1) рациональное познание 2) чувственное познание</w:t>
             </w:r>
           </w:p>
         </w:tc>
       </w:tr>
     </w:tbl>
+    <w:p/>
     <w:p>
       <w:pPr>
-        <w:widowControl/>
-        <w:spacing w:line="240" w:lineRule="auto" w:after="0"/>
+        <w:keepNext w:val="0"/>
+        <w:spacing w:after="60" w:line="240" w:lineRule="auto"/>
+        <w:jc w:val="both"/>
       </w:pPr>
       <w:r>
         <w:rPr>
           <w:rFonts w:ascii="Times New Roman" w:hAnsi="Times New Roman" w:eastAsia="Times New Roman"/>
           <w:b w:val="0"/>
           <w:i w:val="0"/>
-          <w:color w:val="181A1F"/>
           <w:sz w:val="28"/>
         </w:rPr>
         <w:t>Запишите в ответ цифры, расположив их в порядке, соответствующем буквам:</w:t>
@@ -646,35 +501,49 @@
         <w:tc>
           <w:tcPr>
             <w:tcW w:type="dxa" w:w="2051"/>
+            <w:vAlign w:val="center"/>
+            <w:tcMar>
+              <w:top w:w="80" w:type="dxa"/>
+              <w:start w:w="100" w:type="dxa"/>
+              <w:bottom w:w="80" w:type="dxa"/>
+              <w:end w:w="100" w:type="dxa"/>
+            </w:tcMar>
           </w:tcPr>
           <w:p>
             <w:pPr>
+              <w:keepNext w:val="0"/>
               <w:spacing w:after="0" w:line="240" w:lineRule="auto"/>
+              <w:jc w:val="left"/>
             </w:pPr>
             <w:r>
               <w:rPr>
                 <w:rFonts w:ascii="Times New Roman" w:hAnsi="Times New Roman" w:eastAsia="Times New Roman"/>
-                <w:b/>
-                <w:color w:val="181A1F"/>
                 <w:sz w:val="28"/>
               </w:rPr>
-              <w:t>А</w:t>
+              <w:t>A</w:t>
             </w:r>
           </w:p>
         </w:tc>
         <w:tc>
           <w:tcPr>
             <w:tcW w:type="dxa" w:w="2051"/>
+            <w:vAlign w:val="center"/>
+            <w:tcMar>
+              <w:top w:w="80" w:type="dxa"/>
+              <w:start w:w="100" w:type="dxa"/>
+              <w:bottom w:w="80" w:type="dxa"/>
+              <w:end w:w="100" w:type="dxa"/>
+            </w:tcMar>
           </w:tcPr>
           <w:p>
             <w:pPr>
+              <w:keepNext w:val="0"/>
               <w:spacing w:after="0" w:line="240" w:lineRule="auto"/>
+              <w:jc w:val="left"/>
             </w:pPr>
             <w:r>
               <w:rPr>
                 <w:rFonts w:ascii="Times New Roman" w:hAnsi="Times New Roman" w:eastAsia="Times New Roman"/>
-                <w:b/>
-                <w:color w:val="181A1F"/>
                 <w:sz w:val="28"/>
               </w:rPr>
               <w:t>Б</w:t>
@@ -684,16 +553,23 @@
         <w:tc>
           <w:tcPr>
             <w:tcW w:type="dxa" w:w="2051"/>
+            <w:vAlign w:val="center"/>
+            <w:tcMar>
+              <w:top w:w="80" w:type="dxa"/>
+              <w:start w:w="100" w:type="dxa"/>
+              <w:bottom w:w="80" w:type="dxa"/>
+              <w:end w:w="100" w:type="dxa"/>
+            </w:tcMar>
           </w:tcPr>
           <w:p>
             <w:pPr>
+              <w:keepNext w:val="0"/>
               <w:spacing w:after="0" w:line="240" w:lineRule="auto"/>
+              <w:jc w:val="left"/>
             </w:pPr>
             <w:r>
               <w:rPr>
                 <w:rFonts w:ascii="Times New Roman" w:hAnsi="Times New Roman" w:eastAsia="Times New Roman"/>
-                <w:b/>
-                <w:color w:val="181A1F"/>
                 <w:sz w:val="28"/>
               </w:rPr>
               <w:t>В</w:t>
@@ -703,16 +579,23 @@
         <w:tc>
           <w:tcPr>
             <w:tcW w:type="dxa" w:w="2051"/>
+            <w:vAlign w:val="center"/>
+            <w:tcMar>
+              <w:top w:w="80" w:type="dxa"/>
+              <w:start w:w="100" w:type="dxa"/>
+              <w:bottom w:w="80" w:type="dxa"/>
+              <w:end w:w="100" w:type="dxa"/>
+            </w:tcMar>
           </w:tcPr>
           <w:p>
             <w:pPr>
+              <w:keepNext w:val="0"/>
               <w:spacing w:after="0" w:line="240" w:lineRule="auto"/>
+              <w:jc w:val="left"/>
             </w:pPr>
             <w:r>
               <w:rPr>
                 <w:rFonts w:ascii="Times New Roman" w:hAnsi="Times New Roman" w:eastAsia="Times New Roman"/>
-                <w:b/>
-                <w:color w:val="181A1F"/>
                 <w:sz w:val="28"/>
               </w:rPr>
               <w:t>Г</w:t>
@@ -722,16 +605,23 @@
         <w:tc>
           <w:tcPr>
             <w:tcW w:type="dxa" w:w="2051"/>
+            <w:vAlign w:val="center"/>
+            <w:tcMar>
+              <w:top w:w="80" w:type="dxa"/>
+              <w:start w:w="100" w:type="dxa"/>
+              <w:bottom w:w="80" w:type="dxa"/>
+              <w:end w:w="100" w:type="dxa"/>
+            </w:tcMar>
           </w:tcPr>
           <w:p>
             <w:pPr>
+              <w:keepNext w:val="0"/>
               <w:spacing w:after="0" w:line="240" w:lineRule="auto"/>
+              <w:jc w:val="left"/>
             </w:pPr>
             <w:r>
               <w:rPr>
                 <w:rFonts w:ascii="Times New Roman" w:hAnsi="Times New Roman" w:eastAsia="Times New Roman"/>
-                <w:b/>
-                <w:color w:val="181A1F"/>
                 <w:sz w:val="28"/>
               </w:rPr>
               <w:t>Д</w:t>
@@ -743,15 +633,23 @@
         <w:tc>
           <w:tcPr>
             <w:tcW w:type="dxa" w:w="2051"/>
+            <w:vAlign w:val="center"/>
+            <w:tcMar>
+              <w:top w:w="80" w:type="dxa"/>
+              <w:start w:w="100" w:type="dxa"/>
+              <w:bottom w:w="80" w:type="dxa"/>
+              <w:end w:w="100" w:type="dxa"/>
+            </w:tcMar>
           </w:tcPr>
           <w:p>
             <w:pPr>
+              <w:keepNext w:val="0"/>
               <w:spacing w:after="0" w:line="240" w:lineRule="auto"/>
+              <w:jc w:val="left"/>
             </w:pPr>
             <w:r>
               <w:rPr>
                 <w:rFonts w:ascii="Times New Roman" w:hAnsi="Times New Roman" w:eastAsia="Times New Roman"/>
-                <w:color w:val="181A1F"/>
                 <w:sz w:val="28"/>
               </w:rPr>
             </w:r>
@@ -760,15 +658,23 @@
         <w:tc>
           <w:tcPr>
             <w:tcW w:type="dxa" w:w="2051"/>
+            <w:vAlign w:val="center"/>
+            <w:tcMar>
+              <w:top w:w="80" w:type="dxa"/>
+              <w:start w:w="100" w:type="dxa"/>
+              <w:bottom w:w="80" w:type="dxa"/>
+              <w:end w:w="100" w:type="dxa"/>
+            </w:tcMar>
           </w:tcPr>
           <w:p>
             <w:pPr>
+              <w:keepNext w:val="0"/>
               <w:spacing w:after="0" w:line="240" w:lineRule="auto"/>
+              <w:jc w:val="left"/>
             </w:pPr>
             <w:r>
               <w:rPr>
                 <w:rFonts w:ascii="Times New Roman" w:hAnsi="Times New Roman" w:eastAsia="Times New Roman"/>
-                <w:color w:val="181A1F"/>
                 <w:sz w:val="28"/>
               </w:rPr>
             </w:r>
@@ -777,15 +683,23 @@
         <w:tc>
           <w:tcPr>
             <w:tcW w:type="dxa" w:w="2051"/>
+            <w:vAlign w:val="center"/>
+            <w:tcMar>
+              <w:top w:w="80" w:type="dxa"/>
+              <w:start w:w="100" w:type="dxa"/>
+              <w:bottom w:w="80" w:type="dxa"/>
+              <w:end w:w="100" w:type="dxa"/>
+            </w:tcMar>
           </w:tcPr>
           <w:p>
             <w:pPr>
+              <w:keepNext w:val="0"/>
               <w:spacing w:after="0" w:line="240" w:lineRule="auto"/>
+              <w:jc w:val="left"/>
             </w:pPr>
             <w:r>
               <w:rPr>
                 <w:rFonts w:ascii="Times New Roman" w:hAnsi="Times New Roman" w:eastAsia="Times New Roman"/>
-                <w:color w:val="181A1F"/>
                 <w:sz w:val="28"/>
               </w:rPr>
             </w:r>
@@ -794,15 +708,23 @@
         <w:tc>
           <w:tcPr>
             <w:tcW w:type="dxa" w:w="2051"/>
+            <w:vAlign w:val="center"/>
+            <w:tcMar>
+              <w:top w:w="80" w:type="dxa"/>
+              <w:start w:w="100" w:type="dxa"/>
+              <w:bottom w:w="80" w:type="dxa"/>
+              <w:end w:w="100" w:type="dxa"/>
+            </w:tcMar>
           </w:tcPr>
           <w:p>
             <w:pPr>
+              <w:keepNext w:val="0"/>
               <w:spacing w:after="0" w:line="240" w:lineRule="auto"/>
+              <w:jc w:val="left"/>
             </w:pPr>
             <w:r>
               <w:rPr>
                 <w:rFonts w:ascii="Times New Roman" w:hAnsi="Times New Roman" w:eastAsia="Times New Roman"/>
-                <w:color w:val="181A1F"/>
                 <w:sz w:val="28"/>
               </w:rPr>
             </w:r>
@@ -811,15 +733,23 @@
         <w:tc>
           <w:tcPr>
             <w:tcW w:type="dxa" w:w="2051"/>
+            <w:vAlign w:val="center"/>
+            <w:tcMar>
+              <w:top w:w="80" w:type="dxa"/>
+              <w:start w:w="100" w:type="dxa"/>
+              <w:bottom w:w="80" w:type="dxa"/>
+              <w:end w:w="100" w:type="dxa"/>
+            </w:tcMar>
           </w:tcPr>
           <w:p>
             <w:pPr>
+              <w:keepNext w:val="0"/>
               <w:spacing w:after="0" w:line="240" w:lineRule="auto"/>
+              <w:jc w:val="left"/>
             </w:pPr>
             <w:r>
               <w:rPr>
                 <w:rFonts w:ascii="Times New Roman" w:hAnsi="Times New Roman" w:eastAsia="Times New Roman"/>
-                <w:color w:val="181A1F"/>
                 <w:sz w:val="28"/>
               </w:rPr>
             </w:r>
@@ -827,164 +757,301 @@
         </w:tc>
       </w:tr>
     </w:tbl>
+    <w:p/>
     <w:p>
       <w:pPr>
-        <w:keepNext/>
-        <w:widowControl/>
-        <w:spacing w:line="240" w:lineRule="auto" w:after="0" w:before="120"/>
-      </w:pPr>
-      <w:r>
-        <w:rPr>
-          <w:rFonts w:ascii="Times New Roman" w:hAnsi="Times New Roman" w:eastAsia="Times New Roman"/>
-          <w:b/>
-          <w:color w:val="181A1F"/>
-          <w:sz w:val="28"/>
-        </w:rPr>
-        <w:t>5.</w:t>
-      </w:r>
-    </w:p>
-    <w:p>
-      <w:pPr>
-        <w:widowControl/>
-        <w:spacing w:line="240" w:lineRule="auto" w:after="0"/>
+        <w:keepNext w:val="0"/>
+        <w:spacing w:after="60" w:line="240" w:lineRule="auto"/>
+        <w:jc w:val="both"/>
       </w:pPr>
       <w:r>
         <w:rPr>
           <w:rFonts w:ascii="Times New Roman" w:hAnsi="Times New Roman" w:eastAsia="Times New Roman"/>
           <w:b w:val="0"/>
           <w:i w:val="0"/>
-          <w:color w:val="181A1F"/>
           <w:sz w:val="28"/>
         </w:rPr>
-        <w:t>Государство проводит политику поддержки отечественного производителя. В компании Z принято стратегическое решение об открытии нового направления по производству бытовой техники. Найдите в приведённом ниже списке подтверждения того, что речь идёт об интенсивном экономическом росте национальной экономики. Запишите цифры, под которыми они указаны.</w:t>
+        <w:t>Ответ:</w:t>
       </w:r>
     </w:p>
     <w:p>
       <w:pPr>
-        <w:widowControl/>
-        <w:spacing w:line="240" w:lineRule="auto" w:after="0"/>
-      </w:pPr>
+        <w:keepNext w:val="0"/>
+        <w:spacing w:after="60" w:line="240" w:lineRule="auto"/>
+        <w:jc w:val="both"/>
+      </w:pPr>
+      <w:r>
+        <w:rPr>
+          <w:rFonts w:ascii="Times New Roman" w:hAnsi="Times New Roman" w:eastAsia="Times New Roman"/>
+          <w:b/>
+          <w:sz w:val="28"/>
+        </w:rPr>
+        <w:t xml:space="preserve">№4 </w:t>
+      </w:r>
       <w:r>
         <w:rPr>
           <w:rFonts w:ascii="Times New Roman" w:hAnsi="Times New Roman" w:eastAsia="Times New Roman"/>
           <w:b w:val="0"/>
           <w:i w:val="0"/>
-          <w:color w:val="181A1F"/>
           <w:sz w:val="28"/>
         </w:rPr>
-        <w:t>1) используются современные цифровые технологии</w:t>
+        <w:t>Алексей работает над рефератом, раскрывающим функции образования как социального института. Какие из перечисленных положений он должен отразить в своей работе? Запишите цифры, под которыми они указаны.</w:t>
       </w:r>
     </w:p>
     <w:p>
       <w:pPr>
-        <w:widowControl/>
-        <w:spacing w:line="240" w:lineRule="auto" w:after="0"/>
+        <w:keepNext w:val="0"/>
+        <w:spacing w:after="60" w:line="240" w:lineRule="auto"/>
+        <w:jc w:val="both"/>
       </w:pPr>
       <w:r>
         <w:rPr>
           <w:rFonts w:ascii="Times New Roman" w:hAnsi="Times New Roman" w:eastAsia="Times New Roman"/>
           <w:b w:val="0"/>
           <w:i w:val="0"/>
-          <w:color w:val="181A1F"/>
           <w:sz w:val="28"/>
         </w:rPr>
-        <w:t>2) приобретена партия оборудования прошлого поколения</w:t>
+        <w:t>1) производство материальных ценностей</w:t>
       </w:r>
     </w:p>
     <w:p>
       <w:pPr>
-        <w:widowControl/>
-        <w:spacing w:line="240" w:lineRule="auto" w:after="0"/>
+        <w:keepNext w:val="0"/>
+        <w:spacing w:after="60" w:line="240" w:lineRule="auto"/>
+        <w:jc w:val="both"/>
       </w:pPr>
       <w:r>
         <w:rPr>
           <w:rFonts w:ascii="Times New Roman" w:hAnsi="Times New Roman" w:eastAsia="Times New Roman"/>
           <w:b w:val="0"/>
           <w:i w:val="0"/>
-          <w:color w:val="181A1F"/>
           <w:sz w:val="28"/>
         </w:rPr>
-        <w:t>3) осуществляются инвестиции в инновационные разработки</w:t>
+        <w:t>2) приобщение человека к культурному наследию общества</w:t>
       </w:r>
     </w:p>
     <w:p>
       <w:pPr>
-        <w:widowControl/>
-        <w:spacing w:line="240" w:lineRule="auto" w:after="0"/>
+        <w:keepNext w:val="0"/>
+        <w:spacing w:after="60" w:line="240" w:lineRule="auto"/>
+        <w:jc w:val="both"/>
       </w:pPr>
       <w:r>
         <w:rPr>
           <w:rFonts w:ascii="Times New Roman" w:hAnsi="Times New Roman" w:eastAsia="Times New Roman"/>
           <w:b w:val="0"/>
           <w:i w:val="0"/>
-          <w:color w:val="181A1F"/>
           <w:sz w:val="28"/>
         </w:rPr>
-        <w:t>4) происходит повышение квалификации работников</w:t>
+        <w:t>3) подготовка обучающихся к выполнению различных социальных ролей</w:t>
       </w:r>
     </w:p>
     <w:p>
       <w:pPr>
-        <w:widowControl/>
-        <w:spacing w:line="240" w:lineRule="auto" w:after="0"/>
+        <w:keepNext w:val="0"/>
+        <w:spacing w:after="60" w:line="240" w:lineRule="auto"/>
+        <w:jc w:val="both"/>
       </w:pPr>
       <w:r>
         <w:rPr>
           <w:rFonts w:ascii="Times New Roman" w:hAnsi="Times New Roman" w:eastAsia="Times New Roman"/>
           <w:b w:val="0"/>
           <w:i w:val="0"/>
-          <w:color w:val="181A1F"/>
           <w:sz w:val="28"/>
         </w:rPr>
-        <w:t>5) повышается производительность труда</w:t>
+        <w:t>4) развитие личности обучающихся</w:t>
       </w:r>
     </w:p>
     <w:p>
       <w:pPr>
-        <w:widowControl/>
-        <w:spacing w:line="240" w:lineRule="auto" w:after="0"/>
+        <w:keepNext w:val="0"/>
+        <w:spacing w:after="60" w:line="240" w:lineRule="auto"/>
+        <w:jc w:val="both"/>
       </w:pPr>
       <w:r>
         <w:rPr>
           <w:rFonts w:ascii="Times New Roman" w:hAnsi="Times New Roman" w:eastAsia="Times New Roman"/>
           <w:b w:val="0"/>
           <w:i w:val="0"/>
-          <w:color w:val="181A1F"/>
           <w:sz w:val="28"/>
         </w:rPr>
-        <w:t>6) масштабы производства увеличены за счёт открытия новых цехов</w:t>
+        <w:t>5) социальное управление</w:t>
       </w:r>
     </w:p>
     <w:p>
       <w:pPr>
-        <w:keepNext/>
-        <w:widowControl/>
-        <w:spacing w:line="240" w:lineRule="auto" w:after="0" w:before="120"/>
-      </w:pPr>
-      <w:r>
-        <w:rPr>
-          <w:rFonts w:ascii="Times New Roman" w:hAnsi="Times New Roman" w:eastAsia="Times New Roman"/>
-          <w:b/>
-          <w:color w:val="181A1F"/>
-          <w:sz w:val="28"/>
-        </w:rPr>
-        <w:t>6.</w:t>
-      </w:r>
-    </w:p>
-    <w:p>
-      <w:pPr>
-        <w:widowControl/>
-        <w:spacing w:line="240" w:lineRule="auto" w:after="0"/>
+        <w:keepNext w:val="0"/>
+        <w:spacing w:after="60" w:line="240" w:lineRule="auto"/>
+        <w:jc w:val="both"/>
       </w:pPr>
       <w:r>
         <w:rPr>
           <w:rFonts w:ascii="Times New Roman" w:hAnsi="Times New Roman" w:eastAsia="Times New Roman"/>
           <w:b w:val="0"/>
           <w:i w:val="0"/>
-          <w:color w:val="181A1F"/>
           <w:sz w:val="28"/>
         </w:rPr>
-        <w:t>Установите соответствие между примерами и видами налогов и сборов согласно Налоговому кодексу Российской Федерации: к каждой позиции, данной в первом столбце, подберите соответствующую позицию из второго столбца.</w:t>
+        <w:t>6) получение знаний, новых для всего человечества</w:t>
+      </w:r>
+    </w:p>
+    <w:p>
+      <w:pPr>
+        <w:keepNext w:val="0"/>
+        <w:spacing w:after="60" w:line="240" w:lineRule="auto"/>
+        <w:jc w:val="both"/>
+      </w:pPr>
+      <w:r>
+        <w:rPr>
+          <w:rFonts w:ascii="Times New Roman" w:hAnsi="Times New Roman" w:eastAsia="Times New Roman"/>
+          <w:b w:val="0"/>
+          <w:i w:val="0"/>
+          <w:sz w:val="28"/>
+        </w:rPr>
+        <w:t>Ответ:</w:t>
+      </w:r>
+    </w:p>
+    <w:p>
+      <w:pPr>
+        <w:keepNext w:val="0"/>
+        <w:spacing w:after="60" w:line="240" w:lineRule="auto"/>
+        <w:jc w:val="both"/>
+      </w:pPr>
+      <w:r>
+        <w:rPr>
+          <w:rFonts w:ascii="Times New Roman" w:hAnsi="Times New Roman" w:eastAsia="Times New Roman"/>
+          <w:b/>
+          <w:sz w:val="28"/>
+        </w:rPr>
+        <w:t xml:space="preserve">№5 </w:t>
+      </w:r>
+      <w:r>
+        <w:rPr>
+          <w:rFonts w:ascii="Times New Roman" w:hAnsi="Times New Roman" w:eastAsia="Times New Roman"/>
+          <w:b w:val="0"/>
+          <w:i w:val="0"/>
+          <w:sz w:val="28"/>
+        </w:rPr>
+        <w:t>Выберите верные суждения об отличительных чертах рыночной экономики и запишите цифры, под которыми они указаны.</w:t>
+      </w:r>
+    </w:p>
+    <w:p>
+      <w:pPr>
+        <w:keepNext w:val="0"/>
+        <w:spacing w:after="60" w:line="240" w:lineRule="auto"/>
+        <w:jc w:val="both"/>
+      </w:pPr>
+      <w:r>
+        <w:rPr>
+          <w:rFonts w:ascii="Times New Roman" w:hAnsi="Times New Roman" w:eastAsia="Times New Roman"/>
+          <w:b w:val="0"/>
+          <w:i w:val="0"/>
+          <w:sz w:val="28"/>
+        </w:rPr>
+        <w:t xml:space="preserve">1) Государство осуществляет централизованное распределение ресурсов. </w:t>
+      </w:r>
+    </w:p>
+    <w:p>
+      <w:pPr>
+        <w:keepNext w:val="0"/>
+        <w:spacing w:after="60" w:line="240" w:lineRule="auto"/>
+        <w:jc w:val="both"/>
+      </w:pPr>
+      <w:r>
+        <w:rPr>
+          <w:rFonts w:ascii="Times New Roman" w:hAnsi="Times New Roman" w:eastAsia="Times New Roman"/>
+          <w:b w:val="0"/>
+          <w:i w:val="0"/>
+          <w:sz w:val="28"/>
+        </w:rPr>
+        <w:t xml:space="preserve">2) Цены на товары и услуги определяются соотношением спроса и предложения. </w:t>
+      </w:r>
+    </w:p>
+    <w:p>
+      <w:pPr>
+        <w:keepNext w:val="0"/>
+        <w:spacing w:after="60" w:line="240" w:lineRule="auto"/>
+        <w:jc w:val="both"/>
+      </w:pPr>
+      <w:r>
+        <w:rPr>
+          <w:rFonts w:ascii="Times New Roman" w:hAnsi="Times New Roman" w:eastAsia="Times New Roman"/>
+          <w:b w:val="0"/>
+          <w:i w:val="0"/>
+          <w:sz w:val="28"/>
+        </w:rPr>
+        <w:t xml:space="preserve">3) Экономические решения принимаются преимущественно на основе хозяйственного опыта предков. </w:t>
+      </w:r>
+    </w:p>
+    <w:p>
+      <w:pPr>
+        <w:keepNext w:val="0"/>
+        <w:spacing w:after="60" w:line="240" w:lineRule="auto"/>
+        <w:jc w:val="both"/>
+      </w:pPr>
+      <w:r>
+        <w:rPr>
+          <w:rFonts w:ascii="Times New Roman" w:hAnsi="Times New Roman" w:eastAsia="Times New Roman"/>
+          <w:b w:val="0"/>
+          <w:i w:val="0"/>
+          <w:sz w:val="28"/>
+        </w:rPr>
+        <w:t xml:space="preserve">4) Производители товаров и услуг конкурируют за спрос потребителей. </w:t>
+      </w:r>
+    </w:p>
+    <w:p>
+      <w:pPr>
+        <w:keepNext w:val="0"/>
+        <w:spacing w:after="60" w:line="240" w:lineRule="auto"/>
+        <w:jc w:val="both"/>
+      </w:pPr>
+      <w:r>
+        <w:rPr>
+          <w:rFonts w:ascii="Times New Roman" w:hAnsi="Times New Roman" w:eastAsia="Times New Roman"/>
+          <w:b w:val="0"/>
+          <w:i w:val="0"/>
+          <w:sz w:val="28"/>
+        </w:rPr>
+        <w:t xml:space="preserve">5) Каждый вправе свободно распоряжаться своими способностями и имуществом для предпринимательской и иной, не запрещённой законом экономической деятельности. </w:t>
+      </w:r>
+    </w:p>
+    <w:p>
+      <w:pPr>
+        <w:keepNext w:val="0"/>
+        <w:spacing w:after="60" w:line="240" w:lineRule="auto"/>
+        <w:jc w:val="both"/>
+      </w:pPr>
+      <w:r>
+        <w:rPr>
+          <w:rFonts w:ascii="Times New Roman" w:hAnsi="Times New Roman" w:eastAsia="Times New Roman"/>
+          <w:b w:val="0"/>
+          <w:i w:val="0"/>
+          <w:sz w:val="28"/>
+        </w:rPr>
+        <w:t>Ответ:</w:t>
+      </w:r>
+    </w:p>
+    <w:p>
+      <w:pPr>
+        <w:keepNext w:val="0"/>
+        <w:spacing w:after="60" w:line="240" w:lineRule="auto"/>
+        <w:jc w:val="both"/>
+      </w:pPr>
+      <w:r>
+        <w:rPr>
+          <w:rFonts w:ascii="Times New Roman" w:hAnsi="Times New Roman" w:eastAsia="Times New Roman"/>
+          <w:b/>
+          <w:sz w:val="28"/>
+        </w:rPr>
+        <w:t xml:space="preserve">№6 </w:t>
+      </w:r>
+      <w:r>
+        <w:rPr>
+          <w:rFonts w:ascii="Times New Roman" w:hAnsi="Times New Roman" w:eastAsia="Times New Roman"/>
+          <w:b w:val="0"/>
+          <w:i w:val="0"/>
+          <w:sz w:val="28"/>
+        </w:rPr>
+        <w:t>Установите соответствие между примерами и статьями государственного бюджета: к каждой позиции, данной в первом столбце, подберите соответствующую позицию из второго столбца.</w:t>
       </w:r>
     </w:p>
     <w:tbl>
@@ -1002,16 +1069,23 @@
         <w:tc>
           <w:tcPr>
             <w:tcW w:type="dxa" w:w="5128"/>
+            <w:vAlign w:val="center"/>
+            <w:tcMar>
+              <w:top w:w="80" w:type="dxa"/>
+              <w:start w:w="100" w:type="dxa"/>
+              <w:bottom w:w="80" w:type="dxa"/>
+              <w:end w:w="100" w:type="dxa"/>
+            </w:tcMar>
           </w:tcPr>
           <w:p>
             <w:pPr>
+              <w:keepNext w:val="0"/>
               <w:spacing w:after="0" w:line="240" w:lineRule="auto"/>
+              <w:jc w:val="left"/>
             </w:pPr>
             <w:r>
               <w:rPr>
                 <w:rFonts w:ascii="Times New Roman" w:hAnsi="Times New Roman" w:eastAsia="Times New Roman"/>
-                <w:b/>
-                <w:color w:val="181A1F"/>
                 <w:sz w:val="28"/>
               </w:rPr>
               <w:t>ПРИМЕРЫ</w:t>
@@ -1021,19 +1095,26 @@
         <w:tc>
           <w:tcPr>
             <w:tcW w:type="dxa" w:w="5128"/>
+            <w:vAlign w:val="center"/>
+            <w:tcMar>
+              <w:top w:w="80" w:type="dxa"/>
+              <w:start w:w="100" w:type="dxa"/>
+              <w:bottom w:w="80" w:type="dxa"/>
+              <w:end w:w="100" w:type="dxa"/>
+            </w:tcMar>
           </w:tcPr>
           <w:p>
             <w:pPr>
+              <w:keepNext w:val="0"/>
               <w:spacing w:after="0" w:line="240" w:lineRule="auto"/>
+              <w:jc w:val="left"/>
             </w:pPr>
             <w:r>
               <w:rPr>
                 <w:rFonts w:ascii="Times New Roman" w:hAnsi="Times New Roman" w:eastAsia="Times New Roman"/>
-                <w:b/>
-                <w:color w:val="181A1F"/>
                 <w:sz w:val="28"/>
               </w:rPr>
-              <w:t>ВИДЫ НАЛОГОВ И СБОРОВ В РОССИЙСКОЙ ФЕДЕРАЦИИ</w:t>
+              <w:t>СТАТЬИ ГОСУДАРСТВЕННОГО БЮДЖЕТА</w:t>
             </w:r>
           </w:p>
         </w:tc>
@@ -1042,64 +1123,69 @@
         <w:tc>
           <w:tcPr>
             <w:tcW w:type="dxa" w:w="5128"/>
+            <w:vAlign w:val="center"/>
+            <w:tcMar>
+              <w:top w:w="80" w:type="dxa"/>
+              <w:start w:w="100" w:type="dxa"/>
+              <w:bottom w:w="80" w:type="dxa"/>
+              <w:end w:w="100" w:type="dxa"/>
+            </w:tcMar>
           </w:tcPr>
           <w:p>
             <w:pPr>
+              <w:keepNext w:val="0"/>
               <w:spacing w:after="0" w:line="240" w:lineRule="auto"/>
+              <w:jc w:val="left"/>
             </w:pPr>
             <w:r>
               <w:rPr>
                 <w:rFonts w:ascii="Times New Roman" w:hAnsi="Times New Roman" w:eastAsia="Times New Roman"/>
-                <w:color w:val="181A1F"/>
                 <w:sz w:val="28"/>
               </w:rPr>
-              <w:t>А) налог на сверхприбыль</w:t>
-              <w:br/>
-              <w:t xml:space="preserve">Б) туристический налог </w:t>
-              <w:br/>
-              <w:t>В) торговый сбор</w:t>
-              <w:br/>
-              <w:t>Г) налог на имущество организаций</w:t>
-              <w:br/>
-              <w:t>Д) транспортный налог</w:t>
+              <w:t>А) таможенные пошлиныБ) пени и штрафы, предусмотренные налоговым законодательствомВ) приватизация государственного имуществаГ) национальная оборонаД) образование госрезервов</w:t>
             </w:r>
           </w:p>
         </w:tc>
         <w:tc>
           <w:tcPr>
             <w:tcW w:type="dxa" w:w="5128"/>
+            <w:vAlign w:val="center"/>
+            <w:tcMar>
+              <w:top w:w="80" w:type="dxa"/>
+              <w:start w:w="100" w:type="dxa"/>
+              <w:bottom w:w="80" w:type="dxa"/>
+              <w:end w:w="100" w:type="dxa"/>
+            </w:tcMar>
           </w:tcPr>
           <w:p>
             <w:pPr>
+              <w:keepNext w:val="0"/>
               <w:spacing w:after="0" w:line="240" w:lineRule="auto"/>
+              <w:jc w:val="left"/>
             </w:pPr>
             <w:r>
               <w:rPr>
                 <w:rFonts w:ascii="Times New Roman" w:hAnsi="Times New Roman" w:eastAsia="Times New Roman"/>
-                <w:color w:val="181A1F"/>
                 <w:sz w:val="28"/>
               </w:rPr>
-              <w:t xml:space="preserve">1) федеральные </w:t>
-              <w:br/>
-              <w:t>2) региональные</w:t>
-              <w:br/>
-              <w:t>3) местные</w:t>
+              <w:t>1) статьи доходов2) статьи расходов</w:t>
             </w:r>
           </w:p>
         </w:tc>
       </w:tr>
     </w:tbl>
+    <w:p/>
     <w:p>
       <w:pPr>
-        <w:widowControl/>
-        <w:spacing w:line="240" w:lineRule="auto" w:after="0"/>
+        <w:keepNext w:val="0"/>
+        <w:spacing w:after="60" w:line="240" w:lineRule="auto"/>
+        <w:jc w:val="both"/>
       </w:pPr>
       <w:r>
         <w:rPr>
           <w:rFonts w:ascii="Times New Roman" w:hAnsi="Times New Roman" w:eastAsia="Times New Roman"/>
           <w:b w:val="0"/>
           <w:i w:val="0"/>
-          <w:color w:val="181A1F"/>
           <w:sz w:val="28"/>
         </w:rPr>
         <w:t>Запишите в ответ цифры, расположив их в порядке, соответствующем буквам:</w:t>
@@ -1123,35 +1209,49 @@
         <w:tc>
           <w:tcPr>
             <w:tcW w:type="dxa" w:w="2051"/>
+            <w:vAlign w:val="center"/>
+            <w:tcMar>
+              <w:top w:w="80" w:type="dxa"/>
+              <w:start w:w="100" w:type="dxa"/>
+              <w:bottom w:w="80" w:type="dxa"/>
+              <w:end w:w="100" w:type="dxa"/>
+            </w:tcMar>
           </w:tcPr>
           <w:p>
             <w:pPr>
+              <w:keepNext w:val="0"/>
               <w:spacing w:after="0" w:line="240" w:lineRule="auto"/>
+              <w:jc w:val="left"/>
             </w:pPr>
             <w:r>
               <w:rPr>
                 <w:rFonts w:ascii="Times New Roman" w:hAnsi="Times New Roman" w:eastAsia="Times New Roman"/>
-                <w:b/>
-                <w:color w:val="181A1F"/>
                 <w:sz w:val="28"/>
               </w:rPr>
-              <w:t>A</w:t>
+              <w:t>А</w:t>
             </w:r>
           </w:p>
         </w:tc>
         <w:tc>
           <w:tcPr>
             <w:tcW w:type="dxa" w:w="2051"/>
+            <w:vAlign w:val="center"/>
+            <w:tcMar>
+              <w:top w:w="80" w:type="dxa"/>
+              <w:start w:w="100" w:type="dxa"/>
+              <w:bottom w:w="80" w:type="dxa"/>
+              <w:end w:w="100" w:type="dxa"/>
+            </w:tcMar>
           </w:tcPr>
           <w:p>
             <w:pPr>
+              <w:keepNext w:val="0"/>
               <w:spacing w:after="0" w:line="240" w:lineRule="auto"/>
+              <w:jc w:val="left"/>
             </w:pPr>
             <w:r>
               <w:rPr>
                 <w:rFonts w:ascii="Times New Roman" w:hAnsi="Times New Roman" w:eastAsia="Times New Roman"/>
-                <w:b/>
-                <w:color w:val="181A1F"/>
                 <w:sz w:val="28"/>
               </w:rPr>
               <w:t>Б</w:t>
@@ -1161,16 +1261,23 @@
         <w:tc>
           <w:tcPr>
             <w:tcW w:type="dxa" w:w="2051"/>
+            <w:vAlign w:val="center"/>
+            <w:tcMar>
+              <w:top w:w="80" w:type="dxa"/>
+              <w:start w:w="100" w:type="dxa"/>
+              <w:bottom w:w="80" w:type="dxa"/>
+              <w:end w:w="100" w:type="dxa"/>
+            </w:tcMar>
           </w:tcPr>
           <w:p>
             <w:pPr>
+              <w:keepNext w:val="0"/>
               <w:spacing w:after="0" w:line="240" w:lineRule="auto"/>
+              <w:jc w:val="left"/>
             </w:pPr>
             <w:r>
               <w:rPr>
                 <w:rFonts w:ascii="Times New Roman" w:hAnsi="Times New Roman" w:eastAsia="Times New Roman"/>
-                <w:b/>
-                <w:color w:val="181A1F"/>
                 <w:sz w:val="28"/>
               </w:rPr>
               <w:t>В</w:t>
@@ -1180,16 +1287,23 @@
         <w:tc>
           <w:tcPr>
             <w:tcW w:type="dxa" w:w="2051"/>
+            <w:vAlign w:val="center"/>
+            <w:tcMar>
+              <w:top w:w="80" w:type="dxa"/>
+              <w:start w:w="100" w:type="dxa"/>
+              <w:bottom w:w="80" w:type="dxa"/>
+              <w:end w:w="100" w:type="dxa"/>
+            </w:tcMar>
           </w:tcPr>
           <w:p>
             <w:pPr>
+              <w:keepNext w:val="0"/>
               <w:spacing w:after="0" w:line="240" w:lineRule="auto"/>
+              <w:jc w:val="left"/>
             </w:pPr>
             <w:r>
               <w:rPr>
                 <w:rFonts w:ascii="Times New Roman" w:hAnsi="Times New Roman" w:eastAsia="Times New Roman"/>
-                <w:b/>
-                <w:color w:val="181A1F"/>
                 <w:sz w:val="28"/>
               </w:rPr>
               <w:t>Г</w:t>
@@ -1199,16 +1313,23 @@
         <w:tc>
           <w:tcPr>
             <w:tcW w:type="dxa" w:w="2051"/>
+            <w:vAlign w:val="center"/>
+            <w:tcMar>
+              <w:top w:w="80" w:type="dxa"/>
+              <w:start w:w="100" w:type="dxa"/>
+              <w:bottom w:w="80" w:type="dxa"/>
+              <w:end w:w="100" w:type="dxa"/>
+            </w:tcMar>
           </w:tcPr>
           <w:p>
             <w:pPr>
+              <w:keepNext w:val="0"/>
               <w:spacing w:after="0" w:line="240" w:lineRule="auto"/>
+              <w:jc w:val="left"/>
             </w:pPr>
             <w:r>
               <w:rPr>
                 <w:rFonts w:ascii="Times New Roman" w:hAnsi="Times New Roman" w:eastAsia="Times New Roman"/>
-                <w:b/>
-                <w:color w:val="181A1F"/>
                 <w:sz w:val="28"/>
               </w:rPr>
               <w:t>Д</w:t>
@@ -1220,15 +1341,23 @@
         <w:tc>
           <w:tcPr>
             <w:tcW w:type="dxa" w:w="2051"/>
+            <w:vAlign w:val="center"/>
+            <w:tcMar>
+              <w:top w:w="80" w:type="dxa"/>
+              <w:start w:w="100" w:type="dxa"/>
+              <w:bottom w:w="80" w:type="dxa"/>
+              <w:end w:w="100" w:type="dxa"/>
+            </w:tcMar>
           </w:tcPr>
           <w:p>
             <w:pPr>
+              <w:keepNext w:val="0"/>
               <w:spacing w:after="0" w:line="240" w:lineRule="auto"/>
+              <w:jc w:val="left"/>
             </w:pPr>
             <w:r>
               <w:rPr>
                 <w:rFonts w:ascii="Times New Roman" w:hAnsi="Times New Roman" w:eastAsia="Times New Roman"/>
-                <w:color w:val="181A1F"/>
                 <w:sz w:val="28"/>
               </w:rPr>
             </w:r>
@@ -1237,15 +1366,23 @@
         <w:tc>
           <w:tcPr>
             <w:tcW w:type="dxa" w:w="2051"/>
+            <w:vAlign w:val="center"/>
+            <w:tcMar>
+              <w:top w:w="80" w:type="dxa"/>
+              <w:start w:w="100" w:type="dxa"/>
+              <w:bottom w:w="80" w:type="dxa"/>
+              <w:end w:w="100" w:type="dxa"/>
+            </w:tcMar>
           </w:tcPr>
           <w:p>
             <w:pPr>
+              <w:keepNext w:val="0"/>
               <w:spacing w:after="0" w:line="240" w:lineRule="auto"/>
+              <w:jc w:val="left"/>
             </w:pPr>
             <w:r>
               <w:rPr>
                 <w:rFonts w:ascii="Times New Roman" w:hAnsi="Times New Roman" w:eastAsia="Times New Roman"/>
-                <w:color w:val="181A1F"/>
                 <w:sz w:val="28"/>
               </w:rPr>
             </w:r>
@@ -1254,15 +1391,23 @@
         <w:tc>
           <w:tcPr>
             <w:tcW w:type="dxa" w:w="2051"/>
+            <w:vAlign w:val="center"/>
+            <w:tcMar>
+              <w:top w:w="80" w:type="dxa"/>
+              <w:start w:w="100" w:type="dxa"/>
+              <w:bottom w:w="80" w:type="dxa"/>
+              <w:end w:w="100" w:type="dxa"/>
+            </w:tcMar>
           </w:tcPr>
           <w:p>
             <w:pPr>
+              <w:keepNext w:val="0"/>
               <w:spacing w:after="0" w:line="240" w:lineRule="auto"/>
+              <w:jc w:val="left"/>
             </w:pPr>
             <w:r>
               <w:rPr>
                 <w:rFonts w:ascii="Times New Roman" w:hAnsi="Times New Roman" w:eastAsia="Times New Roman"/>
-                <w:color w:val="181A1F"/>
                 <w:sz w:val="28"/>
               </w:rPr>
             </w:r>
@@ -1271,15 +1416,23 @@
         <w:tc>
           <w:tcPr>
             <w:tcW w:type="dxa" w:w="2051"/>
+            <w:vAlign w:val="center"/>
+            <w:tcMar>
+              <w:top w:w="80" w:type="dxa"/>
+              <w:start w:w="100" w:type="dxa"/>
+              <w:bottom w:w="80" w:type="dxa"/>
+              <w:end w:w="100" w:type="dxa"/>
+            </w:tcMar>
           </w:tcPr>
           <w:p>
             <w:pPr>
+              <w:keepNext w:val="0"/>
               <w:spacing w:after="0" w:line="240" w:lineRule="auto"/>
+              <w:jc w:val="left"/>
             </w:pPr>
             <w:r>
               <w:rPr>
                 <w:rFonts w:ascii="Times New Roman" w:hAnsi="Times New Roman" w:eastAsia="Times New Roman"/>
-                <w:color w:val="181A1F"/>
                 <w:sz w:val="28"/>
               </w:rPr>
             </w:r>
@@ -1288,15 +1441,23 @@
         <w:tc>
           <w:tcPr>
             <w:tcW w:type="dxa" w:w="2051"/>
+            <w:vAlign w:val="center"/>
+            <w:tcMar>
+              <w:top w:w="80" w:type="dxa"/>
+              <w:start w:w="100" w:type="dxa"/>
+              <w:bottom w:w="80" w:type="dxa"/>
+              <w:end w:w="100" w:type="dxa"/>
+            </w:tcMar>
           </w:tcPr>
           <w:p>
             <w:pPr>
+              <w:keepNext w:val="0"/>
               <w:spacing w:after="0" w:line="240" w:lineRule="auto"/>
+              <w:jc w:val="left"/>
             </w:pPr>
             <w:r>
               <w:rPr>
                 <w:rFonts w:ascii="Times New Roman" w:hAnsi="Times New Roman" w:eastAsia="Times New Roman"/>
-                <w:color w:val="181A1F"/>
                 <w:sz w:val="28"/>
               </w:rPr>
             </w:r>
@@ -1304,164 +1465,853 @@
         </w:tc>
       </w:tr>
     </w:tbl>
+    <w:p/>
     <w:p>
       <w:pPr>
-        <w:keepNext/>
-        <w:widowControl/>
-        <w:spacing w:line="240" w:lineRule="auto" w:after="0" w:before="120"/>
-      </w:pPr>
-      <w:r>
-        <w:rPr>
-          <w:rFonts w:ascii="Times New Roman" w:hAnsi="Times New Roman" w:eastAsia="Times New Roman"/>
-          <w:b/>
-          <w:color w:val="181A1F"/>
-          <w:sz w:val="28"/>
-        </w:rPr>
-        <w:t>7.</w:t>
-      </w:r>
-    </w:p>
-    <w:p>
-      <w:pPr>
-        <w:widowControl/>
-        <w:spacing w:line="240" w:lineRule="auto" w:after="0"/>
+        <w:keepNext w:val="0"/>
+        <w:spacing w:after="60" w:line="240" w:lineRule="auto"/>
+        <w:jc w:val="both"/>
       </w:pPr>
       <w:r>
         <w:rPr>
           <w:rFonts w:ascii="Times New Roman" w:hAnsi="Times New Roman" w:eastAsia="Times New Roman"/>
           <w:b w:val="0"/>
           <w:i w:val="0"/>
-          <w:color w:val="181A1F"/>
           <w:sz w:val="28"/>
         </w:rPr>
-        <w:t>Представьте, что Вы помогаете учителю оформить презентацию к уроку обществознания по теме «Многообразие конкурентных рынков». Один из слайдов называется «Совершенная (чистая) конкуренция». Что из перечисленного необходимо включить в этот слайд? Запишите цифры, под которыми указаны эти признаки.</w:t>
+        <w:t>Ответ:</w:t>
       </w:r>
     </w:p>
     <w:p>
       <w:pPr>
-        <w:widowControl/>
-        <w:spacing w:line="240" w:lineRule="auto" w:after="0"/>
-      </w:pPr>
+        <w:keepNext w:val="0"/>
+        <w:spacing w:after="60" w:line="240" w:lineRule="auto"/>
+        <w:jc w:val="both"/>
+      </w:pPr>
+      <w:r>
+        <w:rPr>
+          <w:rFonts w:ascii="Times New Roman" w:hAnsi="Times New Roman" w:eastAsia="Times New Roman"/>
+          <w:b/>
+          <w:sz w:val="28"/>
+        </w:rPr>
+        <w:t xml:space="preserve">№7 </w:t>
+      </w:r>
       <w:r>
         <w:rPr>
           <w:rFonts w:ascii="Times New Roman" w:hAnsi="Times New Roman" w:eastAsia="Times New Roman"/>
           <w:b w:val="0"/>
           <w:i w:val="0"/>
-          <w:color w:val="181A1F"/>
           <w:sz w:val="28"/>
         </w:rPr>
-        <w:t>1) Рыночная структура, при которой на рынке присутствует единственный продавец уникального продукта.</w:t>
+        <w:t>В магазины города Z поставляют свежие овощи множество фирм. Они не имеют возможности контролировать цены на продукты. Найдите в приведённом списке характеристики описанного рынка и запишите цифры, под которыми они указаны.</w:t>
       </w:r>
     </w:p>
     <w:p>
       <w:pPr>
-        <w:widowControl/>
-        <w:spacing w:line="240" w:lineRule="auto" w:after="0"/>
+        <w:keepNext w:val="0"/>
+        <w:spacing w:after="60" w:line="240" w:lineRule="auto"/>
+        <w:jc w:val="both"/>
       </w:pPr>
       <w:r>
         <w:rPr>
           <w:rFonts w:ascii="Times New Roman" w:hAnsi="Times New Roman" w:eastAsia="Times New Roman"/>
           <w:b w:val="0"/>
           <w:i w:val="0"/>
-          <w:color w:val="181A1F"/>
           <w:sz w:val="28"/>
         </w:rPr>
-        <w:t>2) Барьеры, препятствующие выходу на такой рынок, практически отсутствуют.</w:t>
+        <w:t>1) олигополия</w:t>
       </w:r>
-    </w:p>
-    <w:p>
-      <w:pPr>
-        <w:widowControl/>
-        <w:spacing w:line="240" w:lineRule="auto" w:after="0"/>
-      </w:pPr>
+      <w:r>
+        <w:rPr>
+          <w:rFonts w:ascii="Times New Roman" w:hAnsi="Times New Roman" w:eastAsia="Times New Roman"/>
+          <w:sz w:val="28"/>
+        </w:rPr>
+        <w:br/>
+      </w:r>
       <w:r>
         <w:rPr>
           <w:rFonts w:ascii="Times New Roman" w:hAnsi="Times New Roman" w:eastAsia="Times New Roman"/>
           <w:b w:val="0"/>
           <w:i w:val="0"/>
-          <w:color w:val="181A1F"/>
           <w:sz w:val="28"/>
         </w:rPr>
-        <w:t>3) Никто из участников рынка не располагает информацией больше, чем все остальные.</w:t>
+        <w:t>2) местный рынок</w:t>
       </w:r>
-    </w:p>
-    <w:p>
-      <w:pPr>
-        <w:widowControl/>
-        <w:spacing w:line="240" w:lineRule="auto" w:after="0"/>
-      </w:pPr>
+      <w:r>
+        <w:rPr>
+          <w:rFonts w:ascii="Times New Roman" w:hAnsi="Times New Roman" w:eastAsia="Times New Roman"/>
+          <w:sz w:val="28"/>
+        </w:rPr>
+        <w:br/>
+      </w:r>
       <w:r>
         <w:rPr>
           <w:rFonts w:ascii="Times New Roman" w:hAnsi="Times New Roman" w:eastAsia="Times New Roman"/>
           <w:b w:val="0"/>
           <w:i w:val="0"/>
-          <w:color w:val="181A1F"/>
           <w:sz w:val="28"/>
         </w:rPr>
-        <w:t>4) Множество разных фирм производят одинаковую продукцию, не имея возможности контролировать цену на неё.</w:t>
+        <w:t>3) однотипная продукция</w:t>
       </w:r>
-    </w:p>
-    <w:p>
-      <w:pPr>
-        <w:widowControl/>
-        <w:spacing w:line="240" w:lineRule="auto" w:after="0"/>
-      </w:pPr>
+      <w:r>
+        <w:rPr>
+          <w:rFonts w:ascii="Times New Roman" w:hAnsi="Times New Roman" w:eastAsia="Times New Roman"/>
+          <w:sz w:val="28"/>
+        </w:rPr>
+        <w:br/>
+      </w:r>
       <w:r>
         <w:rPr>
           <w:rFonts w:ascii="Times New Roman" w:hAnsi="Times New Roman" w:eastAsia="Times New Roman"/>
           <w:b w:val="0"/>
           <w:i w:val="0"/>
-          <w:color w:val="181A1F"/>
           <w:sz w:val="28"/>
         </w:rPr>
-        <w:t>5) Рыночная структура, при которой рынок поделён несколькими крупными фирмами.</w:t>
+        <w:t>4) дефицит товаров</w:t>
       </w:r>
-    </w:p>
-    <w:p>
-      <w:pPr>
-        <w:widowControl/>
-        <w:spacing w:line="240" w:lineRule="auto" w:after="0"/>
-      </w:pPr>
+      <w:r>
+        <w:rPr>
+          <w:rFonts w:ascii="Times New Roman" w:hAnsi="Times New Roman" w:eastAsia="Times New Roman"/>
+          <w:sz w:val="28"/>
+        </w:rPr>
+        <w:br/>
+      </w:r>
       <w:r>
         <w:rPr>
           <w:rFonts w:ascii="Times New Roman" w:hAnsi="Times New Roman" w:eastAsia="Times New Roman"/>
           <w:b w:val="0"/>
           <w:i w:val="0"/>
-          <w:color w:val="181A1F"/>
           <w:sz w:val="28"/>
         </w:rPr>
-        <w:t>6) В условиях такой рыночной структуры барьером выхода на рынок является огромный стартовый капитал, необходимый для производства данного товара.</w:t>
+        <w:t>5) совершенная (чистая) конкуренция</w:t>
       </w:r>
-    </w:p>
-    <w:p>
-      <w:pPr>
-        <w:keepNext/>
-        <w:widowControl/>
-        <w:spacing w:line="240" w:lineRule="auto" w:after="0" w:before="120"/>
-      </w:pPr>
       <w:r>
         <w:rPr>
           <w:rFonts w:ascii="Times New Roman" w:hAnsi="Times New Roman" w:eastAsia="Times New Roman"/>
-          <w:b/>
-          <w:color w:val="181A1F"/>
           <w:sz w:val="28"/>
         </w:rPr>
-        <w:t>8.</w:t>
+        <w:br/>
       </w:r>
-    </w:p>
-    <w:p>
-      <w:pPr>
-        <w:widowControl/>
-        <w:spacing w:line="240" w:lineRule="auto" w:after="0"/>
-      </w:pPr>
       <w:r>
         <w:rPr>
           <w:rFonts w:ascii="Times New Roman" w:hAnsi="Times New Roman" w:eastAsia="Times New Roman"/>
           <w:b w:val="0"/>
           <w:i w:val="0"/>
-          <w:color w:val="181A1F"/>
           <w:sz w:val="28"/>
         </w:rPr>
-        <w:t>Установите соответствие между примерами и функциями государства в рыночной экономике: к каждой позиции, данной в первом столбце, подберите соответствующую позицию из второго столбца.</w:t>
+        <w:t>6) рынок товаров</w:t>
+      </w:r>
+    </w:p>
+    <w:p>
+      <w:pPr>
+        <w:keepNext w:val="0"/>
+        <w:spacing w:after="60" w:line="240" w:lineRule="auto"/>
+        <w:jc w:val="both"/>
+      </w:pPr>
+      <w:r>
+        <w:rPr>
+          <w:rFonts w:ascii="Times New Roman" w:hAnsi="Times New Roman" w:eastAsia="Times New Roman"/>
+          <w:b w:val="0"/>
+          <w:i w:val="0"/>
+          <w:sz w:val="28"/>
+        </w:rPr>
+        <w:t>Ответ:</w:t>
+      </w:r>
+    </w:p>
+    <w:p>
+      <w:pPr>
+        <w:keepNext w:val="0"/>
+        <w:spacing w:after="60" w:line="240" w:lineRule="auto"/>
+        <w:jc w:val="both"/>
+      </w:pPr>
+      <w:r>
+        <w:rPr>
+          <w:rFonts w:ascii="Times New Roman" w:hAnsi="Times New Roman" w:eastAsia="Times New Roman"/>
+          <w:b/>
+          <w:sz w:val="28"/>
+        </w:rPr>
+        <w:t xml:space="preserve">№8 </w:t>
+      </w:r>
+      <w:r>
+        <w:rPr>
+          <w:rFonts w:ascii="Times New Roman" w:hAnsi="Times New Roman" w:eastAsia="Times New Roman"/>
+          <w:b w:val="0"/>
+          <w:i w:val="0"/>
+          <w:sz w:val="28"/>
+        </w:rPr>
+        <w:t>Выберите верные суждения об этнических общностях и запишите цифры, под которыми они указаны.</w:t>
+      </w:r>
+    </w:p>
+    <w:p>
+      <w:pPr>
+        <w:keepNext w:val="0"/>
+        <w:spacing w:after="60" w:line="240" w:lineRule="auto"/>
+        <w:jc w:val="both"/>
+      </w:pPr>
+      <w:r>
+        <w:rPr>
+          <w:rFonts w:ascii="Times New Roman" w:hAnsi="Times New Roman" w:eastAsia="Times New Roman"/>
+          <w:b w:val="0"/>
+          <w:i w:val="0"/>
+          <w:sz w:val="28"/>
+        </w:rPr>
+        <w:t>1) В Российской Федерации каждый имеет право на пользование родным языком, на свободный выбор языка общения, воспитания, обучения и творчества.</w:t>
+      </w:r>
+    </w:p>
+    <w:p>
+      <w:pPr>
+        <w:keepNext w:val="0"/>
+        <w:spacing w:after="60" w:line="240" w:lineRule="auto"/>
+        <w:jc w:val="both"/>
+      </w:pPr>
+      <w:r>
+        <w:rPr>
+          <w:rFonts w:ascii="Times New Roman" w:hAnsi="Times New Roman" w:eastAsia="Times New Roman"/>
+          <w:b w:val="0"/>
+          <w:i w:val="0"/>
+          <w:sz w:val="28"/>
+        </w:rPr>
+        <w:t>2) Межнациональная интеграция подразумевает сближение народов, укрепление связей между ними, взаимовлияние и взаимообогащение культур разных этносов.</w:t>
+      </w:r>
+    </w:p>
+    <w:p>
+      <w:pPr>
+        <w:keepNext w:val="0"/>
+        <w:spacing w:after="60" w:line="240" w:lineRule="auto"/>
+        <w:jc w:val="both"/>
+      </w:pPr>
+      <w:r>
+        <w:rPr>
+          <w:rFonts w:ascii="Times New Roman" w:hAnsi="Times New Roman" w:eastAsia="Times New Roman"/>
+          <w:b w:val="0"/>
+          <w:i w:val="0"/>
+          <w:sz w:val="28"/>
+        </w:rPr>
+        <w:t>3) К наиболее древним этническим общностям относятся нации.</w:t>
+      </w:r>
+    </w:p>
+    <w:p>
+      <w:pPr>
+        <w:keepNext w:val="0"/>
+        <w:spacing w:after="60" w:line="240" w:lineRule="auto"/>
+        <w:jc w:val="both"/>
+      </w:pPr>
+      <w:r>
+        <w:rPr>
+          <w:rFonts w:ascii="Times New Roman" w:hAnsi="Times New Roman" w:eastAsia="Times New Roman"/>
+          <w:b w:val="0"/>
+          <w:i w:val="0"/>
+          <w:sz w:val="28"/>
+        </w:rPr>
+        <w:t>4) Важнейшей предпосылкой формирования этноса является общность территории.</w:t>
+      </w:r>
+    </w:p>
+    <w:p>
+      <w:pPr>
+        <w:keepNext w:val="0"/>
+        <w:spacing w:after="60" w:line="240" w:lineRule="auto"/>
+        <w:jc w:val="both"/>
+      </w:pPr>
+      <w:r>
+        <w:rPr>
+          <w:rFonts w:ascii="Times New Roman" w:hAnsi="Times New Roman" w:eastAsia="Times New Roman"/>
+          <w:b w:val="0"/>
+          <w:i w:val="0"/>
+          <w:sz w:val="28"/>
+        </w:rPr>
+        <w:t>5) Признаком этнической общности служат общие политические предпочтения.</w:t>
+      </w:r>
+    </w:p>
+    <w:p>
+      <w:pPr>
+        <w:keepNext w:val="0"/>
+        <w:spacing w:after="60" w:line="240" w:lineRule="auto"/>
+        <w:jc w:val="both"/>
+      </w:pPr>
+      <w:r>
+        <w:rPr>
+          <w:rFonts w:ascii="Times New Roman" w:hAnsi="Times New Roman" w:eastAsia="Times New Roman"/>
+          <w:b w:val="0"/>
+          <w:i w:val="0"/>
+          <w:sz w:val="28"/>
+        </w:rPr>
+        <w:t>Ответ:</w:t>
+      </w:r>
+    </w:p>
+    <w:p>
+      <w:pPr>
+        <w:keepNext w:val="0"/>
+        <w:spacing w:after="60" w:line="240" w:lineRule="auto"/>
+        <w:jc w:val="both"/>
+      </w:pPr>
+      <w:r>
+        <w:rPr>
+          <w:rFonts w:ascii="Times New Roman" w:hAnsi="Times New Roman" w:eastAsia="Times New Roman"/>
+          <w:b/>
+          <w:sz w:val="28"/>
+        </w:rPr>
+        <w:t xml:space="preserve">№9 </w:t>
+      </w:r>
+      <w:r>
+        <w:rPr>
+          <w:rFonts w:ascii="Times New Roman" w:hAnsi="Times New Roman" w:eastAsia="Times New Roman"/>
+          <w:b w:val="0"/>
+          <w:i w:val="0"/>
+          <w:sz w:val="28"/>
+        </w:rPr>
+        <w:t xml:space="preserve">В ходе социологического опроса совершеннолетних граждан стран Z и Y им задавали вопрос: «Вы в принципе хотели бы иметь собственный бизнес?». Полученные результаты (в % от числа опрошенных) представлены в вид диаграммы.  </w:t>
+      </w:r>
+    </w:p>
+    <w:p>
+      <w:pPr>
+        <w:spacing w:after="80"/>
+        <w:jc w:val="center"/>
+      </w:pPr>
+      <w:r>
+        <w:drawing>
+          <wp:inline xmlns:a="http://schemas.openxmlformats.org/drawingml/2006/main" xmlns:pic="http://schemas.openxmlformats.org/drawingml/2006/picture">
+            <wp:extent cx="3780000" cy="3780000"/>
+            <wp:docPr id="1" name="Picture 1"/>
+            <wp:cNvGraphicFramePr>
+              <a:graphicFrameLocks noChangeAspect="1"/>
+            </wp:cNvGraphicFramePr>
+            <a:graphic>
+              <a:graphicData uri="http://schemas.openxmlformats.org/drawingml/2006/picture">
+                <pic:pic>
+                  <pic:nvPicPr>
+                    <pic:cNvPr id="0" name="asset-0010.png"/>
+                    <pic:cNvPicPr/>
+                  </pic:nvPicPr>
+                  <pic:blipFill>
+                    <a:blip r:embed="rId9"/>
+                    <a:stretch>
+                      <a:fillRect/>
+                    </a:stretch>
+                  </pic:blipFill>
+                  <pic:spPr>
+                    <a:xfrm>
+                      <a:off x="0" y="0"/>
+                      <a:ext cx="3780000" cy="3780000"/>
+                    </a:xfrm>
+                    <a:prstGeom prst="rect"/>
+                  </pic:spPr>
+                </pic:pic>
+              </a:graphicData>
+            </a:graphic>
+          </wp:inline>
+        </w:drawing>
+      </w:r>
+    </w:p>
+    <w:p>
+      <w:pPr>
+        <w:keepNext w:val="0"/>
+        <w:spacing w:after="60" w:line="240" w:lineRule="auto"/>
+        <w:jc w:val="both"/>
+      </w:pPr>
+      <w:r>
+        <w:rPr>
+          <w:rFonts w:ascii="Times New Roman" w:hAnsi="Times New Roman" w:eastAsia="Times New Roman"/>
+          <w:b w:val="0"/>
+          <w:i w:val="0"/>
+          <w:sz w:val="28"/>
+        </w:rPr>
+        <w:t xml:space="preserve">Найдите в приведённом списке выводы, которые можно сделать на основе диаграммы, и запишите цифры, под которыми они указаны. </w:t>
+      </w:r>
+    </w:p>
+    <w:p>
+      <w:pPr>
+        <w:keepNext w:val="0"/>
+        <w:spacing w:after="60" w:line="240" w:lineRule="auto"/>
+        <w:jc w:val="both"/>
+      </w:pPr>
+      <w:r>
+        <w:rPr>
+          <w:rFonts w:ascii="Times New Roman" w:hAnsi="Times New Roman" w:eastAsia="Times New Roman"/>
+          <w:b w:val="0"/>
+          <w:i w:val="0"/>
+          <w:sz w:val="28"/>
+        </w:rPr>
+        <w:t xml:space="preserve">1) В стране Y доля тех, кто затруднился ответить, меньше доли тех, кто не хотел бы иметь собственный бизнес. </w:t>
+      </w:r>
+    </w:p>
+    <w:p>
+      <w:pPr>
+        <w:keepNext w:val="0"/>
+        <w:spacing w:after="60" w:line="240" w:lineRule="auto"/>
+        <w:jc w:val="both"/>
+      </w:pPr>
+      <w:r>
+        <w:rPr>
+          <w:rFonts w:ascii="Times New Roman" w:hAnsi="Times New Roman" w:eastAsia="Times New Roman"/>
+          <w:b w:val="0"/>
+          <w:i w:val="0"/>
+          <w:sz w:val="28"/>
+        </w:rPr>
+        <w:t xml:space="preserve">2) Доля тех, у кого есть собственный бизнес, в стране Y меньше, чем в стране Z. </w:t>
+      </w:r>
+    </w:p>
+    <w:p>
+      <w:pPr>
+        <w:keepNext w:val="0"/>
+        <w:spacing w:after="60" w:line="240" w:lineRule="auto"/>
+        <w:jc w:val="both"/>
+      </w:pPr>
+      <w:r>
+        <w:rPr>
+          <w:rFonts w:ascii="Times New Roman" w:hAnsi="Times New Roman" w:eastAsia="Times New Roman"/>
+          <w:b w:val="0"/>
+          <w:i w:val="0"/>
+          <w:sz w:val="28"/>
+        </w:rPr>
+        <w:t xml:space="preserve">3) Более половины респондентов в стране Z хотели бы иметь собственный бизнес. </w:t>
+      </w:r>
+    </w:p>
+    <w:p>
+      <w:pPr>
+        <w:keepNext w:val="0"/>
+        <w:spacing w:after="60" w:line="240" w:lineRule="auto"/>
+        <w:jc w:val="both"/>
+      </w:pPr>
+      <w:r>
+        <w:rPr>
+          <w:rFonts w:ascii="Times New Roman" w:hAnsi="Times New Roman" w:eastAsia="Times New Roman"/>
+          <w:b w:val="0"/>
+          <w:i w:val="0"/>
+          <w:sz w:val="28"/>
+        </w:rPr>
+        <w:t xml:space="preserve">4) Равны доли опрошенных в каждой стране, кто хотел бы иметь собственный бизнес. </w:t>
+      </w:r>
+    </w:p>
+    <w:p>
+      <w:pPr>
+        <w:keepNext w:val="0"/>
+        <w:spacing w:after="60" w:line="240" w:lineRule="auto"/>
+        <w:jc w:val="both"/>
+      </w:pPr>
+      <w:r>
+        <w:rPr>
+          <w:rFonts w:ascii="Times New Roman" w:hAnsi="Times New Roman" w:eastAsia="Times New Roman"/>
+          <w:b w:val="0"/>
+          <w:i w:val="0"/>
+          <w:sz w:val="28"/>
+        </w:rPr>
+        <w:t xml:space="preserve">5) В стране Z доля тех, кто хотел бы иметь собственный бизнес, больше доли тех, у кого есть собственный бизнес. </w:t>
+      </w:r>
+    </w:p>
+    <w:p>
+      <w:pPr>
+        <w:keepNext w:val="0"/>
+        <w:spacing w:after="60" w:line="240" w:lineRule="auto"/>
+        <w:jc w:val="both"/>
+      </w:pPr>
+      <w:r>
+        <w:rPr>
+          <w:rFonts w:ascii="Times New Roman" w:hAnsi="Times New Roman" w:eastAsia="Times New Roman"/>
+          <w:b w:val="0"/>
+          <w:i w:val="0"/>
+          <w:sz w:val="28"/>
+        </w:rPr>
+        <w:t>Ответ:</w:t>
+      </w:r>
+    </w:p>
+    <w:p>
+      <w:pPr>
+        <w:keepNext w:val="0"/>
+        <w:spacing w:after="60" w:line="240" w:lineRule="auto"/>
+        <w:jc w:val="both"/>
+      </w:pPr>
+      <w:r>
+        <w:rPr>
+          <w:rFonts w:ascii="Times New Roman" w:hAnsi="Times New Roman" w:eastAsia="Times New Roman"/>
+          <w:b/>
+          <w:sz w:val="28"/>
+        </w:rPr>
+        <w:t xml:space="preserve">№10 </w:t>
+      </w:r>
+      <w:r>
+        <w:rPr>
+          <w:rFonts w:ascii="Times New Roman" w:hAnsi="Times New Roman" w:eastAsia="Times New Roman"/>
+          <w:b w:val="0"/>
+          <w:i w:val="0"/>
+          <w:sz w:val="28"/>
+        </w:rPr>
+        <w:t>Выберите верные суждения о государстве и его функциях и запишите цифры, под которыми они указаны.</w:t>
+      </w:r>
+    </w:p>
+    <w:p>
+      <w:pPr>
+        <w:keepNext w:val="0"/>
+        <w:spacing w:after="60" w:line="240" w:lineRule="auto"/>
+        <w:jc w:val="both"/>
+      </w:pPr>
+      <w:r>
+        <w:rPr>
+          <w:rFonts w:ascii="Times New Roman" w:hAnsi="Times New Roman" w:eastAsia="Times New Roman"/>
+          <w:b w:val="0"/>
+          <w:i w:val="0"/>
+          <w:sz w:val="28"/>
+        </w:rPr>
+        <w:t>1) Государством называют совокупность институтов публичной власти, механизм реализации политической власти.</w:t>
+      </w:r>
+    </w:p>
+    <w:p>
+      <w:pPr>
+        <w:keepNext w:val="0"/>
+        <w:spacing w:after="60" w:line="240" w:lineRule="auto"/>
+        <w:jc w:val="both"/>
+      </w:pPr>
+      <w:r>
+        <w:rPr>
+          <w:rFonts w:ascii="Times New Roman" w:hAnsi="Times New Roman" w:eastAsia="Times New Roman"/>
+          <w:b w:val="0"/>
+          <w:i w:val="0"/>
+          <w:sz w:val="28"/>
+        </w:rPr>
+        <w:t>2) Государство призвано уравновешивать различные социальные интересы.</w:t>
+      </w:r>
+    </w:p>
+    <w:p>
+      <w:pPr>
+        <w:keepNext w:val="0"/>
+        <w:spacing w:after="60" w:line="240" w:lineRule="auto"/>
+        <w:jc w:val="both"/>
+      </w:pPr>
+      <w:r>
+        <w:rPr>
+          <w:rFonts w:ascii="Times New Roman" w:hAnsi="Times New Roman" w:eastAsia="Times New Roman"/>
+          <w:b w:val="0"/>
+          <w:i w:val="0"/>
+          <w:sz w:val="28"/>
+        </w:rPr>
+        <w:t>3) К основным признакам государства относятся унитарная форма государственного устройства, территория, на которую распространяется власть.</w:t>
+      </w:r>
+    </w:p>
+    <w:p>
+      <w:pPr>
+        <w:keepNext w:val="0"/>
+        <w:spacing w:after="60" w:line="240" w:lineRule="auto"/>
+        <w:jc w:val="both"/>
+      </w:pPr>
+      <w:r>
+        <w:rPr>
+          <w:rFonts w:ascii="Times New Roman" w:hAnsi="Times New Roman" w:eastAsia="Times New Roman"/>
+          <w:b w:val="0"/>
+          <w:i w:val="0"/>
+          <w:sz w:val="28"/>
+        </w:rPr>
+        <w:t>4) Государство отличается от политической партии тем, что оно является политическим институтом.</w:t>
+      </w:r>
+    </w:p>
+    <w:p>
+      <w:pPr>
+        <w:keepNext w:val="0"/>
+        <w:spacing w:after="60" w:line="240" w:lineRule="auto"/>
+        <w:jc w:val="both"/>
+      </w:pPr>
+      <w:r>
+        <w:rPr>
+          <w:rFonts w:ascii="Times New Roman" w:hAnsi="Times New Roman" w:eastAsia="Times New Roman"/>
+          <w:b w:val="0"/>
+          <w:i w:val="0"/>
+          <w:sz w:val="28"/>
+        </w:rPr>
+        <w:t>5) В правоохранительную функцию государства входит профилактика правонарушений в целях их предупреждения и пресечения.</w:t>
+      </w:r>
+    </w:p>
+    <w:p>
+      <w:pPr>
+        <w:keepNext w:val="0"/>
+        <w:spacing w:after="60" w:line="240" w:lineRule="auto"/>
+        <w:jc w:val="both"/>
+      </w:pPr>
+      <w:r>
+        <w:rPr>
+          <w:rFonts w:ascii="Times New Roman" w:hAnsi="Times New Roman" w:eastAsia="Times New Roman"/>
+          <w:b w:val="0"/>
+          <w:i w:val="0"/>
+          <w:sz w:val="28"/>
+        </w:rPr>
+        <w:t>Ответ:</w:t>
+      </w:r>
+    </w:p>
+    <w:p>
+      <w:pPr>
+        <w:keepNext w:val="0"/>
+        <w:spacing w:after="60" w:line="240" w:lineRule="auto"/>
+        <w:jc w:val="both"/>
+      </w:pPr>
+      <w:r>
+        <w:rPr>
+          <w:rFonts w:ascii="Times New Roman" w:hAnsi="Times New Roman" w:eastAsia="Times New Roman"/>
+          <w:b/>
+          <w:sz w:val="28"/>
+        </w:rPr>
+        <w:t xml:space="preserve">№11 </w:t>
+      </w:r>
+      <w:r>
+        <w:rPr>
+          <w:rFonts w:ascii="Times New Roman" w:hAnsi="Times New Roman" w:eastAsia="Times New Roman"/>
+          <w:b w:val="0"/>
+          <w:i w:val="0"/>
+          <w:sz w:val="28"/>
+        </w:rPr>
+        <w:t>В государстве Z была проведена реформа избирательной системы. Какие изменения в законодательстве о выборах свидетельствуют об утверждении пропорциональной избирательной системы? Запишите цифры, под которыми они указаны.</w:t>
+      </w:r>
+    </w:p>
+    <w:p>
+      <w:pPr>
+        <w:keepNext w:val="0"/>
+        <w:spacing w:after="60" w:line="240" w:lineRule="auto"/>
+        <w:jc w:val="both"/>
+      </w:pPr>
+      <w:r>
+        <w:rPr>
+          <w:rFonts w:ascii="Times New Roman" w:hAnsi="Times New Roman" w:eastAsia="Times New Roman"/>
+          <w:b w:val="0"/>
+          <w:i w:val="0"/>
+          <w:sz w:val="28"/>
+        </w:rPr>
+        <w:t>1) введение всеобщего, равного и прямого избирательного права</w:t>
+      </w:r>
+    </w:p>
+    <w:p>
+      <w:pPr>
+        <w:keepNext w:val="0"/>
+        <w:spacing w:after="60" w:line="240" w:lineRule="auto"/>
+        <w:jc w:val="both"/>
+      </w:pPr>
+      <w:r>
+        <w:rPr>
+          <w:rFonts w:ascii="Times New Roman" w:hAnsi="Times New Roman" w:eastAsia="Times New Roman"/>
+          <w:b w:val="0"/>
+          <w:i w:val="0"/>
+          <w:sz w:val="28"/>
+        </w:rPr>
+        <w:t>2) голосование за политические программы, а не за конкретных депутатов</w:t>
+      </w:r>
+    </w:p>
+    <w:p>
+      <w:pPr>
+        <w:keepNext w:val="0"/>
+        <w:spacing w:after="60" w:line="240" w:lineRule="auto"/>
+        <w:jc w:val="both"/>
+      </w:pPr>
+      <w:r>
+        <w:rPr>
+          <w:rFonts w:ascii="Times New Roman" w:hAnsi="Times New Roman" w:eastAsia="Times New Roman"/>
+          <w:b w:val="0"/>
+          <w:i w:val="0"/>
+          <w:sz w:val="28"/>
+        </w:rPr>
+        <w:t>3) распределение мест в парламенте в соответствии с количеством голосов, полученных партиями на выборах</w:t>
+      </w:r>
+    </w:p>
+    <w:p>
+      <w:pPr>
+        <w:keepNext w:val="0"/>
+        <w:spacing w:after="60" w:line="240" w:lineRule="auto"/>
+        <w:jc w:val="both"/>
+      </w:pPr>
+      <w:r>
+        <w:rPr>
+          <w:rFonts w:ascii="Times New Roman" w:hAnsi="Times New Roman" w:eastAsia="Times New Roman"/>
+          <w:b w:val="0"/>
+          <w:i w:val="0"/>
+          <w:sz w:val="28"/>
+        </w:rPr>
+        <w:t>4) введение 7%-ного избирательного барьера для политических партий</w:t>
+      </w:r>
+    </w:p>
+    <w:p>
+      <w:pPr>
+        <w:keepNext w:val="0"/>
+        <w:spacing w:after="60" w:line="240" w:lineRule="auto"/>
+        <w:jc w:val="both"/>
+      </w:pPr>
+      <w:r>
+        <w:rPr>
+          <w:rFonts w:ascii="Times New Roman" w:hAnsi="Times New Roman" w:eastAsia="Times New Roman"/>
+          <w:b w:val="0"/>
+          <w:i w:val="0"/>
+          <w:sz w:val="28"/>
+        </w:rPr>
+        <w:t>5) проведение голосования по спискам политических партий</w:t>
+      </w:r>
+    </w:p>
+    <w:p>
+      <w:pPr>
+        <w:keepNext w:val="0"/>
+        <w:spacing w:after="60" w:line="240" w:lineRule="auto"/>
+        <w:jc w:val="both"/>
+      </w:pPr>
+      <w:r>
+        <w:rPr>
+          <w:rFonts w:ascii="Times New Roman" w:hAnsi="Times New Roman" w:eastAsia="Times New Roman"/>
+          <w:b w:val="0"/>
+          <w:i w:val="0"/>
+          <w:sz w:val="28"/>
+        </w:rPr>
+        <w:t>6) отражение хода избирательной кампании в СМИ</w:t>
+      </w:r>
+    </w:p>
+    <w:p>
+      <w:pPr>
+        <w:keepNext w:val="0"/>
+        <w:spacing w:after="60" w:line="240" w:lineRule="auto"/>
+        <w:jc w:val="both"/>
+      </w:pPr>
+      <w:r>
+        <w:rPr>
+          <w:rFonts w:ascii="Times New Roman" w:hAnsi="Times New Roman" w:eastAsia="Times New Roman"/>
+          <w:b w:val="0"/>
+          <w:i w:val="0"/>
+          <w:sz w:val="28"/>
+        </w:rPr>
+        <w:t>Ответ:</w:t>
+      </w:r>
+    </w:p>
+    <w:p>
+      <w:pPr>
+        <w:keepNext w:val="0"/>
+        <w:spacing w:after="60" w:line="240" w:lineRule="auto"/>
+        <w:jc w:val="both"/>
+      </w:pPr>
+      <w:r>
+        <w:rPr>
+          <w:rFonts w:ascii="Times New Roman" w:hAnsi="Times New Roman" w:eastAsia="Times New Roman"/>
+          <w:b/>
+          <w:sz w:val="28"/>
+        </w:rPr>
+        <w:t xml:space="preserve">№12 </w:t>
+      </w:r>
+      <w:r>
+        <w:rPr>
+          <w:rFonts w:ascii="Times New Roman" w:hAnsi="Times New Roman" w:eastAsia="Times New Roman"/>
+          <w:b w:val="0"/>
+          <w:i w:val="0"/>
+          <w:sz w:val="28"/>
+        </w:rPr>
+        <w:t>Какие из приведенных ниже положений относятся к основам конституционного строя РФ? Запишите цифры, под которыми они указаны.</w:t>
+      </w:r>
+    </w:p>
+    <w:p>
+      <w:pPr>
+        <w:keepNext w:val="0"/>
+        <w:spacing w:after="60" w:line="240" w:lineRule="auto"/>
+        <w:jc w:val="both"/>
+      </w:pPr>
+      <w:r>
+        <w:rPr>
+          <w:rFonts w:ascii="Times New Roman" w:hAnsi="Times New Roman" w:eastAsia="Times New Roman"/>
+          <w:b w:val="0"/>
+          <w:i w:val="0"/>
+          <w:sz w:val="28"/>
+        </w:rPr>
+        <w:t>1) республиканская форма правления</w:t>
+      </w:r>
+    </w:p>
+    <w:p>
+      <w:pPr>
+        <w:keepNext w:val="0"/>
+        <w:spacing w:after="60" w:line="240" w:lineRule="auto"/>
+        <w:jc w:val="both"/>
+      </w:pPr>
+      <w:r>
+        <w:rPr>
+          <w:rFonts w:ascii="Times New Roman" w:hAnsi="Times New Roman" w:eastAsia="Times New Roman"/>
+          <w:b w:val="0"/>
+          <w:i w:val="0"/>
+          <w:sz w:val="28"/>
+        </w:rPr>
+        <w:t>2) многообразие форм собственности</w:t>
+      </w:r>
+    </w:p>
+    <w:p>
+      <w:pPr>
+        <w:keepNext w:val="0"/>
+        <w:spacing w:after="60" w:line="240" w:lineRule="auto"/>
+        <w:jc w:val="both"/>
+      </w:pPr>
+      <w:r>
+        <w:rPr>
+          <w:rFonts w:ascii="Times New Roman" w:hAnsi="Times New Roman" w:eastAsia="Times New Roman"/>
+          <w:b w:val="0"/>
+          <w:i w:val="0"/>
+          <w:sz w:val="28"/>
+        </w:rPr>
+        <w:t>3) плановая экономическая система</w:t>
+      </w:r>
+    </w:p>
+    <w:p>
+      <w:pPr>
+        <w:keepNext w:val="0"/>
+        <w:spacing w:after="60" w:line="240" w:lineRule="auto"/>
+        <w:jc w:val="both"/>
+      </w:pPr>
+      <w:r>
+        <w:rPr>
+          <w:rFonts w:ascii="Times New Roman" w:hAnsi="Times New Roman" w:eastAsia="Times New Roman"/>
+          <w:b w:val="0"/>
+          <w:i w:val="0"/>
+          <w:sz w:val="28"/>
+        </w:rPr>
+        <w:t xml:space="preserve">4) доминирование судебной власти над законодательной и исполнительной </w:t>
+      </w:r>
+    </w:p>
+    <w:p>
+      <w:pPr>
+        <w:keepNext w:val="0"/>
+        <w:spacing w:after="60" w:line="240" w:lineRule="auto"/>
+        <w:jc w:val="both"/>
+      </w:pPr>
+      <w:r>
+        <w:rPr>
+          <w:rFonts w:ascii="Times New Roman" w:hAnsi="Times New Roman" w:eastAsia="Times New Roman"/>
+          <w:b w:val="0"/>
+          <w:i w:val="0"/>
+          <w:sz w:val="28"/>
+        </w:rPr>
+        <w:t>5) установление государственной религии</w:t>
+      </w:r>
+    </w:p>
+    <w:p>
+      <w:pPr>
+        <w:keepNext w:val="0"/>
+        <w:spacing w:after="60" w:line="240" w:lineRule="auto"/>
+        <w:jc w:val="both"/>
+      </w:pPr>
+      <w:r>
+        <w:rPr>
+          <w:rFonts w:ascii="Times New Roman" w:hAnsi="Times New Roman" w:eastAsia="Times New Roman"/>
+          <w:b w:val="0"/>
+          <w:i w:val="0"/>
+          <w:sz w:val="28"/>
+        </w:rPr>
+        <w:t>Ответ:</w:t>
+      </w:r>
+    </w:p>
+    <w:p>
+      <w:pPr>
+        <w:keepNext w:val="0"/>
+        <w:spacing w:after="60" w:line="240" w:lineRule="auto"/>
+        <w:jc w:val="both"/>
+      </w:pPr>
+      <w:r>
+        <w:rPr>
+          <w:rFonts w:ascii="Times New Roman" w:hAnsi="Times New Roman" w:eastAsia="Times New Roman"/>
+          <w:b/>
+          <w:sz w:val="28"/>
+        </w:rPr>
+        <w:t xml:space="preserve">№13 </w:t>
+      </w:r>
+      <w:r>
+        <w:rPr>
+          <w:rFonts w:ascii="Times New Roman" w:hAnsi="Times New Roman" w:eastAsia="Times New Roman"/>
+          <w:b w:val="0"/>
+          <w:i w:val="0"/>
+          <w:sz w:val="28"/>
+        </w:rPr>
+        <w:t>Установите соответствие между вопросами и субъектами государственной власти РФ, к ведению которых эти вопросы относятся: к каждой позиции, данной в первом столбце, подберите соответствующую позицию из второго столбца.</w:t>
       </w:r>
     </w:p>
     <w:tbl>
@@ -1479,16 +2329,595 @@
         <w:tc>
           <w:tcPr>
             <w:tcW w:type="dxa" w:w="5128"/>
+            <w:vAlign w:val="center"/>
+            <w:tcMar>
+              <w:top w:w="80" w:type="dxa"/>
+              <w:start w:w="100" w:type="dxa"/>
+              <w:bottom w:w="80" w:type="dxa"/>
+              <w:end w:w="100" w:type="dxa"/>
+            </w:tcMar>
           </w:tcPr>
           <w:p>
             <w:pPr>
+              <w:keepNext w:val="0"/>
               <w:spacing w:after="0" w:line="240" w:lineRule="auto"/>
+              <w:jc w:val="left"/>
             </w:pPr>
             <w:r>
               <w:rPr>
                 <w:rFonts w:ascii="Times New Roman" w:hAnsi="Times New Roman" w:eastAsia="Times New Roman"/>
-                <w:b/>
-                <w:color w:val="181A1F"/>
+                <w:sz w:val="28"/>
+              </w:rPr>
+              <w:t>ВОПРОСЫ</w:t>
+            </w:r>
+          </w:p>
+        </w:tc>
+        <w:tc>
+          <w:tcPr>
+            <w:tcW w:type="dxa" w:w="5128"/>
+            <w:vAlign w:val="center"/>
+            <w:tcMar>
+              <w:top w:w="80" w:type="dxa"/>
+              <w:start w:w="100" w:type="dxa"/>
+              <w:bottom w:w="80" w:type="dxa"/>
+              <w:end w:w="100" w:type="dxa"/>
+            </w:tcMar>
+          </w:tcPr>
+          <w:p>
+            <w:pPr>
+              <w:keepNext w:val="0"/>
+              <w:spacing w:after="0" w:line="240" w:lineRule="auto"/>
+              <w:jc w:val="left"/>
+            </w:pPr>
+            <w:r>
+              <w:rPr>
+                <w:rFonts w:ascii="Times New Roman" w:hAnsi="Times New Roman" w:eastAsia="Times New Roman"/>
+                <w:sz w:val="28"/>
+              </w:rPr>
+              <w:t>СУБЪЕКТЫ ГОСУДАРСТВЕННОЙ ВЛАСТИ РФ</w:t>
+            </w:r>
+          </w:p>
+        </w:tc>
+      </w:tr>
+      <w:tr>
+        <w:tc>
+          <w:tcPr>
+            <w:tcW w:type="dxa" w:w="5128"/>
+            <w:vAlign w:val="center"/>
+            <w:tcMar>
+              <w:top w:w="80" w:type="dxa"/>
+              <w:start w:w="100" w:type="dxa"/>
+              <w:bottom w:w="80" w:type="dxa"/>
+              <w:end w:w="100" w:type="dxa"/>
+            </w:tcMar>
+          </w:tcPr>
+          <w:p>
+            <w:pPr>
+              <w:keepNext w:val="0"/>
+              <w:spacing w:after="0" w:line="240" w:lineRule="auto"/>
+              <w:jc w:val="left"/>
+            </w:pPr>
+            <w:r>
+              <w:rPr>
+                <w:rFonts w:ascii="Times New Roman" w:hAnsi="Times New Roman" w:eastAsia="Times New Roman"/>
+                <w:sz w:val="28"/>
+              </w:rPr>
+              <w:t>А) судоустройство, прокуратураБ) правовое регулирование интеллектуальной собственностиВ) координация вопросов здравоохраненияГ) охрана окружающей среды и обеспечение экологической безопасностиД) адвокатура, нотариат</w:t>
+            </w:r>
+          </w:p>
+        </w:tc>
+        <w:tc>
+          <w:tcPr>
+            <w:tcW w:type="dxa" w:w="5128"/>
+            <w:vAlign w:val="center"/>
+            <w:tcMar>
+              <w:top w:w="80" w:type="dxa"/>
+              <w:start w:w="100" w:type="dxa"/>
+              <w:bottom w:w="80" w:type="dxa"/>
+              <w:end w:w="100" w:type="dxa"/>
+            </w:tcMar>
+          </w:tcPr>
+          <w:p>
+            <w:pPr>
+              <w:keepNext w:val="0"/>
+              <w:spacing w:after="0" w:line="240" w:lineRule="auto"/>
+              <w:jc w:val="left"/>
+            </w:pPr>
+            <w:r>
+              <w:rPr>
+                <w:rFonts w:ascii="Times New Roman" w:hAnsi="Times New Roman" w:eastAsia="Times New Roman"/>
+                <w:sz w:val="28"/>
+              </w:rPr>
+              <w:t>1) только федеральный центр2) совместно федеральный центр и субъекты РФ</w:t>
+            </w:r>
+          </w:p>
+        </w:tc>
+      </w:tr>
+    </w:tbl>
+    <w:p/>
+    <w:p>
+      <w:pPr>
+        <w:keepNext w:val="0"/>
+        <w:spacing w:after="60" w:line="240" w:lineRule="auto"/>
+        <w:jc w:val="both"/>
+      </w:pPr>
+      <w:r>
+        <w:rPr>
+          <w:rFonts w:ascii="Times New Roman" w:hAnsi="Times New Roman" w:eastAsia="Times New Roman"/>
+          <w:b w:val="0"/>
+          <w:i w:val="0"/>
+          <w:sz w:val="28"/>
+        </w:rPr>
+        <w:t>Запишите в таблицу выбранные цифры под соответствующими буквами:</w:t>
+      </w:r>
+    </w:p>
+    <w:tbl>
+      <w:tblPr>
+        <w:tblStyle w:val="TableGrid"/>
+        <w:tblW w:type="auto" w:w="0"/>
+        <w:tblLayout w:type="autofit"/>
+        <w:tblLook w:firstColumn="1" w:firstRow="1" w:lastColumn="0" w:lastRow="0" w:noHBand="0" w:noVBand="1" w:val="04A0"/>
+      </w:tblPr>
+      <w:tblGrid>
+        <w:gridCol w:w="2051"/>
+        <w:gridCol w:w="2051"/>
+        <w:gridCol w:w="2051"/>
+        <w:gridCol w:w="2051"/>
+        <w:gridCol w:w="2051"/>
+      </w:tblGrid>
+      <w:tr>
+        <w:tc>
+          <w:tcPr>
+            <w:tcW w:type="dxa" w:w="2051"/>
+            <w:vAlign w:val="center"/>
+            <w:tcMar>
+              <w:top w:w="80" w:type="dxa"/>
+              <w:start w:w="100" w:type="dxa"/>
+              <w:bottom w:w="80" w:type="dxa"/>
+              <w:end w:w="100" w:type="dxa"/>
+            </w:tcMar>
+          </w:tcPr>
+          <w:p>
+            <w:pPr>
+              <w:keepNext w:val="0"/>
+              <w:spacing w:after="0" w:line="240" w:lineRule="auto"/>
+              <w:jc w:val="left"/>
+            </w:pPr>
+            <w:r>
+              <w:rPr>
+                <w:rFonts w:ascii="Times New Roman" w:hAnsi="Times New Roman" w:eastAsia="Times New Roman"/>
+                <w:sz w:val="28"/>
+              </w:rPr>
+              <w:t>A</w:t>
+            </w:r>
+          </w:p>
+        </w:tc>
+        <w:tc>
+          <w:tcPr>
+            <w:tcW w:type="dxa" w:w="2051"/>
+            <w:vAlign w:val="center"/>
+            <w:tcMar>
+              <w:top w:w="80" w:type="dxa"/>
+              <w:start w:w="100" w:type="dxa"/>
+              <w:bottom w:w="80" w:type="dxa"/>
+              <w:end w:w="100" w:type="dxa"/>
+            </w:tcMar>
+          </w:tcPr>
+          <w:p>
+            <w:pPr>
+              <w:keepNext w:val="0"/>
+              <w:spacing w:after="0" w:line="240" w:lineRule="auto"/>
+              <w:jc w:val="left"/>
+            </w:pPr>
+            <w:r>
+              <w:rPr>
+                <w:rFonts w:ascii="Times New Roman" w:hAnsi="Times New Roman" w:eastAsia="Times New Roman"/>
+                <w:sz w:val="28"/>
+              </w:rPr>
+              <w:t>Б</w:t>
+            </w:r>
+          </w:p>
+        </w:tc>
+        <w:tc>
+          <w:tcPr>
+            <w:tcW w:type="dxa" w:w="2051"/>
+            <w:vAlign w:val="center"/>
+            <w:tcMar>
+              <w:top w:w="80" w:type="dxa"/>
+              <w:start w:w="100" w:type="dxa"/>
+              <w:bottom w:w="80" w:type="dxa"/>
+              <w:end w:w="100" w:type="dxa"/>
+            </w:tcMar>
+          </w:tcPr>
+          <w:p>
+            <w:pPr>
+              <w:keepNext w:val="0"/>
+              <w:spacing w:after="0" w:line="240" w:lineRule="auto"/>
+              <w:jc w:val="left"/>
+            </w:pPr>
+            <w:r>
+              <w:rPr>
+                <w:rFonts w:ascii="Times New Roman" w:hAnsi="Times New Roman" w:eastAsia="Times New Roman"/>
+                <w:sz w:val="28"/>
+              </w:rPr>
+              <w:t>В</w:t>
+            </w:r>
+          </w:p>
+        </w:tc>
+        <w:tc>
+          <w:tcPr>
+            <w:tcW w:type="dxa" w:w="2051"/>
+            <w:vAlign w:val="center"/>
+            <w:tcMar>
+              <w:top w:w="80" w:type="dxa"/>
+              <w:start w:w="100" w:type="dxa"/>
+              <w:bottom w:w="80" w:type="dxa"/>
+              <w:end w:w="100" w:type="dxa"/>
+            </w:tcMar>
+          </w:tcPr>
+          <w:p>
+            <w:pPr>
+              <w:keepNext w:val="0"/>
+              <w:spacing w:after="0" w:line="240" w:lineRule="auto"/>
+              <w:jc w:val="left"/>
+            </w:pPr>
+            <w:r>
+              <w:rPr>
+                <w:rFonts w:ascii="Times New Roman" w:hAnsi="Times New Roman" w:eastAsia="Times New Roman"/>
+                <w:sz w:val="28"/>
+              </w:rPr>
+              <w:t>Г</w:t>
+            </w:r>
+          </w:p>
+        </w:tc>
+        <w:tc>
+          <w:tcPr>
+            <w:tcW w:type="dxa" w:w="2051"/>
+            <w:vAlign w:val="center"/>
+            <w:tcMar>
+              <w:top w:w="80" w:type="dxa"/>
+              <w:start w:w="100" w:type="dxa"/>
+              <w:bottom w:w="80" w:type="dxa"/>
+              <w:end w:w="100" w:type="dxa"/>
+            </w:tcMar>
+          </w:tcPr>
+          <w:p>
+            <w:pPr>
+              <w:keepNext w:val="0"/>
+              <w:spacing w:after="0" w:line="240" w:lineRule="auto"/>
+              <w:jc w:val="left"/>
+            </w:pPr>
+            <w:r>
+              <w:rPr>
+                <w:rFonts w:ascii="Times New Roman" w:hAnsi="Times New Roman" w:eastAsia="Times New Roman"/>
+                <w:sz w:val="28"/>
+              </w:rPr>
+              <w:t>Д</w:t>
+            </w:r>
+          </w:p>
+        </w:tc>
+      </w:tr>
+      <w:tr>
+        <w:tc>
+          <w:tcPr>
+            <w:tcW w:type="dxa" w:w="2051"/>
+            <w:vAlign w:val="center"/>
+            <w:tcMar>
+              <w:top w:w="80" w:type="dxa"/>
+              <w:start w:w="100" w:type="dxa"/>
+              <w:bottom w:w="80" w:type="dxa"/>
+              <w:end w:w="100" w:type="dxa"/>
+            </w:tcMar>
+          </w:tcPr>
+          <w:p>
+            <w:pPr>
+              <w:keepNext w:val="0"/>
+              <w:spacing w:after="0" w:line="240" w:lineRule="auto"/>
+              <w:jc w:val="left"/>
+            </w:pPr>
+            <w:r>
+              <w:rPr>
+                <w:rFonts w:ascii="Times New Roman" w:hAnsi="Times New Roman" w:eastAsia="Times New Roman"/>
+                <w:sz w:val="28"/>
+              </w:rPr>
+            </w:r>
+          </w:p>
+        </w:tc>
+        <w:tc>
+          <w:tcPr>
+            <w:tcW w:type="dxa" w:w="2051"/>
+            <w:vAlign w:val="center"/>
+            <w:tcMar>
+              <w:top w:w="80" w:type="dxa"/>
+              <w:start w:w="100" w:type="dxa"/>
+              <w:bottom w:w="80" w:type="dxa"/>
+              <w:end w:w="100" w:type="dxa"/>
+            </w:tcMar>
+          </w:tcPr>
+          <w:p>
+            <w:pPr>
+              <w:keepNext w:val="0"/>
+              <w:spacing w:after="0" w:line="240" w:lineRule="auto"/>
+              <w:jc w:val="left"/>
+            </w:pPr>
+            <w:r>
+              <w:rPr>
+                <w:rFonts w:ascii="Times New Roman" w:hAnsi="Times New Roman" w:eastAsia="Times New Roman"/>
+                <w:sz w:val="28"/>
+              </w:rPr>
+            </w:r>
+          </w:p>
+        </w:tc>
+        <w:tc>
+          <w:tcPr>
+            <w:tcW w:type="dxa" w:w="2051"/>
+            <w:vAlign w:val="center"/>
+            <w:tcMar>
+              <w:top w:w="80" w:type="dxa"/>
+              <w:start w:w="100" w:type="dxa"/>
+              <w:bottom w:w="80" w:type="dxa"/>
+              <w:end w:w="100" w:type="dxa"/>
+            </w:tcMar>
+          </w:tcPr>
+          <w:p>
+            <w:pPr>
+              <w:keepNext w:val="0"/>
+              <w:spacing w:after="0" w:line="240" w:lineRule="auto"/>
+              <w:jc w:val="left"/>
+            </w:pPr>
+            <w:r>
+              <w:rPr>
+                <w:rFonts w:ascii="Times New Roman" w:hAnsi="Times New Roman" w:eastAsia="Times New Roman"/>
+                <w:sz w:val="28"/>
+              </w:rPr>
+            </w:r>
+          </w:p>
+        </w:tc>
+        <w:tc>
+          <w:tcPr>
+            <w:tcW w:type="dxa" w:w="2051"/>
+            <w:vAlign w:val="center"/>
+            <w:tcMar>
+              <w:top w:w="80" w:type="dxa"/>
+              <w:start w:w="100" w:type="dxa"/>
+              <w:bottom w:w="80" w:type="dxa"/>
+              <w:end w:w="100" w:type="dxa"/>
+            </w:tcMar>
+          </w:tcPr>
+          <w:p>
+            <w:pPr>
+              <w:keepNext w:val="0"/>
+              <w:spacing w:after="0" w:line="240" w:lineRule="auto"/>
+              <w:jc w:val="left"/>
+            </w:pPr>
+            <w:r>
+              <w:rPr>
+                <w:rFonts w:ascii="Times New Roman" w:hAnsi="Times New Roman" w:eastAsia="Times New Roman"/>
+                <w:sz w:val="28"/>
+              </w:rPr>
+            </w:r>
+          </w:p>
+        </w:tc>
+        <w:tc>
+          <w:tcPr>
+            <w:tcW w:type="dxa" w:w="2051"/>
+            <w:vAlign w:val="center"/>
+            <w:tcMar>
+              <w:top w:w="80" w:type="dxa"/>
+              <w:start w:w="100" w:type="dxa"/>
+              <w:bottom w:w="80" w:type="dxa"/>
+              <w:end w:w="100" w:type="dxa"/>
+            </w:tcMar>
+          </w:tcPr>
+          <w:p>
+            <w:pPr>
+              <w:keepNext w:val="0"/>
+              <w:spacing w:after="0" w:line="240" w:lineRule="auto"/>
+              <w:jc w:val="left"/>
+            </w:pPr>
+            <w:r>
+              <w:rPr>
+                <w:rFonts w:ascii="Times New Roman" w:hAnsi="Times New Roman" w:eastAsia="Times New Roman"/>
+                <w:sz w:val="28"/>
+              </w:rPr>
+            </w:r>
+          </w:p>
+        </w:tc>
+      </w:tr>
+    </w:tbl>
+    <w:p/>
+    <w:p>
+      <w:pPr>
+        <w:keepNext w:val="0"/>
+        <w:spacing w:after="60" w:line="240" w:lineRule="auto"/>
+        <w:jc w:val="both"/>
+      </w:pPr>
+      <w:r>
+        <w:rPr>
+          <w:rFonts w:ascii="Times New Roman" w:hAnsi="Times New Roman" w:eastAsia="Times New Roman"/>
+          <w:b w:val="0"/>
+          <w:i w:val="0"/>
+          <w:sz w:val="28"/>
+        </w:rPr>
+        <w:t>Ответ:</w:t>
+      </w:r>
+    </w:p>
+    <w:p>
+      <w:pPr>
+        <w:keepNext w:val="0"/>
+        <w:spacing w:after="60" w:line="240" w:lineRule="auto"/>
+        <w:jc w:val="both"/>
+      </w:pPr>
+      <w:r>
+        <w:rPr>
+          <w:rFonts w:ascii="Times New Roman" w:hAnsi="Times New Roman" w:eastAsia="Times New Roman"/>
+          <w:b/>
+          <w:sz w:val="28"/>
+        </w:rPr>
+        <w:t xml:space="preserve">№14 </w:t>
+      </w:r>
+      <w:r>
+        <w:rPr>
+          <w:rFonts w:ascii="Times New Roman" w:hAnsi="Times New Roman" w:eastAsia="Times New Roman"/>
+          <w:b w:val="0"/>
+          <w:i w:val="0"/>
+          <w:sz w:val="28"/>
+        </w:rPr>
+        <w:t>Выберите верные суждения о семье и браке. Запишите цифры, под которыми они указаны.</w:t>
+      </w:r>
+    </w:p>
+    <w:p>
+      <w:pPr>
+        <w:keepNext w:val="0"/>
+        <w:spacing w:after="60" w:line="240" w:lineRule="auto"/>
+        <w:jc w:val="both"/>
+      </w:pPr>
+      <w:r>
+        <w:rPr>
+          <w:rFonts w:ascii="Times New Roman" w:hAnsi="Times New Roman" w:eastAsia="Times New Roman"/>
+          <w:b w:val="0"/>
+          <w:i w:val="0"/>
+          <w:sz w:val="28"/>
+        </w:rPr>
+        <w:t xml:space="preserve">1) Семейное законодательство Российской Федерации исходит из недопустимости произвольного вмешательства кого-либо в дела семьи. </w:t>
+      </w:r>
+    </w:p>
+    <w:p>
+      <w:pPr>
+        <w:keepNext w:val="0"/>
+        <w:spacing w:after="60" w:line="240" w:lineRule="auto"/>
+        <w:jc w:val="both"/>
+      </w:pPr>
+      <w:r>
+        <w:rPr>
+          <w:rFonts w:ascii="Times New Roman" w:hAnsi="Times New Roman" w:eastAsia="Times New Roman"/>
+          <w:b w:val="0"/>
+          <w:i w:val="0"/>
+          <w:sz w:val="28"/>
+        </w:rPr>
+        <w:t>2) В зависимости от распределения обязанностей выделяют расширенные и традиционные семьи.</w:t>
+      </w:r>
+    </w:p>
+    <w:p>
+      <w:pPr>
+        <w:keepNext w:val="0"/>
+        <w:spacing w:after="60" w:line="240" w:lineRule="auto"/>
+        <w:jc w:val="both"/>
+      </w:pPr>
+      <w:r>
+        <w:rPr>
+          <w:rFonts w:ascii="Times New Roman" w:hAnsi="Times New Roman" w:eastAsia="Times New Roman"/>
+          <w:b w:val="0"/>
+          <w:i w:val="0"/>
+          <w:sz w:val="28"/>
+        </w:rPr>
+        <w:t>3) Досуговая функция семьи связана с воспроизводством социальной структуры общества, так как предоставляет (передаёт) определённый социальный статус членам семьи.</w:t>
+      </w:r>
+    </w:p>
+    <w:p>
+      <w:pPr>
+        <w:keepNext w:val="0"/>
+        <w:spacing w:after="60" w:line="240" w:lineRule="auto"/>
+        <w:jc w:val="both"/>
+      </w:pPr>
+      <w:r>
+        <w:rPr>
+          <w:rFonts w:ascii="Times New Roman" w:hAnsi="Times New Roman" w:eastAsia="Times New Roman"/>
+          <w:b w:val="0"/>
+          <w:i w:val="0"/>
+          <w:sz w:val="28"/>
+        </w:rPr>
+        <w:t>4) В Российской Федерации признаётся брак, зарегистрированный органами записи актов гражданского состояния.</w:t>
+      </w:r>
+    </w:p>
+    <w:p>
+      <w:pPr>
+        <w:keepNext w:val="0"/>
+        <w:spacing w:after="60" w:line="240" w:lineRule="auto"/>
+        <w:jc w:val="both"/>
+      </w:pPr>
+      <w:r>
+        <w:rPr>
+          <w:rFonts w:ascii="Times New Roman" w:hAnsi="Times New Roman" w:eastAsia="Times New Roman"/>
+          <w:b w:val="0"/>
+          <w:i w:val="0"/>
+          <w:sz w:val="28"/>
+        </w:rPr>
+        <w:t>5) Функция духовного общения предполагает развитие личностей членов семьи, духовное взаимообогащение.</w:t>
+      </w:r>
+    </w:p>
+    <w:p>
+      <w:pPr>
+        <w:keepNext w:val="0"/>
+        <w:spacing w:after="60" w:line="240" w:lineRule="auto"/>
+        <w:jc w:val="both"/>
+      </w:pPr>
+      <w:r>
+        <w:rPr>
+          <w:rFonts w:ascii="Times New Roman" w:hAnsi="Times New Roman" w:eastAsia="Times New Roman"/>
+          <w:b w:val="0"/>
+          <w:i w:val="0"/>
+          <w:sz w:val="28"/>
+        </w:rPr>
+        <w:t>Ответ:</w:t>
+      </w:r>
+    </w:p>
+    <w:p>
+      <w:pPr>
+        <w:keepNext w:val="0"/>
+        <w:spacing w:after="60" w:line="240" w:lineRule="auto"/>
+        <w:jc w:val="both"/>
+      </w:pPr>
+      <w:r>
+        <w:rPr>
+          <w:rFonts w:ascii="Times New Roman" w:hAnsi="Times New Roman" w:eastAsia="Times New Roman"/>
+          <w:b/>
+          <w:sz w:val="28"/>
+        </w:rPr>
+        <w:t xml:space="preserve">№15 </w:t>
+      </w:r>
+      <w:r>
+        <w:rPr>
+          <w:rFonts w:ascii="Times New Roman" w:hAnsi="Times New Roman" w:eastAsia="Times New Roman"/>
+          <w:b w:val="0"/>
+          <w:i w:val="0"/>
+          <w:sz w:val="28"/>
+        </w:rPr>
+        <w:t>Установите соответствие между примерами и субъектами гражданского права: к каждой позиции, данной в первом столбце, подберите соответствующую позицию из второго столбца.</w:t>
+      </w:r>
+    </w:p>
+    <w:tbl>
+      <w:tblPr>
+        <w:tblStyle w:val="TableGrid"/>
+        <w:tblW w:type="auto" w:w="0"/>
+        <w:tblLayout w:type="autofit"/>
+        <w:tblLook w:firstColumn="1" w:firstRow="1" w:lastColumn="0" w:lastRow="0" w:noHBand="0" w:noVBand="1" w:val="04A0"/>
+      </w:tblPr>
+      <w:tblGrid>
+        <w:gridCol w:w="5128"/>
+        <w:gridCol w:w="5128"/>
+      </w:tblGrid>
+      <w:tr>
+        <w:tc>
+          <w:tcPr>
+            <w:tcW w:type="dxa" w:w="5128"/>
+            <w:vAlign w:val="center"/>
+            <w:tcMar>
+              <w:top w:w="80" w:type="dxa"/>
+              <w:start w:w="100" w:type="dxa"/>
+              <w:bottom w:w="80" w:type="dxa"/>
+              <w:end w:w="100" w:type="dxa"/>
+            </w:tcMar>
+          </w:tcPr>
+          <w:p>
+            <w:pPr>
+              <w:keepNext w:val="0"/>
+              <w:spacing w:after="0" w:line="240" w:lineRule="auto"/>
+              <w:jc w:val="left"/>
+            </w:pPr>
+            <w:r>
+              <w:rPr>
+                <w:rFonts w:ascii="Times New Roman" w:hAnsi="Times New Roman" w:eastAsia="Times New Roman"/>
                 <w:sz w:val="28"/>
               </w:rPr>
               <w:t>ПРИМЕРЫ</w:t>
@@ -1498,19 +2927,26 @@
         <w:tc>
           <w:tcPr>
             <w:tcW w:type="dxa" w:w="5128"/>
+            <w:vAlign w:val="center"/>
+            <w:tcMar>
+              <w:top w:w="80" w:type="dxa"/>
+              <w:start w:w="100" w:type="dxa"/>
+              <w:bottom w:w="80" w:type="dxa"/>
+              <w:end w:w="100" w:type="dxa"/>
+            </w:tcMar>
           </w:tcPr>
           <w:p>
             <w:pPr>
+              <w:keepNext w:val="0"/>
               <w:spacing w:after="0" w:line="240" w:lineRule="auto"/>
+              <w:jc w:val="left"/>
             </w:pPr>
             <w:r>
               <w:rPr>
                 <w:rFonts w:ascii="Times New Roman" w:hAnsi="Times New Roman" w:eastAsia="Times New Roman"/>
-                <w:b/>
-                <w:color w:val="181A1F"/>
                 <w:sz w:val="28"/>
               </w:rPr>
-              <w:t>ФУНКЦИИ ГОСУДАРСТВА В РЫНОЧНОЙ ЭКОНОМИКЕ</w:t>
+              <w:t>СУБЪЕКТЫ ГРАЖДАНСКОГО ПРАВА</w:t>
             </w:r>
           </w:p>
         </w:tc>
@@ -1519,62 +2955,69 @@
         <w:tc>
           <w:tcPr>
             <w:tcW w:type="dxa" w:w="5128"/>
+            <w:vAlign w:val="center"/>
+            <w:tcMar>
+              <w:top w:w="80" w:type="dxa"/>
+              <w:start w:w="100" w:type="dxa"/>
+              <w:bottom w:w="80" w:type="dxa"/>
+              <w:end w:w="100" w:type="dxa"/>
+            </w:tcMar>
           </w:tcPr>
           <w:p>
             <w:pPr>
+              <w:keepNext w:val="0"/>
               <w:spacing w:after="0" w:line="240" w:lineRule="auto"/>
+              <w:jc w:val="left"/>
             </w:pPr>
             <w:r>
               <w:rPr>
                 <w:rFonts w:ascii="Times New Roman" w:hAnsi="Times New Roman" w:eastAsia="Times New Roman"/>
-                <w:color w:val="181A1F"/>
                 <w:sz w:val="28"/>
               </w:rPr>
-              <w:t>А) правовое обеспечение хозяйственной деятельности</w:t>
-              <w:br/>
-              <w:t>Б) борьба с монополизацией экономики</w:t>
-              <w:br/>
-              <w:t>В) организация работы городского транспорта</w:t>
-              <w:br/>
-              <w:t>Г) установление таможенных пошлин</w:t>
-              <w:br/>
-              <w:t>Д) государственное финансирование строительства диагностических медицинских центров</w:t>
+              <w:t>A) гражданин РФБ) лицо без гражданстваB) субъект РФГ) муниципальное образованиеД) хозяйственное товарищество</w:t>
             </w:r>
           </w:p>
         </w:tc>
         <w:tc>
           <w:tcPr>
             <w:tcW w:type="dxa" w:w="5128"/>
+            <w:vAlign w:val="center"/>
+            <w:tcMar>
+              <w:top w:w="80" w:type="dxa"/>
+              <w:start w:w="100" w:type="dxa"/>
+              <w:bottom w:w="80" w:type="dxa"/>
+              <w:end w:w="100" w:type="dxa"/>
+            </w:tcMar>
           </w:tcPr>
           <w:p>
             <w:pPr>
+              <w:keepNext w:val="0"/>
               <w:spacing w:after="0" w:line="240" w:lineRule="auto"/>
+              <w:jc w:val="left"/>
             </w:pPr>
             <w:r>
               <w:rPr>
                 <w:rFonts w:ascii="Times New Roman" w:hAnsi="Times New Roman" w:eastAsia="Times New Roman"/>
-                <w:color w:val="181A1F"/>
                 <w:sz w:val="28"/>
               </w:rPr>
-              <w:t>1) производство общественных благ</w:t>
-              <w:br/>
-              <w:t>2) регулирование экономических отношений</w:t>
+              <w:t>1) физические лица2) юридические лица3) публично-правовые образования</w:t>
             </w:r>
           </w:p>
         </w:tc>
       </w:tr>
     </w:tbl>
+    <w:p/>
     <w:p>
       <w:pPr>
-        <w:widowControl/>
-        <w:spacing w:line="240" w:lineRule="auto" w:after="0"/>
+        <w:keepNext w:val="0"/>
+        <w:spacing w:after="60" w:line="240" w:lineRule="auto"/>
+        <w:jc w:val="both"/>
       </w:pPr>
       <w:r>
         <w:rPr>
           <w:rFonts w:ascii="Times New Roman" w:hAnsi="Times New Roman" w:eastAsia="Times New Roman"/>
           <w:b w:val="0"/>
           <w:i w:val="0"/>
-          <w:color w:val="181A1F"/>
           <w:sz w:val="28"/>
         </w:rPr>
         <w:t>Запишите в ответ цифры, расположив их в порядке, соответствующем буквам:</w:t>
@@ -1598,35 +3041,49 @@
         <w:tc>
           <w:tcPr>
             <w:tcW w:type="dxa" w:w="2051"/>
+            <w:vAlign w:val="center"/>
+            <w:tcMar>
+              <w:top w:w="80" w:type="dxa"/>
+              <w:start w:w="100" w:type="dxa"/>
+              <w:bottom w:w="80" w:type="dxa"/>
+              <w:end w:w="100" w:type="dxa"/>
+            </w:tcMar>
           </w:tcPr>
           <w:p>
             <w:pPr>
+              <w:keepNext w:val="0"/>
               <w:spacing w:after="0" w:line="240" w:lineRule="auto"/>
+              <w:jc w:val="left"/>
             </w:pPr>
             <w:r>
               <w:rPr>
                 <w:rFonts w:ascii="Times New Roman" w:hAnsi="Times New Roman" w:eastAsia="Times New Roman"/>
-                <w:b/>
-                <w:color w:val="181A1F"/>
                 <w:sz w:val="28"/>
               </w:rPr>
-              <w:t>A</w:t>
+              <w:t>А</w:t>
             </w:r>
           </w:p>
         </w:tc>
         <w:tc>
           <w:tcPr>
             <w:tcW w:type="dxa" w:w="2051"/>
+            <w:vAlign w:val="center"/>
+            <w:tcMar>
+              <w:top w:w="80" w:type="dxa"/>
+              <w:start w:w="100" w:type="dxa"/>
+              <w:bottom w:w="80" w:type="dxa"/>
+              <w:end w:w="100" w:type="dxa"/>
+            </w:tcMar>
           </w:tcPr>
           <w:p>
             <w:pPr>
+              <w:keepNext w:val="0"/>
               <w:spacing w:after="0" w:line="240" w:lineRule="auto"/>
+              <w:jc w:val="left"/>
             </w:pPr>
             <w:r>
               <w:rPr>
                 <w:rFonts w:ascii="Times New Roman" w:hAnsi="Times New Roman" w:eastAsia="Times New Roman"/>
-                <w:b/>
-                <w:color w:val="181A1F"/>
                 <w:sz w:val="28"/>
               </w:rPr>
               <w:t>Б</w:t>
@@ -1636,16 +3093,23 @@
         <w:tc>
           <w:tcPr>
             <w:tcW w:type="dxa" w:w="2051"/>
+            <w:vAlign w:val="center"/>
+            <w:tcMar>
+              <w:top w:w="80" w:type="dxa"/>
+              <w:start w:w="100" w:type="dxa"/>
+              <w:bottom w:w="80" w:type="dxa"/>
+              <w:end w:w="100" w:type="dxa"/>
+            </w:tcMar>
           </w:tcPr>
           <w:p>
             <w:pPr>
+              <w:keepNext w:val="0"/>
               <w:spacing w:after="0" w:line="240" w:lineRule="auto"/>
+              <w:jc w:val="left"/>
             </w:pPr>
             <w:r>
               <w:rPr>
                 <w:rFonts w:ascii="Times New Roman" w:hAnsi="Times New Roman" w:eastAsia="Times New Roman"/>
-                <w:b/>
-                <w:color w:val="181A1F"/>
                 <w:sz w:val="28"/>
               </w:rPr>
               <w:t>В</w:t>
@@ -1655,16 +3119,23 @@
         <w:tc>
           <w:tcPr>
             <w:tcW w:type="dxa" w:w="2051"/>
+            <w:vAlign w:val="center"/>
+            <w:tcMar>
+              <w:top w:w="80" w:type="dxa"/>
+              <w:start w:w="100" w:type="dxa"/>
+              <w:bottom w:w="80" w:type="dxa"/>
+              <w:end w:w="100" w:type="dxa"/>
+            </w:tcMar>
           </w:tcPr>
           <w:p>
             <w:pPr>
+              <w:keepNext w:val="0"/>
               <w:spacing w:after="0" w:line="240" w:lineRule="auto"/>
+              <w:jc w:val="left"/>
             </w:pPr>
             <w:r>
               <w:rPr>
                 <w:rFonts w:ascii="Times New Roman" w:hAnsi="Times New Roman" w:eastAsia="Times New Roman"/>
-                <w:b/>
-                <w:color w:val="181A1F"/>
                 <w:sz w:val="28"/>
               </w:rPr>
               <w:t>Г</w:t>
@@ -1674,16 +3145,23 @@
         <w:tc>
           <w:tcPr>
             <w:tcW w:type="dxa" w:w="2051"/>
+            <w:vAlign w:val="center"/>
+            <w:tcMar>
+              <w:top w:w="80" w:type="dxa"/>
+              <w:start w:w="100" w:type="dxa"/>
+              <w:bottom w:w="80" w:type="dxa"/>
+              <w:end w:w="100" w:type="dxa"/>
+            </w:tcMar>
           </w:tcPr>
           <w:p>
             <w:pPr>
+              <w:keepNext w:val="0"/>
               <w:spacing w:after="0" w:line="240" w:lineRule="auto"/>
+              <w:jc w:val="left"/>
             </w:pPr>
             <w:r>
               <w:rPr>
                 <w:rFonts w:ascii="Times New Roman" w:hAnsi="Times New Roman" w:eastAsia="Times New Roman"/>
-                <w:b/>
-                <w:color w:val="181A1F"/>
                 <w:sz w:val="28"/>
               </w:rPr>
               <w:t>Д</w:t>
@@ -1695,15 +3173,23 @@
         <w:tc>
           <w:tcPr>
             <w:tcW w:type="dxa" w:w="2051"/>
+            <w:vAlign w:val="center"/>
+            <w:tcMar>
+              <w:top w:w="80" w:type="dxa"/>
+              <w:start w:w="100" w:type="dxa"/>
+              <w:bottom w:w="80" w:type="dxa"/>
+              <w:end w:w="100" w:type="dxa"/>
+            </w:tcMar>
           </w:tcPr>
           <w:p>
             <w:pPr>
+              <w:keepNext w:val="0"/>
               <w:spacing w:after="0" w:line="240" w:lineRule="auto"/>
+              <w:jc w:val="left"/>
             </w:pPr>
             <w:r>
               <w:rPr>
                 <w:rFonts w:ascii="Times New Roman" w:hAnsi="Times New Roman" w:eastAsia="Times New Roman"/>
-                <w:color w:val="181A1F"/>
                 <w:sz w:val="28"/>
               </w:rPr>
             </w:r>
@@ -1712,15 +3198,23 @@
         <w:tc>
           <w:tcPr>
             <w:tcW w:type="dxa" w:w="2051"/>
+            <w:vAlign w:val="center"/>
+            <w:tcMar>
+              <w:top w:w="80" w:type="dxa"/>
+              <w:start w:w="100" w:type="dxa"/>
+              <w:bottom w:w="80" w:type="dxa"/>
+              <w:end w:w="100" w:type="dxa"/>
+            </w:tcMar>
           </w:tcPr>
           <w:p>
             <w:pPr>
+              <w:keepNext w:val="0"/>
               <w:spacing w:after="0" w:line="240" w:lineRule="auto"/>
+              <w:jc w:val="left"/>
             </w:pPr>
             <w:r>
               <w:rPr>
                 <w:rFonts w:ascii="Times New Roman" w:hAnsi="Times New Roman" w:eastAsia="Times New Roman"/>
-                <w:color w:val="181A1F"/>
                 <w:sz w:val="28"/>
               </w:rPr>
             </w:r>
@@ -1729,15 +3223,23 @@
         <w:tc>
           <w:tcPr>
             <w:tcW w:type="dxa" w:w="2051"/>
+            <w:vAlign w:val="center"/>
+            <w:tcMar>
+              <w:top w:w="80" w:type="dxa"/>
+              <w:start w:w="100" w:type="dxa"/>
+              <w:bottom w:w="80" w:type="dxa"/>
+              <w:end w:w="100" w:type="dxa"/>
+            </w:tcMar>
           </w:tcPr>
           <w:p>
             <w:pPr>
+              <w:keepNext w:val="0"/>
               <w:spacing w:after="0" w:line="240" w:lineRule="auto"/>
+              <w:jc w:val="left"/>
             </w:pPr>
             <w:r>
               <w:rPr>
                 <w:rFonts w:ascii="Times New Roman" w:hAnsi="Times New Roman" w:eastAsia="Times New Roman"/>
-                <w:color w:val="181A1F"/>
                 <w:sz w:val="28"/>
               </w:rPr>
             </w:r>
@@ -1746,15 +3248,23 @@
         <w:tc>
           <w:tcPr>
             <w:tcW w:type="dxa" w:w="2051"/>
+            <w:vAlign w:val="center"/>
+            <w:tcMar>
+              <w:top w:w="80" w:type="dxa"/>
+              <w:start w:w="100" w:type="dxa"/>
+              <w:bottom w:w="80" w:type="dxa"/>
+              <w:end w:w="100" w:type="dxa"/>
+            </w:tcMar>
           </w:tcPr>
           <w:p>
             <w:pPr>
+              <w:keepNext w:val="0"/>
               <w:spacing w:after="0" w:line="240" w:lineRule="auto"/>
+              <w:jc w:val="left"/>
             </w:pPr>
             <w:r>
               <w:rPr>
                 <w:rFonts w:ascii="Times New Roman" w:hAnsi="Times New Roman" w:eastAsia="Times New Roman"/>
-                <w:color w:val="181A1F"/>
                 <w:sz w:val="28"/>
               </w:rPr>
             </w:r>
@@ -1763,15 +3273,23 @@
         <w:tc>
           <w:tcPr>
             <w:tcW w:type="dxa" w:w="2051"/>
+            <w:vAlign w:val="center"/>
+            <w:tcMar>
+              <w:top w:w="80" w:type="dxa"/>
+              <w:start w:w="100" w:type="dxa"/>
+              <w:bottom w:w="80" w:type="dxa"/>
+              <w:end w:w="100" w:type="dxa"/>
+            </w:tcMar>
           </w:tcPr>
           <w:p>
             <w:pPr>
+              <w:keepNext w:val="0"/>
               <w:spacing w:after="0" w:line="240" w:lineRule="auto"/>
+              <w:jc w:val="left"/>
             </w:pPr>
             <w:r>
               <w:rPr>
                 <w:rFonts w:ascii="Times New Roman" w:hAnsi="Times New Roman" w:eastAsia="Times New Roman"/>
-                <w:color w:val="181A1F"/>
                 <w:sz w:val="28"/>
               </w:rPr>
             </w:r>
@@ -1779,1714 +3297,518 @@
         </w:tc>
       </w:tr>
     </w:tbl>
+    <w:p/>
     <w:p>
       <w:pPr>
-        <w:keepNext/>
-        <w:widowControl/>
-        <w:spacing w:line="240" w:lineRule="auto" w:after="0" w:before="120"/>
-      </w:pPr>
-      <w:r>
-        <w:rPr>
-          <w:rFonts w:ascii="Times New Roman" w:hAnsi="Times New Roman" w:eastAsia="Times New Roman"/>
-          <w:b/>
-          <w:color w:val="181A1F"/>
-          <w:sz w:val="28"/>
-        </w:rPr>
-        <w:t>9.</w:t>
-      </w:r>
-    </w:p>
-    <w:p>
-      <w:pPr>
-        <w:widowControl/>
-        <w:spacing w:line="240" w:lineRule="auto" w:after="0"/>
+        <w:keepNext w:val="0"/>
+        <w:spacing w:after="60" w:line="240" w:lineRule="auto"/>
+        <w:jc w:val="both"/>
       </w:pPr>
       <w:r>
         <w:rPr>
           <w:rFonts w:ascii="Times New Roman" w:hAnsi="Times New Roman" w:eastAsia="Times New Roman"/>
           <w:b w:val="0"/>
           <w:i w:val="0"/>
-          <w:color w:val="181A1F"/>
           <w:sz w:val="28"/>
         </w:rPr>
-        <w:t>Ниже приведён перечень функций. Все они, за исключением двух, относятся к функциям центрального банка.</w:t>
+        <w:t>Ответ:</w:t>
       </w:r>
     </w:p>
     <w:p>
       <w:pPr>
-        <w:widowControl/>
-        <w:spacing w:line="240" w:lineRule="auto" w:after="0"/>
+        <w:keepNext w:val="0"/>
+        <w:spacing w:after="60" w:line="240" w:lineRule="auto"/>
+        <w:jc w:val="both"/>
       </w:pPr>
       <w:r>
         <w:rPr>
           <w:rFonts w:ascii="Times New Roman" w:hAnsi="Times New Roman" w:eastAsia="Times New Roman"/>
-          <w:b w:val="0"/>
-          <w:i w:val="0"/>
-          <w:color w:val="181A1F"/>
+          <w:b/>
           <w:sz w:val="28"/>
         </w:rPr>
-        <w:t xml:space="preserve">1) эмиссия денег; </w:t>
-      </w:r>
-      <w:r>
-        <w:rPr>
-          <w:rFonts w:ascii="Times New Roman" w:hAnsi="Times New Roman" w:eastAsia="Times New Roman"/>
-          <w:color w:val="181A1F"/>
-          <w:sz w:val="28"/>
-        </w:rPr>
-        <w:br/>
+        <w:t xml:space="preserve">№16 </w:t>
       </w:r>
       <w:r>
         <w:rPr>
           <w:rFonts w:ascii="Times New Roman" w:hAnsi="Times New Roman" w:eastAsia="Times New Roman"/>
           <w:b w:val="0"/>
           <w:i w:val="0"/>
-          <w:color w:val="181A1F"/>
           <w:sz w:val="28"/>
         </w:rPr>
-        <w:t xml:space="preserve">2) лицензирование финансовых организаций; </w:t>
+        <w:t>Гражданин России Л.В. Сидоров работает нотариусом. Найдите в приведённом списке действия, входящие в круг прав / полномочий нотариуса, и запишите цифры, под которыми они указаны.</w:t>
       </w:r>
+    </w:p>
+    <w:p>
+      <w:pPr>
+        <w:keepNext w:val="0"/>
+        <w:spacing w:after="60" w:line="240" w:lineRule="auto"/>
+        <w:jc w:val="both"/>
+      </w:pPr>
       <w:r>
         <w:rPr>
           <w:rFonts w:ascii="Times New Roman" w:hAnsi="Times New Roman" w:eastAsia="Times New Roman"/>
-          <w:color w:val="181A1F"/>
+          <w:b w:val="0"/>
+          <w:i w:val="0"/>
           <w:sz w:val="28"/>
         </w:rPr>
-        <w:br/>
+        <w:t>1) осуществлять надзор за исполнением законов органами, осуществляющими дознание и предварительное следствие</w:t>
+      </w:r>
+    </w:p>
+    <w:p>
+      <w:pPr>
+        <w:keepNext w:val="0"/>
+        <w:spacing w:after="60" w:line="240" w:lineRule="auto"/>
+        <w:jc w:val="both"/>
+      </w:pPr>
+      <w:r>
+        <w:rPr>
+          <w:rFonts w:ascii="Times New Roman" w:hAnsi="Times New Roman" w:eastAsia="Times New Roman"/>
+          <w:b w:val="0"/>
+          <w:i w:val="0"/>
+          <w:sz w:val="28"/>
+        </w:rPr>
+        <w:t>2) представлять и защищать интересы доверителя в суде</w:t>
+      </w:r>
+    </w:p>
+    <w:p>
+      <w:pPr>
+        <w:keepNext w:val="0"/>
+        <w:spacing w:after="60" w:line="240" w:lineRule="auto"/>
+        <w:jc w:val="both"/>
+      </w:pPr>
+      <w:r>
+        <w:rPr>
+          <w:rFonts w:ascii="Times New Roman" w:hAnsi="Times New Roman" w:eastAsia="Times New Roman"/>
+          <w:b w:val="0"/>
+          <w:i w:val="0"/>
+          <w:sz w:val="28"/>
+        </w:rPr>
+        <w:t>3) давать разъяснения по вопросам совершения действий, находящихся в его компетенции</w:t>
+      </w:r>
+    </w:p>
+    <w:p>
+      <w:pPr>
+        <w:keepNext w:val="0"/>
+        <w:spacing w:after="60" w:line="240" w:lineRule="auto"/>
+        <w:jc w:val="both"/>
+      </w:pPr>
+      <w:r>
+        <w:rPr>
+          <w:rFonts w:ascii="Times New Roman" w:hAnsi="Times New Roman" w:eastAsia="Times New Roman"/>
+          <w:b w:val="0"/>
+          <w:i w:val="0"/>
+          <w:sz w:val="28"/>
+        </w:rPr>
+        <w:t>4) удостоверять брачный договор</w:t>
+      </w:r>
+    </w:p>
+    <w:p>
+      <w:pPr>
+        <w:keepNext w:val="0"/>
+        <w:spacing w:after="60" w:line="240" w:lineRule="auto"/>
+        <w:jc w:val="both"/>
+      </w:pPr>
+      <w:r>
+        <w:rPr>
+          <w:rFonts w:ascii="Times New Roman" w:hAnsi="Times New Roman" w:eastAsia="Times New Roman"/>
+          <w:b w:val="0"/>
+          <w:i w:val="0"/>
+          <w:sz w:val="28"/>
+        </w:rPr>
+        <w:t>5) расследовать преступления</w:t>
+      </w:r>
+    </w:p>
+    <w:p>
+      <w:pPr>
+        <w:keepNext w:val="0"/>
+        <w:spacing w:after="60" w:line="240" w:lineRule="auto"/>
+        <w:jc w:val="both"/>
+      </w:pPr>
+      <w:r>
+        <w:rPr>
+          <w:rFonts w:ascii="Times New Roman" w:hAnsi="Times New Roman" w:eastAsia="Times New Roman"/>
+          <w:b w:val="0"/>
+          <w:i w:val="0"/>
+          <w:sz w:val="28"/>
+        </w:rPr>
+        <w:t>6) изготовлять копии документов и делать выписки из них</w:t>
+      </w:r>
+    </w:p>
+    <w:p>
+      <w:pPr>
+        <w:keepNext w:val="0"/>
+        <w:spacing w:after="60" w:line="240" w:lineRule="auto"/>
+        <w:jc w:val="both"/>
+      </w:pPr>
+      <w:r>
+        <w:rPr>
+          <w:rFonts w:ascii="Times New Roman" w:hAnsi="Times New Roman" w:eastAsia="Times New Roman"/>
+          <w:b w:val="0"/>
+          <w:i w:val="0"/>
+          <w:sz w:val="28"/>
+        </w:rPr>
+        <w:t>Ответ:</w:t>
+      </w:r>
+    </w:p>
+    <w:p>
+      <w:r>
+        <w:br w:type="page"/>
+      </w:r>
+    </w:p>
+    <w:p>
+      <w:pPr>
+        <w:keepNext/>
+        <w:spacing w:after="60" w:line="240" w:lineRule="auto"/>
+        <w:jc w:val="both"/>
+      </w:pPr>
+      <w:r>
+        <w:rPr>
+          <w:rFonts w:ascii="Times New Roman" w:hAnsi="Times New Roman" w:eastAsia="Times New Roman"/>
+          <w:b/>
+          <w:i w:val="0"/>
+          <w:sz w:val="28"/>
+        </w:rPr>
+        <w:t>Вторая часть</w:t>
+      </w:r>
+    </w:p>
+    <w:p>
+      <w:pPr>
+        <w:keepNext w:val="0"/>
+        <w:spacing w:after="60" w:line="240" w:lineRule="auto"/>
+        <w:jc w:val="both"/>
+      </w:pPr>
+      <w:r>
+        <w:rPr>
+          <w:rFonts w:ascii="Times New Roman" w:hAnsi="Times New Roman" w:eastAsia="Times New Roman"/>
+          <w:b w:val="0"/>
+          <w:i w:val="0"/>
+          <w:sz w:val="28"/>
+        </w:rPr>
+        <w:t>Одно из важнейших направлений деятельности государства в современных условиях — социальная политика. Её суть заключается в регулировании социально-экономических условий жизни населения, в обеспечении благосостояния и достойного уровня существования всех граждан. &lt;…&gt;</w:t>
+      </w:r>
+    </w:p>
+    <w:p>
+      <w:pPr>
+        <w:keepNext w:val="0"/>
+        <w:spacing w:after="60" w:line="240" w:lineRule="auto"/>
+        <w:jc w:val="both"/>
+      </w:pPr>
+      <w:r>
+        <w:rPr>
+          <w:rFonts w:ascii="Times New Roman" w:hAnsi="Times New Roman" w:eastAsia="Times New Roman"/>
+          <w:b w:val="0"/>
+          <w:i w:val="0"/>
+          <w:sz w:val="28"/>
+        </w:rPr>
+        <w:t>Основной характеристикой достигнутого обществом уровня благосостояния служат размеры доходов населения и степень их дифференциации у различных социальных групп.</w:t>
+      </w:r>
+    </w:p>
+    <w:p>
+      <w:pPr>
+        <w:keepNext w:val="0"/>
+        <w:spacing w:after="60" w:line="240" w:lineRule="auto"/>
+        <w:jc w:val="both"/>
+      </w:pPr>
+      <w:r>
+        <w:rPr>
+          <w:rFonts w:ascii="Times New Roman" w:hAnsi="Times New Roman" w:eastAsia="Times New Roman"/>
+          <w:b w:val="0"/>
+          <w:i w:val="0"/>
+          <w:sz w:val="28"/>
+        </w:rPr>
+        <w:t>Доходы населения — это все материальные средства, которые домохозяйства получают как результат экономической деятельности или как трансферты. Доходы поступают населению в денежной и натуральной формах. Натуральная форма доходов включает продукцию, произведённую домохозяйствами для собственного потребления, натуральные трансферты (продукты питания, одежду). &lt;…&gt;</w:t>
+      </w:r>
+    </w:p>
+    <w:p>
+      <w:pPr>
+        <w:keepNext w:val="0"/>
+        <w:spacing w:after="60" w:line="240" w:lineRule="auto"/>
+        <w:jc w:val="both"/>
+      </w:pPr>
+      <w:r>
+        <w:rPr>
+          <w:rFonts w:ascii="Times New Roman" w:hAnsi="Times New Roman" w:eastAsia="Times New Roman"/>
+          <w:b w:val="0"/>
+          <w:i w:val="0"/>
+          <w:sz w:val="28"/>
+        </w:rPr>
+        <w:t>В различных экономических системах существуют разные принципы распределения доходов. Обычно выделяют четыре основных принципа: уравнительный, рыночный (в соответствии с владением тем или иным фактором производства), по накопленному имуществу, привилегированный (перераспределение богатства в пользу определённых слоёв общества).</w:t>
+      </w:r>
+    </w:p>
+    <w:p>
+      <w:pPr>
+        <w:keepNext w:val="0"/>
+        <w:spacing w:after="60" w:line="240" w:lineRule="auto"/>
+        <w:jc w:val="both"/>
+      </w:pPr>
+      <w:r>
+        <w:rPr>
+          <w:rFonts w:ascii="Times New Roman" w:hAnsi="Times New Roman" w:eastAsia="Times New Roman"/>
+          <w:b w:val="0"/>
+          <w:i w:val="0"/>
+          <w:sz w:val="28"/>
+        </w:rPr>
+        <w:t>В экономически развитых странах признаётся право людей на определённый стандарт благосостояния. Средством преодоления неравенства и бедности выступает государственная политика доходов. Она осуществляется по двум основным направлениям: регулирование доходов населения и перераспределение доходов через государственный бюджет.</w:t>
+      </w:r>
+    </w:p>
+    <w:p>
+      <w:pPr>
+        <w:keepNext w:val="0"/>
+        <w:spacing w:after="60" w:line="240" w:lineRule="auto"/>
+        <w:jc w:val="both"/>
+      </w:pPr>
+      <w:r>
+        <w:rPr>
+          <w:rFonts w:ascii="Times New Roman" w:hAnsi="Times New Roman" w:eastAsia="Times New Roman"/>
+          <w:b w:val="0"/>
+          <w:i w:val="0"/>
+          <w:sz w:val="28"/>
+        </w:rPr>
+        <w:t>Практика регулирования доходов предполагает установление гарантированного минимума (или ставки) заработной платы, который имеет важное значение для таких категорий населения, как малоквалифицированные рабочие, а также часто используется как исходная база для определения оплаты труда более высоких категорий работников, различных премий и доплат.</w:t>
+      </w:r>
+    </w:p>
+    <w:p>
+      <w:pPr>
+        <w:keepNext w:val="0"/>
+        <w:spacing w:after="60" w:line="240" w:lineRule="auto"/>
+        <w:jc w:val="both"/>
+      </w:pPr>
+      <w:r>
+        <w:rPr>
+          <w:rFonts w:ascii="Times New Roman" w:hAnsi="Times New Roman" w:eastAsia="Times New Roman"/>
+          <w:b w:val="0"/>
+          <w:i w:val="0"/>
+          <w:sz w:val="28"/>
+        </w:rPr>
+        <w:t>Политика перераспределения доходов включает предоставление населению социальных гарантий путём финансирования систем образования, медицинского обслуживания, учреждений культуры; финансирование системы социальной защиты, включающей систему социального страхования; систему государственной помощи лицам, не способным обеспечить себе доход (По Е.В. Галаевой, А.А. Корсаковой и др.)</w:t>
+      </w:r>
+    </w:p>
+    <w:p>
+      <w:pPr>
+        <w:keepNext/>
+        <w:spacing w:after="60" w:line="240" w:lineRule="auto"/>
+        <w:jc w:val="both"/>
+      </w:pPr>
+      <w:r>
+        <w:rPr>
+          <w:rFonts w:ascii="Times New Roman" w:hAnsi="Times New Roman" w:eastAsia="Times New Roman"/>
+          <w:b/>
+          <w:i w:val="0"/>
+          <w:sz w:val="28"/>
+        </w:rPr>
+        <w:t>№17</w:t>
+      </w:r>
+    </w:p>
+    <w:p>
+      <w:pPr>
+        <w:keepNext w:val="0"/>
+        <w:spacing w:after="60" w:line="240" w:lineRule="auto"/>
+        <w:jc w:val="both"/>
+      </w:pPr>
+      <w:r>
+        <w:rPr>
+          <w:rFonts w:ascii="Times New Roman" w:hAnsi="Times New Roman" w:eastAsia="Times New Roman"/>
+          <w:b w:val="0"/>
+          <w:i w:val="0"/>
+          <w:sz w:val="28"/>
+        </w:rPr>
+        <w:t>В чём, по мнению авторов, заключается суть социальной политики? Какое определение доходов населения приведено в тексте? Какие четыре основных принципа распределения доходов перечисляют авторы?</w:t>
+      </w:r>
+    </w:p>
+    <w:p>
+      <w:pPr>
+        <w:keepNext w:val="0"/>
+        <w:spacing w:after="60" w:line="240" w:lineRule="auto"/>
+        <w:jc w:val="both"/>
+      </w:pPr>
+      <w:r>
+        <w:rPr>
+          <w:rFonts w:ascii="Times New Roman" w:hAnsi="Times New Roman" w:eastAsia="Times New Roman"/>
+          <w:b w:val="0"/>
+          <w:i w:val="0"/>
+          <w:sz w:val="28"/>
+        </w:rPr>
+        <w:t>Ответ:</w:t>
+      </w:r>
+    </w:p>
+    <w:p>
+      <w:pPr>
+        <w:keepNext/>
+        <w:spacing w:after="60" w:line="240" w:lineRule="auto"/>
+        <w:jc w:val="both"/>
+      </w:pPr>
+      <w:r>
+        <w:rPr>
+          <w:rFonts w:ascii="Times New Roman" w:hAnsi="Times New Roman" w:eastAsia="Times New Roman"/>
+          <w:b/>
+          <w:i w:val="0"/>
+          <w:sz w:val="28"/>
+        </w:rPr>
+        <w:t>№18</w:t>
+      </w:r>
+    </w:p>
+    <w:p>
+      <w:pPr>
+        <w:keepNext w:val="0"/>
+        <w:spacing w:after="60" w:line="240" w:lineRule="auto"/>
+        <w:jc w:val="both"/>
+      </w:pPr>
+      <w:r>
+        <w:rPr>
+          <w:rFonts w:ascii="Times New Roman" w:hAnsi="Times New Roman" w:eastAsia="Times New Roman"/>
+          <w:b w:val="0"/>
+          <w:i w:val="0"/>
+          <w:sz w:val="28"/>
+        </w:rPr>
+        <w:t>В тексте упомянуты ключевые понятия социально-гуманитарных наук.</w:t>
+      </w:r>
+    </w:p>
+    <w:p>
+      <w:pPr>
+        <w:keepNext w:val="0"/>
+        <w:spacing w:after="60" w:line="240" w:lineRule="auto"/>
+        <w:jc w:val="both"/>
+      </w:pPr>
+      <w:r>
+        <w:rPr>
+          <w:rFonts w:ascii="Times New Roman" w:hAnsi="Times New Roman" w:eastAsia="Times New Roman"/>
+          <w:b w:val="0"/>
+          <w:i w:val="0"/>
+          <w:sz w:val="28"/>
+        </w:rPr>
+        <w:t>Используя обществоведческие знания,— укажите не менее трёх основных характеристик государственного бюджета как финансового плана;— объясните связь любой из указанных автором основных характеристик достигнутого обществом уровня благосостояния со стабильностью общественного развития. (Объяснение может быть дано в одном или нескольких распространённых предложениях.)</w:t>
+      </w:r>
+    </w:p>
+    <w:p>
+      <w:pPr>
+        <w:keepNext w:val="0"/>
+        <w:spacing w:after="60" w:line="240" w:lineRule="auto"/>
+        <w:jc w:val="both"/>
+      </w:pPr>
+      <w:r>
+        <w:rPr>
+          <w:rFonts w:ascii="Times New Roman" w:hAnsi="Times New Roman" w:eastAsia="Times New Roman"/>
+          <w:b w:val="0"/>
+          <w:i w:val="0"/>
+          <w:sz w:val="28"/>
+        </w:rPr>
+        <w:t>Ответ:</w:t>
+      </w:r>
+    </w:p>
+    <w:p>
+      <w:pPr>
+        <w:keepNext w:val="0"/>
+        <w:spacing w:after="60" w:line="240" w:lineRule="auto"/>
+        <w:jc w:val="both"/>
+      </w:pPr>
+      <w:r>
+        <w:rPr>
+          <w:rFonts w:ascii="Times New Roman" w:hAnsi="Times New Roman" w:eastAsia="Times New Roman"/>
+          <w:b/>
+          <w:sz w:val="28"/>
+        </w:rPr>
+        <w:t xml:space="preserve">№19 </w:t>
       </w:r>
       <w:r>
         <w:rPr>
           <w:rFonts w:ascii="Times New Roman" w:hAnsi="Times New Roman" w:eastAsia="Times New Roman"/>
           <w:b w:val="0"/>
           <w:i w:val="0"/>
-          <w:color w:val="181A1F"/>
           <w:sz w:val="28"/>
         </w:rPr>
-        <w:t xml:space="preserve">3) установление учётной ставки; </w:t>
+        <w:t>Существуют экономические, политические и технологические факторы, влияющие на рост цен. Используя обществоведческие знания и факты общественной жизни, проиллюстрируйте влияние каждого из таких факторов примерами. (В каждом случае сначала укажите фактор, затем приведите соответствующий пример. Каждый пример должен быть сформулирован развёрнуто)</w:t>
       </w:r>
+    </w:p>
+    <w:p>
+      <w:pPr>
+        <w:keepNext w:val="0"/>
+        <w:spacing w:after="60" w:line="240" w:lineRule="auto"/>
+        <w:jc w:val="both"/>
+      </w:pPr>
       <w:r>
         <w:rPr>
           <w:rFonts w:ascii="Times New Roman" w:hAnsi="Times New Roman" w:eastAsia="Times New Roman"/>
-          <w:color w:val="181A1F"/>
+          <w:b w:val="0"/>
+          <w:i w:val="0"/>
           <w:sz w:val="28"/>
         </w:rPr>
-        <w:br/>
+        <w:t>Ответ:</w:t>
+      </w:r>
+    </w:p>
+    <w:p>
+      <w:pPr>
+        <w:keepNext w:val="0"/>
+        <w:spacing w:after="60" w:line="240" w:lineRule="auto"/>
+        <w:jc w:val="both"/>
+      </w:pPr>
+      <w:r>
+        <w:rPr>
+          <w:rFonts w:ascii="Times New Roman" w:hAnsi="Times New Roman" w:eastAsia="Times New Roman"/>
+          <w:b/>
+          <w:sz w:val="28"/>
+        </w:rPr>
+        <w:t xml:space="preserve">№20 </w:t>
       </w:r>
       <w:r>
         <w:rPr>
           <w:rFonts w:ascii="Times New Roman" w:hAnsi="Times New Roman" w:eastAsia="Times New Roman"/>
           <w:b w:val="0"/>
           <w:i w:val="0"/>
-          <w:color w:val="181A1F"/>
           <w:sz w:val="28"/>
         </w:rPr>
-        <w:t xml:space="preserve">4) принятие государственного бюджета; </w:t>
+        <w:t>Приведите три суждения о том, как предпринимательские способности влияют на экономику и общество в целом. (Каждое суждение должно быть сформулировано как распространенное предложение.)</w:t>
       </w:r>
+    </w:p>
+    <w:p>
+      <w:pPr>
+        <w:keepNext w:val="0"/>
+        <w:spacing w:after="60" w:line="240" w:lineRule="auto"/>
+        <w:jc w:val="both"/>
+      </w:pPr>
       <w:r>
         <w:rPr>
           <w:rFonts w:ascii="Times New Roman" w:hAnsi="Times New Roman" w:eastAsia="Times New Roman"/>
-          <w:color w:val="181A1F"/>
+          <w:b w:val="0"/>
+          <w:i w:val="0"/>
           <w:sz w:val="28"/>
         </w:rPr>
-        <w:br/>
+        <w:t>Ответ:</w:t>
+      </w:r>
+    </w:p>
+    <w:p>
+      <w:pPr>
+        <w:keepNext w:val="0"/>
+        <w:spacing w:after="60" w:line="240" w:lineRule="auto"/>
+        <w:jc w:val="both"/>
+      </w:pPr>
+      <w:r>
+        <w:rPr>
+          <w:rFonts w:ascii="Times New Roman" w:hAnsi="Times New Roman" w:eastAsia="Times New Roman"/>
+          <w:b/>
+          <w:sz w:val="28"/>
+        </w:rPr>
+        <w:t xml:space="preserve">№21 </w:t>
       </w:r>
       <w:r>
         <w:rPr>
           <w:rFonts w:ascii="Times New Roman" w:hAnsi="Times New Roman" w:eastAsia="Times New Roman"/>
           <w:b w:val="0"/>
           <w:i w:val="0"/>
-          <w:color w:val="181A1F"/>
           <w:sz w:val="28"/>
         </w:rPr>
-        <w:t xml:space="preserve">5) открытие депозитов; </w:t>
-      </w:r>
-      <w:r>
-        <w:rPr>
-          <w:rFonts w:ascii="Times New Roman" w:hAnsi="Times New Roman" w:eastAsia="Times New Roman"/>
-          <w:color w:val="181A1F"/>
-          <w:sz w:val="28"/>
-        </w:rPr>
-        <w:br/>
-      </w:r>
-      <w:r>
-        <w:rPr>
-          <w:rFonts w:ascii="Times New Roman" w:hAnsi="Times New Roman" w:eastAsia="Times New Roman"/>
-          <w:b w:val="0"/>
-          <w:i w:val="0"/>
-          <w:color w:val="181A1F"/>
-          <w:sz w:val="28"/>
-        </w:rPr>
-        <w:t>6) обеспечение расчётов правительства.</w:t>
+        <w:t xml:space="preserve">На графике изображено изменение ситуации на рынке очков для коррекции зрения. Кривая спроса переместилась из положения D в положение D1 при неизменном предложении S. (На графике P — цена услуги; Q — количество услуги.) </w:t>
       </w:r>
     </w:p>
     <w:p>
       <w:pPr>
-        <w:widowControl/>
-        <w:spacing w:line="240" w:lineRule="auto" w:after="0"/>
+        <w:spacing w:after="80"/>
+        <w:jc w:val="center"/>
       </w:pPr>
       <w:r>
-        <w:rPr>
-          <w:rFonts w:ascii="Times New Roman" w:hAnsi="Times New Roman" w:eastAsia="Times New Roman"/>
-          <w:b w:val="0"/>
-          <w:i w:val="0"/>
-          <w:color w:val="181A1F"/>
-          <w:sz w:val="28"/>
-        </w:rPr>
-        <w:t>Найдите две функции, «выпадающие» из общего ряда, и запишите в таблицу цифры, под которыми они указаны.</w:t>
-      </w:r>
-    </w:p>
-    <w:p>
-      <w:pPr>
-        <w:keepNext/>
-        <w:widowControl/>
-        <w:spacing w:line="240" w:lineRule="auto" w:after="0" w:before="120"/>
-      </w:pPr>
-      <w:r>
-        <w:rPr>
-          <w:rFonts w:ascii="Times New Roman" w:hAnsi="Times New Roman" w:eastAsia="Times New Roman"/>
-          <w:b/>
-          <w:color w:val="181A1F"/>
-          <w:sz w:val="28"/>
-        </w:rPr>
-        <w:t>10.</w:t>
-      </w:r>
-    </w:p>
-    <w:p>
-      <w:pPr>
-        <w:widowControl/>
-        <w:spacing w:line="240" w:lineRule="auto" w:after="0"/>
-      </w:pPr>
-      <w:r>
-        <w:rPr>
-          <w:rFonts w:ascii="Times New Roman" w:hAnsi="Times New Roman" w:eastAsia="Times New Roman"/>
-          <w:b w:val="0"/>
-          <w:i w:val="0"/>
-          <w:color w:val="181A1F"/>
-          <w:sz w:val="28"/>
-        </w:rPr>
-        <w:t>Установите соответствие между примерами и группами доходов в Российской Федерации: к каждой позиции, данной в первом столбце, подберите соответствующую позицию из второго столбца.</w:t>
-      </w:r>
-    </w:p>
-    <w:tbl>
-      <w:tblPr>
-        <w:tblStyle w:val="TableGrid"/>
-        <w:tblW w:type="auto" w:w="0"/>
-        <w:tblLayout w:type="autofit"/>
-        <w:tblLook w:firstColumn="1" w:firstRow="1" w:lastColumn="0" w:lastRow="0" w:noHBand="0" w:noVBand="1" w:val="04A0"/>
-      </w:tblPr>
-      <w:tblGrid>
-        <w:gridCol w:w="5128"/>
-        <w:gridCol w:w="5128"/>
-      </w:tblGrid>
-      <w:tr>
-        <w:tc>
-          <w:tcPr>
-            <w:tcW w:type="dxa" w:w="5128"/>
-          </w:tcPr>
-          <w:p>
-            <w:pPr>
-              <w:spacing w:after="0" w:line="240" w:lineRule="auto"/>
-            </w:pPr>
-            <w:r>
-              <w:rPr>
-                <w:rFonts w:ascii="Times New Roman" w:hAnsi="Times New Roman" w:eastAsia="Times New Roman"/>
-                <w:b/>
-                <w:color w:val="181A1F"/>
-                <w:sz w:val="28"/>
-              </w:rPr>
-              <w:t>ПРИМЕРЫ</w:t>
-            </w:r>
-          </w:p>
-        </w:tc>
-        <w:tc>
-          <w:tcPr>
-            <w:tcW w:type="dxa" w:w="5128"/>
-          </w:tcPr>
-          <w:p>
-            <w:pPr>
-              <w:spacing w:after="0" w:line="240" w:lineRule="auto"/>
-            </w:pPr>
-            <w:r>
-              <w:rPr>
-                <w:rFonts w:ascii="Times New Roman" w:hAnsi="Times New Roman" w:eastAsia="Times New Roman"/>
-                <w:b/>
-                <w:color w:val="181A1F"/>
-                <w:sz w:val="28"/>
-              </w:rPr>
-              <w:t>ГРУППЫ ДОХОДОВ</w:t>
-            </w:r>
-          </w:p>
-        </w:tc>
-      </w:tr>
-      <w:tr>
-        <w:tc>
-          <w:tcPr>
-            <w:tcW w:type="dxa" w:w="5128"/>
-          </w:tcPr>
-          <w:p>
-            <w:pPr>
-              <w:spacing w:after="0" w:line="240" w:lineRule="auto"/>
-            </w:pPr>
-            <w:r>
-              <w:rPr>
-                <w:rFonts w:ascii="Times New Roman" w:hAnsi="Times New Roman" w:eastAsia="Times New Roman"/>
-                <w:color w:val="181A1F"/>
-                <w:sz w:val="28"/>
-              </w:rPr>
-              <w:t>A) сдельная заработная плата</w:t>
-              <w:br/>
-              <w:t>Б) процент по вкладуB) алименты на содержание несовершеннолетнего ребёнка, получаемые налогоплательщиком</w:t>
-              <w:br/>
-              <w:t>Г) страховая пенсия</w:t>
-              <w:br/>
-              <w:t>Д) вознаграждение донору за сданную кровь</w:t>
-            </w:r>
-          </w:p>
-        </w:tc>
-        <w:tc>
-          <w:tcPr>
-            <w:tcW w:type="dxa" w:w="5128"/>
-          </w:tcPr>
-          <w:p>
-            <w:pPr>
-              <w:spacing w:after="0" w:line="240" w:lineRule="auto"/>
-            </w:pPr>
-            <w:r>
-              <w:rPr>
-                <w:rFonts w:ascii="Times New Roman" w:hAnsi="Times New Roman" w:eastAsia="Times New Roman"/>
-                <w:color w:val="181A1F"/>
-                <w:sz w:val="28"/>
-              </w:rPr>
-              <w:t>1) подлежащие налогообложению</w:t>
-              <w:br/>
-              <w:t>2) не подлежащие налогообложению</w:t>
-            </w:r>
-          </w:p>
-        </w:tc>
-      </w:tr>
-    </w:tbl>
-    <w:p>
-      <w:pPr>
-        <w:widowControl/>
-        <w:spacing w:line="240" w:lineRule="auto" w:after="0"/>
-      </w:pPr>
-      <w:r>
-        <w:rPr>
-          <w:rFonts w:ascii="Times New Roman" w:hAnsi="Times New Roman" w:eastAsia="Times New Roman"/>
-          <w:b w:val="0"/>
-          <w:i w:val="0"/>
-          <w:color w:val="181A1F"/>
-          <w:sz w:val="28"/>
-        </w:rPr>
-        <w:t>Запишите в ответ цифры, расположив их в порядке, соответствующем буквам:</w:t>
-      </w:r>
-    </w:p>
-    <w:tbl>
-      <w:tblPr>
-        <w:tblStyle w:val="TableGrid"/>
-        <w:tblW w:type="auto" w:w="0"/>
-        <w:tblLayout w:type="autofit"/>
-        <w:tblLook w:firstColumn="1" w:firstRow="1" w:lastColumn="0" w:lastRow="0" w:noHBand="0" w:noVBand="1" w:val="04A0"/>
-      </w:tblPr>
-      <w:tblGrid>
-        <w:gridCol w:w="2051"/>
-        <w:gridCol w:w="2051"/>
-        <w:gridCol w:w="2051"/>
-        <w:gridCol w:w="2051"/>
-        <w:gridCol w:w="2051"/>
-      </w:tblGrid>
-      <w:tr>
-        <w:tc>
-          <w:tcPr>
-            <w:tcW w:type="dxa" w:w="2051"/>
-          </w:tcPr>
-          <w:p>
-            <w:pPr>
-              <w:spacing w:after="0" w:line="240" w:lineRule="auto"/>
-            </w:pPr>
-            <w:r>
-              <w:rPr>
-                <w:rFonts w:ascii="Times New Roman" w:hAnsi="Times New Roman" w:eastAsia="Times New Roman"/>
-                <w:b/>
-                <w:color w:val="181A1F"/>
-                <w:sz w:val="28"/>
-              </w:rPr>
-              <w:t>A</w:t>
-            </w:r>
-          </w:p>
-        </w:tc>
-        <w:tc>
-          <w:tcPr>
-            <w:tcW w:type="dxa" w:w="2051"/>
-          </w:tcPr>
-          <w:p>
-            <w:pPr>
-              <w:spacing w:after="0" w:line="240" w:lineRule="auto"/>
-            </w:pPr>
-            <w:r>
-              <w:rPr>
-                <w:rFonts w:ascii="Times New Roman" w:hAnsi="Times New Roman" w:eastAsia="Times New Roman"/>
-                <w:b/>
-                <w:color w:val="181A1F"/>
-                <w:sz w:val="28"/>
-              </w:rPr>
-              <w:t>Б</w:t>
-            </w:r>
-          </w:p>
-        </w:tc>
-        <w:tc>
-          <w:tcPr>
-            <w:tcW w:type="dxa" w:w="2051"/>
-          </w:tcPr>
-          <w:p>
-            <w:pPr>
-              <w:spacing w:after="0" w:line="240" w:lineRule="auto"/>
-            </w:pPr>
-            <w:r>
-              <w:rPr>
-                <w:rFonts w:ascii="Times New Roman" w:hAnsi="Times New Roman" w:eastAsia="Times New Roman"/>
-                <w:b/>
-                <w:color w:val="181A1F"/>
-                <w:sz w:val="28"/>
-              </w:rPr>
-              <w:t>В</w:t>
-            </w:r>
-          </w:p>
-        </w:tc>
-        <w:tc>
-          <w:tcPr>
-            <w:tcW w:type="dxa" w:w="2051"/>
-          </w:tcPr>
-          <w:p>
-            <w:pPr>
-              <w:spacing w:after="0" w:line="240" w:lineRule="auto"/>
-            </w:pPr>
-            <w:r>
-              <w:rPr>
-                <w:rFonts w:ascii="Times New Roman" w:hAnsi="Times New Roman" w:eastAsia="Times New Roman"/>
-                <w:b/>
-                <w:color w:val="181A1F"/>
-                <w:sz w:val="28"/>
-              </w:rPr>
-              <w:t>Г</w:t>
-            </w:r>
-          </w:p>
-        </w:tc>
-        <w:tc>
-          <w:tcPr>
-            <w:tcW w:type="dxa" w:w="2051"/>
-          </w:tcPr>
-          <w:p>
-            <w:pPr>
-              <w:spacing w:after="0" w:line="240" w:lineRule="auto"/>
-            </w:pPr>
-            <w:r>
-              <w:rPr>
-                <w:rFonts w:ascii="Times New Roman" w:hAnsi="Times New Roman" w:eastAsia="Times New Roman"/>
-                <w:b/>
-                <w:color w:val="181A1F"/>
-                <w:sz w:val="28"/>
-              </w:rPr>
-              <w:t>Д</w:t>
-            </w:r>
-          </w:p>
-        </w:tc>
-      </w:tr>
-      <w:tr>
-        <w:tc>
-          <w:tcPr>
-            <w:tcW w:type="dxa" w:w="2051"/>
-          </w:tcPr>
-          <w:p>
-            <w:pPr>
-              <w:spacing w:after="0" w:line="240" w:lineRule="auto"/>
-            </w:pPr>
-            <w:r>
-              <w:rPr>
-                <w:rFonts w:ascii="Times New Roman" w:hAnsi="Times New Roman" w:eastAsia="Times New Roman"/>
-                <w:color w:val="181A1F"/>
-                <w:sz w:val="28"/>
-              </w:rPr>
-            </w:r>
-          </w:p>
-        </w:tc>
-        <w:tc>
-          <w:tcPr>
-            <w:tcW w:type="dxa" w:w="2051"/>
-          </w:tcPr>
-          <w:p>
-            <w:pPr>
-              <w:spacing w:after="0" w:line="240" w:lineRule="auto"/>
-            </w:pPr>
-            <w:r>
-              <w:rPr>
-                <w:rFonts w:ascii="Times New Roman" w:hAnsi="Times New Roman" w:eastAsia="Times New Roman"/>
-                <w:color w:val="181A1F"/>
-                <w:sz w:val="28"/>
-              </w:rPr>
-            </w:r>
-          </w:p>
-        </w:tc>
-        <w:tc>
-          <w:tcPr>
-            <w:tcW w:type="dxa" w:w="2051"/>
-          </w:tcPr>
-          <w:p>
-            <w:pPr>
-              <w:spacing w:after="0" w:line="240" w:lineRule="auto"/>
-            </w:pPr>
-            <w:r>
-              <w:rPr>
-                <w:rFonts w:ascii="Times New Roman" w:hAnsi="Times New Roman" w:eastAsia="Times New Roman"/>
-                <w:color w:val="181A1F"/>
-                <w:sz w:val="28"/>
-              </w:rPr>
-            </w:r>
-          </w:p>
-        </w:tc>
-        <w:tc>
-          <w:tcPr>
-            <w:tcW w:type="dxa" w:w="2051"/>
-          </w:tcPr>
-          <w:p>
-            <w:pPr>
-              <w:spacing w:after="0" w:line="240" w:lineRule="auto"/>
-            </w:pPr>
-            <w:r>
-              <w:rPr>
-                <w:rFonts w:ascii="Times New Roman" w:hAnsi="Times New Roman" w:eastAsia="Times New Roman"/>
-                <w:color w:val="181A1F"/>
-                <w:sz w:val="28"/>
-              </w:rPr>
-            </w:r>
-          </w:p>
-        </w:tc>
-        <w:tc>
-          <w:tcPr>
-            <w:tcW w:type="dxa" w:w="2051"/>
-          </w:tcPr>
-          <w:p>
-            <w:pPr>
-              <w:spacing w:after="0" w:line="240" w:lineRule="auto"/>
-            </w:pPr>
-            <w:r>
-              <w:rPr>
-                <w:rFonts w:ascii="Times New Roman" w:hAnsi="Times New Roman" w:eastAsia="Times New Roman"/>
-                <w:color w:val="181A1F"/>
-                <w:sz w:val="28"/>
-              </w:rPr>
-            </w:r>
-          </w:p>
-        </w:tc>
-      </w:tr>
-    </w:tbl>
-    <w:p>
-      <w:pPr>
-        <w:keepNext/>
-        <w:widowControl/>
-        <w:spacing w:line="240" w:lineRule="auto" w:after="0" w:before="120"/>
-      </w:pPr>
-      <w:r>
-        <w:rPr>
-          <w:rFonts w:ascii="Times New Roman" w:hAnsi="Times New Roman" w:eastAsia="Times New Roman"/>
-          <w:b/>
-          <w:color w:val="181A1F"/>
-          <w:sz w:val="28"/>
-        </w:rPr>
-        <w:t>11.</w:t>
-      </w:r>
-    </w:p>
-    <w:p>
-      <w:pPr>
-        <w:widowControl/>
-        <w:spacing w:line="240" w:lineRule="auto" w:after="0"/>
-      </w:pPr>
-      <w:r>
-        <w:rPr>
-          <w:rFonts w:ascii="Times New Roman" w:hAnsi="Times New Roman" w:eastAsia="Times New Roman"/>
-          <w:b w:val="0"/>
-          <w:i w:val="0"/>
-          <w:color w:val="181A1F"/>
-          <w:sz w:val="28"/>
-        </w:rPr>
-        <w:t>Выберите верные суждения о факторах производства и запишите цифры, под которыми они указаны.</w:t>
-      </w:r>
-    </w:p>
-    <w:p>
-      <w:pPr>
-        <w:widowControl/>
-        <w:spacing w:line="240" w:lineRule="auto" w:after="0"/>
-      </w:pPr>
-      <w:r>
-        <w:rPr>
-          <w:rFonts w:ascii="Times New Roman" w:hAnsi="Times New Roman" w:eastAsia="Times New Roman"/>
-          <w:b w:val="0"/>
-          <w:i w:val="0"/>
-          <w:color w:val="181A1F"/>
-          <w:sz w:val="28"/>
-        </w:rPr>
-        <w:t xml:space="preserve">1) Все виды природных ресурсов, имеющихся на планете и пригодных для производства жизненных благ, определяют содержание такого фактора производства, как капитал. </w:t>
-      </w:r>
-    </w:p>
-    <w:p>
-      <w:pPr>
-        <w:widowControl/>
-        <w:spacing w:line="240" w:lineRule="auto" w:after="0"/>
-      </w:pPr>
-      <w:r>
-        <w:rPr>
-          <w:rFonts w:ascii="Times New Roman" w:hAnsi="Times New Roman" w:eastAsia="Times New Roman"/>
-          <w:b w:val="0"/>
-          <w:i w:val="0"/>
-          <w:color w:val="181A1F"/>
-          <w:sz w:val="28"/>
-        </w:rPr>
-        <w:t xml:space="preserve">2) Доход от труда как фактора производства называют заработной платой. </w:t>
-      </w:r>
-    </w:p>
-    <w:p>
-      <w:pPr>
-        <w:widowControl/>
-        <w:spacing w:line="240" w:lineRule="auto" w:after="0"/>
-      </w:pPr>
-      <w:r>
-        <w:rPr>
-          <w:rFonts w:ascii="Times New Roman" w:hAnsi="Times New Roman" w:eastAsia="Times New Roman"/>
-          <w:b w:val="0"/>
-          <w:i w:val="0"/>
-          <w:color w:val="181A1F"/>
-          <w:sz w:val="28"/>
-        </w:rPr>
-        <w:t xml:space="preserve">3) Предпринимательскими способностями называют особые способности человека правильно оценить спрос, скоординировать использование ресурсов и принять на себя риск потери вложенных в дело средств. </w:t>
-      </w:r>
-    </w:p>
-    <w:p>
-      <w:pPr>
-        <w:widowControl/>
-        <w:spacing w:line="240" w:lineRule="auto" w:after="0"/>
-      </w:pPr>
-      <w:r>
-        <w:rPr>
-          <w:rFonts w:ascii="Times New Roman" w:hAnsi="Times New Roman" w:eastAsia="Times New Roman"/>
-          <w:b w:val="0"/>
-          <w:i w:val="0"/>
-          <w:color w:val="181A1F"/>
-          <w:sz w:val="28"/>
-        </w:rPr>
-        <w:t xml:space="preserve">4) Доход от капитала как фактора производства — земельная рента. </w:t>
-      </w:r>
-    </w:p>
-    <w:p>
-      <w:pPr>
-        <w:widowControl/>
-        <w:spacing w:line="240" w:lineRule="auto" w:after="0"/>
-      </w:pPr>
-      <w:r>
-        <w:rPr>
-          <w:rFonts w:ascii="Times New Roman" w:hAnsi="Times New Roman" w:eastAsia="Times New Roman"/>
-          <w:b w:val="0"/>
-          <w:i w:val="0"/>
-          <w:color w:val="181A1F"/>
-          <w:sz w:val="28"/>
-        </w:rPr>
-        <w:t xml:space="preserve">5) Доход от земли как фактора производства называется прибылью. </w:t>
-      </w:r>
-    </w:p>
-    <w:p>
-      <w:pPr>
-        <w:keepNext/>
-        <w:widowControl/>
-        <w:spacing w:line="240" w:lineRule="auto" w:after="0" w:before="120"/>
-      </w:pPr>
-      <w:r>
-        <w:rPr>
-          <w:rFonts w:ascii="Times New Roman" w:hAnsi="Times New Roman" w:eastAsia="Times New Roman"/>
-          <w:b/>
-          <w:color w:val="181A1F"/>
-          <w:sz w:val="28"/>
-        </w:rPr>
-        <w:t>12.</w:t>
-      </w:r>
-    </w:p>
-    <w:p>
-      <w:pPr>
-        <w:widowControl/>
-        <w:spacing w:line="240" w:lineRule="auto" w:after="0"/>
-      </w:pPr>
-      <w:r>
-        <w:rPr>
-          <w:rFonts w:ascii="Times New Roman" w:hAnsi="Times New Roman" w:eastAsia="Times New Roman"/>
-          <w:b w:val="0"/>
-          <w:i w:val="0"/>
-          <w:color w:val="181A1F"/>
-          <w:sz w:val="28"/>
-        </w:rPr>
-        <w:t>Ниже приведён перечень функций, выполняемых банками. Все они, за исключением двух, относятся к сфере деятельности коммерческих банков.</w:t>
-      </w:r>
-    </w:p>
-    <w:p>
-      <w:pPr>
-        <w:widowControl/>
-        <w:spacing w:line="240" w:lineRule="auto" w:after="0"/>
-      </w:pPr>
-      <w:r>
-        <w:rPr>
-          <w:rFonts w:ascii="Times New Roman" w:hAnsi="Times New Roman" w:eastAsia="Times New Roman"/>
-          <w:b w:val="0"/>
-          <w:i w:val="0"/>
-          <w:color w:val="181A1F"/>
-          <w:sz w:val="28"/>
-        </w:rPr>
-        <w:t xml:space="preserve">1) установление ключевой (учётной) ставки процента; </w:t>
-      </w:r>
-    </w:p>
-    <w:p>
-      <w:pPr>
-        <w:widowControl/>
-        <w:spacing w:line="240" w:lineRule="auto" w:after="0"/>
-      </w:pPr>
-      <w:r>
-        <w:rPr>
-          <w:rFonts w:ascii="Times New Roman" w:hAnsi="Times New Roman" w:eastAsia="Times New Roman"/>
-          <w:b w:val="0"/>
-          <w:i w:val="0"/>
-          <w:color w:val="181A1F"/>
-          <w:sz w:val="28"/>
-        </w:rPr>
-        <w:t xml:space="preserve">2) покупка и продажа валюты; </w:t>
-      </w:r>
-    </w:p>
-    <w:p>
-      <w:pPr>
-        <w:widowControl/>
-        <w:spacing w:line="240" w:lineRule="auto" w:after="0"/>
-      </w:pPr>
-      <w:r>
-        <w:rPr>
-          <w:rFonts w:ascii="Times New Roman" w:hAnsi="Times New Roman" w:eastAsia="Times New Roman"/>
-          <w:b w:val="0"/>
-          <w:i w:val="0"/>
-          <w:color w:val="181A1F"/>
-          <w:sz w:val="28"/>
-        </w:rPr>
-        <w:t xml:space="preserve">3) продажа дорожных чеков; </w:t>
-      </w:r>
-    </w:p>
-    <w:p>
-      <w:pPr>
-        <w:widowControl/>
-        <w:spacing w:line="240" w:lineRule="auto" w:after="0"/>
-      </w:pPr>
-      <w:r>
-        <w:rPr>
-          <w:rFonts w:ascii="Times New Roman" w:hAnsi="Times New Roman" w:eastAsia="Times New Roman"/>
-          <w:b w:val="0"/>
-          <w:i w:val="0"/>
-          <w:color w:val="181A1F"/>
-          <w:sz w:val="28"/>
-        </w:rPr>
-        <w:t xml:space="preserve">4) обслуживание счетов фирм; </w:t>
-      </w:r>
-    </w:p>
-    <w:p>
-      <w:pPr>
-        <w:widowControl/>
-        <w:spacing w:line="240" w:lineRule="auto" w:after="0"/>
-      </w:pPr>
-      <w:r>
-        <w:rPr>
-          <w:rFonts w:ascii="Times New Roman" w:hAnsi="Times New Roman" w:eastAsia="Times New Roman"/>
-          <w:b w:val="0"/>
-          <w:i w:val="0"/>
-          <w:color w:val="181A1F"/>
-          <w:sz w:val="28"/>
-        </w:rPr>
-        <w:t xml:space="preserve">5) осуществление эмиссии денег; </w:t>
-      </w:r>
-    </w:p>
-    <w:p>
-      <w:pPr>
-        <w:widowControl/>
-        <w:spacing w:line="240" w:lineRule="auto" w:after="0"/>
-      </w:pPr>
-      <w:r>
-        <w:rPr>
-          <w:rFonts w:ascii="Times New Roman" w:hAnsi="Times New Roman" w:eastAsia="Times New Roman"/>
-          <w:b w:val="0"/>
-          <w:i w:val="0"/>
-          <w:color w:val="181A1F"/>
-          <w:sz w:val="28"/>
-        </w:rPr>
-        <w:t>6) открытие и обслуживание депозитов граждан.</w:t>
-      </w:r>
-    </w:p>
-    <w:p>
-      <w:pPr>
-        <w:widowControl/>
-        <w:spacing w:line="240" w:lineRule="auto" w:after="0"/>
-      </w:pPr>
-      <w:r>
-        <w:rPr>
-          <w:rFonts w:ascii="Times New Roman" w:hAnsi="Times New Roman" w:eastAsia="Times New Roman"/>
-          <w:b w:val="0"/>
-          <w:i w:val="0"/>
-          <w:color w:val="181A1F"/>
-          <w:sz w:val="28"/>
-        </w:rPr>
-        <w:t>Найдите две функции, «выпадающие» из общего ряда, и запишите в таблицу цифры, под которыми они указаны.</w:t>
-      </w:r>
-    </w:p>
-    <w:p>
-      <w:pPr>
-        <w:keepNext/>
-        <w:widowControl/>
-        <w:spacing w:line="240" w:lineRule="auto" w:after="0" w:before="120"/>
-      </w:pPr>
-      <w:r>
-        <w:rPr>
-          <w:rFonts w:ascii="Times New Roman" w:hAnsi="Times New Roman" w:eastAsia="Times New Roman"/>
-          <w:b/>
-          <w:color w:val="181A1F"/>
-          <w:sz w:val="28"/>
-        </w:rPr>
-        <w:t>13.</w:t>
-      </w:r>
-    </w:p>
-    <w:p>
-      <w:pPr>
-        <w:widowControl/>
-        <w:spacing w:line="240" w:lineRule="auto" w:after="0"/>
-      </w:pPr>
-      <w:r>
-        <w:rPr>
-          <w:rFonts w:ascii="Times New Roman" w:hAnsi="Times New Roman" w:eastAsia="Times New Roman"/>
-          <w:b w:val="0"/>
-          <w:i w:val="0"/>
-          <w:color w:val="181A1F"/>
-          <w:sz w:val="28"/>
-        </w:rPr>
-        <w:t>В стране Z сократилось предложение джинсовой одежды на соответствующем рынке. Какие из перечисленных факторов могут вызвать такое изменение? Запишите цифры, под которыми они указаны.</w:t>
-      </w:r>
-    </w:p>
-    <w:p>
-      <w:pPr>
-        <w:widowControl/>
-        <w:spacing w:line="240" w:lineRule="auto" w:after="0"/>
-      </w:pPr>
-      <w:r>
-        <w:rPr>
-          <w:rFonts w:ascii="Times New Roman" w:hAnsi="Times New Roman" w:eastAsia="Times New Roman"/>
-          <w:b w:val="0"/>
-          <w:i w:val="0"/>
-          <w:color w:val="181A1F"/>
-          <w:sz w:val="28"/>
-        </w:rPr>
-        <w:t>1) снижение издержек производства</w:t>
-      </w:r>
-    </w:p>
-    <w:p>
-      <w:pPr>
-        <w:widowControl/>
-        <w:spacing w:line="240" w:lineRule="auto" w:after="0"/>
-      </w:pPr>
-      <w:r>
-        <w:rPr>
-          <w:rFonts w:ascii="Times New Roman" w:hAnsi="Times New Roman" w:eastAsia="Times New Roman"/>
-          <w:b w:val="0"/>
-          <w:i w:val="0"/>
-          <w:color w:val="181A1F"/>
-          <w:sz w:val="28"/>
-        </w:rPr>
-        <w:t>2) появление моды на джинсовую одежду</w:t>
-      </w:r>
-    </w:p>
-    <w:p>
-      <w:pPr>
-        <w:widowControl/>
-        <w:spacing w:line="240" w:lineRule="auto" w:after="0"/>
-      </w:pPr>
-      <w:r>
-        <w:rPr>
-          <w:rFonts w:ascii="Times New Roman" w:hAnsi="Times New Roman" w:eastAsia="Times New Roman"/>
-          <w:b w:val="0"/>
-          <w:i w:val="0"/>
-          <w:color w:val="181A1F"/>
-          <w:sz w:val="28"/>
-        </w:rPr>
-        <w:t xml:space="preserve">3) уменьшение количества продавцов джинсовой одежды на рынке </w:t>
-      </w:r>
-    </w:p>
-    <w:p>
-      <w:pPr>
-        <w:widowControl/>
-        <w:spacing w:line="240" w:lineRule="auto" w:after="0"/>
-      </w:pPr>
-      <w:r>
-        <w:rPr>
-          <w:rFonts w:ascii="Times New Roman" w:hAnsi="Times New Roman" w:eastAsia="Times New Roman"/>
-          <w:b w:val="0"/>
-          <w:i w:val="0"/>
-          <w:color w:val="181A1F"/>
-          <w:sz w:val="28"/>
-        </w:rPr>
-        <w:t xml:space="preserve">4) использование нового высокопроизводительного оборудования </w:t>
-      </w:r>
-    </w:p>
-    <w:p>
-      <w:pPr>
-        <w:widowControl/>
-        <w:spacing w:line="240" w:lineRule="auto" w:after="0"/>
-      </w:pPr>
-      <w:r>
-        <w:rPr>
-          <w:rFonts w:ascii="Times New Roman" w:hAnsi="Times New Roman" w:eastAsia="Times New Roman"/>
-          <w:b w:val="0"/>
-          <w:i w:val="0"/>
-          <w:color w:val="181A1F"/>
-          <w:sz w:val="28"/>
-        </w:rPr>
-        <w:t>5) рост стоимости джинсовой ткани</w:t>
-      </w:r>
-    </w:p>
-    <w:p>
-      <w:pPr>
-        <w:keepNext/>
-        <w:widowControl/>
-        <w:spacing w:line="240" w:lineRule="auto" w:after="0" w:before="120"/>
-      </w:pPr>
-      <w:r>
-        <w:rPr>
-          <w:rFonts w:ascii="Times New Roman" w:hAnsi="Times New Roman" w:eastAsia="Times New Roman"/>
-          <w:b/>
-          <w:color w:val="181A1F"/>
-          <w:sz w:val="28"/>
-        </w:rPr>
-        <w:t>14.</w:t>
-      </w:r>
-    </w:p>
-    <w:p>
-      <w:pPr>
-        <w:widowControl/>
-        <w:spacing w:line="240" w:lineRule="auto" w:after="0"/>
-      </w:pPr>
-      <w:r>
-        <w:rPr>
-          <w:rFonts w:ascii="Times New Roman" w:hAnsi="Times New Roman" w:eastAsia="Times New Roman"/>
-          <w:b w:val="0"/>
-          <w:i w:val="0"/>
-          <w:color w:val="181A1F"/>
-          <w:sz w:val="28"/>
-        </w:rPr>
-        <w:t>Представьте, что Вы помогаете учителю оформить презентацию к уроку обществознания по теме «Налоговая система в Российской Федерации». Один из слайдов называется «Федеральные налоги и сборы». Что из перечисленного Вы включили бы в этот слайд? Запишите цифры, под которыми указаны федеральные налоги и сборы.</w:t>
-      </w:r>
-    </w:p>
-    <w:p>
-      <w:pPr>
-        <w:widowControl/>
-        <w:spacing w:line="240" w:lineRule="auto" w:after="0"/>
-      </w:pPr>
-      <w:r>
-        <w:rPr>
-          <w:rFonts w:ascii="Times New Roman" w:hAnsi="Times New Roman" w:eastAsia="Times New Roman"/>
-          <w:b w:val="0"/>
-          <w:i w:val="0"/>
-          <w:color w:val="181A1F"/>
-          <w:sz w:val="28"/>
-        </w:rPr>
-        <w:t>1) налог на добавленную стоимость</w:t>
-      </w:r>
-    </w:p>
-    <w:p>
-      <w:pPr>
-        <w:widowControl/>
-        <w:spacing w:line="240" w:lineRule="auto" w:after="0"/>
-      </w:pPr>
-      <w:r>
-        <w:rPr>
-          <w:rFonts w:ascii="Times New Roman" w:hAnsi="Times New Roman" w:eastAsia="Times New Roman"/>
-          <w:b w:val="0"/>
-          <w:i w:val="0"/>
-          <w:color w:val="181A1F"/>
-          <w:sz w:val="28"/>
-        </w:rPr>
-        <w:t>2) земельный налог</w:t>
-      </w:r>
-    </w:p>
-    <w:p>
-      <w:pPr>
-        <w:widowControl/>
-        <w:spacing w:line="240" w:lineRule="auto" w:after="0"/>
-      </w:pPr>
-      <w:r>
-        <w:rPr>
-          <w:rFonts w:ascii="Times New Roman" w:hAnsi="Times New Roman" w:eastAsia="Times New Roman"/>
-          <w:b w:val="0"/>
-          <w:i w:val="0"/>
-          <w:color w:val="181A1F"/>
-          <w:sz w:val="28"/>
-        </w:rPr>
-        <w:t>3) налог на прибыль организации</w:t>
-      </w:r>
-    </w:p>
-    <w:p>
-      <w:pPr>
-        <w:widowControl/>
-        <w:spacing w:line="240" w:lineRule="auto" w:after="0"/>
-      </w:pPr>
-      <w:r>
-        <w:rPr>
-          <w:rFonts w:ascii="Times New Roman" w:hAnsi="Times New Roman" w:eastAsia="Times New Roman"/>
-          <w:b w:val="0"/>
-          <w:i w:val="0"/>
-          <w:color w:val="181A1F"/>
-          <w:sz w:val="28"/>
-        </w:rPr>
-        <w:t>4) налог на имущество физических лиц</w:t>
-      </w:r>
-    </w:p>
-    <w:p>
-      <w:pPr>
-        <w:widowControl/>
-        <w:spacing w:line="240" w:lineRule="auto" w:after="0"/>
-      </w:pPr>
-      <w:r>
-        <w:rPr>
-          <w:rFonts w:ascii="Times New Roman" w:hAnsi="Times New Roman" w:eastAsia="Times New Roman"/>
-          <w:b w:val="0"/>
-          <w:i w:val="0"/>
-          <w:color w:val="181A1F"/>
-          <w:sz w:val="28"/>
-        </w:rPr>
-        <w:t>5) акцизы</w:t>
-      </w:r>
-    </w:p>
-    <w:p>
-      <w:pPr>
-        <w:widowControl/>
-        <w:spacing w:line="240" w:lineRule="auto" w:after="0"/>
-      </w:pPr>
-      <w:r>
-        <w:rPr>
-          <w:rFonts w:ascii="Times New Roman" w:hAnsi="Times New Roman" w:eastAsia="Times New Roman"/>
-          <w:b w:val="0"/>
-          <w:i w:val="0"/>
-          <w:color w:val="181A1F"/>
-          <w:sz w:val="28"/>
-        </w:rPr>
-        <w:t>6) водный налог</w:t>
-      </w:r>
-    </w:p>
-    <w:p>
-      <w:pPr>
-        <w:keepNext/>
-        <w:widowControl/>
-        <w:spacing w:line="240" w:lineRule="auto" w:after="0" w:before="120"/>
-      </w:pPr>
-      <w:r>
-        <w:rPr>
-          <w:rFonts w:ascii="Times New Roman" w:hAnsi="Times New Roman" w:eastAsia="Times New Roman"/>
-          <w:b/>
-          <w:color w:val="181A1F"/>
-          <w:sz w:val="28"/>
-        </w:rPr>
-        <w:t>15.</w:t>
-      </w:r>
-    </w:p>
-    <w:p>
-      <w:pPr>
-        <w:widowControl/>
-        <w:spacing w:line="240" w:lineRule="auto" w:after="0"/>
-      </w:pPr>
-      <w:r>
-        <w:rPr>
-          <w:rFonts w:ascii="Times New Roman" w:hAnsi="Times New Roman" w:eastAsia="Times New Roman"/>
-          <w:b w:val="0"/>
-          <w:i w:val="0"/>
-          <w:color w:val="181A1F"/>
-          <w:sz w:val="28"/>
-        </w:rPr>
-        <w:t>Выберите верные суждения о ценных бумагах и запишите цифры, под которыми они указаны.</w:t>
-      </w:r>
-    </w:p>
-    <w:p>
-      <w:pPr>
-        <w:widowControl/>
-        <w:spacing w:line="240" w:lineRule="auto" w:after="0"/>
-      </w:pPr>
-      <w:r>
-        <w:rPr>
-          <w:rFonts w:ascii="Times New Roman" w:hAnsi="Times New Roman" w:eastAsia="Times New Roman"/>
-          <w:b w:val="0"/>
-          <w:i w:val="0"/>
-          <w:color w:val="181A1F"/>
-          <w:sz w:val="28"/>
-        </w:rPr>
-        <w:t>1) Различают ценные бумаги именные и на предъявителя.</w:t>
-      </w:r>
-    </w:p>
-    <w:p>
-      <w:pPr>
-        <w:widowControl/>
-        <w:spacing w:line="240" w:lineRule="auto" w:after="0"/>
-      </w:pPr>
-      <w:r>
-        <w:rPr>
-          <w:rFonts w:ascii="Times New Roman" w:hAnsi="Times New Roman" w:eastAsia="Times New Roman"/>
-          <w:b w:val="0"/>
-          <w:i w:val="0"/>
-          <w:color w:val="181A1F"/>
-          <w:sz w:val="28"/>
-        </w:rPr>
-        <w:t>2) Вексель представляет собой свидетельство о денежном вкладе в банке с обязательством банка о возврате этого вклада и процентов по нему через установленный срок.</w:t>
-      </w:r>
-    </w:p>
-    <w:p>
-      <w:pPr>
-        <w:widowControl/>
-        <w:spacing w:line="240" w:lineRule="auto" w:after="0"/>
-      </w:pPr>
-      <w:r>
-        <w:rPr>
-          <w:rFonts w:ascii="Times New Roman" w:hAnsi="Times New Roman" w:eastAsia="Times New Roman"/>
-          <w:b w:val="0"/>
-          <w:i w:val="0"/>
-          <w:color w:val="181A1F"/>
-          <w:sz w:val="28"/>
-        </w:rPr>
-        <w:t>3) B соответствии с ГК РФ ценной бумагой называют любой документ, выпускаемый государством.</w:t>
-      </w:r>
-    </w:p>
-    <w:p>
-      <w:pPr>
-        <w:widowControl/>
-        <w:spacing w:line="240" w:lineRule="auto" w:after="0"/>
-      </w:pPr>
-      <w:r>
-        <w:rPr>
-          <w:rFonts w:ascii="Times New Roman" w:hAnsi="Times New Roman" w:eastAsia="Times New Roman"/>
-          <w:b w:val="0"/>
-          <w:i w:val="0"/>
-          <w:color w:val="181A1F"/>
-          <w:sz w:val="28"/>
-        </w:rPr>
-        <w:t>4) Ценная бумага, удостоверяющая владение долей в капитале предприятия и дающая права на получение части прибыли предприятия, называется акцией.</w:t>
-      </w:r>
-    </w:p>
-    <w:p>
-      <w:pPr>
-        <w:widowControl/>
-        <w:spacing w:line="240" w:lineRule="auto" w:after="0"/>
-      </w:pPr>
-      <w:r>
-        <w:rPr>
-          <w:rFonts w:ascii="Times New Roman" w:hAnsi="Times New Roman" w:eastAsia="Times New Roman"/>
-          <w:b w:val="0"/>
-          <w:i w:val="0"/>
-          <w:color w:val="181A1F"/>
-          <w:sz w:val="28"/>
-        </w:rPr>
-        <w:t>5) Облигация даёт владельцу право требовать её погашения в установленные сроки.</w:t>
-      </w:r>
-    </w:p>
-    <w:p>
-      <w:pPr>
-        <w:keepNext/>
-        <w:widowControl/>
-        <w:spacing w:line="240" w:lineRule="auto" w:after="0" w:before="120"/>
-      </w:pPr>
-      <w:r>
-        <w:rPr>
-          <w:rFonts w:ascii="Times New Roman" w:hAnsi="Times New Roman" w:eastAsia="Times New Roman"/>
-          <w:b/>
-          <w:color w:val="181A1F"/>
-          <w:sz w:val="28"/>
-        </w:rPr>
-        <w:t>16.</w:t>
-      </w:r>
-    </w:p>
-    <w:p>
-      <w:pPr>
-        <w:widowControl/>
-        <w:spacing w:line="240" w:lineRule="auto" w:after="0"/>
-      </w:pPr>
-      <w:r>
-        <w:rPr>
-          <w:rFonts w:ascii="Times New Roman" w:hAnsi="Times New Roman" w:eastAsia="Times New Roman"/>
-          <w:b w:val="0"/>
-          <w:i w:val="0"/>
-          <w:color w:val="181A1F"/>
-          <w:sz w:val="28"/>
-        </w:rPr>
-        <w:t>В городе мебель для кафе, кондитерских и пекарен поставляют множество фирм. Они предлагают дифференцированную продукцию и отчасти имеют возможности контролировать цены на неё. Найдите в приведённом списке характеристики данного рынка и запишите цифры,</w:t>
-      </w:r>
-    </w:p>
-    <w:p>
-      <w:pPr>
-        <w:widowControl/>
-        <w:spacing w:line="240" w:lineRule="auto" w:after="0"/>
-      </w:pPr>
-      <w:r>
-        <w:rPr>
-          <w:rFonts w:ascii="Times New Roman" w:hAnsi="Times New Roman" w:eastAsia="Times New Roman"/>
-          <w:b w:val="0"/>
-          <w:i w:val="0"/>
-          <w:color w:val="181A1F"/>
-          <w:sz w:val="28"/>
-        </w:rPr>
-        <w:t>под которыми они указаны.</w:t>
-      </w:r>
-    </w:p>
-    <w:p>
-      <w:pPr>
-        <w:widowControl/>
-        <w:spacing w:line="240" w:lineRule="auto" w:after="0"/>
-      </w:pPr>
-      <w:r>
-        <w:rPr>
-          <w:rFonts w:ascii="Times New Roman" w:hAnsi="Times New Roman" w:eastAsia="Times New Roman"/>
-          <w:b w:val="0"/>
-          <w:i w:val="0"/>
-          <w:color w:val="181A1F"/>
-          <w:sz w:val="28"/>
-        </w:rPr>
-        <w:t>1) рынок товаров</w:t>
-      </w:r>
-    </w:p>
-    <w:p>
-      <w:pPr>
-        <w:widowControl/>
-        <w:spacing w:line="240" w:lineRule="auto" w:after="0"/>
-      </w:pPr>
-      <w:r>
-        <w:rPr>
-          <w:rFonts w:ascii="Times New Roman" w:hAnsi="Times New Roman" w:eastAsia="Times New Roman"/>
-          <w:b w:val="0"/>
-          <w:i w:val="0"/>
-          <w:color w:val="181A1F"/>
-          <w:sz w:val="28"/>
-        </w:rPr>
-        <w:t>2) местный рынок</w:t>
-      </w:r>
-    </w:p>
-    <w:p>
-      <w:pPr>
-        <w:widowControl/>
-        <w:spacing w:line="240" w:lineRule="auto" w:after="0"/>
-      </w:pPr>
-      <w:r>
-        <w:rPr>
-          <w:rFonts w:ascii="Times New Roman" w:hAnsi="Times New Roman" w:eastAsia="Times New Roman"/>
-          <w:b w:val="0"/>
-          <w:i w:val="0"/>
-          <w:color w:val="181A1F"/>
-          <w:sz w:val="28"/>
-        </w:rPr>
-        <w:t>3) монополия</w:t>
-      </w:r>
-    </w:p>
-    <w:p>
-      <w:pPr>
-        <w:widowControl/>
-        <w:spacing w:line="240" w:lineRule="auto" w:after="0"/>
-      </w:pPr>
-      <w:r>
-        <w:rPr>
-          <w:rFonts w:ascii="Times New Roman" w:hAnsi="Times New Roman" w:eastAsia="Times New Roman"/>
-          <w:b w:val="0"/>
-          <w:i w:val="0"/>
-          <w:color w:val="181A1F"/>
-          <w:sz w:val="28"/>
-        </w:rPr>
-        <w:t>4) рынок информации</w:t>
-      </w:r>
-    </w:p>
-    <w:p>
-      <w:pPr>
-        <w:widowControl/>
-        <w:spacing w:line="240" w:lineRule="auto" w:after="0"/>
-      </w:pPr>
-      <w:r>
-        <w:rPr>
-          <w:rFonts w:ascii="Times New Roman" w:hAnsi="Times New Roman" w:eastAsia="Times New Roman"/>
-          <w:b w:val="0"/>
-          <w:i w:val="0"/>
-          <w:color w:val="181A1F"/>
-          <w:sz w:val="28"/>
-        </w:rPr>
-        <w:t>5) дефицит товаров</w:t>
-      </w:r>
-    </w:p>
-    <w:p>
-      <w:pPr>
-        <w:widowControl/>
-        <w:spacing w:line="240" w:lineRule="auto" w:after="0"/>
-      </w:pPr>
-      <w:r>
-        <w:rPr>
-          <w:rFonts w:ascii="Times New Roman" w:hAnsi="Times New Roman" w:eastAsia="Times New Roman"/>
-          <w:b w:val="0"/>
-          <w:i w:val="0"/>
-          <w:color w:val="181A1F"/>
-          <w:sz w:val="28"/>
-        </w:rPr>
-        <w:t>6) монополистическая конкуренция</w:t>
-      </w:r>
-    </w:p>
-    <w:p>
-      <w:pPr>
-        <w:widowControl/>
-        <w:spacing w:line="240" w:lineRule="auto" w:after="0"/>
-      </w:pPr>
-      <w:r>
-        <w:rPr>
-          <w:rFonts w:ascii="Times New Roman" w:hAnsi="Times New Roman" w:eastAsia="Times New Roman"/>
-          <w:color w:val="181A1F"/>
-          <w:sz w:val="28"/>
-        </w:rPr>
-        <w:br w:type="page"/>
-      </w:r>
-    </w:p>
-    <w:p>
-      <w:pPr>
-        <w:pStyle w:val="Heading1"/>
-        <w:keepNext/>
-        <w:widowControl/>
-        <w:spacing w:line="240" w:lineRule="auto" w:after="60" w:before="160"/>
-      </w:pPr>
-      <w:r>
-        <w:rPr>
-          <w:rFonts w:ascii="Times New Roman" w:hAnsi="Times New Roman" w:eastAsia="Times New Roman"/>
-          <w:b/>
-          <w:color w:val="181A1F"/>
-          <w:sz w:val="28"/>
-        </w:rPr>
-        <w:t>Часть 2</w:t>
-      </w:r>
-    </w:p>
-    <w:p>
-      <w:pPr>
-        <w:widowControl/>
-        <w:spacing w:line="240" w:lineRule="auto" w:after="0"/>
-      </w:pPr>
-      <w:r>
-        <w:rPr>
-          <w:rFonts w:ascii="Times New Roman" w:hAnsi="Times New Roman" w:eastAsia="Times New Roman"/>
-          <w:color w:val="181A1F"/>
-          <w:sz w:val="28"/>
-        </w:rPr>
-        <w:t>Для заданий 17–25 запишите полный развёрнутый ответ. Каждый вопрос самодостаточен и тематически соответствует варианту.</w:t>
-      </w:r>
-    </w:p>
-    <w:p>
-      <w:pPr>
-        <w:keepNext/>
-        <w:widowControl/>
-        <w:spacing w:line="240" w:lineRule="auto" w:after="0" w:before="120"/>
-      </w:pPr>
-      <w:r>
-        <w:rPr>
-          <w:rFonts w:ascii="Times New Roman" w:hAnsi="Times New Roman" w:eastAsia="Times New Roman"/>
-          <w:b/>
-          <w:color w:val="181A1F"/>
-          <w:sz w:val="28"/>
-        </w:rPr>
-        <w:t>17.</w:t>
-      </w:r>
-    </w:p>
-    <w:p>
-      <w:pPr>
-        <w:widowControl/>
-        <w:spacing w:line="240" w:lineRule="auto" w:after="0"/>
-      </w:pPr>
-      <w:r>
-        <w:rPr>
-          <w:rFonts w:ascii="Times New Roman" w:hAnsi="Times New Roman" w:eastAsia="Times New Roman"/>
-          <w:b w:val="0"/>
-          <w:i w:val="0"/>
-          <w:color w:val="181A1F"/>
-          <w:sz w:val="28"/>
-        </w:rPr>
-        <w:t>Какие два показателя экономического благосостояния рассмотрены в тексте? Что, по мнению автора, является основой материального благополучия населения? Что автор называет достатком?</w:t>
-      </w:r>
-    </w:p>
-    <w:p>
-      <w:pPr>
-        <w:widowControl/>
-        <w:spacing w:line="240" w:lineRule="auto" w:after="0"/>
-      </w:pPr>
-      <w:r>
-        <w:rPr>
-          <w:rFonts w:ascii="Times New Roman" w:hAnsi="Times New Roman" w:eastAsia="Times New Roman"/>
-          <w:b w:val="0"/>
-          <w:i w:val="0"/>
-          <w:color w:val="181A1F"/>
-          <w:sz w:val="28"/>
-        </w:rPr>
-        <w:t>Переход к рыночным отношениям повлек значительные изменения в регулировании доходов, которые в первую очередь и определяют благосостояние людей. Прежде всего, уменьшилась роль государства в этой области, расширилась самостоятельность регионов и предприятий, а также повысилась значимость рыночных регуляторов…</w:t>
-      </w:r>
-    </w:p>
-    <w:p>
-      <w:pPr>
-        <w:widowControl/>
-        <w:spacing w:line="240" w:lineRule="auto" w:after="0"/>
-      </w:pPr>
-      <w:r>
-        <w:rPr>
-          <w:rFonts w:ascii="Times New Roman" w:hAnsi="Times New Roman" w:eastAsia="Times New Roman"/>
-          <w:b w:val="0"/>
-          <w:i w:val="0"/>
-          <w:color w:val="181A1F"/>
-          <w:sz w:val="28"/>
-        </w:rPr>
-        <w:t>Качество жизни зависит от множества факторов, начиная от места проживания человека и заканчивая общей социально-экономической и экологической ситуацией, а также состоянием политических дел в стране. На качество жизни в той или иной степени могут влиять демографическая ситуация, жилищно-бытовые и производственные условия, объём и качество потребительских товаров и т.д. Все наиболее значимые факторы можно объединить в группы: экономические, социальные, экологические и научно-технические факторы.</w:t>
-      </w:r>
-    </w:p>
-    <w:p>
-      <w:pPr>
-        <w:widowControl/>
-        <w:spacing w:line="240" w:lineRule="auto" w:after="0"/>
-      </w:pPr>
-      <w:r>
-        <w:rPr>
-          <w:rFonts w:ascii="Times New Roman" w:hAnsi="Times New Roman" w:eastAsia="Times New Roman"/>
-          <w:b w:val="0"/>
-          <w:i w:val="0"/>
-          <w:color w:val="181A1F"/>
-          <w:sz w:val="28"/>
-        </w:rPr>
-        <w:t>В зависимости от степени удовлетворения потребностей в экономике принято выделять разные уровни жизни населения: достаток – пользование благами, обеспечивающими всестороннее развитие человека; нормальный уровень – рациональное потребление по научно обоснованным нормам, обеспечивающее человеку восстановление его физических и интеллектуальных сил; бедность – потребление благ на уровне сохранения работоспособности как низшей границы воспроизводства рабочей силы; нищета – потребление минимально допустимого по биологическим критериям набора благ и услуг, которые позволяют лишь поддерживать жизнеспособность человека.</w:t>
-      </w:r>
-    </w:p>
-    <w:p>
-      <w:pPr>
-        <w:widowControl/>
-        <w:spacing w:line="240" w:lineRule="auto" w:after="0"/>
-      </w:pPr>
-      <w:r>
-        <w:rPr>
-          <w:rFonts w:ascii="Times New Roman" w:hAnsi="Times New Roman" w:eastAsia="Times New Roman"/>
-          <w:b w:val="0"/>
-          <w:i w:val="0"/>
-          <w:color w:val="181A1F"/>
-          <w:sz w:val="28"/>
-        </w:rPr>
-        <w:t>Население, адаптируясь к рыночным условиям, использует различные дополнительные источники получения доходов, включая поступления из личных подсобных хозяйств, от предпринимательской деятельности и т.д.</w:t>
-      </w:r>
-    </w:p>
-    <w:p>
-      <w:pPr>
-        <w:widowControl/>
-        <w:spacing w:line="240" w:lineRule="auto" w:after="0"/>
-      </w:pPr>
-      <w:r>
-        <w:rPr>
-          <w:rFonts w:ascii="Times New Roman" w:hAnsi="Times New Roman" w:eastAsia="Times New Roman"/>
-          <w:b w:val="0"/>
-          <w:i w:val="0"/>
-          <w:color w:val="181A1F"/>
-          <w:sz w:val="28"/>
-        </w:rPr>
-        <w:t>В результате меняется структура денежных доходов населения. Основой материального благополучия населения являются денежные доходы.</w:t>
-      </w:r>
-    </w:p>
-    <w:p>
-      <w:pPr>
-        <w:widowControl/>
-        <w:spacing w:line="240" w:lineRule="auto" w:after="0"/>
-      </w:pPr>
-      <w:r>
-        <w:rPr>
-          <w:rFonts w:ascii="Times New Roman" w:hAnsi="Times New Roman" w:eastAsia="Times New Roman"/>
-          <w:b w:val="0"/>
-          <w:i w:val="0"/>
-          <w:color w:val="181A1F"/>
-          <w:sz w:val="28"/>
-        </w:rPr>
-        <w:t>На уровне домохозяйств денежные доходы отдельных их членов накапливаются, определяя материальную основу жизни семьи – бюджет. Объем и структура доходных статей бюджета составляют важнейшую характеристику уровня и качества жизни.</w:t>
-      </w:r>
-    </w:p>
-    <w:p>
-      <w:pPr>
-        <w:widowControl/>
-        <w:spacing w:line="240" w:lineRule="auto" w:after="0"/>
-      </w:pPr>
-      <w:r>
-        <w:rPr>
-          <w:rFonts w:ascii="Times New Roman" w:hAnsi="Times New Roman" w:eastAsia="Times New Roman"/>
-          <w:b w:val="0"/>
-          <w:i w:val="0"/>
-          <w:color w:val="181A1F"/>
-          <w:sz w:val="28"/>
-        </w:rPr>
-        <w:t>(Н.С. Михайлова)</w:t>
-      </w:r>
-    </w:p>
-    <w:p>
-      <w:pPr>
-        <w:widowControl/>
-        <w:spacing w:line="240" w:lineRule="auto" w:after="0"/>
-      </w:pPr>
-      <w:r>
-        <w:rPr>
-          <w:rFonts w:ascii="Times New Roman" w:hAnsi="Times New Roman" w:eastAsia="Times New Roman"/>
-          <w:color w:val="181A1F"/>
-          <w:sz w:val="28"/>
-        </w:rPr>
-        <w:t>Ответ:</w:t>
-      </w:r>
-    </w:p>
-    <w:p>
-      <w:pPr>
-        <w:keepNext/>
-        <w:widowControl/>
-        <w:spacing w:line="240" w:lineRule="auto" w:after="0" w:before="120"/>
-      </w:pPr>
-      <w:r>
-        <w:rPr>
-          <w:rFonts w:ascii="Times New Roman" w:hAnsi="Times New Roman" w:eastAsia="Times New Roman"/>
-          <w:b/>
-          <w:color w:val="181A1F"/>
-          <w:sz w:val="28"/>
-        </w:rPr>
-        <w:t>18.</w:t>
-      </w:r>
-    </w:p>
-    <w:p>
-      <w:pPr>
-        <w:widowControl/>
-        <w:spacing w:line="240" w:lineRule="auto" w:after="0"/>
-      </w:pPr>
-      <w:r>
-        <w:rPr>
-          <w:rFonts w:ascii="Times New Roman" w:hAnsi="Times New Roman" w:eastAsia="Times New Roman"/>
-          <w:b w:val="0"/>
-          <w:i w:val="0"/>
-          <w:color w:val="181A1F"/>
-          <w:sz w:val="28"/>
-        </w:rPr>
-        <w:t>Постиндустриальная теория условно делит всю историю человечества на три большие эпохи, соответствующие обществам доиндустриальному (традиционному), индустриальному и постиндустриальному. В логике этой теории доиндустриальное общество базируется на взаимодействиях индивидов с природой, индустриальное — на взаимодействиях индивидов с преобразованной ими природой, в частности с техникой, искусственно созданными ландшафтами, зданиями и сооружениями, а постиндустриальное общество — на взаимодействиях между индивидами.</w:t>
-      </w:r>
-    </w:p>
-    <w:p>
-      <w:pPr>
-        <w:widowControl/>
-        <w:spacing w:line="240" w:lineRule="auto" w:after="0"/>
-      </w:pPr>
-      <w:r>
-        <w:rPr>
-          <w:rFonts w:ascii="Times New Roman" w:hAnsi="Times New Roman" w:eastAsia="Times New Roman"/>
-          <w:b w:val="0"/>
-          <w:i w:val="0"/>
-          <w:color w:val="181A1F"/>
-          <w:sz w:val="28"/>
-        </w:rPr>
-        <w:t>В доиндустриальном обществе основным типом производственной деятельности является добыча и изготовление продуктов, в индустриальном — последовательная обработка сырья и продуктов для получения окончательного продукта, в постиндустриальном к последовательной обработке добавляется высокий уровень автоматизации производства.</w:t>
-      </w:r>
-    </w:p>
-    <w:p>
-      <w:pPr>
-        <w:widowControl/>
-        <w:spacing w:line="240" w:lineRule="auto" w:after="0"/>
-      </w:pPr>
-      <w:r>
-        <w:rPr>
-          <w:rFonts w:ascii="Times New Roman" w:hAnsi="Times New Roman" w:eastAsia="Times New Roman"/>
-          <w:b w:val="0"/>
-          <w:i w:val="0"/>
-          <w:color w:val="181A1F"/>
-          <w:sz w:val="28"/>
-        </w:rPr>
-        <w:t>Наиболее распространённый тип экономической деятельности в доиндустриальном обществе — натуральное хозяйство или ручное производство продуктов, в индустриальном обществе — крупное машинное производство, а в постиндустриальном обществе — предоставление разнообразных услуг.</w:t>
-      </w:r>
-    </w:p>
-    <w:p>
-      <w:pPr>
-        <w:widowControl/>
-        <w:spacing w:line="240" w:lineRule="auto" w:after="0"/>
-      </w:pPr>
-      <w:r>
-        <w:rPr>
-          <w:rFonts w:ascii="Times New Roman" w:hAnsi="Times New Roman" w:eastAsia="Times New Roman"/>
-          <w:b w:val="0"/>
-          <w:i w:val="0"/>
-          <w:color w:val="181A1F"/>
-          <w:sz w:val="28"/>
-        </w:rPr>
-        <w:t>Каждый последующий этап развития экономики не отменяет, включает предыдущие. Новые экономические уклады всегда формировались внутри предшествующих, то есть производство благ, менее зависимых от природной среды, постепенно обретало товарные формы и становилось всё более значимым в общем объеме валового внутреннего продукта. Переход к следующему этапу экономического развития происходил, когда доля этого нового экономического уклада начинала доминировать. Но предшествующие экономические уклады не исчезали полностью из структуры экономики. Поэтому постиндустриальная экономика включает индустриальные отрасли и сельское хозяйство, обеспечивающие материальную основу развития общества и государства.</w:t>
-      </w:r>
-    </w:p>
-    <w:p>
-      <w:pPr>
-        <w:widowControl/>
-        <w:spacing w:line="240" w:lineRule="auto" w:after="0"/>
-      </w:pPr>
-      <w:r>
-        <w:rPr>
-          <w:rFonts w:ascii="Times New Roman" w:hAnsi="Times New Roman" w:eastAsia="Times New Roman"/>
-          <w:b w:val="0"/>
-          <w:i w:val="0"/>
-          <w:color w:val="181A1F"/>
-          <w:sz w:val="28"/>
-        </w:rPr>
-        <w:t>Но в постиндустриальной экономике решающими условиями достижения успеха становятся информация и знания, высокий уровень автоматизации производства, наукоёмкие технологии, предоставление услуг, среди которых постоянно появляются и развиваются новые, отсутствовавшие на ранних этапах развития общества. Поэтому эти сферы экономики более приоритетны для развития постиндустриального общества, чем сфера материального производства.</w:t>
-      </w:r>
-    </w:p>
-    <w:p>
-      <w:pPr>
-        <w:widowControl/>
-        <w:spacing w:line="240" w:lineRule="auto" w:after="0"/>
-      </w:pPr>
-      <w:r>
-        <w:rPr>
-          <w:rFonts w:ascii="Times New Roman" w:hAnsi="Times New Roman" w:eastAsia="Times New Roman"/>
-          <w:b w:val="0"/>
-          <w:i w:val="0"/>
-          <w:color w:val="181A1F"/>
-          <w:sz w:val="28"/>
-        </w:rPr>
-        <w:t>Постиндустриальное общество, в том числе и через экономическую</w:t>
-      </w:r>
-    </w:p>
-    <w:p>
-      <w:pPr>
-        <w:widowControl/>
-        <w:spacing w:line="240" w:lineRule="auto" w:after="0"/>
-      </w:pPr>
-      <w:r>
-        <w:rPr>
-          <w:rFonts w:ascii="Times New Roman" w:hAnsi="Times New Roman" w:eastAsia="Times New Roman"/>
-          <w:b w:val="0"/>
-          <w:i w:val="0"/>
-          <w:color w:val="181A1F"/>
-          <w:sz w:val="28"/>
-        </w:rPr>
-        <w:t>деятельность, стимулирует и развивает стремление индивидов к саморазвитию, к реализации своих способностей и качеств. (По В.Л. Римскому)</w:t>
-      </w:r>
-    </w:p>
-    <w:p>
-      <w:pPr>
-        <w:widowControl/>
-        <w:spacing w:line="240" w:lineRule="auto" w:after="0"/>
-      </w:pPr>
-      <w:r>
-        <w:rPr>
-          <w:rFonts w:ascii="Times New Roman" w:hAnsi="Times New Roman" w:eastAsia="Times New Roman"/>
-          <w:b w:val="0"/>
-          <w:i w:val="0"/>
-          <w:color w:val="181A1F"/>
-          <w:sz w:val="28"/>
-        </w:rPr>
-        <w:t>В тексте упомянуты ключевые понятия социально-гуманитарных наук.</w:t>
-      </w:r>
-    </w:p>
-    <w:p>
-      <w:pPr>
-        <w:widowControl/>
-        <w:spacing w:line="240" w:lineRule="auto" w:after="0"/>
-      </w:pPr>
-      <w:r>
-        <w:rPr>
-          <w:rFonts w:ascii="Times New Roman" w:hAnsi="Times New Roman" w:eastAsia="Times New Roman"/>
-          <w:b w:val="0"/>
-          <w:i w:val="0"/>
-          <w:color w:val="181A1F"/>
-          <w:sz w:val="28"/>
-        </w:rPr>
-        <w:t>Используя обществоведческие знания,</w:t>
-      </w:r>
-    </w:p>
-    <w:p>
-      <w:pPr>
-        <w:widowControl/>
-        <w:spacing w:line="240" w:lineRule="auto" w:after="0"/>
-      </w:pPr>
-      <w:r>
-        <w:rPr>
-          <w:rFonts w:ascii="Times New Roman" w:hAnsi="Times New Roman" w:eastAsia="Times New Roman"/>
-          <w:b w:val="0"/>
-          <w:i w:val="0"/>
-          <w:color w:val="181A1F"/>
-          <w:sz w:val="28"/>
-        </w:rPr>
-        <w:t>— укажите не менее двух основных характеристик ВВП как макроэкономического показателя;</w:t>
-      </w:r>
-    </w:p>
-    <w:p>
-      <w:pPr>
-        <w:widowControl/>
-        <w:spacing w:line="240" w:lineRule="auto" w:after="0"/>
-      </w:pPr>
-      <w:r>
-        <w:rPr>
-          <w:rFonts w:ascii="Times New Roman" w:hAnsi="Times New Roman" w:eastAsia="Times New Roman"/>
-          <w:b w:val="0"/>
-          <w:i w:val="0"/>
-          <w:color w:val="181A1F"/>
-          <w:sz w:val="28"/>
-        </w:rPr>
-        <w:t>— объясните связь упомянутого автором механизма воздействия постиндустриального общества на индивида через экономическую деятельность с развитием системы дополнительного образования. (Объяснение может быть дано в одном или нескольких распространённых предложениях.)</w:t>
-      </w:r>
-    </w:p>
-    <w:p>
-      <w:pPr>
-        <w:widowControl/>
-        <w:spacing w:line="240" w:lineRule="auto" w:after="0"/>
-      </w:pPr>
-      <w:r>
-        <w:rPr>
-          <w:rFonts w:ascii="Times New Roman" w:hAnsi="Times New Roman" w:eastAsia="Times New Roman"/>
-          <w:color w:val="181A1F"/>
-          <w:sz w:val="28"/>
-        </w:rPr>
-        <w:t>Ответ:</w:t>
-      </w:r>
-    </w:p>
-    <w:p>
-      <w:pPr>
-        <w:keepNext/>
-        <w:widowControl/>
-        <w:spacing w:line="240" w:lineRule="auto" w:after="0" w:before="120"/>
-      </w:pPr>
-      <w:r>
-        <w:rPr>
-          <w:rFonts w:ascii="Times New Roman" w:hAnsi="Times New Roman" w:eastAsia="Times New Roman"/>
-          <w:b/>
-          <w:color w:val="181A1F"/>
-          <w:sz w:val="28"/>
-        </w:rPr>
-        <w:t>19.</w:t>
-      </w:r>
-    </w:p>
-    <w:p>
-      <w:pPr>
-        <w:widowControl/>
-        <w:spacing w:line="240" w:lineRule="auto" w:after="0"/>
-      </w:pPr>
-      <w:r>
-        <w:rPr>
-          <w:rFonts w:ascii="Times New Roman" w:hAnsi="Times New Roman" w:eastAsia="Times New Roman"/>
-          <w:b w:val="0"/>
-          <w:i w:val="0"/>
-          <w:color w:val="181A1F"/>
-          <w:sz w:val="28"/>
-        </w:rPr>
-        <w:t>На графике изображено изменение ситуации на рынке куриного мяса в стране Z. Кривая предложения переместилась из положения S в положение S1 при неизменном спросе D. (На графике Р — цена товара; Q — количество товара).</w:t>
-      </w:r>
-    </w:p>
-    <w:p>
-      <w:pPr>
-        <w:widowControl/>
-        <w:spacing w:line="240" w:lineRule="auto" w:after="0"/>
-        <w:jc w:val="center"/>
-      </w:pPr>
-      <w:r>
-        <w:rPr>
-          <w:rFonts w:ascii="Times New Roman" w:hAnsi="Times New Roman" w:eastAsia="Times New Roman"/>
-          <w:color w:val="181A1F"/>
-          <w:sz w:val="28"/>
-        </w:rPr>
         <w:drawing>
           <wp:inline xmlns:a="http://schemas.openxmlformats.org/drawingml/2006/main" xmlns:pic="http://schemas.openxmlformats.org/drawingml/2006/picture">
-            <wp:extent cx="5400000" cy="5400000"/>
-            <wp:docPr id="1" name="Picture 1"/>
+            <wp:extent cx="3348000" cy="3348000"/>
+            <wp:docPr id="2" name="Picture 2"/>
             <wp:cNvGraphicFramePr>
               <a:graphicFrameLocks noChangeAspect="1"/>
             </wp:cNvGraphicFramePr>
@@ -3494,11 +3816,11 @@
               <a:graphicData uri="http://schemas.openxmlformats.org/drawingml/2006/picture">
                 <pic:pic>
                   <pic:nvPicPr>
-                    <pic:cNvPr id="0" name="asset-0027.png"/>
+                    <pic:cNvPr id="0" name="asset-0109.png"/>
                     <pic:cNvPicPr/>
                   </pic:nvPicPr>
                   <pic:blipFill>
-                    <a:blip r:embed="rId9"/>
+                    <a:blip r:embed="rId10"/>
                     <a:stretch>
                       <a:fillRect/>
                     </a:stretch>
@@ -3506,7 +3828,7 @@
                   <pic:spPr>
                     <a:xfrm>
                       <a:off x="0" y="0"/>
-                      <a:ext cx="5400000" cy="5400000"/>
+                      <a:ext cx="3348000" cy="3348000"/>
                     </a:xfrm>
                     <a:prstGeom prst="rect"/>
                   </pic:spPr>
@@ -3519,15 +3841,15 @@
     </w:p>
     <w:p>
       <w:pPr>
-        <w:widowControl/>
-        <w:spacing w:line="240" w:lineRule="auto" w:after="0"/>
+        <w:keepNext w:val="0"/>
+        <w:spacing w:after="60" w:line="240" w:lineRule="auto"/>
+        <w:jc w:val="both"/>
       </w:pPr>
       <w:r>
         <w:rPr>
           <w:rFonts w:ascii="Times New Roman" w:hAnsi="Times New Roman" w:eastAsia="Times New Roman"/>
           <w:b w:val="0"/>
           <w:i w:val="0"/>
-          <w:color w:val="181A1F"/>
           <w:sz w:val="28"/>
         </w:rPr>
         <w:t xml:space="preserve">Как изменилась равновесная цена? </w:t>
@@ -3535,45 +3857,47 @@
     </w:p>
     <w:p>
       <w:pPr>
-        <w:widowControl/>
-        <w:spacing w:line="240" w:lineRule="auto" w:after="0"/>
+        <w:keepNext w:val="0"/>
+        <w:spacing w:after="60" w:line="240" w:lineRule="auto"/>
+        <w:jc w:val="both"/>
       </w:pPr>
       <w:r>
         <w:rPr>
           <w:rFonts w:ascii="Times New Roman" w:hAnsi="Times New Roman" w:eastAsia="Times New Roman"/>
           <w:b w:val="0"/>
           <w:i w:val="0"/>
-          <w:color w:val="181A1F"/>
           <w:sz w:val="28"/>
         </w:rPr>
-        <w:t xml:space="preserve">Что могло вызвать изменение предложения? Сначала укажите любое одно обстоятельство (фактор), затем объясните его влияние на предложение (обязательно укажите характер изменения предложения). (Объяснение должно быть дано применительно к рынку, указанному в тексте задания.) </w:t>
+        <w:t xml:space="preserve">Что могло вызвать изменение спроса? Сначала укажите любое одно обстоятельство (фактор), затем объясните его влияние на спрос (обязательно укажите характер изменения спроса). (Объяснение должно быть дано применительно к рынку, указанному в тексте задания.) </w:t>
       </w:r>
     </w:p>
     <w:p>
       <w:pPr>
-        <w:widowControl/>
-        <w:spacing w:line="240" w:lineRule="auto" w:after="0"/>
+        <w:keepNext w:val="0"/>
+        <w:spacing w:after="60" w:line="240" w:lineRule="auto"/>
+        <w:jc w:val="both"/>
       </w:pPr>
       <w:r>
         <w:rPr>
           <w:rFonts w:ascii="Times New Roman" w:hAnsi="Times New Roman" w:eastAsia="Times New Roman"/>
           <w:b w:val="0"/>
           <w:i w:val="0"/>
-          <w:color w:val="181A1F"/>
           <w:sz w:val="28"/>
         </w:rPr>
-        <w:t>Как изменятся спрос и равновесная цена на данном рынке, если при прочих равных условиях в стране Z увеличится численность вегетарианцев?</w:t>
+        <w:t>Как изменятся предложение и равновесная цена на данном рынке, если при прочих равных условиях появится инновационная технология производства очков для коррекции зрения?</w:t>
       </w:r>
     </w:p>
     <w:p>
       <w:pPr>
-        <w:widowControl/>
-        <w:spacing w:line="240" w:lineRule="auto" w:after="0"/>
+        <w:keepNext w:val="0"/>
+        <w:spacing w:after="60" w:line="240" w:lineRule="auto"/>
+        <w:jc w:val="both"/>
       </w:pPr>
       <w:r>
         <w:rPr>
           <w:rFonts w:ascii="Times New Roman" w:hAnsi="Times New Roman" w:eastAsia="Times New Roman"/>
-          <w:color w:val="181A1F"/>
+          <w:b w:val="0"/>
+          <w:i w:val="0"/>
           <w:sz w:val="28"/>
         </w:rPr>
         <w:t>Ответ:</w:t>
@@ -3581,45 +3905,55 @@
     </w:p>
     <w:p>
       <w:pPr>
-        <w:keepNext/>
-        <w:widowControl/>
-        <w:spacing w:line="240" w:lineRule="auto" w:after="0" w:before="120"/>
+        <w:keepNext w:val="0"/>
+        <w:spacing w:after="60" w:line="240" w:lineRule="auto"/>
+        <w:jc w:val="both"/>
       </w:pPr>
       <w:r>
         <w:rPr>
           <w:rFonts w:ascii="Times New Roman" w:hAnsi="Times New Roman" w:eastAsia="Times New Roman"/>
           <w:b/>
-          <w:color w:val="181A1F"/>
           <w:sz w:val="28"/>
         </w:rPr>
-        <w:t>20.</w:t>
+        <w:t xml:space="preserve">№22 </w:t>
       </w:r>
-    </w:p>
-    <w:p>
-      <w:pPr>
-        <w:widowControl/>
-        <w:spacing w:line="240" w:lineRule="auto" w:after="0"/>
-      </w:pPr>
       <w:r>
         <w:rPr>
           <w:rFonts w:ascii="Times New Roman" w:hAnsi="Times New Roman" w:eastAsia="Times New Roman"/>
           <w:b w:val="0"/>
           <w:i w:val="0"/>
-          <w:color w:val="181A1F"/>
           <w:sz w:val="28"/>
         </w:rPr>
-        <w:t>В популярном ток-шоу обсуждалась тема занятости женщин в сфере общественного производства. В частности, было высказано мнение, что есть сферы деятельности, в которых женский труд в принципе не должен использоваться. Используя обществоведческие знания, приведите по два возможных аргумента сторонников и противников этого мнения. (Каждый аргумент должен быть сформулирован как распространённое предложение.)</w:t>
+        <w:t xml:space="preserve">Государство Z переживает экономический подъём. Промышленность в своем развитии опережает сельское хозяйство. Законом установлено господство государственной собственности. </w:t>
       </w:r>
     </w:p>
     <w:p>
       <w:pPr>
-        <w:widowControl/>
-        <w:spacing w:line="240" w:lineRule="auto" w:after="0"/>
+        <w:keepNext w:val="0"/>
+        <w:spacing w:after="60" w:line="240" w:lineRule="auto"/>
+        <w:jc w:val="both"/>
       </w:pPr>
       <w:r>
         <w:rPr>
           <w:rFonts w:ascii="Times New Roman" w:hAnsi="Times New Roman" w:eastAsia="Times New Roman"/>
-          <w:color w:val="181A1F"/>
+          <w:b w:val="0"/>
+          <w:i w:val="0"/>
+          <w:sz w:val="28"/>
+        </w:rPr>
+        <w:t>Какая экономическая система существует в государстве Z? По какому признаку Вы это установили? Назовите любые два иных признака этой экономической системы. Какие еще экономические системы существуют?</w:t>
+      </w:r>
+    </w:p>
+    <w:p>
+      <w:pPr>
+        <w:keepNext w:val="0"/>
+        <w:spacing w:after="60" w:line="240" w:lineRule="auto"/>
+        <w:jc w:val="both"/>
+      </w:pPr>
+      <w:r>
+        <w:rPr>
+          <w:rFonts w:ascii="Times New Roman" w:hAnsi="Times New Roman" w:eastAsia="Times New Roman"/>
+          <w:b w:val="0"/>
+          <w:i w:val="0"/>
           <w:sz w:val="28"/>
         </w:rPr>
         <w:t>Ответ:</w:t>
@@ -3627,45 +3961,87 @@
     </w:p>
     <w:p>
       <w:pPr>
-        <w:keepNext/>
-        <w:widowControl/>
-        <w:spacing w:line="240" w:lineRule="auto" w:after="0" w:before="120"/>
+        <w:keepNext w:val="0"/>
+        <w:spacing w:after="60" w:line="240" w:lineRule="auto"/>
+        <w:jc w:val="both"/>
       </w:pPr>
       <w:r>
         <w:rPr>
           <w:rFonts w:ascii="Times New Roman" w:hAnsi="Times New Roman" w:eastAsia="Times New Roman"/>
           <w:b/>
-          <w:color w:val="181A1F"/>
           <w:sz w:val="28"/>
         </w:rPr>
-        <w:t>21.</w:t>
+        <w:t xml:space="preserve">№23 </w:t>
       </w:r>
-    </w:p>
-    <w:p>
-      <w:pPr>
-        <w:widowControl/>
-        <w:spacing w:line="240" w:lineRule="auto" w:after="0"/>
-      </w:pPr>
       <w:r>
         <w:rPr>
           <w:rFonts w:ascii="Times New Roman" w:hAnsi="Times New Roman" w:eastAsia="Times New Roman"/>
           <w:b w:val="0"/>
           <w:i w:val="0"/>
-          <w:color w:val="181A1F"/>
           <w:sz w:val="28"/>
         </w:rPr>
-        <w:t>Приведите три аргумента, подтверждающих необходимость проведения антимонопольной политики для эффективного функционирования рыночной экономики.(Каждый аргумент должен быть сформулирован как распространенное предложение.)</w:t>
+        <w:t xml:space="preserve">Конституция Российской Федерации закрепляет основы конституционного строя нашего государства, права и свободы человека и гражданина. </w:t>
       </w:r>
     </w:p>
     <w:p>
       <w:pPr>
-        <w:widowControl/>
-        <w:spacing w:line="240" w:lineRule="auto" w:after="0"/>
+        <w:keepNext w:val="0"/>
+        <w:spacing w:after="60" w:line="240" w:lineRule="auto"/>
+        <w:jc w:val="both"/>
       </w:pPr>
       <w:r>
         <w:rPr>
           <w:rFonts w:ascii="Times New Roman" w:hAnsi="Times New Roman" w:eastAsia="Times New Roman"/>
-          <w:color w:val="181A1F"/>
+          <w:b w:val="0"/>
+          <w:i w:val="0"/>
+          <w:sz w:val="28"/>
+        </w:rPr>
+        <w:t>На основе положений Конституции Российской Федерации объясните смысл следующих характеристик нашего государства: 1) федеративное государство; 2) светское государство; 3) социальное государство.</w:t>
+      </w:r>
+    </w:p>
+    <w:p>
+      <w:pPr>
+        <w:keepNext w:val="0"/>
+        <w:spacing w:after="60" w:line="240" w:lineRule="auto"/>
+        <w:jc w:val="both"/>
+      </w:pPr>
+      <w:r>
+        <w:rPr>
+          <w:rFonts w:ascii="Times New Roman" w:hAnsi="Times New Roman" w:eastAsia="Times New Roman"/>
+          <w:b w:val="0"/>
+          <w:i w:val="0"/>
+          <w:sz w:val="28"/>
+        </w:rPr>
+        <w:t xml:space="preserve">(Каждое объяснение должно быть сформулировано как распространённое предложение с опорой на конкретное положение Конституции Российской Федерации. </w:t>
+      </w:r>
+    </w:p>
+    <w:p>
+      <w:pPr>
+        <w:keepNext w:val="0"/>
+        <w:spacing w:after="60" w:line="240" w:lineRule="auto"/>
+        <w:jc w:val="both"/>
+      </w:pPr>
+      <w:r>
+        <w:rPr>
+          <w:rFonts w:ascii="Times New Roman" w:hAnsi="Times New Roman" w:eastAsia="Times New Roman"/>
+          <w:b w:val="0"/>
+          <w:i w:val="0"/>
+          <w:sz w:val="28"/>
+        </w:rPr>
+        <w:t>Обратите внимание на то, что правильное выполнение задания не требует указания в ответе номеров соответствующих статей Конституции и дословного воспроизведения их содержания.)</w:t>
+      </w:r>
+    </w:p>
+    <w:p>
+      <w:pPr>
+        <w:keepNext w:val="0"/>
+        <w:spacing w:after="60" w:line="240" w:lineRule="auto"/>
+        <w:jc w:val="both"/>
+      </w:pPr>
+      <w:r>
+        <w:rPr>
+          <w:rFonts w:ascii="Times New Roman" w:hAnsi="Times New Roman" w:eastAsia="Times New Roman"/>
+          <w:b w:val="0"/>
+          <w:i w:val="0"/>
           <w:sz w:val="28"/>
         </w:rPr>
         <w:t>Ответ:</w:t>
@@ -3673,61 +4049,39 @@
     </w:p>
     <w:p>
       <w:pPr>
-        <w:keepNext/>
-        <w:widowControl/>
-        <w:spacing w:line="240" w:lineRule="auto" w:after="0" w:before="120"/>
+        <w:keepNext w:val="0"/>
+        <w:spacing w:after="60" w:line="240" w:lineRule="auto"/>
+        <w:jc w:val="both"/>
       </w:pPr>
       <w:r>
         <w:rPr>
           <w:rFonts w:ascii="Times New Roman" w:hAnsi="Times New Roman" w:eastAsia="Times New Roman"/>
           <w:b/>
-          <w:color w:val="181A1F"/>
           <w:sz w:val="28"/>
         </w:rPr>
-        <w:t>22.</w:t>
+        <w:t xml:space="preserve">№24 </w:t>
       </w:r>
-    </w:p>
-    <w:p>
-      <w:pPr>
-        <w:widowControl/>
-        <w:spacing w:line="240" w:lineRule="auto" w:after="0"/>
-      </w:pPr>
       <w:r>
         <w:rPr>
           <w:rFonts w:ascii="Times New Roman" w:hAnsi="Times New Roman" w:eastAsia="Times New Roman"/>
           <w:b w:val="0"/>
           <w:i w:val="0"/>
-          <w:color w:val="181A1F"/>
           <w:sz w:val="28"/>
         </w:rPr>
-        <w:t>Используя обществоведческие знания, составьте сложный план,</w:t>
+        <w:t>Используя обществоведческие знания, составьте сложный план, позволяющий раскрыть по существу тему «Безработица». Сложный план должен содержать не менее трёх непосредственно раскрывающих тему по существу пунктов, детализированных в подпунктах. (Количество подпунктов каждого детализированного пункта должно быть не менее трёх, за исключением случаев, когда с точки зрения общественных наук возможны только два подпункта.)</w:t>
       </w:r>
     </w:p>
     <w:p>
       <w:pPr>
-        <w:widowControl/>
-        <w:spacing w:line="240" w:lineRule="auto" w:after="0"/>
+        <w:keepNext w:val="0"/>
+        <w:spacing w:after="60" w:line="240" w:lineRule="auto"/>
+        <w:jc w:val="both"/>
       </w:pPr>
       <w:r>
         <w:rPr>
           <w:rFonts w:ascii="Times New Roman" w:hAnsi="Times New Roman" w:eastAsia="Times New Roman"/>
           <w:b w:val="0"/>
           <w:i w:val="0"/>
-          <w:color w:val="181A1F"/>
-          <w:sz w:val="28"/>
-        </w:rPr>
-        <w:t>позволяющий раскрыть по существу тему «Мировая торговля». Сложный план должен содержать не менее трёх непосредственно раскрывающих тему по существу пунктов, детализированных в подпунктах. (Количество подпунктов каждого детализированного пункта должно быть не менее трёх, за исключением случаев, когда с точки зрения общественных наук возможны только два подпункта.)</w:t>
-      </w:r>
-    </w:p>
-    <w:p>
-      <w:pPr>
-        <w:widowControl/>
-        <w:spacing w:line="240" w:lineRule="auto" w:after="0"/>
-      </w:pPr>
-      <w:r>
-        <w:rPr>
-          <w:rFonts w:ascii="Times New Roman" w:hAnsi="Times New Roman" w:eastAsia="Times New Roman"/>
-          <w:color w:val="181A1F"/>
           <w:sz w:val="28"/>
         </w:rPr>
         <w:t>Ответ:</w:t>
@@ -3735,333 +4089,84 @@
     </w:p>
     <w:p>
       <w:pPr>
-        <w:keepNext/>
-        <w:widowControl/>
-        <w:spacing w:line="240" w:lineRule="auto" w:after="0" w:before="120"/>
+        <w:keepNext w:val="0"/>
+        <w:spacing w:after="60" w:line="240" w:lineRule="auto"/>
+        <w:jc w:val="both"/>
       </w:pPr>
       <w:r>
         <w:rPr>
           <w:rFonts w:ascii="Times New Roman" w:hAnsi="Times New Roman" w:eastAsia="Times New Roman"/>
           <w:b/>
-          <w:color w:val="181A1F"/>
           <w:sz w:val="28"/>
         </w:rPr>
-        <w:t>23.</w:t>
+        <w:t xml:space="preserve">№25 </w:t>
       </w:r>
-    </w:p>
-    <w:p>
-      <w:pPr>
-        <w:widowControl/>
-        <w:spacing w:line="240" w:lineRule="auto" w:after="0"/>
-      </w:pPr>
       <w:r>
         <w:rPr>
           <w:rFonts w:ascii="Times New Roman" w:hAnsi="Times New Roman" w:eastAsia="Times New Roman"/>
           <w:b w:val="0"/>
           <w:i w:val="0"/>
-          <w:color w:val="181A1F"/>
           <w:sz w:val="28"/>
         </w:rPr>
-        <w:t>На графике изображено изменение ситуации на рынке проката лодок. Кривая спроса переместилась из положения D в положение D1 при неизменном предложении S. (На графике Р — цена услуг; Q — количество услуг.)</w:t>
+        <w:t>1) Обоснуйте необходимость государственного регулирования современной экономики. (Обоснование должно быть дано с опорой на обществоведческие знания в нескольких связанных между собой распространённых предложениях, раскрывать причинно-следственные и (или) функциональные связи.)</w:t>
       </w:r>
     </w:p>
     <w:p>
       <w:pPr>
-        <w:widowControl/>
-        <w:spacing w:line="240" w:lineRule="auto" w:after="0"/>
-        <w:jc w:val="center"/>
-      </w:pPr>
-      <w:r>
-        <w:rPr>
-          <w:rFonts w:ascii="Times New Roman" w:hAnsi="Times New Roman" w:eastAsia="Times New Roman"/>
-          <w:color w:val="181A1F"/>
-          <w:sz w:val="28"/>
-        </w:rPr>
-        <w:drawing>
-          <wp:inline xmlns:a="http://schemas.openxmlformats.org/drawingml/2006/main" xmlns:pic="http://schemas.openxmlformats.org/drawingml/2006/picture">
-            <wp:extent cx="5400000" cy="5400000"/>
-            <wp:docPr id="2" name="Picture 2"/>
-            <wp:cNvGraphicFramePr>
-              <a:graphicFrameLocks noChangeAspect="1"/>
-            </wp:cNvGraphicFramePr>
-            <a:graphic>
-              <a:graphicData uri="http://schemas.openxmlformats.org/drawingml/2006/picture">
-                <pic:pic>
-                  <pic:nvPicPr>
-                    <pic:cNvPr id="0" name="asset-0038.png"/>
-                    <pic:cNvPicPr/>
-                  </pic:nvPicPr>
-                  <pic:blipFill>
-                    <a:blip r:embed="rId10"/>
-                    <a:stretch>
-                      <a:fillRect/>
-                    </a:stretch>
-                  </pic:blipFill>
-                  <pic:spPr>
-                    <a:xfrm>
-                      <a:off x="0" y="0"/>
-                      <a:ext cx="5400000" cy="5400000"/>
-                    </a:xfrm>
-                    <a:prstGeom prst="rect"/>
-                  </pic:spPr>
-                </pic:pic>
-              </a:graphicData>
-            </a:graphic>
-          </wp:inline>
-        </w:drawing>
-      </w:r>
-    </w:p>
-    <w:p>
-      <w:pPr>
-        <w:widowControl/>
-        <w:spacing w:line="240" w:lineRule="auto" w:after="0"/>
+        <w:keepNext w:val="0"/>
+        <w:spacing w:after="60" w:line="240" w:lineRule="auto"/>
+        <w:jc w:val="both"/>
       </w:pPr>
       <w:r>
         <w:rPr>
           <w:rFonts w:ascii="Times New Roman" w:hAnsi="Times New Roman" w:eastAsia="Times New Roman"/>
           <w:b w:val="0"/>
           <w:i w:val="0"/>
-          <w:color w:val="181A1F"/>
           <w:sz w:val="28"/>
         </w:rPr>
-        <w:t xml:space="preserve">Как изменилась равновесная цена? </w:t>
+        <w:t>2) Назовите три любых метода воздействия государства на экономику.</w:t>
       </w:r>
     </w:p>
     <w:p>
       <w:pPr>
-        <w:widowControl/>
-        <w:spacing w:line="240" w:lineRule="auto" w:after="0"/>
+        <w:keepNext w:val="0"/>
+        <w:spacing w:after="60" w:line="240" w:lineRule="auto"/>
+        <w:jc w:val="both"/>
       </w:pPr>
       <w:r>
         <w:rPr>
           <w:rFonts w:ascii="Times New Roman" w:hAnsi="Times New Roman" w:eastAsia="Times New Roman"/>
           <w:b w:val="0"/>
           <w:i w:val="0"/>
-          <w:color w:val="181A1F"/>
           <w:sz w:val="28"/>
         </w:rPr>
-        <w:t xml:space="preserve">Что могло вызвать изменение спроса? Сначала укажите любое одно обстоятельство (фактор), затем объясните его влияние на спрос (обязательно укажите характер изменения спроса). (Объяснение должно быть дано применительно к рынку, указанному в тексте задания.) </w:t>
+        <w:t>3) Проиллюстрируйте примерами из российской действительности каждый из методов, названных в пункте 2). (Всего должны быть названы три метода и приведено три примера. Каждый пример должен быть сформулирован развёрнуто)</w:t>
       </w:r>
     </w:p>
     <w:p>
       <w:pPr>
-        <w:widowControl/>
-        <w:spacing w:line="240" w:lineRule="auto" w:after="0"/>
+        <w:keepNext w:val="0"/>
+        <w:spacing w:after="60" w:line="240" w:lineRule="auto"/>
+        <w:jc w:val="both"/>
       </w:pPr>
       <w:r>
         <w:rPr>
           <w:rFonts w:ascii="Times New Roman" w:hAnsi="Times New Roman" w:eastAsia="Times New Roman"/>
           <w:b w:val="0"/>
           <w:i w:val="0"/>
-          <w:color w:val="181A1F"/>
-          <w:sz w:val="28"/>
-        </w:rPr>
-        <w:t>Как изменятся предложение и равновесная цена на данном рынке, если при прочих равных условиях ужесточатся требования безопасности к прокату лодок?</w:t>
-      </w:r>
-    </w:p>
-    <w:p>
-      <w:pPr>
-        <w:widowControl/>
-        <w:spacing w:line="240" w:lineRule="auto" w:after="0"/>
-      </w:pPr>
-      <w:r>
-        <w:rPr>
-          <w:rFonts w:ascii="Times New Roman" w:hAnsi="Times New Roman" w:eastAsia="Times New Roman"/>
-          <w:color w:val="181A1F"/>
           <w:sz w:val="28"/>
         </w:rPr>
         <w:t>Ответ:</w:t>
       </w:r>
     </w:p>
-    <w:p>
-      <w:pPr>
-        <w:keepNext/>
-        <w:widowControl/>
-        <w:spacing w:line="240" w:lineRule="auto" w:after="0" w:before="120"/>
-      </w:pPr>
-      <w:r>
-        <w:rPr>
-          <w:rFonts w:ascii="Times New Roman" w:hAnsi="Times New Roman" w:eastAsia="Times New Roman"/>
-          <w:b/>
-          <w:color w:val="181A1F"/>
-          <w:sz w:val="28"/>
-        </w:rPr>
-        <w:t>24.</w:t>
-      </w:r>
-    </w:p>
-    <w:p>
-      <w:pPr>
-        <w:widowControl/>
-        <w:spacing w:line="240" w:lineRule="auto" w:after="0"/>
-      </w:pPr>
-      <w:r>
-        <w:rPr>
-          <w:rFonts w:ascii="Times New Roman" w:hAnsi="Times New Roman" w:eastAsia="Times New Roman"/>
-          <w:b w:val="0"/>
-          <w:i w:val="0"/>
-          <w:color w:val="181A1F"/>
-          <w:sz w:val="28"/>
-        </w:rPr>
-        <w:t>Главной движущей силой капиталистической экономики является личный интерес: каждая экономическая единица стремится делать то, что выгоднее всего ей самой. Предприниматели ставят своей целью максимизацию прибылей своих фирм или – как варианта – минимизацию своих убытков. А владельцы материальных ресурсов (собственности) пытаются продать или сдать в аренду эти ресурсы по возможно более высоким ценам. Рабочие также стремятся получить возможно больший доход (удовлетворение) и ищут такую работу, где сочетание заработной платы, социальных благ и условий труда были бы для них наиболее подходящими. В свою очередь потребители, покупая определённый продукт, стараются приобрести его по самой низкой цене. Потребители, кроме того, стремятся сократить расходы и максимизировать полезность продукта. Короче говоря, капитализм предполагает, что личный интерес формирует фундаментальный образ действий различных экономических единиц, когда они реализуют свой свободный выбор. Мотив личного интереса придаёт направление и упорядоченность функционированию экономики, которая без такого интереса оказалась бы чрезвычайно хаотичной…</w:t>
-      </w:r>
-    </w:p>
-    <w:p>
-      <w:pPr>
-        <w:widowControl/>
-        <w:spacing w:line="240" w:lineRule="auto" w:after="0"/>
-      </w:pPr>
-      <w:r>
-        <w:rPr>
-          <w:rFonts w:ascii="Times New Roman" w:hAnsi="Times New Roman" w:eastAsia="Times New Roman"/>
-          <w:b w:val="0"/>
-          <w:i w:val="0"/>
-          <w:color w:val="181A1F"/>
-          <w:sz w:val="28"/>
-        </w:rPr>
-        <w:t>Просто поразительно, какие грандиозные масштабы приняла в обществе специализация. Подавляющее большинство потребителей сами не производят практически никаких товаров и услуг, которые они потребляют, и, напротив, потребляют очень мало или вовсе ничего из того, что они производят… Рабочий на сборочном конвейере, который по 8 часов в день устанавливает стёкла на «Форды», сам может владеть автомобилем «Хонда». Редко какие домохозяйства всерьёз налаживают собственное производство необходимых им пищи, жилья или одежды. Многие фермеры продают молоко со своей фермы местному молочному заводу, а сами покупают масло в местном супермаркете. Общество уже давно усвоило, что самообеспечение порождает неэффективность. «На все руки мастер» может быть весьма яркой личностью, но уж высокой производительностью труда он наверняка не отличается. (К. Макконнелл, С. Брю)</w:t>
-      </w:r>
-    </w:p>
-    <w:p>
-      <w:pPr>
-        <w:widowControl/>
-        <w:spacing w:line="240" w:lineRule="auto" w:after="0"/>
-      </w:pPr>
-      <w:r>
-        <w:rPr>
-          <w:rFonts w:ascii="Times New Roman" w:hAnsi="Times New Roman" w:eastAsia="Times New Roman"/>
-          <w:b w:val="0"/>
-          <w:i w:val="0"/>
-          <w:color w:val="181A1F"/>
-          <w:sz w:val="28"/>
-        </w:rPr>
-        <w:t>Используя текст и обществоведческие знания, дайте три объяснения связи личного интереса и экономической специализации. (Каждый аргумент должен быть сформулирован как распространённое предложение.)</w:t>
-      </w:r>
-    </w:p>
-    <w:p>
-      <w:pPr>
-        <w:widowControl/>
-        <w:spacing w:line="240" w:lineRule="auto" w:after="0"/>
-      </w:pPr>
-      <w:r>
-        <w:rPr>
-          <w:rFonts w:ascii="Times New Roman" w:hAnsi="Times New Roman" w:eastAsia="Times New Roman"/>
-          <w:color w:val="181A1F"/>
-          <w:sz w:val="28"/>
-        </w:rPr>
-        <w:t>Ответ:</w:t>
-      </w:r>
-    </w:p>
-    <w:p>
-      <w:pPr>
-        <w:keepNext/>
-        <w:widowControl/>
-        <w:spacing w:line="240" w:lineRule="auto" w:after="0" w:before="120"/>
-      </w:pPr>
-      <w:r>
-        <w:rPr>
-          <w:rFonts w:ascii="Times New Roman" w:hAnsi="Times New Roman" w:eastAsia="Times New Roman"/>
-          <w:b/>
-          <w:color w:val="181A1F"/>
-          <w:sz w:val="28"/>
-        </w:rPr>
-        <w:t>25.</w:t>
-      </w:r>
-    </w:p>
-    <w:p>
-      <w:pPr>
-        <w:widowControl/>
-        <w:spacing w:line="240" w:lineRule="auto" w:after="0"/>
-      </w:pPr>
-      <w:r>
-        <w:rPr>
-          <w:rFonts w:ascii="Times New Roman" w:hAnsi="Times New Roman" w:eastAsia="Times New Roman"/>
-          <w:b w:val="0"/>
-          <w:i w:val="0"/>
-          <w:color w:val="181A1F"/>
-          <w:sz w:val="28"/>
-        </w:rPr>
-        <w:t>1) Обоснуйте важность постоянного анализа эффективности предприятия. (Обоснование должно быть дано с опорой на обществоведческие знания в нескольких связанных между собой распространённых предложениях, раскрывать причинно-следственные и (или) функциональные связи.)</w:t>
-      </w:r>
-    </w:p>
-    <w:p>
-      <w:pPr>
-        <w:widowControl/>
-        <w:spacing w:line="240" w:lineRule="auto" w:after="0"/>
-      </w:pPr>
-      <w:r>
-        <w:rPr>
-          <w:rFonts w:ascii="Times New Roman" w:hAnsi="Times New Roman" w:eastAsia="Times New Roman"/>
-          <w:b w:val="0"/>
-          <w:i w:val="0"/>
-          <w:color w:val="181A1F"/>
-          <w:sz w:val="28"/>
-        </w:rPr>
-        <w:t>2) Назовите любые три меры повышения эффективности деятельности фирм.</w:t>
-      </w:r>
-    </w:p>
-    <w:p>
-      <w:pPr>
-        <w:widowControl/>
-        <w:spacing w:line="240" w:lineRule="auto" w:after="0"/>
-      </w:pPr>
-      <w:r>
-        <w:rPr>
-          <w:rFonts w:ascii="Times New Roman" w:hAnsi="Times New Roman" w:eastAsia="Times New Roman"/>
-          <w:b w:val="0"/>
-          <w:i w:val="0"/>
-          <w:color w:val="181A1F"/>
-          <w:sz w:val="28"/>
-        </w:rPr>
-        <w:t>3) Проиллюстрируйте осуществление мер, названных в пункте 2), в рамках российской экономики. (Каждый пример должен быть сформулирован развёрнуто.)</w:t>
-      </w:r>
-    </w:p>
-    <w:p>
-      <w:pPr>
-        <w:widowControl/>
-        <w:spacing w:line="240" w:lineRule="auto" w:after="0"/>
-      </w:pPr>
-      <w:r>
-        <w:rPr>
-          <w:rFonts w:ascii="Times New Roman" w:hAnsi="Times New Roman" w:eastAsia="Times New Roman"/>
-          <w:color w:val="181A1F"/>
-          <w:sz w:val="28"/>
-        </w:rPr>
-        <w:t>Ответ:</w:t>
-      </w:r>
-    </w:p>
-    <w:p>
-      <w:pPr>
-        <w:widowControl/>
-        <w:spacing w:line="240" w:lineRule="auto" w:after="0"/>
-      </w:pPr>
-      <w:r>
-        <w:rPr>
-          <w:rFonts w:ascii="Times New Roman" w:hAnsi="Times New Roman" w:eastAsia="Times New Roman"/>
-          <w:color w:val="181A1F"/>
-          <w:sz w:val="28"/>
-        </w:rPr>
-        <w:br w:type="page"/>
-      </w:r>
-    </w:p>
     <w:sectPr>
-      <w:footerReference w:type="default" r:id="rId11"/>
-      <w:pgSz w:w="11906" w:h="16838"/>
-      <w:pgMar w:top="935" w:right="879" w:bottom="879" w:left="992" w:header="397" w:footer="397" w:gutter="0"/>
+      <w:pgSz w:w="12240" w:h="15840"/>
+      <w:pgMar w:top="964" w:right="850" w:bottom="964" w:left="1134" w:header="720" w:footer="720" w:gutter="0"/>
       <w:cols w:space="720"/>
       <w:docGrid w:linePitch="360"/>
     </w:sectPr>
   </w:body>
 </w:document>
-</file>
-
-<file path=word/footer1.xml><?xml version="1.0" encoding="utf-8"?>
-<w:ftr xmlns:m="http://schemas.openxmlformats.org/officeDocument/2006/math" xmlns:mc="http://schemas.openxmlformats.org/markup-compatibility/2006" xmlns:mo="http://schemas.microsoft.com/office/mac/office/2008/main" xmlns:mv="urn:schemas-microsoft-com:mac:vml" xmlns:o="urn:schemas-microsoft-com:office:office" xmlns:r="http://schemas.openxmlformats.org/officeDocument/2006/relationships" xmlns:v="urn:schemas-microsoft-com:vml" xmlns:w10="urn:schemas-microsoft-com:office:word" xmlns:w14="http://schemas.microsoft.com/office/word/2010/wordml" xmlns:w="http://schemas.openxmlformats.org/wordprocessingml/2006/main" xmlns:wne="http://schemas.microsoft.com/office/word/2006/wordml" xmlns:wp14="http://schemas.microsoft.com/office/word/2010/wordprocessingDrawing" xmlns:wp="http://schemas.openxmlformats.org/drawingml/2006/wordprocessingDrawing" xmlns:wpc="http://schemas.microsoft.com/office/word/2010/wordprocessingCanvas" xmlns:wpg="http://schemas.microsoft.com/office/word/2010/wordprocessingGroup" xmlns:wpi="http://schemas.microsoft.com/office/word/2010/wordprocessingInk" xmlns:wps="http://schemas.microsoft.com/office/word/2010/wordprocessingShape" mc:Ignorable="w14 wp14">
-  <w:p>
-    <w:pPr>
-      <w:pStyle w:val="Footer"/>
-    </w:pPr>
-  </w:p>
-</w:ftr>
 </file>
 
 <file path=word/numbering.xml><?xml version="1.0" encoding="utf-8"?>
@@ -4428,11 +4533,10 @@
     <w:qFormat/>
     <w:rsid w:val="00FC693F"/>
     <w:pPr>
-      <w:spacing w:after="0" w:line="240" w:lineRule="auto"/>
+      <w:spacing w:after="60" w:line="240" w:lineRule="auto"/>
     </w:pPr>
     <w:rPr>
-      <w:rFonts w:ascii="Times New Roman" w:hAnsi="Times New Roman"/>
-      <w:color w:val="181A1F"/>
+      <w:rFonts w:ascii="Times New Roman" w:hAnsi="Times New Roman" w:eastAsia="Times New Roman"/>
       <w:sz w:val="28"/>
     </w:rPr>
   </w:style>
@@ -4495,10 +4599,10 @@
       <w:outlineLvl w:val="0"/>
     </w:pPr>
     <w:rPr>
-      <w:rFonts w:asciiTheme="majorHAnsi" w:eastAsiaTheme="majorEastAsia" w:hAnsiTheme="majorHAnsi" w:cstheme="majorBidi" w:ascii="Times New Roman" w:hAnsi="Times New Roman"/>
+      <w:rFonts w:asciiTheme="majorHAnsi" w:eastAsiaTheme="majorEastAsia" w:hAnsiTheme="majorHAnsi" w:cstheme="majorBidi"/>
       <w:b/>
       <w:bCs/>
-      <w:color w:val="181A1F"/>
+      <w:color w:val="365F91" w:themeColor="accent1" w:themeShade="BF"/>
       <w:sz w:val="28"/>
       <w:szCs w:val="28"/>
     </w:rPr>
@@ -4519,7 +4623,7 @@
       <w:outlineLvl w:val="1"/>
     </w:pPr>
     <w:rPr>
-      <w:rFonts w:asciiTheme="majorHAnsi" w:eastAsiaTheme="majorEastAsia" w:hAnsiTheme="majorHAnsi" w:cstheme="majorBidi" w:ascii="Arial" w:hAnsi="Arial"/>
+      <w:rFonts w:asciiTheme="majorHAnsi" w:eastAsiaTheme="majorEastAsia" w:hAnsiTheme="majorHAnsi" w:cstheme="majorBidi"/>
       <w:b/>
       <w:bCs/>
       <w:color w:val="4F81BD" w:themeColor="accent1"/>
@@ -4784,7 +4888,7 @@
       <w:contextualSpacing/>
     </w:pPr>
     <w:rPr>
-      <w:rFonts w:asciiTheme="majorHAnsi" w:eastAsiaTheme="majorEastAsia" w:hAnsiTheme="majorHAnsi" w:cstheme="majorBidi" w:ascii="Arial" w:hAnsi="Arial"/>
+      <w:rFonts w:asciiTheme="majorHAnsi" w:eastAsiaTheme="majorEastAsia" w:hAnsiTheme="majorHAnsi" w:cstheme="majorBidi"/>
       <w:color w:val="17365D" w:themeColor="text2" w:themeShade="BF"/>
       <w:spacing w:val="5"/>
       <w:kern w:val="28"/>
